--- a/plantillas_maestras/14_seguro_desempleo/materia_general_asegurativa/2_ddos_banco_y_aseguradora/varon/TPL_2689_2025_SEGURO_DESEMPLEO_MATERIA_GENERAL_ASEGURATIVA_BANCO_VARON_R1.docx
+++ b/plantillas_maestras/14_seguro_desempleo/materia_general_asegurativa/2_ddos_banco_y_aseguradora/varon/TPL_2689_2025_SEGURO_DESEMPLEO_MATERIA_GENERAL_ASEGURATIVA_BANCO_VARON_R1.docx
@@ -749,7 +749,7 @@
         <w:rPr>
           <w:rFonts w:ascii="Arial Narrow" w:hAnsi="Arial Narrow"/>
         </w:rPr>
-        <w:t>N°</w:t>
+        <w:t/>
       </w:r>
       <w:proofErr w:type="spellEnd"/>
       <w:r>
@@ -864,7 +864,7 @@
         <w:rPr>
           <w:rFonts w:ascii="Arial Narrow" w:hAnsi="Arial Narrow" w:cs="Arial"/>
         </w:rPr>
-        <w:t>N°</w:t>
+        <w:t/>
       </w:r>
       <w:proofErr w:type="spellEnd"/>
       <w:r>
@@ -1646,7 +1646,7 @@
         <w:rPr>
           <w:rFonts w:ascii="Arial Narrow" w:hAnsi="Arial Narrow" w:cs="Arial"/>
         </w:rPr>
-        <w:t>N°</w:t>
+        <w:t/>
       </w:r>
       <w:proofErr w:type="spellEnd"/>
       <w:r>
@@ -1674,7 +1674,7 @@
           <w:rFonts w:ascii="Arial Narrow" w:hAnsi="Arial Narrow"/>
           <w:shd w:val="clear" w:color="auto" w:fill="FFFFFF"/>
         </w:rPr>
-        <w:t xml:space="preserve">, corresponde calificar el hecho materia de denuncia como una presunta infracción al deber de idoneidad, tipificado en los artículos 18° y 19° del </w:t>
+        <w:t xml:space="preserve">, corresponde calificar el hecho materia de denuncia como una presunta infracción al deber de idoneidad, tipificado en los artículos 18 y 19 del </w:t>
       </w:r>
       <w:r>
         <w:rPr>
@@ -1787,7 +1787,7 @@
           <w:rFonts w:ascii="Arial Narrow" w:hAnsi="Arial Narrow"/>
           <w:shd w:val="clear" w:color="auto" w:fill="FFFFFF"/>
         </w:rPr>
-        <w:t xml:space="preserve">, corresponde calificar el hecho materia de denuncia como una presunta infracción al deber de idoneidad, tipificado en los artículos 18° y 19° del </w:t>
+        <w:t xml:space="preserve">, corresponde calificar el hecho materia de denuncia como una presunta infracción al deber de idoneidad, tipificado en los artículos 18 y 19 del </w:t>
       </w:r>
       <w:r>
         <w:rPr>
@@ -1878,7 +1878,7 @@
           <w:rFonts w:ascii="Arial Narrow" w:hAnsi="Arial Narrow"/>
           <w:shd w:val="clear" w:color="auto" w:fill="FFFFFF"/>
         </w:rPr>
-        <w:t xml:space="preserve">, corresponde calificar el hecho materia de denuncia como una presunta infracción al deber de idoneidad, tipificado en los artículos 18° y 19° del </w:t>
+        <w:t xml:space="preserve">, corresponde calificar el hecho materia de denuncia como una presunta infracción al deber de idoneidad, tipificado en los artículos 18 y 19 del </w:t>
       </w:r>
       <w:r>
         <w:rPr>
@@ -1967,7 +1967,7 @@
           <w:rFonts w:ascii="Arial Narrow" w:hAnsi="Arial Narrow"/>
           <w:shd w:val="clear" w:color="auto" w:fill="FFFFFF"/>
         </w:rPr>
-        <w:t xml:space="preserve">, corresponde calificar el hecho materia de denuncia como una presunta infracción al deber de idoneidad, tipificado en los artículos 18° y 19° del </w:t>
+        <w:t xml:space="preserve">, corresponde calificar el hecho materia de denuncia como una presunta infracción al deber de idoneidad, tipificado en los artículos 18 y 19 del </w:t>
       </w:r>
       <w:r>
         <w:rPr>
@@ -2065,7 +2065,7 @@
           <w:rFonts w:ascii="Arial Narrow" w:hAnsi="Arial Narrow"/>
           <w:shd w:val="clear" w:color="auto" w:fill="FFFFFF"/>
         </w:rPr>
-        <w:t xml:space="preserve">, corresponde calificar el hecho materia de denuncia como una presunta infracción al deber de idoneidad, tipificado en los artículos 18° y 19° del </w:t>
+        <w:t xml:space="preserve">, corresponde calificar el hecho materia de denuncia como una presunta infracción al deber de idoneidad, tipificado en los artículos 18 y 19 del </w:t>
       </w:r>
       <w:r>
         <w:rPr>
@@ -2118,7 +2118,7 @@
         <w:rPr>
           <w:rFonts w:ascii="Arial Narrow" w:eastAsia="Arial Narrow" w:hAnsi="Arial Narrow" w:cs="Arial"/>
         </w:rPr>
-        <w:t>Banco Falabella S.A. no habría brindado una respuesta dentro del plazo legal al reclamo presentado por el denunciante el julio de 2025. Por consiguiente, corresponde calificar el hecho materia de denuncia como una presunta infracción al numeral 88.1° del artículo 88° del Código</w:t>
+        <w:t>Banco Falabella S.A. no habría brindado una respuesta dentro del plazo legal al reclamo presentado por el denunciante el julio de 2025. Por consiguiente, corresponde calificar el hecho materia de denuncia como una presunta infracción al numeral 88.1 del artículo 88 del Código</w:t>
       </w:r>
       <w:bookmarkEnd w:id="6"/>
       <w:r>
@@ -2257,7 +2257,7 @@
           <w:rFonts w:ascii="Arial Narrow" w:hAnsi="Arial Narrow"/>
           <w:shd w:val="clear" w:color="auto" w:fill="FFFFFF"/>
         </w:rPr>
-        <w:t xml:space="preserve"> artículo 61° y</w:t>
+        <w:t xml:space="preserve"> artículo 61 y</w:t>
       </w:r>
       <w:r>
         <w:rPr>
@@ -2273,7 +2273,7 @@
           <w:rFonts w:ascii="Arial Narrow" w:hAnsi="Arial Narrow"/>
           <w:shd w:val="clear" w:color="auto" w:fill="FFFFFF"/>
         </w:rPr>
-        <w:t xml:space="preserve"> 62° del </w:t>
+        <w:t xml:space="preserve"> 62 del </w:t>
       </w:r>
       <w:r>
         <w:rPr>
@@ -2712,7 +2712,7 @@
         <w:rPr>
           <w:rFonts w:ascii="Arial Narrow" w:hAnsi="Arial Narrow" w:cs="Arial"/>
         </w:rPr>
-        <w:t>N°</w:t>
+        <w:t/>
       </w:r>
       <w:proofErr w:type="spellEnd"/>
       <w:r>
@@ -2773,7 +2773,7 @@
         <w:rPr>
           <w:rFonts w:ascii="Arial Narrow" w:hAnsi="Arial Narrow" w:cs="Arial"/>
         </w:rPr>
-        <w:t>N°</w:t>
+        <w:t/>
       </w:r>
       <w:proofErr w:type="spellEnd"/>
       <w:r>
@@ -3178,7 +3178,7 @@
           <w:rFonts w:ascii="Arial Narrow" w:hAnsi="Arial Narrow"/>
           <w:shd w:val="clear" w:color="auto" w:fill="FFFFFF"/>
         </w:rPr>
-        <w:t>18° y 19°</w:t>
+        <w:t>18 y 19</w:t>
       </w:r>
       <w:r>
         <w:rPr>
@@ -3270,7 +3270,7 @@
         <w:rPr>
           <w:rFonts w:ascii="Arial Narrow" w:hAnsi="Arial Narrow" w:cs="Arial"/>
         </w:rPr>
-        <w:t>N°</w:t>
+        <w:t/>
       </w:r>
       <w:proofErr w:type="spellEnd"/>
       <w:r>
@@ -3857,7 +3857,7 @@
           <w:rFonts w:ascii="Arial Narrow" w:hAnsi="Arial Narrow"/>
           <w:shd w:val="clear" w:color="auto" w:fill="FFFFFF"/>
         </w:rPr>
-        <w:t xml:space="preserve"> artículo 61° y el literal f) del artículo 62°</w:t>
+        <w:t xml:space="preserve"> artículo 61 y el literal f) del artículo 62</w:t>
       </w:r>
       <w:r>
         <w:rPr>
@@ -3879,7 +3879,7 @@
           <w:rFonts w:ascii="Arial Narrow" w:hAnsi="Arial Narrow"/>
           <w:color w:val="000000" w:themeColor="text1"/>
         </w:rPr>
-        <w:t>Nº</w:t>
+        <w:t/>
       </w:r>
       <w:proofErr w:type="spellEnd"/>
       <w:r>
@@ -4332,7 +4332,7 @@
         <w:rPr>
           <w:rFonts w:ascii="Arial Narrow" w:eastAsia="Arial Narrow" w:hAnsi="Arial Narrow" w:cs="Arial Narrow"/>
         </w:rPr>
-        <w:t>fijar domicilio procesal para el procedimiento, de conformidad con el numeral 442.1 del artículo 442° del Código Procesal Civil.</w:t>
+        <w:t>fijar domicilio procesal para el procedimiento, de conformidad con el numeral 442.1 del artículo 442 del Código Procesal Civil.</w:t>
       </w:r>
     </w:p>
     <w:p>
@@ -4407,7 +4407,7 @@
         <w:rPr>
           <w:rFonts w:ascii="Arial Narrow" w:eastAsia="Calibri" w:hAnsi="Arial Narrow" w:cs="Arial"/>
         </w:rPr>
-        <w:t xml:space="preserve"> dicha documentación, conforme lo establece el artículo 110º del </w:t>
+        <w:t xml:space="preserve"> dicha documentación, conforme lo establece el artículo 110 del </w:t>
       </w:r>
       <w:r>
         <w:rPr>
@@ -4657,7 +4657,7 @@
           <w:rFonts w:ascii="Arial Narrow" w:hAnsi="Arial Narrow" w:cs="Arial"/>
           <w:lang w:val="es-ES" w:eastAsia="es-ES"/>
         </w:rPr>
-        <w:t xml:space="preserve">para que, de conformidad con lo dispuesto por el artículo 26° del Decreto Legislativo </w:t>
+        <w:t xml:space="preserve">para que, de conformidad con lo dispuesto por el artículo 26 del Decreto Legislativo </w:t>
       </w:r>
       <w:proofErr w:type="spellStart"/>
       <w:r>
@@ -4665,7 +4665,7 @@
           <w:rFonts w:ascii="Arial Narrow" w:hAnsi="Arial Narrow" w:cs="Arial"/>
           <w:lang w:val="es-ES" w:eastAsia="es-ES"/>
         </w:rPr>
-        <w:t>N°</w:t>
+        <w:t/>
       </w:r>
       <w:proofErr w:type="spellEnd"/>
       <w:r>
@@ -4723,7 +4723,7 @@
           <w:spacing w:val="-3"/>
           <w:lang w:eastAsia="es-ES"/>
         </w:rPr>
-        <w:t xml:space="preserve">de conformidad con lo establecido por el numeral 233.1 del artículo 233° del Texto Único Ordenado de la Ley </w:t>
+        <w:t xml:space="preserve">de conformidad con lo establecido por el numeral 233.1 del artículo 233 del Texto Único Ordenado de la Ley </w:t>
       </w:r>
       <w:proofErr w:type="spellStart"/>
       <w:r>
@@ -4732,7 +4732,7 @@
           <w:spacing w:val="-3"/>
           <w:lang w:eastAsia="es-ES"/>
         </w:rPr>
-        <w:t>N°</w:t>
+        <w:t/>
       </w:r>
       <w:proofErr w:type="spellEnd"/>
       <w:r>
@@ -5057,7 +5057,7 @@
         <w:rPr>
           <w:rFonts w:ascii="Arial Narrow" w:hAnsi="Arial Narrow" w:cs="Arial"/>
         </w:rPr>
-        <w:t>N°</w:t>
+        <w:t/>
       </w:r>
       <w:proofErr w:type="spellEnd"/>
       <w:r>
@@ -5118,7 +5118,7 @@
         <w:rPr>
           <w:rFonts w:ascii="Arial Narrow" w:hAnsi="Arial Narrow" w:cs="Arial"/>
         </w:rPr>
-        <w:t>N°</w:t>
+        <w:t/>
       </w:r>
       <w:proofErr w:type="spellEnd"/>
       <w:r>
@@ -5193,7 +5193,7 @@
         <w:rPr>
           <w:rFonts w:ascii="Arial Narrow" w:eastAsia="Arial Narrow" w:hAnsi="Arial Narrow" w:cs="Arial Narrow"/>
         </w:rPr>
-        <w:t>Nº</w:t>
+        <w:t/>
       </w:r>
       <w:proofErr w:type="spellEnd"/>
       <w:r>
@@ -5345,7 +5345,7 @@
         <w:rPr>
           <w:rFonts w:ascii="Arial Narrow" w:eastAsia="Arial Narrow" w:hAnsi="Arial Narrow" w:cs="Arial Narrow"/>
         </w:rPr>
-        <w:t xml:space="preserve">nformar a las partes que conforme a lo establecido en el artículo 39° del </w:t>
+        <w:t xml:space="preserve">nformar a las partes que conforme a lo establecido en el artículo 39 del </w:t>
       </w:r>
       <w:r>
         <w:rPr>
@@ -5360,7 +5360,7 @@
           <w:rFonts w:ascii="Arial Narrow" w:hAnsi="Arial Narrow" w:cs="Arial"/>
           <w:lang w:eastAsia="es-ES"/>
         </w:rPr>
-        <w:t>N°</w:t>
+        <w:t/>
       </w:r>
       <w:proofErr w:type="spellEnd"/>
       <w:r>
@@ -5435,14 +5435,14 @@
         <w:rPr>
           <w:rFonts w:ascii="Arial Narrow" w:hAnsi="Arial Narrow" w:cs="Arial"/>
         </w:rPr>
-        <w:t xml:space="preserve"> lo señalado por el artículo 29° del Decreto Legislativo </w:t>
+        <w:t xml:space="preserve"> lo señalado por el artículo 29 del Decreto Legislativo </w:t>
       </w:r>
       <w:proofErr w:type="spellStart"/>
       <w:r>
         <w:rPr>
           <w:rFonts w:ascii="Arial Narrow" w:hAnsi="Arial Narrow" w:cs="Arial"/>
         </w:rPr>
-        <w:t>N°</w:t>
+        <w:t/>
       </w:r>
       <w:proofErr w:type="spellEnd"/>
       <w:r>
@@ -5658,7 +5658,7 @@
           <w:color w:val="000000"/>
           <w:lang w:eastAsia="es-PE"/>
         </w:rPr>
-        <w:t>°</w:t>
+        <w:t/>
       </w:r>
       <w:r>
         <w:rPr>
@@ -5673,7 +5673,7 @@
           <w:rFonts w:ascii="Arial Narrow" w:hAnsi="Arial Narrow"/>
           <w:color w:val="000000"/>
         </w:rPr>
-        <w:t>N°</w:t>
+        <w:t/>
       </w:r>
       <w:proofErr w:type="spellEnd"/>
       <w:r>
@@ -5696,7 +5696,7 @@
           <w:color w:val="000000"/>
           <w:lang w:eastAsia="es-PE"/>
         </w:rPr>
-        <w:t>°</w:t>
+        <w:t/>
       </w:r>
       <w:r>
         <w:rPr>
@@ -6059,7 +6059,7 @@
           <w:bCs/>
           <w:color w:val="000000"/>
         </w:rPr>
-        <w:t>N°</w:t>
+        <w:t/>
       </w:r>
       <w:proofErr w:type="spellEnd"/>
       <w:r>
@@ -6326,7 +6326,7 @@
           <w:sz w:val="16"/>
           <w:szCs w:val="16"/>
         </w:rPr>
-        <w:t xml:space="preserve">          </w:t>
+        <w:t xml:space="preserve"> </w:t>
       </w:r>
       <w:r>
         <w:rPr>
@@ -6351,7 +6351,7 @@
           <w:sz w:val="16"/>
           <w:szCs w:val="16"/>
         </w:rPr>
-        <w:t>N°</w:t>
+        <w:t/>
       </w:r>
       <w:proofErr w:type="spellEnd"/>
       <w:r>
@@ -6405,7 +6405,7 @@
           <w:sz w:val="15"/>
           <w:szCs w:val="15"/>
         </w:rPr>
-        <w:t xml:space="preserve">           </w:t>
+        <w:t xml:space="preserve"> </w:t>
       </w:r>
       <w:r>
         <w:rPr>
@@ -6434,7 +6434,7 @@
           <w:sz w:val="15"/>
           <w:szCs w:val="15"/>
         </w:rPr>
-        <w:t>N°</w:t>
+        <w:t/>
       </w:r>
       <w:proofErr w:type="spellEnd"/>
       <w:r>
@@ -6456,7 +6456,7 @@
           <w:sz w:val="15"/>
           <w:szCs w:val="15"/>
         </w:rPr>
-        <w:t>N°</w:t>
+        <w:t/>
       </w:r>
       <w:proofErr w:type="spellEnd"/>
       <w:r>
@@ -6467,7 +6467,7 @@
           <w:sz w:val="15"/>
           <w:szCs w:val="15"/>
         </w:rPr>
-        <w:t xml:space="preserve"> 1308   </w:t>
+        <w:t xml:space="preserve"> 1308 </w:t>
       </w:r>
     </w:p>
     <w:p>
@@ -6491,7 +6491,7 @@
           <w:sz w:val="15"/>
           <w:szCs w:val="15"/>
         </w:rPr>
-        <w:t xml:space="preserve">Artículo 18.- Idoneidad   </w:t>
+        <w:t xml:space="preserve">Artículo 18.- Idoneidad </w:t>
       </w:r>
     </w:p>
     <w:p>
@@ -6511,7 +6511,7 @@
           <w:sz w:val="15"/>
           <w:szCs w:val="15"/>
         </w:rPr>
-        <w:t xml:space="preserve">Se entiende por idoneidad la correspondencia entre lo que un consumidor espera y lo que efectivamente recibe, en función a lo que se le hubiera ofrecido, la publicidad e información transmitida, las condiciones y circunstancias de la transacción, las características y naturaleza del producto o servicio, el precio, entre otros factores, atendiendo a las circunstancias del caso.    </w:t>
+        <w:t xml:space="preserve">Se entiende por idoneidad la correspondencia entre lo que un consumidor espera y lo que efectivamente recibe, en función a lo que se le hubiera ofrecido, la publicidad e información transmitida, las condiciones y circunstancias de la transacción, las características y naturaleza del producto o servicio, el precio, entre otros factores, atendiendo a las circunstancias del caso. </w:t>
       </w:r>
     </w:p>
     <w:p>
@@ -6664,7 +6664,7 @@
           <w:sz w:val="16"/>
           <w:szCs w:val="16"/>
         </w:rPr>
-        <w:t>N°</w:t>
+        <w:t/>
       </w:r>
       <w:proofErr w:type="spellEnd"/>
       <w:r>
@@ -6686,7 +6686,7 @@
           <w:sz w:val="16"/>
           <w:szCs w:val="16"/>
         </w:rPr>
-        <w:t>N°</w:t>
+        <w:t/>
       </w:r>
       <w:proofErr w:type="spellEnd"/>
       <w:r>
@@ -6794,7 +6794,7 @@
           <w:sz w:val="15"/>
           <w:szCs w:val="15"/>
         </w:rPr>
-        <w:t xml:space="preserve">           </w:t>
+        <w:t xml:space="preserve"> </w:t>
       </w:r>
       <w:r>
         <w:rPr>
@@ -6823,7 +6823,7 @@
           <w:sz w:val="15"/>
           <w:szCs w:val="15"/>
         </w:rPr>
-        <w:t>N°</w:t>
+        <w:t/>
       </w:r>
       <w:proofErr w:type="spellEnd"/>
       <w:r>
@@ -6845,7 +6845,7 @@
           <w:sz w:val="15"/>
           <w:szCs w:val="15"/>
         </w:rPr>
-        <w:t>N°</w:t>
+        <w:t/>
       </w:r>
       <w:proofErr w:type="spellEnd"/>
       <w:r>
@@ -6856,7 +6856,7 @@
           <w:sz w:val="15"/>
           <w:szCs w:val="15"/>
         </w:rPr>
-        <w:t xml:space="preserve"> 1308   </w:t>
+        <w:t xml:space="preserve"> 1308 </w:t>
       </w:r>
     </w:p>
     <w:p>
@@ -7104,7 +7104,7 @@
           <w:sz w:val="16"/>
           <w:szCs w:val="16"/>
         </w:rPr>
-        <w:t>N°</w:t>
+        <w:t/>
       </w:r>
       <w:proofErr w:type="spellEnd"/>
       <w:r>
@@ -7252,7 +7252,7 @@
           <w:sz w:val="16"/>
           <w:szCs w:val="16"/>
         </w:rPr>
-        <w:t xml:space="preserve">           </w:t>
+        <w:t xml:space="preserve"> </w:t>
       </w:r>
       <w:r>
         <w:rPr>
@@ -7281,7 +7281,7 @@
           <w:sz w:val="16"/>
           <w:szCs w:val="16"/>
         </w:rPr>
-        <w:t>N°</w:t>
+        <w:t/>
       </w:r>
       <w:proofErr w:type="spellEnd"/>
       <w:r>
@@ -7542,7 +7542,7 @@
           <w:sz w:val="16"/>
           <w:szCs w:val="16"/>
         </w:rPr>
-        <w:t xml:space="preserve">            </w:t>
+        <w:t xml:space="preserve"> </w:t>
       </w:r>
       <w:r>
         <w:rPr>
@@ -7571,7 +7571,7 @@
           <w:sz w:val="16"/>
           <w:szCs w:val="16"/>
         </w:rPr>
-        <w:t>N°</w:t>
+        <w:t/>
       </w:r>
       <w:proofErr w:type="spellEnd"/>
       <w:r>
@@ -7593,7 +7593,7 @@
           <w:sz w:val="16"/>
           <w:szCs w:val="16"/>
         </w:rPr>
-        <w:t>N°</w:t>
+        <w:t/>
       </w:r>
       <w:proofErr w:type="spellEnd"/>
       <w:r>
@@ -7604,7 +7604,7 @@
           <w:sz w:val="16"/>
           <w:szCs w:val="16"/>
         </w:rPr>
-        <w:t xml:space="preserve"> 1308  </w:t>
+        <w:t xml:space="preserve"> 1308 </w:t>
       </w:r>
     </w:p>
     <w:p>
@@ -7634,7 +7634,7 @@
           <w:sz w:val="16"/>
           <w:szCs w:val="16"/>
         </w:rPr>
-        <w:t xml:space="preserve">  </w:t>
+        <w:t xml:space="preserve"> </w:t>
       </w:r>
     </w:p>
     <w:p>
@@ -7663,7 +7663,7 @@
           <w:sz w:val="16"/>
           <w:szCs w:val="16"/>
         </w:rPr>
-        <w:t>N°</w:t>
+        <w:t/>
       </w:r>
       <w:proofErr w:type="spellEnd"/>
       <w:r>
@@ -7672,7 +7672,7 @@
           <w:sz w:val="16"/>
           <w:szCs w:val="16"/>
         </w:rPr>
-        <w:t xml:space="preserve"> 1033, Ley de Organización y Funciones del Indecopi. Dicha competencia solo puede ser negada cuando ella haya sido asignada o se asigne a favor de otro organismo por norma expresa con rango de ley.  </w:t>
+        <w:t xml:space="preserve"> 1033, Ley de Organización y Funciones del Indecopi. Dicha competencia solo puede ser negada cuando ella haya sido asignada o se asigne a favor de otro organismo por norma expresa con rango de ley. </w:t>
       </w:r>
     </w:p>
     <w:p>
@@ -7692,7 +7692,7 @@
           <w:sz w:val="16"/>
           <w:szCs w:val="16"/>
         </w:rPr>
-        <w:t xml:space="preserve">(…).  </w:t>
+        <w:t xml:space="preserve">(…). </w:t>
       </w:r>
     </w:p>
     <w:p>
@@ -7747,7 +7747,7 @@
           <w:sz w:val="16"/>
           <w:szCs w:val="16"/>
         </w:rPr>
-        <w:t>N°</w:t>
+        <w:t/>
       </w:r>
       <w:proofErr w:type="spellEnd"/>
       <w:r>
@@ -7758,7 +7758,7 @@
           <w:sz w:val="16"/>
           <w:szCs w:val="16"/>
         </w:rPr>
-        <w:t xml:space="preserve"> 1033  </w:t>
+        <w:t xml:space="preserve"> 1033 </w:t>
       </w:r>
     </w:p>
     <w:p>
@@ -7806,7 +7806,7 @@
           <w:sz w:val="16"/>
           <w:szCs w:val="16"/>
         </w:rPr>
-        <w:t xml:space="preserve">  </w:t>
+        <w:t xml:space="preserve"> </w:t>
       </w:r>
     </w:p>
     <w:p>
@@ -7826,7 +7826,7 @@
           <w:sz w:val="16"/>
           <w:szCs w:val="16"/>
         </w:rPr>
-        <w:t xml:space="preserve">Corresponde a la Comisión de Protección al Consumidor velar por el cumplimiento de la Ley de Protección al Consumidor y de las leyes que, en general, protegen a los consumidores de la falta de idoneidad de los bienes y servicios en función de la información brindada, de las omisiones de información y de la discriminación en el consumo, así como de aquellas que complementen o sustituyan a las anteriores.  </w:t>
+        <w:t xml:space="preserve">Corresponde a la Comisión de Protección al Consumidor velar por el cumplimiento de la Ley de Protección al Consumidor y de las leyes que, en general, protegen a los consumidores de la falta de idoneidad de los bienes y servicios en función de la información brindada, de las omisiones de información y de la discriminación en el consumo, así como de aquellas que complementen o sustituyan a las anteriores. </w:t>
       </w:r>
     </w:p>
     <w:p>
@@ -7881,7 +7881,7 @@
           <w:sz w:val="16"/>
           <w:szCs w:val="16"/>
         </w:rPr>
-        <w:t>N°</w:t>
+        <w:t/>
       </w:r>
       <w:proofErr w:type="spellEnd"/>
       <w:r>
@@ -7892,7 +7892,7 @@
           <w:sz w:val="16"/>
           <w:szCs w:val="16"/>
         </w:rPr>
-        <w:t xml:space="preserve"> 807  </w:t>
+        <w:t xml:space="preserve"> 807 </w:t>
       </w:r>
     </w:p>
     <w:p>
@@ -7940,7 +7940,7 @@
           <w:sz w:val="16"/>
           <w:szCs w:val="16"/>
         </w:rPr>
-        <w:t xml:space="preserve"> se encargará de la tramitación del procedimiento. Para ello, cuenta con las siguientes facultades:  </w:t>
+        <w:t xml:space="preserve"> se encargará de la tramitación del procedimiento. Para ello, cuenta con las siguientes facultades: </w:t>
       </w:r>
     </w:p>
     <w:p>
@@ -7960,7 +7960,7 @@
           <w:sz w:val="16"/>
           <w:szCs w:val="16"/>
         </w:rPr>
-        <w:t xml:space="preserve">(...)  </w:t>
+        <w:t xml:space="preserve">(...) </w:t>
       </w:r>
     </w:p>
     <w:p>
@@ -7980,7 +7980,7 @@
           <w:sz w:val="16"/>
           <w:szCs w:val="16"/>
         </w:rPr>
-        <w:t xml:space="preserve">c) Admitir denuncias a trámite, en aquellos casos en que la Comisión le haya delegado esta facultad.  </w:t>
+        <w:t xml:space="preserve">c) Admitir denuncias a trámite, en aquellos casos en que la Comisión le haya delegado esta facultad. </w:t>
       </w:r>
     </w:p>
     <w:p>
@@ -8000,7 +8000,7 @@
           <w:sz w:val="16"/>
           <w:szCs w:val="16"/>
         </w:rPr>
-        <w:t xml:space="preserve">(...).  </w:t>
+        <w:t xml:space="preserve">(...). </w:t>
       </w:r>
     </w:p>
     <w:p>
@@ -8060,7 +8060,7 @@
           <w:sz w:val="16"/>
           <w:szCs w:val="16"/>
         </w:rPr>
-        <w:t>Nº</w:t>
+        <w:t/>
       </w:r>
       <w:proofErr w:type="spellEnd"/>
       <w:r>
@@ -8069,7 +8069,7 @@
           <w:sz w:val="16"/>
           <w:szCs w:val="16"/>
         </w:rPr>
-        <w:t xml:space="preserve"> 30056, publicada el 2 de julio de 2013, que modificó el artículo 5º del Texto Único Ordenado de la Ley de Promoción de la Competitividad, Formalización y Desarrollo de la Micro y Pequeña Empresa y de Acceso al Empleo Decente (LEY MYPE). Ello, en la medida que la Tercera Disposición Complementaria Transitoria de la norma modificatoria precisa que las empresas constituidas antes de la </w:t>
+        <w:t xml:space="preserve"> 30056, publicada el 2 de julio de 2013, que modificó el artículo 5 del Texto Único Ordenado de la Ley de Promoción de la Competitividad, Formalización y Desarrollo de la Micro y Pequeña Empresa y de Acceso al Empleo Decente (LEY MYPE). Ello, en la medida que la Tercera Disposición Complementaria Transitoria de la norma modificatoria precisa que las empresas constituidas antes de la </w:t>
       </w:r>
       <w:proofErr w:type="gramStart"/>
       <w:r>
@@ -8159,7 +8159,7 @@
           <w:sz w:val="16"/>
           <w:szCs w:val="16"/>
         </w:rPr>
-        <w:t>N°</w:t>
+        <w:t/>
       </w:r>
       <w:proofErr w:type="spellEnd"/>
       <w:r>
@@ -8181,7 +8181,7 @@
           <w:sz w:val="16"/>
           <w:szCs w:val="16"/>
         </w:rPr>
-        <w:t>N°</w:t>
+        <w:t/>
       </w:r>
       <w:proofErr w:type="spellEnd"/>
       <w:r>
@@ -8192,7 +8192,7 @@
           <w:sz w:val="16"/>
           <w:szCs w:val="16"/>
         </w:rPr>
-        <w:t xml:space="preserve"> 1308  </w:t>
+        <w:t xml:space="preserve"> 1308 </w:t>
       </w:r>
     </w:p>
     <w:p>
@@ -8224,7 +8224,7 @@
           <w:sz w:val="16"/>
           <w:szCs w:val="16"/>
         </w:rPr>
-        <w:t>Artículo 110º.- Sanciones Administrativas</w:t>
+        <w:t>Artículo 110.- Sanciones Administrativas</w:t>
       </w:r>
     </w:p>
     <w:p>
@@ -8364,7 +8364,7 @@
           <w:sz w:val="16"/>
           <w:szCs w:val="16"/>
         </w:rPr>
-        <w:t xml:space="preserve">            </w:t>
+        <w:t xml:space="preserve"> </w:t>
       </w:r>
       <w:r>
         <w:rPr>
@@ -8385,7 +8385,7 @@
           <w:sz w:val="16"/>
           <w:szCs w:val="16"/>
         </w:rPr>
-        <w:t>N°</w:t>
+        <w:t/>
       </w:r>
       <w:proofErr w:type="spellEnd"/>
       <w:r>
@@ -8419,7 +8419,7 @@
           <w:sz w:val="16"/>
           <w:szCs w:val="16"/>
         </w:rPr>
-        <w:t xml:space="preserve">                Decreto Supremo </w:t>
+        <w:t xml:space="preserve"> Decreto Supremo </w:t>
       </w:r>
       <w:proofErr w:type="spellStart"/>
       <w:r>
@@ -8430,7 +8430,7 @@
           <w:sz w:val="16"/>
           <w:szCs w:val="16"/>
         </w:rPr>
-        <w:t>N°</w:t>
+        <w:t/>
       </w:r>
       <w:proofErr w:type="spellEnd"/>
       <w:r>
@@ -8558,7 +8558,7 @@
           <w:sz w:val="16"/>
           <w:szCs w:val="16"/>
         </w:rPr>
-        <w:t xml:space="preserve">          </w:t>
+        <w:t xml:space="preserve"> </w:t>
       </w:r>
       <w:r>
         <w:rPr>
@@ -8579,7 +8579,7 @@
           <w:sz w:val="16"/>
           <w:szCs w:val="16"/>
         </w:rPr>
-        <w:t>N°</w:t>
+        <w:t/>
       </w:r>
       <w:proofErr w:type="spellEnd"/>
       <w:r>
@@ -8614,7 +8614,7 @@
           <w:sz w:val="16"/>
           <w:szCs w:val="16"/>
         </w:rPr>
-        <w:t xml:space="preserve">               </w:t>
+        <w:t xml:space="preserve"> </w:t>
       </w:r>
       <w:r>
         <w:rPr>
@@ -8644,7 +8644,7 @@
           <w:sz w:val="16"/>
           <w:szCs w:val="16"/>
         </w:rPr>
-        <w:t xml:space="preserve">                El órgano resolutivo puede sancionar las infracciones administrativas a que se refiere el artículo 108º con amonestación y multas de hasta cuatrocientos cincuenta (450) Unidades Impositivas Tributarias (UIT), las cuales son calificadas de la siguiente manera:</w:t>
+        <w:t xml:space="preserve"> El órgano resolutivo puede sancionar las infracciones administrativas a que se refiere el artículo 108 con amonestación y multas de hasta cuatrocientos cincuenta (450) Unidades Impositivas Tributarias (UIT), las cuales son calificadas de la siguiente manera:</w:t>
       </w:r>
     </w:p>
     <w:p>
@@ -8748,7 +8748,7 @@
           <w:sz w:val="16"/>
           <w:szCs w:val="16"/>
         </w:rPr>
-        <w:t xml:space="preserve">           </w:t>
+        <w:t xml:space="preserve"> </w:t>
       </w:r>
       <w:r>
         <w:rPr>
@@ -8817,7 +8817,7 @@
           <w:sz w:val="16"/>
           <w:szCs w:val="16"/>
         </w:rPr>
-        <w:t>N°</w:t>
+        <w:t/>
       </w:r>
       <w:proofErr w:type="spellEnd"/>
       <w:r>
@@ -8918,7 +8918,7 @@
           <w:sz w:val="16"/>
           <w:szCs w:val="16"/>
         </w:rPr>
-        <w:t>N°</w:t>
+        <w:t/>
       </w:r>
       <w:proofErr w:type="spellEnd"/>
       <w:r>
@@ -8951,7 +8951,7 @@
           <w:sz w:val="16"/>
           <w:szCs w:val="16"/>
         </w:rPr>
-        <w:t xml:space="preserve">                </w:t>
+        <w:t xml:space="preserve"> </w:t>
       </w:r>
       <w:r>
         <w:rPr>
@@ -9001,7 +9001,7 @@
           <w:sz w:val="16"/>
           <w:szCs w:val="16"/>
         </w:rPr>
-        <w:t xml:space="preserve">                </w:t>
+        <w:t xml:space="preserve"> </w:t>
       </w:r>
       <w:r>
         <w:rPr>
@@ -9029,7 +9029,7 @@
           <w:sz w:val="16"/>
           <w:szCs w:val="16"/>
         </w:rPr>
-        <w:t xml:space="preserve">                </w:t>
+        <w:t xml:space="preserve"> </w:t>
       </w:r>
       <w:r>
         <w:rPr>
@@ -9059,7 +9059,7 @@
           <w:sz w:val="16"/>
           <w:szCs w:val="16"/>
         </w:rPr>
-        <w:t xml:space="preserve">               </w:t>
+        <w:t xml:space="preserve"> </w:t>
       </w:r>
       <w:r>
         <w:rPr>
@@ -9149,7 +9149,7 @@
           <w:sz w:val="16"/>
           <w:szCs w:val="16"/>
         </w:rPr>
-        <w:t>Cambiar productos por otros de idénticas o similares características, cuando la reparación no sea posible o no resulte    razonable según las circunstancias.</w:t>
+        <w:t>Cambiar productos por otros de idénticas o similares características, cuando la reparación no sea posible o no resulte razonable según las circunstancias.</w:t>
       </w:r>
     </w:p>
     <w:p>
@@ -9352,7 +9352,7 @@
           <w:sz w:val="16"/>
           <w:szCs w:val="16"/>
         </w:rPr>
-        <w:t xml:space="preserve">115.2    Las medidas correctivas reparadoras no pueden ser solicitadas de manera acumulativa conjunta, pudiendo plantearse de manera alternativa o subsidiaria, con excepción de la medida correctiva señalada en el literal h) que puede solicitarse </w:t>
+        <w:t xml:space="preserve">115.2 Las medidas correctivas reparadoras no pueden ser solicitadas de manera acumulativa conjunta, pudiendo plantearse de manera alternativa o subsidiaria, con excepción de la medida correctiva señalada en el literal h) que puede solicitarse </w:t>
       </w:r>
       <w:proofErr w:type="gramStart"/>
       <w:r>
@@ -9402,7 +9402,7 @@
           <w:sz w:val="16"/>
           <w:szCs w:val="16"/>
         </w:rPr>
-        <w:t>115.3    Las medidas correctivas reparadoras pueden solicitarse en cualquier momento hasta antes de la notificación de cargo al proveedor, sin perjuicio de la facultad de secretaría técnica de la comisión de requerir al consumidor que precise la medida correctiva materia de solicitud. El consumidor puede variar su solicitud de medida correctiva hasta antes de la decisión de primera instancia, en cuyo caso se confiere traslado al proveedor para que formule su descargo.</w:t>
+        <w:t>115.3 Las medidas correctivas reparadoras pueden solicitarse en cualquier momento hasta antes de la notificación de cargo al proveedor, sin perjuicio de la facultad de secretaría técnica de la comisión de requerir al consumidor que precise la medida correctiva materia de solicitud. El consumidor puede variar su solicitud de medida correctiva hasta antes de la decisión de primera instancia, en cuyo caso se confiere traslado al proveedor para que formule su descargo.</w:t>
       </w:r>
     </w:p>
     <w:p>
@@ -9434,7 +9434,7 @@
           <w:sz w:val="16"/>
           <w:szCs w:val="16"/>
         </w:rPr>
-        <w:t>115.4     Corresponde al consumidor que solicita el dictado de la medida correctiva reparadora probar las consecuencias patrimoniales directas e inmediatas causadas por la comisión de la infracción administrativa.</w:t>
+        <w:t>115.4 Corresponde al consumidor que solicita el dictado de la medida correctiva reparadora probar las consecuencias patrimoniales directas e inmediatas causadas por la comisión de la infracción administrativa.</w:t>
       </w:r>
     </w:p>
     <w:p>
@@ -9466,7 +9466,7 @@
           <w:sz w:val="16"/>
           <w:szCs w:val="16"/>
         </w:rPr>
-        <w:t>115.5     Los bienes o montos objeto de medidas correctivas reparadoras son entregados por el proveedor directamente al consumidor que los reclama, salvo mandato distinto contenido en la resolución. Aquellos bienes o montos materia de una medida correctiva reparadora, que por algún motivo se encuentran en posesión del Indecopi y deban ser entregados a los consumidores beneficiados, son puestos a disposición de estos.</w:t>
+        <w:t>115.5 Los bienes o montos objeto de medidas correctivas reparadoras son entregados por el proveedor directamente al consumidor que los reclama, salvo mandato distinto contenido en la resolución. Aquellos bienes o montos materia de una medida correctiva reparadora, que por algún motivo se encuentran en posesión del Indecopi y deban ser entregados a los consumidores beneficiados, son puestos a disposición de estos.</w:t>
       </w:r>
     </w:p>
     <w:p>
@@ -9498,7 +9498,7 @@
           <w:sz w:val="16"/>
           <w:szCs w:val="16"/>
         </w:rPr>
-        <w:t>115.6      El extremo de la resolución final que ordena el cumplimiento de una medida correctiva reparadora a favor del consumidor constituye título ejecutivo conforme con lo dispuesto en el artículo 688 del Código Procesal Civil, una vez que quedan consentidas o causan estado en la vía administrativa. La legitimidad para obrar en los procesos civiles de ejecución corresponde a los consumidores beneficiados con la medida correctiva reparadora.</w:t>
+        <w:t>115.6 El extremo de la resolución final que ordena el cumplimiento de una medida correctiva reparadora a favor del consumidor constituye título ejecutivo conforme con lo dispuesto en el artículo 688 del Código Procesal Civil, una vez que quedan consentidas o causan estado en la vía administrativa. La legitimidad para obrar en los procesos civiles de ejecución corresponde a los consumidores beneficiados con la medida correctiva reparadora.</w:t>
       </w:r>
     </w:p>
     <w:p>
@@ -9530,7 +9530,7 @@
           <w:sz w:val="16"/>
           <w:szCs w:val="16"/>
         </w:rPr>
-        <w:t xml:space="preserve">115.7    </w:t>
+        <w:t xml:space="preserve">115.7 </w:t>
       </w:r>
       <w:r>
         <w:rPr>
@@ -10020,7 +10020,7 @@
           <w:sz w:val="16"/>
           <w:szCs w:val="16"/>
         </w:rPr>
-        <w:t xml:space="preserve">               </w:t>
+        <w:t xml:space="preserve"> </w:t>
       </w:r>
       <w:r>
         <w:rPr>
@@ -10050,7 +10050,7 @@
           <w:sz w:val="16"/>
           <w:szCs w:val="16"/>
         </w:rPr>
-        <w:t xml:space="preserve">               </w:t>
+        <w:t xml:space="preserve"> </w:t>
       </w:r>
       <w:r>
         <w:rPr>
@@ -10078,7 +10078,7 @@
           <w:sz w:val="16"/>
           <w:szCs w:val="16"/>
         </w:rPr>
-        <w:t xml:space="preserve">               </w:t>
+        <w:t xml:space="preserve"> </w:t>
       </w:r>
       <w:r>
         <w:rPr>
@@ -10198,7 +10198,7 @@
           <w:sz w:val="16"/>
           <w:szCs w:val="16"/>
         </w:rPr>
-        <w:t>Nº</w:t>
+        <w:t/>
       </w:r>
       <w:proofErr w:type="spellEnd"/>
       <w:r>
@@ -10231,7 +10231,7 @@
           <w:sz w:val="16"/>
           <w:szCs w:val="16"/>
         </w:rPr>
-        <w:t xml:space="preserve">Artículo 29º.- </w:t>
+        <w:t xml:space="preserve">Artículo 29.- </w:t>
       </w:r>
       <w:r>
         <w:rPr>
@@ -10347,7 +10347,7 @@
           <w:sz w:val="16"/>
           <w:szCs w:val="16"/>
         </w:rPr>
-        <w:t>N°</w:t>
+        <w:t/>
       </w:r>
       <w:proofErr w:type="spellEnd"/>
       <w:r>
@@ -10577,7 +10577,7 @@
                               <w:sz w:val="15"/>
                               <w:szCs w:val="15"/>
                             </w:rPr>
-                            <w:t>N°</w:t>
+                            <w:t/>
                           </w:r>
                           <w:proofErr w:type="spellEnd"/>
                           <w:r>
@@ -10672,7 +10672,7 @@
                         <w:sz w:val="15"/>
                         <w:szCs w:val="15"/>
                       </w:rPr>
-                      <w:t>N°</w:t>
+                      <w:t/>
                     </w:r>
                     <w:proofErr w:type="spellEnd"/>
                     <w:r>

--- a/plantillas_maestras/14_seguro_desempleo/materia_general_asegurativa/2_ddos_banco_y_aseguradora/varon/TPL_2689_2025_SEGURO_DESEMPLEO_MATERIA_GENERAL_ASEGURATIVA_BANCO_VARON_R1.docx
+++ b/plantillas_maestras/14_seguro_desempleo/materia_general_asegurativa/2_ddos_banco_y_aseguradora/varon/TPL_2689_2025_SEGURO_DESEMPLEO_MATERIA_GENERAL_ASEGURATIVA_BANCO_VARON_R1.docx
@@ -127,7 +127,7 @@
           <w:bCs/>
           <w:lang w:eastAsia="es-PE"/>
         </w:rPr>
-        <w:t>DENUNCIANTE</w:t>
+        <w:t xml:space="preserve">DENUNCIANTE:[DENUNCIANTE] (SEÑOR [APELLIDO])</w:t>
       </w:r>
       <w:r>
         <w:rPr>
@@ -137,7 +137,7 @@
           <w:lang w:eastAsia="es-PE"/>
         </w:rPr>
         <w:tab/>
-        <w:t>:</w:t>
+        <w:t/>
       </w:r>
       <w:r>
         <w:rPr>
@@ -155,7 +155,7 @@
           <w:bCs/>
           <w:lang w:eastAsia="es-PE"/>
         </w:rPr>
-        <w:t>JEANFRANCO MANUEL SALAZAR PARODI</w:t>
+        <w:t/>
       </w:r>
       <w:r>
         <w:rPr>
@@ -164,7 +164,7 @@
           <w:bCs/>
           <w:lang w:eastAsia="es-PE"/>
         </w:rPr>
-        <w:t xml:space="preserve"> </w:t>
+        <w:t xml:space="preserve"/>
       </w:r>
       <w:r>
         <w:rPr>
@@ -173,7 +173,7 @@
           <w:bCs/>
           <w:lang w:eastAsia="es-PE"/>
         </w:rPr>
-        <w:t xml:space="preserve">(SEÑOR </w:t>
+        <w:t xml:space="preserve"/>
       </w:r>
       <w:r>
         <w:rPr>
@@ -182,7 +182,7 @@
           <w:bCs/>
           <w:lang w:eastAsia="es-PE"/>
         </w:rPr>
-        <w:t>SALAZAR</w:t>
+        <w:t/>
       </w:r>
       <w:r>
         <w:rPr>
@@ -191,7 +191,7 @@
           <w:bCs/>
           <w:lang w:eastAsia="es-PE"/>
         </w:rPr>
-        <w:t>)</w:t>
+        <w:t/>
       </w:r>
     </w:p>
     <w:p>
@@ -647,43 +647,43 @@
         <w:rPr>
           <w:rFonts w:ascii="Arial Narrow" w:hAnsi="Arial Narrow"/>
         </w:rPr>
-        <w:t>Mediante escrito del</w:t>
-      </w:r>
-      <w:r>
-        <w:rPr>
-          <w:rFonts w:ascii="Arial Narrow" w:hAnsi="Arial Narrow"/>
-        </w:rPr>
-        <w:t xml:space="preserve"> </w:t>
-      </w:r>
-      <w:r>
-        <w:rPr>
-          <w:rFonts w:ascii="Arial Narrow" w:hAnsi="Arial Narrow"/>
-        </w:rPr>
-        <w:t>21 de octubre</w:t>
-      </w:r>
-      <w:r>
-        <w:rPr>
-          <w:rFonts w:ascii="Arial Narrow" w:hAnsi="Arial Narrow"/>
-        </w:rPr>
-        <w:t xml:space="preserve"> de 2025</w:t>
-      </w:r>
-      <w:r>
-        <w:rPr>
-          <w:rFonts w:ascii="Arial Narrow" w:hAnsi="Arial Narrow"/>
-        </w:rPr>
-        <w:t xml:space="preserve">, </w:t>
-      </w:r>
-      <w:r>
-        <w:rPr>
-          <w:rFonts w:ascii="Arial Narrow" w:hAnsi="Arial Narrow"/>
-        </w:rPr>
-        <w:t xml:space="preserve">el señor Salazar </w:t>
-      </w:r>
-      <w:r>
-        <w:rPr>
-          <w:rFonts w:ascii="Arial Narrow" w:hAnsi="Arial Narrow"/>
-        </w:rPr>
-        <w:t>interpuso una denuncia contra</w:t>
+        <w:t xml:space="preserve">Mediante escrito del 21 de octubre de 2025, el señor [APELLIDO] interpuso una denuncia contra Falabella y BNP Paribas por presuntas infracciones a la Ley  29571, Código de Protección y Defensa del Consumidor (en adelante, Código), señalando lo siguiente: </w:t>
+      </w:r>
+      <w:r>
+        <w:rPr>
+          <w:rFonts w:ascii="Arial Narrow" w:hAnsi="Arial Narrow"/>
+        </w:rPr>
+        <w:t xml:space="preserve"/>
+      </w:r>
+      <w:r>
+        <w:rPr>
+          <w:rFonts w:ascii="Arial Narrow" w:hAnsi="Arial Narrow"/>
+        </w:rPr>
+        <w:t/>
+      </w:r>
+      <w:r>
+        <w:rPr>
+          <w:rFonts w:ascii="Arial Narrow" w:hAnsi="Arial Narrow"/>
+        </w:rPr>
+        <w:t xml:space="preserve"/>
+      </w:r>
+      <w:r>
+        <w:rPr>
+          <w:rFonts w:ascii="Arial Narrow" w:hAnsi="Arial Narrow"/>
+        </w:rPr>
+        <w:t xml:space="preserve"/>
+      </w:r>
+      <w:r>
+        <w:rPr>
+          <w:rFonts w:ascii="Arial Narrow" w:hAnsi="Arial Narrow"/>
+        </w:rPr>
+        <w:t xml:space="preserve"/>
+      </w:r>
+      <w:r>
+        <w:rPr>
+          <w:rFonts w:ascii="Arial Narrow" w:hAnsi="Arial Narrow"/>
+        </w:rPr>
+        <w:t/>
       </w:r>
       <w:bookmarkStart w:id="1" w:name="_Hlk214359452"/>
       <w:bookmarkStart w:id="2" w:name="_Hlk161161566"/>
@@ -691,13 +691,13 @@
         <w:rPr>
           <w:rFonts w:ascii="Arial Narrow" w:hAnsi="Arial Narrow"/>
         </w:rPr>
-        <w:t xml:space="preserve"> </w:t>
-      </w:r>
-      <w:r>
-        <w:rPr>
-          <w:rFonts w:ascii="Arial Narrow" w:hAnsi="Arial Narrow"/>
-        </w:rPr>
-        <w:t xml:space="preserve">Falabella </w:t>
+        <w:t xml:space="preserve"/>
+      </w:r>
+      <w:r>
+        <w:rPr>
+          <w:rFonts w:ascii="Arial Narrow" w:hAnsi="Arial Narrow"/>
+        </w:rPr>
+        <w:t xml:space="preserve"/>
       </w:r>
       <w:bookmarkEnd w:id="1"/>
       <w:bookmarkEnd w:id="2"/>
@@ -706,14 +706,14 @@
           <w:rFonts w:ascii="Arial Narrow" w:eastAsia="Arial Narrow" w:hAnsi="Arial Narrow" w:cs="Arial"/>
           <w:lang w:eastAsia="es-PE"/>
         </w:rPr>
-        <w:t xml:space="preserve">y </w:t>
+        <w:t xml:space="preserve"/>
       </w:r>
       <w:r>
         <w:rPr>
           <w:rFonts w:ascii="Arial Narrow" w:eastAsia="Arial Narrow" w:hAnsi="Arial Narrow" w:cs="Arial"/>
           <w:lang w:eastAsia="es-PE"/>
         </w:rPr>
-        <w:t xml:space="preserve">BNP </w:t>
+        <w:t xml:space="preserve"/>
       </w:r>
       <w:proofErr w:type="spellStart"/>
       <w:r>
@@ -721,14 +721,14 @@
           <w:rFonts w:ascii="Arial Narrow" w:eastAsia="Arial Narrow" w:hAnsi="Arial Narrow" w:cs="Arial"/>
           <w:lang w:eastAsia="es-PE"/>
         </w:rPr>
-        <w:t>P</w:t>
+        <w:t/>
       </w:r>
       <w:r>
         <w:rPr>
           <w:rFonts w:ascii="Arial Narrow" w:eastAsia="Arial Narrow" w:hAnsi="Arial Narrow" w:cs="Arial"/>
           <w:lang w:eastAsia="es-PE"/>
         </w:rPr>
-        <w:t>aribas</w:t>
+        <w:t/>
       </w:r>
       <w:proofErr w:type="spellEnd"/>
       <w:r>
@@ -736,13 +736,13 @@
           <w:rFonts w:ascii="Arial Narrow" w:eastAsia="Arial Narrow" w:hAnsi="Arial Narrow" w:cs="Arial"/>
           <w:lang w:eastAsia="es-PE"/>
         </w:rPr>
-        <w:t xml:space="preserve"> </w:t>
-      </w:r>
-      <w:r>
-        <w:rPr>
-          <w:rFonts w:ascii="Arial Narrow" w:hAnsi="Arial Narrow"/>
-        </w:rPr>
-        <w:t>por presuntas infracciones a la Ley </w:t>
+        <w:t xml:space="preserve"/>
+      </w:r>
+      <w:r>
+        <w:rPr>
+          <w:rFonts w:ascii="Arial Narrow" w:hAnsi="Arial Narrow"/>
+        </w:rPr>
+        <w:t/>
       </w:r>
       <w:proofErr w:type="spellStart"/>
       <w:r>
@@ -756,7 +756,7 @@
         <w:rPr>
           <w:rFonts w:ascii="Arial Narrow" w:hAnsi="Arial Narrow"/>
         </w:rPr>
-        <w:t> 29571, Código de Protección y Defensa del Consumidor (en adelante, Código)</w:t>
+        <w:t/>
       </w:r>
       <w:r>
         <w:rPr>
@@ -769,7 +769,7 @@
         <w:rPr>
           <w:rFonts w:ascii="Arial Narrow" w:hAnsi="Arial Narrow"/>
         </w:rPr>
-        <w:t>, señalando lo siguiente: </w:t>
+        <w:t/>
       </w:r>
     </w:p>
     <w:p>
@@ -1255,98 +1255,98 @@
           <w:rFonts w:ascii="Arial Narrow" w:hAnsi="Arial Narrow"/>
           <w:color w:val="000000" w:themeColor="text1"/>
         </w:rPr>
-        <w:t>El señor Salazar</w:t>
+        <w:t xml:space="preserve">El señor [APELLIDO] solicitó que, en calidad de medida correctiva, se ordene que Falabella cumpla con: </w:t>
       </w:r>
       <w:r>
         <w:rPr>
           <w:rFonts w:ascii="Arial Narrow" w:hAnsi="Arial Narrow"/>
           <w:color w:val="000000" w:themeColor="text1"/>
         </w:rPr>
-        <w:t xml:space="preserve"> </w:t>
+        <w:t xml:space="preserve"/>
       </w:r>
       <w:r>
         <w:rPr>
           <w:rFonts w:ascii="Arial Narrow" w:hAnsi="Arial Narrow"/>
           <w:color w:val="000000" w:themeColor="text1"/>
         </w:rPr>
-        <w:t>solicit</w:t>
+        <w:t/>
       </w:r>
       <w:r>
         <w:rPr>
           <w:rFonts w:ascii="Arial Narrow" w:hAnsi="Arial Narrow"/>
           <w:color w:val="000000" w:themeColor="text1"/>
         </w:rPr>
-        <w:t>ó</w:t>
+        <w:t/>
       </w:r>
       <w:r>
         <w:rPr>
           <w:rFonts w:ascii="Arial Narrow" w:hAnsi="Arial Narrow"/>
           <w:color w:val="000000" w:themeColor="text1"/>
         </w:rPr>
-        <w:t xml:space="preserve"> que, en calidad de</w:t>
+        <w:t xml:space="preserve"/>
       </w:r>
       <w:r>
         <w:rPr>
           <w:rFonts w:ascii="Arial Narrow" w:hAnsi="Arial Narrow"/>
           <w:color w:val="000000" w:themeColor="text1"/>
         </w:rPr>
-        <w:t xml:space="preserve"> </w:t>
+        <w:t xml:space="preserve"/>
       </w:r>
       <w:r>
         <w:rPr>
           <w:rFonts w:ascii="Arial Narrow" w:hAnsi="Arial Narrow"/>
           <w:color w:val="000000" w:themeColor="text1"/>
         </w:rPr>
-        <w:t>medida correctiva</w:t>
+        <w:t/>
       </w:r>
       <w:r>
         <w:rPr>
           <w:rFonts w:ascii="Arial Narrow" w:hAnsi="Arial Narrow"/>
           <w:color w:val="000000" w:themeColor="text1"/>
         </w:rPr>
-        <w:t xml:space="preserve">, </w:t>
+        <w:t xml:space="preserve"/>
       </w:r>
       <w:r>
         <w:rPr>
           <w:rFonts w:ascii="Arial Narrow" w:hAnsi="Arial Narrow"/>
           <w:color w:val="000000" w:themeColor="text1"/>
         </w:rPr>
-        <w:t>se ordene</w:t>
+        <w:t/>
       </w:r>
       <w:r>
         <w:rPr>
           <w:rFonts w:ascii="Arial Narrow" w:hAnsi="Arial Narrow"/>
           <w:color w:val="000000" w:themeColor="text1"/>
         </w:rPr>
-        <w:t xml:space="preserve"> </w:t>
+        <w:t xml:space="preserve"/>
       </w:r>
       <w:r>
         <w:rPr>
           <w:rFonts w:ascii="Arial Narrow" w:hAnsi="Arial Narrow"/>
           <w:color w:val="000000" w:themeColor="text1"/>
         </w:rPr>
-        <w:t>que</w:t>
+        <w:t/>
       </w:r>
       <w:r>
         <w:rPr>
           <w:rFonts w:ascii="Arial Narrow" w:hAnsi="Arial Narrow"/>
           <w:color w:val="000000" w:themeColor="text1"/>
         </w:rPr>
-        <w:t xml:space="preserve"> </w:t>
+        <w:t xml:space="preserve"/>
       </w:r>
       <w:r>
         <w:rPr>
           <w:rFonts w:ascii="Arial Narrow" w:hAnsi="Arial Narrow"/>
           <w:color w:val="000000" w:themeColor="text1"/>
         </w:rPr>
-        <w:t>Falabella cumpla con</w:t>
+        <w:t/>
       </w:r>
       <w:r>
         <w:rPr>
           <w:rFonts w:ascii="Arial Narrow" w:hAnsi="Arial Narrow"/>
           <w:color w:val="000000" w:themeColor="text1"/>
         </w:rPr>
-        <w:t xml:space="preserve">: </w:t>
+        <w:t xml:space="preserve"/>
       </w:r>
     </w:p>
     <w:p>
@@ -2848,20 +2848,20 @@
           <w:bCs/>
         </w:rPr>
         <w:lastRenderedPageBreak/>
-        <w:t>PRIMERO</w:t>
-      </w:r>
-      <w:r>
-        <w:rPr>
-          <w:rFonts w:ascii="Arial Narrow" w:hAnsi="Arial Narrow"/>
-          <w:bCs/>
-        </w:rPr>
-        <w:t>:</w:t>
-      </w:r>
-      <w:r>
-        <w:rPr>
-          <w:rFonts w:ascii="Arial Narrow" w:hAnsi="Arial Narrow"/>
-        </w:rPr>
-        <w:t xml:space="preserve"> </w:t>
+        <w:t xml:space="preserve">PRIMERO: admitir a trámite la denuncia del 21 de octubre de 2025 interpuesta por el señor [DENUNCIANTE] contra el Banco Falabella S.A. y BNP Paribas Cardif S.A. Compañía de Seguros y Reaseguros, por lo siguiente:</w:t>
+      </w:r>
+      <w:r>
+        <w:rPr>
+          <w:rFonts w:ascii="Arial Narrow" w:hAnsi="Arial Narrow"/>
+          <w:bCs/>
+        </w:rPr>
+        <w:t/>
+      </w:r>
+      <w:r>
+        <w:rPr>
+          <w:rFonts w:ascii="Arial Narrow" w:hAnsi="Arial Narrow"/>
+        </w:rPr>
+        <w:t xml:space="preserve"/>
       </w:r>
       <w:r>
         <w:rPr>
@@ -2869,7 +2869,7 @@
           <w:rFonts w:ascii="Arial Narrow" w:hAnsi="Arial Narrow"/>
           <w:shd w:val="clear" w:color="auto" w:fill="FFFFFF"/>
         </w:rPr>
-        <w:t>a</w:t>
+        <w:t/>
       </w:r>
       <w:r>
         <w:rPr>
@@ -2877,7 +2877,7 @@
           <w:rFonts w:ascii="Arial Narrow" w:hAnsi="Arial Narrow"/>
           <w:shd w:val="clear" w:color="auto" w:fill="FFFFFF"/>
         </w:rPr>
-        <w:t>d</w:t>
+        <w:t/>
       </w:r>
       <w:r>
         <w:rPr>
@@ -2885,7 +2885,7 @@
           <w:rFonts w:ascii="Arial Narrow" w:hAnsi="Arial Narrow"/>
           <w:shd w:val="clear" w:color="auto" w:fill="FFFFFF"/>
         </w:rPr>
-        <w:t>mitir a trámite la denuncia</w:t>
+        <w:t/>
       </w:r>
       <w:r>
         <w:rPr>
@@ -2893,7 +2893,7 @@
           <w:rFonts w:ascii="Arial Narrow" w:hAnsi="Arial Narrow"/>
           <w:shd w:val="clear" w:color="auto" w:fill="FFFFFF"/>
         </w:rPr>
-        <w:t xml:space="preserve"> </w:t>
+        <w:t xml:space="preserve"/>
       </w:r>
       <w:r>
         <w:rPr>
@@ -2901,7 +2901,7 @@
           <w:rFonts w:ascii="Arial Narrow" w:hAnsi="Arial Narrow"/>
           <w:shd w:val="clear" w:color="auto" w:fill="FFFFFF"/>
         </w:rPr>
-        <w:t>del</w:t>
+        <w:t/>
       </w:r>
       <w:r>
         <w:rPr>
@@ -2909,7 +2909,7 @@
           <w:rFonts w:ascii="Arial Narrow" w:hAnsi="Arial Narrow"/>
           <w:shd w:val="clear" w:color="auto" w:fill="FFFFFF"/>
         </w:rPr>
-        <w:t xml:space="preserve"> </w:t>
+        <w:t xml:space="preserve"/>
       </w:r>
       <w:bookmarkStart w:id="8" w:name="_Hlk156498341"/>
       <w:bookmarkStart w:id="9" w:name="_Hlk156241115"/>
@@ -2917,56 +2917,56 @@
         <w:rPr>
           <w:rFonts w:ascii="Arial Narrow" w:hAnsi="Arial Narrow"/>
         </w:rPr>
-        <w:t>21 de octubre</w:t>
-      </w:r>
-      <w:r>
-        <w:rPr>
-          <w:rFonts w:ascii="Arial Narrow" w:hAnsi="Arial Narrow"/>
-        </w:rPr>
-        <w:t xml:space="preserve"> de 2025</w:t>
-      </w:r>
-      <w:r>
-        <w:rPr>
-          <w:rFonts w:ascii="Arial Narrow" w:hAnsi="Arial Narrow"/>
-        </w:rPr>
-        <w:t xml:space="preserve"> </w:t>
-      </w:r>
-      <w:r>
-        <w:rPr>
-          <w:rFonts w:ascii="Arial Narrow" w:hAnsi="Arial Narrow"/>
-        </w:rPr>
-        <w:t>i</w:t>
-      </w:r>
-      <w:r>
-        <w:rPr>
-          <w:rFonts w:ascii="Arial Narrow" w:hAnsi="Arial Narrow"/>
-        </w:rPr>
-        <w:t>nterpuest</w:t>
-      </w:r>
-      <w:r>
-        <w:rPr>
-          <w:rFonts w:ascii="Arial Narrow" w:hAnsi="Arial Narrow"/>
-        </w:rPr>
-        <w:t>a</w:t>
-      </w:r>
-      <w:r>
-        <w:rPr>
-          <w:rFonts w:ascii="Arial Narrow" w:hAnsi="Arial Narrow"/>
-        </w:rPr>
-        <w:t xml:space="preserve"> por</w:t>
-      </w:r>
-      <w:r>
-        <w:rPr>
-          <w:rFonts w:ascii="Arial Narrow" w:hAnsi="Arial Narrow"/>
-        </w:rPr>
-        <w:t xml:space="preserve"> </w:t>
+        <w:t/>
+      </w:r>
+      <w:r>
+        <w:rPr>
+          <w:rFonts w:ascii="Arial Narrow" w:hAnsi="Arial Narrow"/>
+        </w:rPr>
+        <w:t xml:space="preserve"/>
+      </w:r>
+      <w:r>
+        <w:rPr>
+          <w:rFonts w:ascii="Arial Narrow" w:hAnsi="Arial Narrow"/>
+        </w:rPr>
+        <w:t xml:space="preserve"/>
+      </w:r>
+      <w:r>
+        <w:rPr>
+          <w:rFonts w:ascii="Arial Narrow" w:hAnsi="Arial Narrow"/>
+        </w:rPr>
+        <w:t/>
+      </w:r>
+      <w:r>
+        <w:rPr>
+          <w:rFonts w:ascii="Arial Narrow" w:hAnsi="Arial Narrow"/>
+        </w:rPr>
+        <w:t/>
+      </w:r>
+      <w:r>
+        <w:rPr>
+          <w:rFonts w:ascii="Arial Narrow" w:hAnsi="Arial Narrow"/>
+        </w:rPr>
+        <w:t/>
+      </w:r>
+      <w:r>
+        <w:rPr>
+          <w:rFonts w:ascii="Arial Narrow" w:hAnsi="Arial Narrow"/>
+        </w:rPr>
+        <w:t xml:space="preserve"/>
+      </w:r>
+      <w:r>
+        <w:rPr>
+          <w:rFonts w:ascii="Arial Narrow" w:hAnsi="Arial Narrow"/>
+        </w:rPr>
+        <w:t xml:space="preserve"/>
       </w:r>
       <w:bookmarkEnd w:id="8"/>
       <w:r>
         <w:rPr>
           <w:rFonts w:ascii="Arial Narrow" w:hAnsi="Arial Narrow"/>
         </w:rPr>
-        <w:t xml:space="preserve">el señor </w:t>
+        <w:t xml:space="preserve"/>
       </w:r>
       <w:proofErr w:type="spellStart"/>
       <w:r>
@@ -2974,7 +2974,7 @@
           <w:rFonts w:ascii="Arial Narrow" w:eastAsia="Arial Narrow" w:hAnsi="Arial Narrow" w:cs="Arial"/>
           <w:lang w:eastAsia="es-PE"/>
         </w:rPr>
-        <w:t>Jeanfranco</w:t>
+        <w:t/>
       </w:r>
       <w:proofErr w:type="spellEnd"/>
       <w:r>
@@ -2982,46 +2982,46 @@
           <w:rFonts w:ascii="Arial Narrow" w:eastAsia="Arial Narrow" w:hAnsi="Arial Narrow" w:cs="Arial"/>
           <w:lang w:eastAsia="es-PE"/>
         </w:rPr>
-        <w:t xml:space="preserve"> Manuel Salazar Parodi </w:t>
+        <w:t xml:space="preserve"/>
       </w:r>
       <w:r>
         <w:rPr>
           <w:rFonts w:ascii="Arial Narrow" w:eastAsia="Arial Narrow" w:hAnsi="Arial Narrow" w:cs="Arial"/>
           <w:lang w:eastAsia="es-PE"/>
         </w:rPr>
-        <w:t xml:space="preserve">contra </w:t>
-      </w:r>
-      <w:r>
-        <w:rPr>
-          <w:rFonts w:ascii="Arial Narrow" w:hAnsi="Arial Narrow"/>
-        </w:rPr>
-        <w:t>el</w:t>
-      </w:r>
-      <w:r>
-        <w:rPr>
-          <w:rFonts w:ascii="Arial Narrow" w:hAnsi="Arial Narrow"/>
-        </w:rPr>
-        <w:t xml:space="preserve"> </w:t>
-      </w:r>
-      <w:r>
-        <w:rPr>
-          <w:rFonts w:ascii="Arial Narrow" w:hAnsi="Arial Narrow"/>
-        </w:rPr>
-        <w:t xml:space="preserve">Banco Falabella S.A. </w:t>
+        <w:t xml:space="preserve"/>
+      </w:r>
+      <w:r>
+        <w:rPr>
+          <w:rFonts w:ascii="Arial Narrow" w:hAnsi="Arial Narrow"/>
+        </w:rPr>
+        <w:t/>
+      </w:r>
+      <w:r>
+        <w:rPr>
+          <w:rFonts w:ascii="Arial Narrow" w:hAnsi="Arial Narrow"/>
+        </w:rPr>
+        <w:t xml:space="preserve"/>
+      </w:r>
+      <w:r>
+        <w:rPr>
+          <w:rFonts w:ascii="Arial Narrow" w:hAnsi="Arial Narrow"/>
+        </w:rPr>
+        <w:t xml:space="preserve"/>
       </w:r>
       <w:r>
         <w:rPr>
           <w:rFonts w:ascii="Arial Narrow" w:eastAsia="Arial Narrow" w:hAnsi="Arial Narrow" w:cs="Arial"/>
           <w:lang w:eastAsia="es-PE"/>
         </w:rPr>
-        <w:t xml:space="preserve">y </w:t>
+        <w:t xml:space="preserve"/>
       </w:r>
       <w:r>
         <w:rPr>
           <w:rFonts w:ascii="Arial Narrow" w:eastAsia="Arial Narrow" w:hAnsi="Arial Narrow" w:cs="Arial"/>
           <w:lang w:eastAsia="es-PE"/>
         </w:rPr>
-        <w:t xml:space="preserve">BNP </w:t>
+        <w:t xml:space="preserve"/>
       </w:r>
       <w:proofErr w:type="spellStart"/>
       <w:r>
@@ -3029,7 +3029,7 @@
           <w:rFonts w:ascii="Arial Narrow" w:eastAsia="Arial Narrow" w:hAnsi="Arial Narrow" w:cs="Arial"/>
           <w:lang w:eastAsia="es-PE"/>
         </w:rPr>
-        <w:t>Paribas</w:t>
+        <w:t/>
       </w:r>
       <w:proofErr w:type="spellEnd"/>
       <w:r>
@@ -3037,7 +3037,7 @@
           <w:rFonts w:ascii="Arial Narrow" w:eastAsia="Arial Narrow" w:hAnsi="Arial Narrow" w:cs="Arial"/>
           <w:lang w:eastAsia="es-PE"/>
         </w:rPr>
-        <w:t xml:space="preserve"> </w:t>
+        <w:t xml:space="preserve"/>
       </w:r>
       <w:proofErr w:type="spellStart"/>
       <w:r>
@@ -3045,7 +3045,7 @@
           <w:rFonts w:ascii="Arial Narrow" w:eastAsia="Arial Narrow" w:hAnsi="Arial Narrow" w:cs="Arial"/>
           <w:lang w:eastAsia="es-PE"/>
         </w:rPr>
-        <w:t>Cardif</w:t>
+        <w:t/>
       </w:r>
       <w:proofErr w:type="spellEnd"/>
       <w:r>
@@ -3053,70 +3053,70 @@
           <w:rFonts w:ascii="Arial Narrow" w:eastAsia="Arial Narrow" w:hAnsi="Arial Narrow" w:cs="Arial"/>
           <w:lang w:eastAsia="es-PE"/>
         </w:rPr>
-        <w:t xml:space="preserve"> S.A. Compañ</w:t>
+        <w:t xml:space="preserve"/>
       </w:r>
       <w:r>
         <w:rPr>
           <w:rFonts w:ascii="Arial Narrow" w:eastAsia="Arial Narrow" w:hAnsi="Arial Narrow" w:cs="Arial"/>
           <w:lang w:eastAsia="es-PE"/>
         </w:rPr>
-        <w:t>í</w:t>
+        <w:t/>
       </w:r>
       <w:r>
         <w:rPr>
           <w:rFonts w:ascii="Arial Narrow" w:eastAsia="Arial Narrow" w:hAnsi="Arial Narrow" w:cs="Arial"/>
           <w:lang w:eastAsia="es-PE"/>
         </w:rPr>
-        <w:t xml:space="preserve">a </w:t>
+        <w:t xml:space="preserve"/>
       </w:r>
       <w:r>
         <w:rPr>
           <w:rFonts w:ascii="Arial Narrow" w:eastAsia="Arial Narrow" w:hAnsi="Arial Narrow" w:cs="Arial"/>
           <w:lang w:eastAsia="es-PE"/>
         </w:rPr>
-        <w:t>de</w:t>
+        <w:t/>
       </w:r>
       <w:r>
         <w:rPr>
           <w:rFonts w:ascii="Arial Narrow" w:eastAsia="Arial Narrow" w:hAnsi="Arial Narrow" w:cs="Arial"/>
           <w:lang w:eastAsia="es-PE"/>
         </w:rPr>
-        <w:t xml:space="preserve"> Seguros </w:t>
+        <w:t xml:space="preserve"/>
       </w:r>
       <w:r>
         <w:rPr>
           <w:rFonts w:ascii="Arial Narrow" w:eastAsia="Arial Narrow" w:hAnsi="Arial Narrow" w:cs="Arial"/>
           <w:lang w:eastAsia="es-PE"/>
         </w:rPr>
-        <w:t xml:space="preserve">y </w:t>
+        <w:t xml:space="preserve"/>
       </w:r>
       <w:r>
         <w:rPr>
           <w:rFonts w:ascii="Arial Narrow" w:eastAsia="Arial Narrow" w:hAnsi="Arial Narrow" w:cs="Arial"/>
           <w:lang w:eastAsia="es-PE"/>
         </w:rPr>
-        <w:t>Reaseguros</w:t>
+        <w:t/>
       </w:r>
       <w:r>
         <w:rPr>
           <w:rFonts w:ascii="Arial Narrow" w:eastAsia="Arial Narrow" w:hAnsi="Arial Narrow" w:cs="Arial"/>
           <w:lang w:eastAsia="es-PE"/>
         </w:rPr>
-        <w:t>,</w:t>
+        <w:t/>
       </w:r>
       <w:r>
         <w:rPr>
           <w:rFonts w:ascii="Arial Narrow" w:eastAsia="Arial Narrow" w:hAnsi="Arial Narrow" w:cs="Arial"/>
           <w:lang w:eastAsia="es-PE"/>
         </w:rPr>
-        <w:t xml:space="preserve"> </w:t>
+        <w:t xml:space="preserve"/>
       </w:r>
       <w:r>
         <w:rPr>
           <w:rFonts w:ascii="Arial Narrow" w:eastAsia="Arial Narrow" w:hAnsi="Arial Narrow" w:cs="Arial"/>
           <w:lang w:eastAsia="es-PE"/>
         </w:rPr>
-        <w:t>por</w:t>
+        <w:t/>
       </w:r>
       <w:r>
         <w:rPr>
@@ -3124,7 +3124,7 @@
           <w:rFonts w:ascii="Arial Narrow" w:hAnsi="Arial Narrow"/>
           <w:shd w:val="clear" w:color="auto" w:fill="FFFFFF"/>
         </w:rPr>
-        <w:t xml:space="preserve"> lo siguiente:</w:t>
+        <w:t xml:space="preserve"/>
       </w:r>
       <w:bookmarkStart w:id="10" w:name="_Hlk160127190"/>
       <w:bookmarkStart w:id="11" w:name="_Hlk84970745"/>
@@ -4456,34 +4456,34 @@
           <w:bCs/>
           <w:lang w:eastAsia="es-ES"/>
         </w:rPr>
-        <w:t>CUARTO</w:t>
-      </w:r>
-      <w:r>
-        <w:rPr>
-          <w:rFonts w:ascii="Arial Narrow" w:hAnsi="Arial Narrow"/>
-        </w:rPr>
-        <w:t xml:space="preserve">: </w:t>
+        <w:t xml:space="preserve">CUARTO: correr traslado de la denuncia del 21 de octubre de 2025 interpuesta por el señor [DENUNCIANTE] contra Banco Falabella S.A. y BNP Paribas Cardif S.A. Compañía de Seguros y Reaseguros para que, de conformidad con lo dispuesto por el artículo 26 del Decreto Legislativo  807, presente sus descargos en un plazo no mayor de cinco (5) días hábiles contado desde el día siguiente de la notificación de la presente resolución, vencido el cual, el Secretario Técnico declarará en rebeldía al denunciado que no lo hubiera presentado. Debe precisarse que de conformidad con lo establecido por el numeral 233.1 del artículo 233 del Texto Único Ordenado de la Ley  27444, Ley del Procedimiento Administrativo General, las alegaciones y los hechos relevantes de la reclamación, salvo que hayan sido específicamente negadas en la contestación, se tendrán por aceptadas o meritadas como ciertas.</w:t>
+      </w:r>
+      <w:r>
+        <w:rPr>
+          <w:rFonts w:ascii="Arial Narrow" w:hAnsi="Arial Narrow"/>
+        </w:rPr>
+        <w:t xml:space="preserve"/>
       </w:r>
       <w:r>
         <w:rPr>
           <w:rFonts w:ascii="Arial Narrow" w:hAnsi="Arial Narrow" w:cs="Arial"/>
           <w:lang w:val="es-ES" w:eastAsia="es-ES"/>
         </w:rPr>
-        <w:t>c</w:t>
+        <w:t/>
       </w:r>
       <w:r>
         <w:rPr>
           <w:rFonts w:ascii="Arial Narrow" w:hAnsi="Arial Narrow" w:cs="Arial"/>
           <w:lang w:val="es-ES" w:eastAsia="es-ES"/>
         </w:rPr>
-        <w:t>orrer traslado de la denunci</w:t>
+        <w:t/>
       </w:r>
       <w:r>
         <w:rPr>
           <w:rFonts w:ascii="Arial Narrow" w:hAnsi="Arial Narrow" w:cs="Arial"/>
           <w:lang w:val="es-ES" w:eastAsia="es-ES"/>
         </w:rPr>
-        <w:t xml:space="preserve">a </w:t>
+        <w:t xml:space="preserve"/>
       </w:r>
       <w:r>
         <w:rPr>
@@ -4491,49 +4491,49 @@
           <w:rFonts w:ascii="Arial Narrow" w:hAnsi="Arial Narrow"/>
           <w:shd w:val="clear" w:color="auto" w:fill="FFFFFF"/>
         </w:rPr>
-        <w:t xml:space="preserve">del </w:t>
-      </w:r>
-      <w:r>
-        <w:rPr>
-          <w:rFonts w:ascii="Arial Narrow" w:hAnsi="Arial Narrow"/>
-        </w:rPr>
-        <w:t>21 de octubre</w:t>
-      </w:r>
-      <w:r>
-        <w:rPr>
-          <w:rFonts w:ascii="Arial Narrow" w:hAnsi="Arial Narrow"/>
-        </w:rPr>
-        <w:t xml:space="preserve"> de 2025</w:t>
-      </w:r>
-      <w:r>
-        <w:rPr>
-          <w:rFonts w:ascii="Arial Narrow" w:hAnsi="Arial Narrow"/>
-        </w:rPr>
-        <w:t xml:space="preserve"> i</w:t>
-      </w:r>
-      <w:r>
-        <w:rPr>
-          <w:rFonts w:ascii="Arial Narrow" w:hAnsi="Arial Narrow"/>
-        </w:rPr>
-        <w:t>nterpuest</w:t>
-      </w:r>
-      <w:r>
-        <w:rPr>
-          <w:rFonts w:ascii="Arial Narrow" w:hAnsi="Arial Narrow"/>
-        </w:rPr>
-        <w:t>a</w:t>
-      </w:r>
-      <w:r>
-        <w:rPr>
-          <w:rFonts w:ascii="Arial Narrow" w:hAnsi="Arial Narrow"/>
-        </w:rPr>
-        <w:t xml:space="preserve"> por </w:t>
-      </w:r>
-      <w:r>
-        <w:rPr>
-          <w:rFonts w:ascii="Arial Narrow" w:hAnsi="Arial Narrow"/>
-        </w:rPr>
-        <w:t xml:space="preserve">el señor </w:t>
+        <w:t xml:space="preserve"/>
+      </w:r>
+      <w:r>
+        <w:rPr>
+          <w:rFonts w:ascii="Arial Narrow" w:hAnsi="Arial Narrow"/>
+        </w:rPr>
+        <w:t/>
+      </w:r>
+      <w:r>
+        <w:rPr>
+          <w:rFonts w:ascii="Arial Narrow" w:hAnsi="Arial Narrow"/>
+        </w:rPr>
+        <w:t xml:space="preserve"/>
+      </w:r>
+      <w:r>
+        <w:rPr>
+          <w:rFonts w:ascii="Arial Narrow" w:hAnsi="Arial Narrow"/>
+        </w:rPr>
+        <w:t xml:space="preserve"/>
+      </w:r>
+      <w:r>
+        <w:rPr>
+          <w:rFonts w:ascii="Arial Narrow" w:hAnsi="Arial Narrow"/>
+        </w:rPr>
+        <w:t/>
+      </w:r>
+      <w:r>
+        <w:rPr>
+          <w:rFonts w:ascii="Arial Narrow" w:hAnsi="Arial Narrow"/>
+        </w:rPr>
+        <w:t/>
+      </w:r>
+      <w:r>
+        <w:rPr>
+          <w:rFonts w:ascii="Arial Narrow" w:hAnsi="Arial Narrow"/>
+        </w:rPr>
+        <w:t xml:space="preserve"/>
+      </w:r>
+      <w:r>
+        <w:rPr>
+          <w:rFonts w:ascii="Arial Narrow" w:hAnsi="Arial Narrow"/>
+        </w:rPr>
+        <w:t xml:space="preserve"/>
       </w:r>
       <w:proofErr w:type="spellStart"/>
       <w:r>
@@ -4541,7 +4541,7 @@
           <w:rFonts w:ascii="Arial Narrow" w:eastAsia="Arial Narrow" w:hAnsi="Arial Narrow" w:cs="Arial"/>
           <w:lang w:eastAsia="es-PE"/>
         </w:rPr>
-        <w:t>Jeanfranco</w:t>
+        <w:t/>
       </w:r>
       <w:proofErr w:type="spellEnd"/>
       <w:r>
@@ -4549,34 +4549,34 @@
           <w:rFonts w:ascii="Arial Narrow" w:eastAsia="Arial Narrow" w:hAnsi="Arial Narrow" w:cs="Arial"/>
           <w:lang w:eastAsia="es-PE"/>
         </w:rPr>
-        <w:t xml:space="preserve"> Manuel Salazar Parodi</w:t>
+        <w:t xml:space="preserve"/>
       </w:r>
       <w:r>
         <w:rPr>
           <w:rFonts w:ascii="Arial Narrow" w:eastAsia="Arial Narrow" w:hAnsi="Arial Narrow" w:cs="Arial"/>
           <w:lang w:eastAsia="es-PE"/>
         </w:rPr>
-        <w:t xml:space="preserve"> contra </w:t>
-      </w:r>
-      <w:r>
-        <w:rPr>
-          <w:rFonts w:ascii="Arial Narrow" w:hAnsi="Arial Narrow"/>
-        </w:rPr>
-        <w:t xml:space="preserve">Banco Falabella S.A. </w:t>
+        <w:t xml:space="preserve"/>
+      </w:r>
+      <w:r>
+        <w:rPr>
+          <w:rFonts w:ascii="Arial Narrow" w:hAnsi="Arial Narrow"/>
+        </w:rPr>
+        <w:t xml:space="preserve"/>
       </w:r>
       <w:r>
         <w:rPr>
           <w:rFonts w:ascii="Arial Narrow" w:eastAsia="Arial Narrow" w:hAnsi="Arial Narrow" w:cs="Arial"/>
           <w:lang w:eastAsia="es-PE"/>
         </w:rPr>
-        <w:t xml:space="preserve">y </w:t>
+        <w:t xml:space="preserve"/>
       </w:r>
       <w:r>
         <w:rPr>
           <w:rFonts w:ascii="Arial Narrow" w:eastAsia="Arial Narrow" w:hAnsi="Arial Narrow" w:cs="Arial"/>
           <w:lang w:eastAsia="es-PE"/>
         </w:rPr>
-        <w:t xml:space="preserve">BNP </w:t>
+        <w:t xml:space="preserve"/>
       </w:r>
       <w:proofErr w:type="spellStart"/>
       <w:r>
@@ -4584,7 +4584,7 @@
           <w:rFonts w:ascii="Arial Narrow" w:eastAsia="Arial Narrow" w:hAnsi="Arial Narrow" w:cs="Arial"/>
           <w:lang w:eastAsia="es-PE"/>
         </w:rPr>
-        <w:t>Paribas</w:t>
+        <w:t/>
       </w:r>
       <w:proofErr w:type="spellEnd"/>
       <w:r>
@@ -4592,7 +4592,7 @@
           <w:rFonts w:ascii="Arial Narrow" w:eastAsia="Arial Narrow" w:hAnsi="Arial Narrow" w:cs="Arial"/>
           <w:lang w:eastAsia="es-PE"/>
         </w:rPr>
-        <w:t xml:space="preserve"> </w:t>
+        <w:t xml:space="preserve"/>
       </w:r>
       <w:proofErr w:type="spellStart"/>
       <w:r>
@@ -4600,7 +4600,7 @@
           <w:rFonts w:ascii="Arial Narrow" w:eastAsia="Arial Narrow" w:hAnsi="Arial Narrow" w:cs="Arial"/>
           <w:lang w:eastAsia="es-PE"/>
         </w:rPr>
-        <w:t>Cardif</w:t>
+        <w:t/>
       </w:r>
       <w:proofErr w:type="spellEnd"/>
       <w:r>
@@ -4608,56 +4608,56 @@
           <w:rFonts w:ascii="Arial Narrow" w:eastAsia="Arial Narrow" w:hAnsi="Arial Narrow" w:cs="Arial"/>
           <w:lang w:eastAsia="es-PE"/>
         </w:rPr>
-        <w:t xml:space="preserve"> S.A. Compañ</w:t>
+        <w:t xml:space="preserve"/>
       </w:r>
       <w:r>
         <w:rPr>
           <w:rFonts w:ascii="Arial Narrow" w:eastAsia="Arial Narrow" w:hAnsi="Arial Narrow" w:cs="Arial"/>
           <w:lang w:eastAsia="es-PE"/>
         </w:rPr>
-        <w:t>í</w:t>
+        <w:t/>
       </w:r>
       <w:r>
         <w:rPr>
           <w:rFonts w:ascii="Arial Narrow" w:eastAsia="Arial Narrow" w:hAnsi="Arial Narrow" w:cs="Arial"/>
           <w:lang w:eastAsia="es-PE"/>
         </w:rPr>
-        <w:t xml:space="preserve">a </w:t>
+        <w:t xml:space="preserve"/>
       </w:r>
       <w:r>
         <w:rPr>
           <w:rFonts w:ascii="Arial Narrow" w:eastAsia="Arial Narrow" w:hAnsi="Arial Narrow" w:cs="Arial"/>
           <w:lang w:eastAsia="es-PE"/>
         </w:rPr>
-        <w:t>de</w:t>
+        <w:t/>
       </w:r>
       <w:r>
         <w:rPr>
           <w:rFonts w:ascii="Arial Narrow" w:eastAsia="Arial Narrow" w:hAnsi="Arial Narrow" w:cs="Arial"/>
           <w:lang w:eastAsia="es-PE"/>
         </w:rPr>
-        <w:t xml:space="preserve"> Seguros </w:t>
+        <w:t xml:space="preserve"/>
       </w:r>
       <w:r>
         <w:rPr>
           <w:rFonts w:ascii="Arial Narrow" w:eastAsia="Arial Narrow" w:hAnsi="Arial Narrow" w:cs="Arial"/>
           <w:lang w:eastAsia="es-PE"/>
         </w:rPr>
-        <w:t xml:space="preserve">y </w:t>
+        <w:t xml:space="preserve"/>
       </w:r>
       <w:r>
         <w:rPr>
           <w:rFonts w:ascii="Arial Narrow" w:eastAsia="Arial Narrow" w:hAnsi="Arial Narrow" w:cs="Arial"/>
           <w:lang w:eastAsia="es-PE"/>
         </w:rPr>
-        <w:t xml:space="preserve">Reaseguros </w:t>
+        <w:t xml:space="preserve"/>
       </w:r>
       <w:r>
         <w:rPr>
           <w:rFonts w:ascii="Arial Narrow" w:hAnsi="Arial Narrow" w:cs="Arial"/>
           <w:lang w:val="es-ES" w:eastAsia="es-ES"/>
         </w:rPr>
-        <w:t xml:space="preserve">para que, de conformidad con lo dispuesto por el artículo 26 del Decreto Legislativo </w:t>
+        <w:t xml:space="preserve"/>
       </w:r>
       <w:proofErr w:type="spellStart"/>
       <w:r>
@@ -4673,49 +4673,49 @@
           <w:rFonts w:ascii="Arial Narrow" w:hAnsi="Arial Narrow" w:cs="Arial"/>
           <w:lang w:val="es-ES" w:eastAsia="es-ES"/>
         </w:rPr>
-        <w:t xml:space="preserve"> 807, presente sus descargos en un plazo no mayor de cinco (5) días hábiles contado des</w:t>
+        <w:t xml:space="preserve"/>
       </w:r>
       <w:r>
         <w:rPr>
           <w:rFonts w:ascii="Arial Narrow" w:hAnsi="Arial Narrow" w:cs="Arial"/>
           <w:lang w:val="es-ES" w:eastAsia="es-ES"/>
         </w:rPr>
-        <w:t>d</w:t>
+        <w:t/>
       </w:r>
       <w:r>
         <w:rPr>
           <w:rFonts w:ascii="Arial Narrow" w:hAnsi="Arial Narrow" w:cs="Arial"/>
           <w:lang w:val="es-ES" w:eastAsia="es-ES"/>
         </w:rPr>
-        <w:t xml:space="preserve">e </w:t>
+        <w:t xml:space="preserve"/>
       </w:r>
       <w:r>
         <w:rPr>
           <w:rFonts w:ascii="Arial Narrow" w:hAnsi="Arial Narrow" w:cs="Arial"/>
           <w:lang w:val="es-ES" w:eastAsia="es-ES"/>
         </w:rPr>
-        <w:t>el</w:t>
+        <w:t/>
       </w:r>
       <w:r>
         <w:rPr>
           <w:rFonts w:ascii="Arial Narrow" w:hAnsi="Arial Narrow" w:cs="Arial"/>
           <w:lang w:val="es-ES" w:eastAsia="es-ES"/>
         </w:rPr>
-        <w:t xml:space="preserve"> día siguiente de la notificación de la presente resolución, vencido el cual, el Secretario</w:t>
+        <w:t xml:space="preserve"/>
       </w:r>
       <w:r>
         <w:rPr>
           <w:rFonts w:ascii="Arial Narrow" w:hAnsi="Arial Narrow" w:cs="Arial"/>
           <w:lang w:val="es-ES" w:eastAsia="es-ES"/>
         </w:rPr>
-        <w:t xml:space="preserve"> </w:t>
+        <w:t xml:space="preserve"/>
       </w:r>
       <w:r>
         <w:rPr>
           <w:rFonts w:ascii="Arial Narrow" w:hAnsi="Arial Narrow" w:cs="Arial"/>
           <w:lang w:val="es-ES" w:eastAsia="es-ES"/>
         </w:rPr>
-        <w:t xml:space="preserve">Técnico declarará en rebeldía al denunciado que no lo hubiera presentado. Debe precisarse que </w:t>
+        <w:t xml:space="preserve"/>
       </w:r>
       <w:r>
         <w:rPr>
@@ -4723,7 +4723,7 @@
           <w:spacing w:val="-3"/>
           <w:lang w:eastAsia="es-ES"/>
         </w:rPr>
-        <w:t xml:space="preserve">de conformidad con lo establecido por el numeral 233.1 del artículo 233 del Texto Único Ordenado de la Ley </w:t>
+        <w:t xml:space="preserve"/>
       </w:r>
       <w:proofErr w:type="spellStart"/>
       <w:r>
@@ -4741,14 +4741,14 @@
           <w:spacing w:val="-3"/>
           <w:lang w:eastAsia="es-ES"/>
         </w:rPr>
-        <w:t xml:space="preserve"> 27444, Ley del Procedimiento Administrativo General, las </w:t>
+        <w:t xml:space="preserve"/>
       </w:r>
       <w:r>
         <w:rPr>
           <w:rFonts w:ascii="Arial Narrow" w:hAnsi="Arial Narrow" w:cs="Arial"/>
           <w:lang w:val="es-ES" w:eastAsia="es-ES"/>
         </w:rPr>
-        <w:t>alegaciones y los hechos relevantes de la reclamación, salvo que hayan sido específicamente negadas en la contestación, se tendrán por aceptadas o meritadas como ciertas</w:t>
+        <w:t/>
       </w:r>
       <w:r>
         <w:rPr>
@@ -4763,7 +4763,7 @@
           <w:rFonts w:ascii="Arial Narrow" w:hAnsi="Arial Narrow" w:cs="Arial"/>
           <w:lang w:val="es-ES" w:eastAsia="es-ES"/>
         </w:rPr>
-        <w:t>.</w:t>
+        <w:t/>
       </w:r>
     </w:p>
     <w:p>
@@ -5597,7 +5597,7 @@
           <w:b/>
           <w:bCs/>
         </w:rPr>
-        <w:t>DÉCIMO</w:t>
+        <w:t xml:space="preserve">DÉCIMO: requerir al señor [DENUNCIANTE] para que, dentro del plazo de dos (2) días hábiles siguientes a la fecha en que reciba la notificación en su bandeja de correo electrónico, efectúe la confirmación de recepción de la notificación remitida por este despacho a su correo electrónico, de conformidad con el segundo párrafo del numeral 4 del artículo 20 del Texto Único Ordenado de la Ley del Procedimiento Administrativo General, aprobado mediante Decreto Supremo  006-2026-JUS, bajo apercibimiento de rehacer el acto de notificación y notificarle conforme al numeral 1 del artículo 20 del citado cuerpo normativo.</w:t>
       </w:r>
       <w:r>
         <w:rPr>
@@ -5605,7 +5605,7 @@
           <w:b/>
           <w:spacing w:val="-3"/>
         </w:rPr>
-        <w:t>:</w:t>
+        <w:t/>
       </w:r>
       <w:r>
         <w:rPr>
@@ -5613,7 +5613,7 @@
           <w:bCs/>
           <w:spacing w:val="-3"/>
         </w:rPr>
-        <w:t xml:space="preserve"> </w:t>
+        <w:t xml:space="preserve"/>
       </w:r>
       <w:r>
         <w:rPr>
@@ -5621,13 +5621,13 @@
           <w:bCs/>
           <w:spacing w:val="-3"/>
         </w:rPr>
-        <w:t>requerir a</w:t>
-      </w:r>
-      <w:r>
-        <w:rPr>
-          <w:rFonts w:ascii="Arial Narrow" w:hAnsi="Arial Narrow"/>
-        </w:rPr>
-        <w:t xml:space="preserve">l señor </w:t>
+        <w:t/>
+      </w:r>
+      <w:r>
+        <w:rPr>
+          <w:rFonts w:ascii="Arial Narrow" w:hAnsi="Arial Narrow"/>
+        </w:rPr>
+        <w:t xml:space="preserve"/>
       </w:r>
       <w:proofErr w:type="spellStart"/>
       <w:r>
@@ -5635,7 +5635,7 @@
           <w:rFonts w:ascii="Arial Narrow" w:eastAsia="Arial Narrow" w:hAnsi="Arial Narrow" w:cs="Arial"/>
           <w:lang w:eastAsia="es-PE"/>
         </w:rPr>
-        <w:t>Jeanfranco</w:t>
+        <w:t/>
       </w:r>
       <w:proofErr w:type="spellEnd"/>
       <w:r>
@@ -5643,14 +5643,14 @@
           <w:rFonts w:ascii="Arial Narrow" w:eastAsia="Arial Narrow" w:hAnsi="Arial Narrow" w:cs="Arial"/>
           <w:lang w:eastAsia="es-PE"/>
         </w:rPr>
-        <w:t xml:space="preserve"> Manuel Salazar Parodi </w:t>
+        <w:t xml:space="preserve"/>
       </w:r>
       <w:r>
         <w:rPr>
           <w:rFonts w:ascii="Arial Narrow" w:hAnsi="Arial Narrow"/>
           <w:color w:val="000000"/>
         </w:rPr>
-        <w:t>para que, dentro del plazo de dos (2) días hábiles siguientes a la fecha en que reciba la notificación en su bandeja de correo electrónico, efectúe la confirmación de recepción de la notificación remitida por este despacho a su correo electrónico, de conformidad con el segundo párrafo del numeral 4 del artículo 20</w:t>
+        <w:t/>
       </w:r>
       <w:r>
         <w:rPr>
@@ -5665,7 +5665,7 @@
           <w:rFonts w:ascii="Arial Narrow" w:hAnsi="Arial Narrow"/>
           <w:color w:val="000000"/>
         </w:rPr>
-        <w:t xml:space="preserve"> del Texto Único Ordenado de la Ley del Procedimiento Administrativo General, aprobado mediante Decreto Supremo </w:t>
+        <w:t xml:space="preserve"/>
       </w:r>
       <w:proofErr w:type="spellStart"/>
       <w:r>
@@ -5681,14 +5681,14 @@
           <w:rFonts w:ascii="Arial Narrow" w:hAnsi="Arial Narrow"/>
           <w:color w:val="000000"/>
         </w:rPr>
-        <w:t xml:space="preserve"> 006-2026-JUS, bajo apercibimiento</w:t>
+        <w:t xml:space="preserve"/>
       </w:r>
       <w:r>
         <w:rPr>
           <w:rFonts w:ascii="Arial Narrow" w:hAnsi="Arial Narrow"/>
           <w:color w:val="000000"/>
         </w:rPr>
-        <w:t xml:space="preserve"> de rehacer el acto de notificación y notificarle conforme al numeral 1 del artículo 20</w:t>
+        <w:t xml:space="preserve"/>
       </w:r>
       <w:r>
         <w:rPr>
@@ -5703,7 +5703,7 @@
           <w:rFonts w:ascii="Arial Narrow" w:hAnsi="Arial Narrow"/>
           <w:color w:val="000000"/>
         </w:rPr>
-        <w:t xml:space="preserve"> del citado cuerpo normativo</w:t>
+        <w:t xml:space="preserve"/>
       </w:r>
       <w:r>
         <w:rPr>
@@ -5716,7 +5716,7 @@
         <w:rPr>
           <w:rFonts w:ascii="Arial Narrow" w:hAnsi="Arial Narrow" w:cs="Arial"/>
         </w:rPr>
-        <w:t>.</w:t>
+        <w:t/>
       </w:r>
     </w:p>
     <w:p>

--- a/plantillas_maestras/14_seguro_desempleo/materia_general_asegurativa/2_ddos_banco_y_aseguradora/varon/TPL_2689_2025_SEGURO_DESEMPLEO_MATERIA_GENERAL_ASEGURATIVA_BANCO_VARON_R1.docx
+++ b/plantillas_maestras/14_seguro_desempleo/materia_general_asegurativa/2_ddos_banco_y_aseguradora/varon/TPL_2689_2025_SEGURO_DESEMPLEO_MATERIA_GENERAL_ASEGURATIVA_BANCO_VARON_R1.docx
@@ -647,7 +647,7 @@
         <w:rPr>
           <w:rFonts w:ascii="Arial Narrow" w:hAnsi="Arial Narrow"/>
         </w:rPr>
-        <w:t xml:space="preserve">Mediante escrito del 21 de octubre de 2025, el señor [APELLIDO] interpuso una denuncia contra Falabella y BNP Paribas por presuntas infracciones a la Ley  29571, Código de Protección y Defensa del Consumidor (en adelante, Código), señalando lo siguiente: </w:t>
+        <w:t xml:space="preserve">Mediante escrito del 21 de octubre de 2025, el señor [APELLIDO] interpuso una denuncia contra Falabella y BNP Paribas por presuntas infracciones a la Ley 29571, Código de Protección y Defensa del Consumidor (en adelante, Código), señalando lo siguiente: </w:t>
       </w:r>
       <w:r>
         <w:rPr>
@@ -4456,7 +4456,7 @@
           <w:bCs/>
           <w:lang w:eastAsia="es-ES"/>
         </w:rPr>
-        <w:t xml:space="preserve">CUARTO: correr traslado de la denuncia del 21 de octubre de 2025 interpuesta por el señor [DENUNCIANTE] contra Banco Falabella S.A. y BNP Paribas Cardif S.A. Compañía de Seguros y Reaseguros para que, de conformidad con lo dispuesto por el artículo 26 del Decreto Legislativo  807, presente sus descargos en un plazo no mayor de cinco (5) días hábiles contado desde el día siguiente de la notificación de la presente resolución, vencido el cual, el Secretario Técnico declarará en rebeldía al denunciado que no lo hubiera presentado. Debe precisarse que de conformidad con lo establecido por el numeral 233.1 del artículo 233 del Texto Único Ordenado de la Ley  27444, Ley del Procedimiento Administrativo General, las alegaciones y los hechos relevantes de la reclamación, salvo que hayan sido específicamente negadas en la contestación, se tendrán por aceptadas o meritadas como ciertas.</w:t>
+        <w:t xml:space="preserve">CUARTO: correr traslado de la denuncia del 21 de octubre de 2025 interpuesta por el señor [DENUNCIANTE] contra Banco Falabella S.A. y BNP Paribas Cardif S.A. Compañía de Seguros y Reaseguros para que, de conformidad con lo dispuesto por el artículo 26 del Decreto Legislativo 807, presente sus descargos en un plazo no mayor de cinco (5) días hábiles contado desde el día siguiente de la notificación de la presente resolución, vencido el cual, el Secretario Técnico declarará en rebeldía al denunciado que no lo hubiera presentado. Debe precisarse que de conformidad con lo establecido por el numeral 233.1 del artículo 233 del Texto Único Ordenado de la Ley 27444, Ley del Procedimiento Administrativo General, las alegaciones y los hechos relevantes de la reclamación, salvo que hayan sido específicamente negadas en la contestación, se tendrán por aceptadas o meritadas como ciertas.</w:t>
       </w:r>
       <w:r>
         <w:rPr>
@@ -5597,7 +5597,7 @@
           <w:b/>
           <w:bCs/>
         </w:rPr>
-        <w:t xml:space="preserve">DÉCIMO: requerir al señor [DENUNCIANTE] para que, dentro del plazo de dos (2) días hábiles siguientes a la fecha en que reciba la notificación en su bandeja de correo electrónico, efectúe la confirmación de recepción de la notificación remitida por este despacho a su correo electrónico, de conformidad con el segundo párrafo del numeral 4 del artículo 20 del Texto Único Ordenado de la Ley del Procedimiento Administrativo General, aprobado mediante Decreto Supremo  006-2026-JUS, bajo apercibimiento de rehacer el acto de notificación y notificarle conforme al numeral 1 del artículo 20 del citado cuerpo normativo.</w:t>
+        <w:t xml:space="preserve">DÉCIMO: requerir al señor [DENUNCIANTE] para que, dentro del plazo de dos (2) días hábiles siguientes a la fecha en que reciba la notificación en su bandeja de correo electrónico, efectúe la confirmación de recepción de la notificación remitida por este despacho a su correo electrónico, de conformidad con el segundo párrafo del numeral 4 del artículo 20 del Texto Único Ordenado de la Ley del Procedimiento Administrativo General, aprobado mediante Decreto Supremo 006-2026-JUS, bajo apercibimiento de rehacer el acto de notificación y notificarle conforme al numeral 1 del artículo 20 del citado cuerpo normativo.</w:t>
       </w:r>
       <w:r>
         <w:rPr>

--- a/plantillas_maestras/14_seguro_desempleo/materia_general_asegurativa/2_ddos_banco_y_aseguradora/varon/TPL_2689_2025_SEGURO_DESEMPLEO_MATERIA_GENERAL_ASEGURATIVA_BANCO_VARON_R1.docx
+++ b/plantillas_maestras/14_seguro_desempleo/materia_general_asegurativa/2_ddos_banco_y_aseguradora/varon/TPL_2689_2025_SEGURO_DESEMPLEO_MATERIA_GENERAL_ASEGURATIVA_BANCO_VARON_R1.docx
@@ -762,6 +762,7 @@
         <w:rPr>
           <w:rStyle w:val="Refdenotaalpie"/>
           <w:rFonts w:ascii="Arial Narrow" w:hAnsi="Arial Narrow"/>
+          <w:vertAlign w:val="superscript"/>
         </w:rPr>
         <w:footnoteReference w:id="2"/>
       </w:r>
@@ -1686,6 +1687,7 @@
         <w:rPr>
           <w:rStyle w:val="Refdenotaalpie"/>
           <w:rFonts w:ascii="Arial Narrow" w:hAnsi="Arial Narrow" w:cs="Arial"/>
+          <w:vertAlign w:val="superscript"/>
         </w:rPr>
         <w:footnoteReference w:id="3"/>
       </w:r>
@@ -2123,6 +2125,7 @@
       <w:bookmarkEnd w:id="6"/>
       <w:r>
         <w:rPr>
+          <w:rStyle w:val="Refdenotaalpie"/>
           <w:bCs/>
           <w:color w:val="000000"/>
           <w:vertAlign w:val="superscript"/>
@@ -2285,6 +2288,7 @@
         <w:rPr>
           <w:rStyle w:val="Refdenotaalpie"/>
           <w:rFonts w:ascii="Arial Narrow" w:hAnsi="Arial Narrow" w:cs="Arial"/>
+          <w:vertAlign w:val="superscript"/>
         </w:rPr>
         <w:footnoteReference w:id="5"/>
       </w:r>
@@ -2340,6 +2344,7 @@
           <w:rFonts w:ascii="Arial Narrow" w:hAnsi="Arial Narrow"/>
           <w:shd w:val="clear" w:color="auto" w:fill="FFFFFF"/>
           <w:lang w:val="es-ES"/>
+          <w:vertAlign w:val="superscript"/>
         </w:rPr>
         <w:footnoteReference w:id="6"/>
       </w:r>
@@ -2444,6 +2449,7 @@
           <w:rStyle w:val="Refdenotaalpie"/>
           <w:rFonts w:ascii="Arial Narrow" w:hAnsi="Arial Narrow"/>
           <w:shd w:val="clear" w:color="auto" w:fill="FFFFFF"/>
+          <w:vertAlign w:val="superscript"/>
         </w:rPr>
         <w:footnoteReference w:id="7"/>
       </w:r>
@@ -2460,6 +2466,7 @@
           <w:rStyle w:val="Refdenotaalpie"/>
           <w:rFonts w:ascii="Arial Narrow" w:hAnsi="Arial Narrow"/>
           <w:shd w:val="clear" w:color="auto" w:fill="FFFFFF"/>
+          <w:vertAlign w:val="superscript"/>
         </w:rPr>
         <w:footnoteReference w:id="8"/>
       </w:r>
@@ -4386,6 +4393,7 @@
         <w:rPr>
           <w:rStyle w:val="Refdenotaalpie"/>
           <w:rFonts w:ascii="Arial Narrow" w:eastAsia="Calibri" w:hAnsi="Arial Narrow" w:cs="Arial"/>
+          <w:vertAlign w:val="superscript"/>
         </w:rPr>
         <w:footnoteReference w:id="9"/>
       </w:r>
@@ -4421,6 +4429,7 @@
           <w:rStyle w:val="Refdenotaalpie"/>
           <w:rFonts w:ascii="Arial Narrow" w:hAnsi="Arial Narrow" w:cs="Arial"/>
           <w:spacing w:val="-2"/>
+          <w:vertAlign w:val="superscript"/>
         </w:rPr>
         <w:footnoteReference w:id="10"/>
       </w:r>
@@ -4755,6 +4764,7 @@
           <w:rStyle w:val="Refdenotaalpie"/>
           <w:rFonts w:ascii="Arial Narrow" w:hAnsi="Arial Narrow" w:cs="Arial"/>
           <w:lang w:val="es-ES" w:eastAsia="es-ES"/>
+          <w:vertAlign w:val="superscript"/>
         </w:rPr>
         <w:footnoteReference w:id="11"/>
       </w:r>
@@ -5210,6 +5220,7 @@
       </w:r>
       <w:r>
         <w:rPr>
+          <w:rStyle w:val="Refdenotaalpie"/>
           <w:rFonts w:ascii="Arial Narrow" w:hAnsi="Arial Narrow"/>
           <w:vertAlign w:val="superscript"/>
         </w:rPr>
@@ -5232,6 +5243,7 @@
         <w:rPr>
           <w:rStyle w:val="Refdenotaalpie"/>
           <w:rFonts w:ascii="Arial Narrow" w:eastAsia="Arial Narrow" w:hAnsi="Arial Narrow" w:cs="Arial Narrow"/>
+          <w:vertAlign w:val="superscript"/>
         </w:rPr>
         <w:footnoteReference w:id="13"/>
       </w:r>
@@ -5273,6 +5285,7 @@
       </w:r>
       <w:r>
         <w:rPr>
+          <w:rStyle w:val="Refdenotaalpie"/>
           <w:rFonts w:ascii="Arial Narrow" w:eastAsia="Arial Narrow" w:hAnsi="Arial Narrow" w:cs="Arial"/>
           <w:vertAlign w:val="superscript"/>
         </w:rPr>
@@ -5455,6 +5468,7 @@
         <w:rPr>
           <w:rStyle w:val="Refdenotaalpie"/>
           <w:rFonts w:ascii="Arial Narrow" w:hAnsi="Arial Narrow" w:cs="Arial"/>
+          <w:vertAlign w:val="superscript"/>
         </w:rPr>
         <w:footnoteReference w:id="15"/>
       </w:r>
@@ -5707,6 +5721,7 @@
       </w:r>
       <w:r>
         <w:rPr>
+          <w:rStyle w:val="Refdenotaalpie"/>
           <w:rFonts w:ascii="Arial Narrow" w:hAnsi="Arial Narrow"/>
           <w:vertAlign w:val="superscript"/>
         </w:rPr>
@@ -5954,7 +5969,7 @@
         <w:jc w:val="center"/>
         <w:textAlignment w:val="baseline"/>
         <w:rPr>
-          <w:rFonts w:ascii="Segoe UI" w:hAnsi="Segoe UI" w:cs="Segoe UI"/>
+          <w:rFonts w:ascii="Arial Narrow" w:hAnsi="Arial Narrow" w:cs="Segoe UI"/>
           <w:sz w:val="18"/>
           <w:szCs w:val="18"/>
         </w:rPr>
@@ -6094,7 +6109,6 @@
           <w:spacing w:val="-2"/>
           <w:sz w:val="16"/>
           <w:szCs w:val="16"/>
-          <w:highlight w:val="yellow"/>
           <w:lang w:eastAsia="es-ES"/>
         </w:rPr>
       </w:pPr>
@@ -6129,7 +6143,7 @@
       <w:headerReference w:type="default" r:id="rId12"/>
       <w:footerReference w:type="default" r:id="rId13"/>
       <w:pgSz w:w="11906" w:h="16838"/>
-      <w:pgMar w:top="2124" w:right="1701" w:bottom="1417" w:left="1701" w:header="708" w:footer="708" w:gutter="0"/>
+      <w:pgMar w:top="1417" w:right="1701" w:bottom="1417" w:left="1701" w:header="708" w:footer="708" w:gutter="0"/>
       <w:cols w:space="708"/>
       <w:docGrid w:linePitch="360"/>
     </w:sectPr>
@@ -6317,6 +6331,7 @@
           <w:rFonts w:ascii="Arial Narrow" w:hAnsi="Arial Narrow" w:cs="Arial"/>
           <w:sz w:val="16"/>
           <w:szCs w:val="16"/>
+          <w:vertAlign w:val="superscript"/>
         </w:rPr>
         <w:footnoteRef/>
       </w:r>
@@ -6394,8 +6409,9 @@
         <w:rPr>
           <w:rStyle w:val="Refdenotaalpie"/>
           <w:rFonts w:ascii="Arial Narrow" w:hAnsi="Arial Narrow"/>
-          <w:sz w:val="15"/>
+          <w:sz w:val="16"/>
           <w:szCs w:val="15"/>
+          <w:vertAlign w:val="superscript"/>
         </w:rPr>
         <w:footnoteRef/>
       </w:r>
@@ -6626,6 +6642,7 @@
           <w:rFonts w:ascii="Arial Narrow" w:hAnsi="Arial Narrow"/>
           <w:sz w:val="16"/>
           <w:szCs w:val="16"/>
+          <w:vertAlign w:val="superscript"/>
         </w:rPr>
         <w:footnoteRef/>
       </w:r>
@@ -6783,8 +6800,9 @@
         <w:rPr>
           <w:rStyle w:val="Refdenotaalpie"/>
           <w:rFonts w:ascii="Arial Narrow" w:hAnsi="Arial Narrow"/>
-          <w:sz w:val="15"/>
+          <w:sz w:val="16"/>
           <w:szCs w:val="15"/>
+          <w:vertAlign w:val="superscript"/>
         </w:rPr>
         <w:footnoteRef/>
       </w:r>
@@ -7076,6 +7094,8 @@
       <w:r>
         <w:rPr>
           <w:rStyle w:val="Refdenotaalpie"/>
+          <w:vertAlign w:val="superscript"/>
+          <w:sz w:val="16"/>
         </w:rPr>
         <w:footnoteRef/>
       </w:r>
@@ -7243,6 +7263,7 @@
           <w:rFonts w:ascii="Arial Narrow" w:hAnsi="Arial Narrow" w:cs="Arial"/>
           <w:sz w:val="16"/>
           <w:szCs w:val="16"/>
+          <w:vertAlign w:val="superscript"/>
         </w:rPr>
         <w:footnoteRef/>
       </w:r>
@@ -7533,6 +7554,7 @@
           <w:rFonts w:ascii="Arial Narrow" w:hAnsi="Arial Narrow" w:cs="Arial"/>
           <w:sz w:val="16"/>
           <w:szCs w:val="16"/>
+          <w:vertAlign w:val="superscript"/>
         </w:rPr>
         <w:footnoteRef/>
       </w:r>
@@ -8031,8 +8053,9 @@
         <w:rPr>
           <w:rStyle w:val="Refdenotaalpie"/>
           <w:rFonts w:ascii="Arial Narrow" w:hAnsi="Arial Narrow" w:cs="Arial"/>
-          <w:sz w:val="18"/>
+          <w:sz w:val="16"/>
           <w:szCs w:val="18"/>
+          <w:vertAlign w:val="superscript"/>
         </w:rPr>
         <w:footnoteRef/>
       </w:r>
@@ -8119,8 +8142,9 @@
         <w:rPr>
           <w:rStyle w:val="Refdenotaalpie"/>
           <w:rFonts w:ascii="Arial Narrow" w:hAnsi="Arial Narrow" w:cs="Arial"/>
-          <w:sz w:val="18"/>
+          <w:sz w:val="16"/>
           <w:szCs w:val="18"/>
+          <w:vertAlign w:val="superscript"/>
         </w:rPr>
         <w:footnoteRef/>
       </w:r>
@@ -8335,16 +8359,25 @@
         <w:rPr>
           <w:rStyle w:val="Refdenotaalpie"/>
           <w:rFonts w:ascii="Arial Narrow" w:eastAsia="Arial Narrow" w:hAnsi="Arial Narrow" w:cs="Arial"/>
+          <w:sz w:val="16"/>
+          <w:szCs w:val="18"/>
+          <w:vertAlign w:val="superscript"/>
+        </w:rPr>
+        <w:footnoteRef/>
+      </w:r>
+      <w:r>
+        <w:rPr>
+          <w:rFonts w:ascii="Arial Narrow" w:eastAsia="Arial Narrow" w:hAnsi="Arial Narrow" w:cs="Arial"/>
+          <w:b/>
+          <w:bCs/>
           <w:sz w:val="18"/>
           <w:szCs w:val="18"/>
         </w:rPr>
-        <w:footnoteRef/>
-      </w:r>
-      <w:r>
-        <w:rPr>
-          <w:rFonts w:ascii="Arial Narrow" w:eastAsia="Arial Narrow" w:hAnsi="Arial Narrow" w:cs="Arial"/>
-          <w:b/>
-          <w:bCs/>
+        <w:t xml:space="preserve"> </w:t>
+      </w:r>
+      <w:r>
+        <w:rPr>
+          <w:rFonts w:ascii="Arial Narrow" w:hAnsi="Arial Narrow" w:cs="Arial"/>
           <w:sz w:val="18"/>
           <w:szCs w:val="18"/>
         </w:rPr>
@@ -8353,14 +8386,6 @@
       <w:r>
         <w:rPr>
           <w:rFonts w:ascii="Arial Narrow" w:hAnsi="Arial Narrow" w:cs="Arial"/>
-          <w:sz w:val="18"/>
-          <w:szCs w:val="18"/>
-        </w:rPr>
-        <w:t xml:space="preserve"> </w:t>
-      </w:r>
-      <w:r>
-        <w:rPr>
-          <w:rFonts w:ascii="Arial Narrow" w:hAnsi="Arial Narrow" w:cs="Arial"/>
           <w:sz w:val="16"/>
           <w:szCs w:val="16"/>
         </w:rPr>
@@ -8539,8 +8564,9 @@
         <w:rPr>
           <w:rStyle w:val="Refdenotaalpie"/>
           <w:rFonts w:ascii="Arial Narrow" w:hAnsi="Arial Narrow"/>
-          <w:sz w:val="18"/>
+          <w:sz w:val="16"/>
           <w:szCs w:val="18"/>
+          <w:vertAlign w:val="superscript"/>
         </w:rPr>
         <w:footnoteRef/>
       </w:r>
@@ -9970,6 +9996,7 @@
           <w:rFonts w:ascii="Arial Narrow" w:hAnsi="Arial Narrow" w:cs="Arial"/>
           <w:sz w:val="16"/>
           <w:szCs w:val="16"/>
+          <w:vertAlign w:val="superscript"/>
         </w:rPr>
         <w:footnoteRef/>
       </w:r>
@@ -10165,6 +10192,7 @@
           <w:bCs/>
           <w:sz w:val="16"/>
           <w:szCs w:val="16"/>
+          <w:vertAlign w:val="superscript"/>
         </w:rPr>
         <w:footnoteRef/>
       </w:r>
@@ -10311,6 +10339,7 @@
           <w:rFonts w:ascii="Arial Narrow" w:hAnsi="Arial Narrow" w:cs="Arial"/>
           <w:sz w:val="16"/>
           <w:szCs w:val="16"/>
+          <w:vertAlign w:val="superscript"/>
         </w:rPr>
         <w:footnoteRef/>
       </w:r>
@@ -15858,6 +15887,17 @@
       <w:lang w:eastAsia="es-PE"/>
     </w:rPr>
   </w:style>
+  <w:style w:type="character" w:styleId="FootnoteReference">
+    <w:name w:val="footnote reference"/>
+    <w:basedOn w:val="Fuentedeprrafopredeter"/>
+    <w:uiPriority w:val="99"/>
+    <w:semiHidden/>
+    <w:unhideWhenUsed/>
+    <w:rPr>
+      <w:rFonts w:ascii="Arial Narrow" w:hAnsi="Arial Narrow"/>
+      <w:vertAlign w:val="superscript"/>
+    </w:rPr>
+  </w:style>
 </w:styles>
 </file>
 

--- a/plantillas_maestras/14_seguro_desempleo/materia_general_asegurativa/2_ddos_banco_y_aseguradora/varon/TPL_2689_2025_SEGURO_DESEMPLEO_MATERIA_GENERAL_ASEGURATIVA_BANCO_VARON_R1.docx
+++ b/plantillas_maestras/14_seguro_desempleo/materia_general_asegurativa/2_ddos_banco_y_aseguradora/varon/TPL_2689_2025_SEGURO_DESEMPLEO_MATERIA_GENERAL_ASEGURATIVA_BANCO_VARON_R1.docx
@@ -1,8 +1,8 @@
 
 <file path=word/document.xml><?xml version="1.0" encoding="utf-8"?>
-<w:document xmlns:wpc="http://schemas.microsoft.com/office/word/2010/wordprocessingCanvas" xmlns:cx="http://schemas.microsoft.com/office/drawing/2014/chartex" xmlns:cx1="http://schemas.microsoft.com/office/drawing/2015/9/8/chartex" xmlns:cx2="http://schemas.microsoft.com/office/drawing/2015/10/21/chartex" xmlns:cx3="http://schemas.microsoft.com/office/drawing/2016/5/9/chartex" xmlns:cx4="http://schemas.microsoft.com/office/drawing/2016/5/10/chartex" xmlns:cx5="http://schemas.microsoft.com/office/drawing/2016/5/11/chartex" xmlns:cx6="http://schemas.microsoft.com/office/drawing/2016/5/12/chartex" xmlns:cx7="http://schemas.microsoft.com/office/drawing/2016/5/13/chartex" xmlns:cx8="http://schemas.microsoft.com/office/drawing/2016/5/14/chartex" xmlns:mc="http://schemas.openxmlformats.org/markup-compatibility/2006" xmlns:aink="http://schemas.microsoft.com/office/drawing/2016/ink" xmlns:am3d="http://schemas.microsoft.com/office/drawing/2017/model3d" xmlns:o="urn:schemas-microsoft-com:office:office" xmlns:oel="http://schemas.microsoft.com/office/2019/extlst" xmlns:r="http://schemas.openxmlformats.org/officeDocument/2006/relationships" xmlns:m="http://schemas.openxmlformats.org/officeDocument/2006/math" xmlns:v="urn:schemas-microsoft-com:vml" xmlns:wp14="http://schemas.microsoft.com/office/word/2010/wordprocessingDrawing" xmlns:wp="http://schemas.openxmlformats.org/drawingml/2006/wordprocessingDrawing" xmlns:w10="urn:schemas-microsoft-com:office:word" xmlns:w="http://schemas.openxmlformats.org/wordprocessingml/2006/main" xmlns:w14="http://schemas.microsoft.com/office/word/2010/wordml" xmlns:w15="http://schemas.microsoft.com/office/word/2012/wordml" xmlns:w16cex="http://schemas.microsoft.com/office/word/2018/wordml/cex" xmlns:w16cid="http://schemas.microsoft.com/office/word/2016/wordml/cid" xmlns:w16="http://schemas.microsoft.com/office/word/2018/wordml" xmlns:w16du="http://schemas.microsoft.com/office/word/2023/wordml/word16du" xmlns:w16sdtdh="http://schemas.microsoft.com/office/word/2020/wordml/sdtdatahash" xmlns:w16sdtfl="http://schemas.microsoft.com/office/word/2024/wordml/sdtformatlock" xmlns:w16se="http://schemas.microsoft.com/office/word/2015/wordml/symex" xmlns:wpg="http://schemas.microsoft.com/office/word/2010/wordprocessingGroup" xmlns:wpi="http://schemas.microsoft.com/office/word/2010/wordprocessingInk" xmlns:wne="http://schemas.microsoft.com/office/word/2006/wordml" xmlns:wps="http://schemas.microsoft.com/office/word/2010/wordprocessingShape" mc:Ignorable="w14 w15 w16se w16cid w16 w16cex w16sdtdh w16sdtfl w16du wp14">
+<w:document xmlns:ns1="http://schemas.openxmlformats.org/markup-compatibility/2006" xmlns:ns2="http://schemas.microsoft.com/office/word/2010/wordml" xmlns:ns3="http://schemas.openxmlformats.org/officeDocument/2006/relationships" xmlns:w="http://schemas.openxmlformats.org/wordprocessingml/2006/main" ns1:Ignorable="w14 w15 w16se w16cid w16 w16cex w16sdtdh w16sdtfl w16du wp14">
   <w:body>
-    <w:p>
+    <w:p ns2:paraId="7D3D3AEE" ns2:textId="35FF472B">
       <w:pPr>
         <w:tabs>
           <w:tab w:val="left" w:pos="1701"/>
@@ -104,7 +104,7 @@
         <w:t xml:space="preserve"> </w:t>
       </w:r>
     </w:p>
-    <w:p>
+    <w:p ns2:paraId="7492C1C9" ns2:textId="503F9F8C">
       <w:pPr>
         <w:tabs>
           <w:tab w:val="left" w:pos="1701"/>
@@ -194,7 +194,7 @@
         <w:t/>
       </w:r>
     </w:p>
-    <w:p>
+    <w:p ns2:paraId="5ED58CA0" ns2:textId="61637CFF">
       <w:pPr>
         <w:tabs>
           <w:tab w:val="left" w:pos="1701"/>
@@ -311,7 +311,7 @@
         <w:t>)</w:t>
       </w:r>
     </w:p>
-    <w:p>
+    <w:p ns2:paraId="2712FF8F" ns2:textId="1984A393">
       <w:pPr>
         <w:tabs>
           <w:tab w:val="left" w:pos="1701"/>
@@ -373,7 +373,7 @@
         <w:t>PARIBAS)</w:t>
       </w:r>
     </w:p>
-    <w:p>
+    <w:p ns2:paraId="41D7B0D0" ns2:textId="486AE12E">
       <w:pPr>
         <w:tabs>
           <w:tab w:val="left" w:pos="1701"/>
@@ -451,7 +451,7 @@
         <w:t>TRÁMITE</w:t>
       </w:r>
     </w:p>
-    <w:p>
+    <w:p ns2:paraId="79C7BA01" ns2:textId="7E37AF7F">
       <w:pPr>
         <w:tabs>
           <w:tab w:val="left" w:pos="1701"/>
@@ -476,7 +476,7 @@
         <w:t>REQUERIMIENTO DE INFORMACIÓN</w:t>
       </w:r>
     </w:p>
-    <w:p>
+    <w:p ns2:paraId="2D115A51" ns2:textId="79D38246">
       <w:pPr>
         <w:tabs>
           <w:tab w:val="left" w:pos="1701"/>
@@ -536,7 +536,7 @@
       </w:r>
     </w:p>
     <w:bookmarkEnd w:id="0"/>
-    <w:p>
+    <w:p ns2:paraId="56902C09" ns2:textId="31762B78">
       <w:pPr>
         <w:tabs>
           <w:tab w:val="left" w:pos="1701"/>
@@ -551,7 +551,7 @@
         </w:rPr>
       </w:pPr>
     </w:p>
-    <w:p>
+    <w:p ns2:paraId="3FABBA62" ns2:textId="48D6E467">
       <w:pPr>
         <w:shd w:val="clear" w:color="auto" w:fill="FFFFFF" w:themeFill="background1"/>
         <w:spacing w:after="0" w:line="240" w:lineRule="auto"/>
@@ -584,7 +584,7 @@
         <w:t>.</w:t>
       </w:r>
     </w:p>
-    <w:p>
+    <w:p ns2:paraId="51D0FD2C" ns2:textId="77777777">
       <w:pPr>
         <w:shd w:val="clear" w:color="auto" w:fill="FFFFFF"/>
         <w:spacing w:after="0" w:line="240" w:lineRule="auto"/>
@@ -593,7 +593,7 @@
         </w:rPr>
       </w:pPr>
     </w:p>
-    <w:p>
+    <w:p ns2:paraId="3A1A1A2B" ns2:textId="77777777">
       <w:pPr>
         <w:pStyle w:val="Prrafodelista"/>
         <w:numPr>
@@ -618,7 +618,7 @@
         <w:t>HECHOS</w:t>
       </w:r>
     </w:p>
-    <w:p>
+    <w:p ns2:paraId="166AB1ED" ns2:textId="77777777">
       <w:pPr>
         <w:pStyle w:val="Prrafodelista"/>
         <w:spacing w:after="0" w:line="240" w:lineRule="auto"/>
@@ -629,7 +629,7 @@
         </w:rPr>
       </w:pPr>
     </w:p>
-    <w:p>
+    <w:p ns2:paraId="16387D75" ns2:textId="013B08F4">
       <w:pPr>
         <w:pStyle w:val="Prrafodelista"/>
         <w:numPr>
@@ -773,7 +773,7 @@
         <w:t/>
       </w:r>
     </w:p>
-    <w:p>
+    <w:p ns2:paraId="07A3D6AD" ns2:textId="77777777">
       <w:pPr>
         <w:spacing w:after="0" w:line="240" w:lineRule="auto"/>
         <w:jc w:val="both"/>
@@ -785,7 +785,7 @@
       <w:bookmarkStart w:id="4" w:name="_Hlk198041264"/>
     </w:p>
     <w:bookmarkEnd w:id="3"/>
-    <w:p>
+    <w:p ns2:paraId="2E024929" ns2:textId="10813003">
       <w:pPr>
         <w:pStyle w:val="Prrafodelista"/>
         <w:numPr>
@@ -901,7 +901,7 @@
         <w:t>, lo cual tenía cobertura para los casos de desempleo involuntario, incapacidad temporal y enfermedades graves.</w:t>
       </w:r>
     </w:p>
-    <w:p>
+    <w:p ns2:paraId="56B3ADB6" ns2:textId="77777777">
       <w:pPr>
         <w:pStyle w:val="Prrafodelista"/>
         <w:spacing w:after="0" w:line="240" w:lineRule="auto"/>
@@ -912,7 +912,7 @@
         </w:rPr>
       </w:pPr>
     </w:p>
-    <w:p>
+    <w:p ns2:paraId="751F762C" ns2:textId="6A0B8329">
       <w:pPr>
         <w:pStyle w:val="Prrafodelista"/>
         <w:numPr>
@@ -982,7 +982,7 @@
       </w:r>
     </w:p>
     <w:bookmarkEnd w:id="4"/>
-    <w:p>
+    <w:p ns2:paraId="62FEECC6" ns2:textId="77777777">
       <w:pPr>
         <w:pStyle w:val="Prrafodelista"/>
         <w:rPr>
@@ -991,7 +991,7 @@
         </w:rPr>
       </w:pPr>
     </w:p>
-    <w:p>
+    <w:p ns2:paraId="0C6B0AC8" ns2:textId="3CE99C4E">
       <w:pPr>
         <w:pStyle w:val="Prrafodelista"/>
         <w:numPr>
@@ -1114,7 +1114,7 @@
         <w:t>.</w:t>
       </w:r>
     </w:p>
-    <w:p>
+    <w:p ns2:paraId="3F79518A" ns2:textId="77777777">
       <w:pPr>
         <w:pStyle w:val="Prrafodelista"/>
         <w:rPr>
@@ -1123,7 +1123,7 @@
         </w:rPr>
       </w:pPr>
     </w:p>
-    <w:p>
+    <w:p ns2:paraId="1D757E41" ns2:textId="4796B75B">
       <w:pPr>
         <w:pStyle w:val="Prrafodelista"/>
         <w:numPr>
@@ -1188,7 +1188,7 @@
         <w:t>, generando una afectación reputacional, financiera y emocional.</w:t>
       </w:r>
     </w:p>
-    <w:p>
+    <w:p ns2:paraId="5F5EE873" ns2:textId="77777777">
       <w:pPr>
         <w:pStyle w:val="Prrafodelista"/>
         <w:rPr>
@@ -1197,7 +1197,7 @@
         </w:rPr>
       </w:pPr>
     </w:p>
-    <w:p>
+    <w:p ns2:paraId="646DB252" ns2:textId="046F873E">
       <w:pPr>
         <w:pStyle w:val="Prrafodelista"/>
         <w:numPr>
@@ -1220,7 +1220,7 @@
         <w:t>Sin perjuicio de ello, Falabella junto con sus empresas de cobranza vienen realizando llamadas y mensajes reiterativos para requerir el pago de la deuda, lo que constituirían actos de hostigamientos y acoso vía telefónica.</w:t>
       </w:r>
     </w:p>
-    <w:p>
+    <w:p ns2:paraId="42E34D00" ns2:textId="77777777">
       <w:pPr>
         <w:pStyle w:val="Prrafodelista"/>
         <w:spacing w:after="0" w:line="240" w:lineRule="auto"/>
@@ -1234,7 +1234,7 @@
         </w:rPr>
       </w:pPr>
     </w:p>
-    <w:p>
+    <w:p ns2:paraId="09CABA93" ns2:textId="43508416">
       <w:pPr>
         <w:pStyle w:val="Prrafodelista"/>
         <w:numPr>
@@ -1350,7 +1350,7 @@
         <w:t xml:space="preserve"/>
       </w:r>
     </w:p>
-    <w:p>
+    <w:p ns2:paraId="3C47358C" ns2:textId="77777777">
       <w:pPr>
         <w:pStyle w:val="Prrafodelista"/>
         <w:spacing w:after="0" w:line="240" w:lineRule="auto"/>
@@ -1364,7 +1364,7 @@
         </w:rPr>
       </w:pPr>
     </w:p>
-    <w:p>
+    <w:p ns2:paraId="3F39AD2C" ns2:textId="22B53519">
       <w:pPr>
         <w:pStyle w:val="Prrafodelista"/>
         <w:numPr>
@@ -1386,7 +1386,7 @@
         <w:t xml:space="preserve">la anulación y/o liquidación de la totalidad de la deuda por el crédito personal solicitado; </w:t>
       </w:r>
     </w:p>
-    <w:p>
+    <w:p ns2:paraId="11948C64" ns2:textId="77777777">
       <w:pPr>
         <w:pStyle w:val="Prrafodelista"/>
         <w:numPr>
@@ -1425,7 +1425,7 @@
         <w:t xml:space="preserve"> historial crediticio en la Central de Riesgo (Infocorp), retirando cualquier registro negativo derivado de la falta de pago desde abril 2025; </w:t>
       </w:r>
     </w:p>
-    <w:p>
+    <w:p ns2:paraId="0B880BDC" ns2:textId="77777777">
       <w:pPr>
         <w:pStyle w:val="Prrafodelista"/>
         <w:numPr>
@@ -1456,7 +1456,7 @@
         <w:t>por daños y perjuicios equivalente a la suma de S/ 80.000.00;</w:t>
       </w:r>
     </w:p>
-    <w:p>
+    <w:p ns2:paraId="5C563221" ns2:textId="77777777">
       <w:pPr>
         <w:pStyle w:val="Prrafodelista"/>
         <w:numPr>
@@ -1480,7 +1480,7 @@
         <w:t xml:space="preserve">la restitución del acceso al aplicativo móvil y la tarjeta de crédito; y, </w:t>
       </w:r>
     </w:p>
-    <w:p>
+    <w:p ns2:paraId="62413C6E" ns2:textId="254739E7">
       <w:pPr>
         <w:pStyle w:val="Prrafodelista"/>
         <w:numPr>
@@ -1511,7 +1511,7 @@
         <w:t>l cese inmediato de las llamadas, mensajes y cualquier medio de hostigamiento de parte del banco o sus terceros encargados.</w:t>
       </w:r>
     </w:p>
-    <w:p>
+    <w:p ns2:paraId="66C88BA1" ns2:textId="77777777">
       <w:pPr>
         <w:pStyle w:val="Prrafodelista"/>
         <w:spacing w:after="0" w:line="240" w:lineRule="auto"/>
@@ -1525,7 +1525,7 @@
         </w:rPr>
       </w:pPr>
     </w:p>
-    <w:p>
+    <w:p ns2:paraId="56A0B0BF" ns2:textId="3F6CBC07">
       <w:pPr>
         <w:pStyle w:val="Prrafodelista"/>
         <w:numPr>
@@ -1561,7 +1561,7 @@
         <w:tab/>
       </w:r>
     </w:p>
-    <w:p>
+    <w:p ns2:paraId="4D60EEBF" ns2:textId="77777777">
       <w:pPr>
         <w:pStyle w:val="Prrafodelista"/>
         <w:spacing w:after="0" w:line="240" w:lineRule="auto"/>
@@ -1577,7 +1577,7 @@
         </w:rPr>
       </w:pPr>
     </w:p>
-    <w:p>
+    <w:p ns2:paraId="54029C6B" ns2:textId="2F83B6A3">
       <w:pPr>
         <w:pStyle w:val="Prrafodelista"/>
         <w:numPr>
@@ -1698,7 +1698,7 @@
         <w:t>.</w:t>
       </w:r>
     </w:p>
-    <w:p>
+    <w:p ns2:paraId="047EF866" ns2:textId="77777777">
       <w:pPr>
         <w:pStyle w:val="Prrafodelista"/>
         <w:spacing w:line="240" w:lineRule="auto"/>
@@ -1712,7 +1712,7 @@
         </w:rPr>
       </w:pPr>
     </w:p>
-    <w:p>
+    <w:p ns2:paraId="32C1890D" ns2:textId="6CE57FCC">
       <w:pPr>
         <w:pStyle w:val="Prrafodelista"/>
         <w:numPr>
@@ -1809,7 +1809,7 @@
       <w:bookmarkStart w:id="6" w:name="_Hlk214962902"/>
       <w:bookmarkStart w:id="7" w:name="_Hlk214559009"/>
     </w:p>
-    <w:p>
+    <w:p ns2:paraId="364F9224" ns2:textId="77777777">
       <w:pPr>
         <w:pStyle w:val="Prrafodelista"/>
         <w:rPr>
@@ -1819,7 +1819,7 @@
         </w:rPr>
       </w:pPr>
     </w:p>
-    <w:p>
+    <w:p ns2:paraId="31E84298" ns2:textId="77C5B53D">
       <w:pPr>
         <w:pStyle w:val="Prrafodelista"/>
         <w:numPr>
@@ -1898,7 +1898,7 @@
         <w:t>.</w:t>
       </w:r>
     </w:p>
-    <w:p>
+    <w:p ns2:paraId="20A3CB1F" ns2:textId="77777777">
       <w:pPr>
         <w:pStyle w:val="Prrafodelista"/>
         <w:rPr>
@@ -1908,7 +1908,7 @@
         </w:rPr>
       </w:pPr>
     </w:p>
-    <w:p>
+    <w:p ns2:paraId="268A3F1C" ns2:textId="4359A04E">
       <w:pPr>
         <w:pStyle w:val="Prrafodelista"/>
         <w:numPr>
@@ -1987,7 +1987,7 @@
         <w:t>.</w:t>
       </w:r>
     </w:p>
-    <w:p>
+    <w:p ns2:paraId="144A8D4F" ns2:textId="77777777">
       <w:pPr>
         <w:pStyle w:val="Prrafodelista"/>
         <w:rPr>
@@ -1997,7 +1997,7 @@
         </w:rPr>
       </w:pPr>
     </w:p>
-    <w:p>
+    <w:p ns2:paraId="073B9833" ns2:textId="111996F8">
       <w:pPr>
         <w:pStyle w:val="Prrafodelista"/>
         <w:numPr>
@@ -2085,7 +2085,7 @@
         <w:t>.</w:t>
       </w:r>
     </w:p>
-    <w:p>
+    <w:p ns2:paraId="45B39755" ns2:textId="77777777">
       <w:pPr>
         <w:pStyle w:val="Prrafodelista"/>
         <w:rPr>
@@ -2093,7 +2093,7 @@
         </w:rPr>
       </w:pPr>
     </w:p>
-    <w:p>
+    <w:p ns2:paraId="11B8851F" ns2:textId="04C7E300">
       <w:pPr>
         <w:pStyle w:val="Prrafodelista"/>
         <w:numPr>
@@ -2144,7 +2144,7 @@
         <w:t>.</w:t>
       </w:r>
     </w:p>
-    <w:p>
+    <w:p ns2:paraId="03184D83" ns2:textId="77777777">
       <w:pPr>
         <w:pStyle w:val="Prrafodelista"/>
         <w:spacing w:line="240" w:lineRule="auto"/>
@@ -2158,7 +2158,7 @@
         </w:rPr>
       </w:pPr>
     </w:p>
-    <w:p>
+    <w:p ns2:paraId="626C9830" ns2:textId="035C32DF">
       <w:pPr>
         <w:pStyle w:val="Prrafodelista"/>
         <w:numPr>
@@ -2300,7 +2300,7 @@
       </w:r>
     </w:p>
     <w:bookmarkEnd w:id="5"/>
-    <w:p>
+    <w:p ns2:paraId="2FE712BC" ns2:textId="77777777">
       <w:pPr>
         <w:pStyle w:val="Prrafodelista"/>
         <w:spacing w:after="0" w:line="240" w:lineRule="auto"/>
@@ -2313,7 +2313,7 @@
         </w:rPr>
       </w:pPr>
     </w:p>
-    <w:p>
+    <w:p ns2:paraId="4FB3495B" ns2:textId="1B087E6E">
       <w:pPr>
         <w:pStyle w:val="Prrafodelista"/>
         <w:numPr>
@@ -2374,7 +2374,7 @@
         <w:t xml:space="preserve"> </w:t>
       </w:r>
     </w:p>
-    <w:p>
+    <w:p ns2:paraId="0BAD05C6" ns2:textId="77777777">
       <w:pPr>
         <w:pStyle w:val="Prrafodelista"/>
         <w:rPr>
@@ -2382,7 +2382,7 @@
         </w:rPr>
       </w:pPr>
     </w:p>
-    <w:p>
+    <w:p ns2:paraId="5BE03469" ns2:textId="77777777">
       <w:pPr>
         <w:pStyle w:val="Prrafodelista"/>
         <w:numPr>
@@ -2405,7 +2405,7 @@
         <w:t>REQUERIMIENTO DE INFORMACIÓN</w:t>
       </w:r>
     </w:p>
-    <w:p>
+    <w:p ns2:paraId="4D497EE9" ns2:textId="77777777">
       <w:pPr>
         <w:pStyle w:val="Prrafodelista"/>
         <w:spacing w:after="0" w:line="240" w:lineRule="auto"/>
@@ -2418,7 +2418,7 @@
         </w:rPr>
       </w:pPr>
     </w:p>
-    <w:p>
+    <w:p ns2:paraId="67F592A6" ns2:textId="724AB6D2">
       <w:pPr>
         <w:pStyle w:val="Prrafodelista"/>
         <w:numPr>
@@ -2566,7 +2566,7 @@
         <w:t xml:space="preserve">cumpla con lo siguiente: </w:t>
       </w:r>
     </w:p>
-    <w:p>
+    <w:p ns2:paraId="5307C7BD" ns2:textId="77777777">
       <w:pPr>
         <w:pStyle w:val="Prrafodelista"/>
         <w:spacing w:after="0" w:line="240" w:lineRule="auto"/>
@@ -2578,7 +2578,7 @@
         </w:rPr>
       </w:pPr>
     </w:p>
-    <w:p>
+    <w:p ns2:paraId="6C868AE7" ns2:textId="77777777">
       <w:pPr>
         <w:spacing w:after="0" w:line="240" w:lineRule="auto"/>
         <w:ind w:left="709"/>
@@ -2634,7 +2634,7 @@
         <w:t>presentar todas las comunicaciones cursadas en virtud de los hechos materia de denuncia.</w:t>
       </w:r>
     </w:p>
-    <w:p>
+    <w:p ns2:paraId="008BB9AE" ns2:textId="77777777">
       <w:pPr>
         <w:pStyle w:val="Prrafodelista"/>
         <w:spacing w:after="0" w:line="240" w:lineRule="auto"/>
@@ -2649,7 +2649,7 @@
         </w:rPr>
       </w:pPr>
     </w:p>
-    <w:p>
+    <w:p ns2:paraId="103446A8" ns2:textId="59D7409D">
       <w:pPr>
         <w:spacing w:after="0" w:line="240" w:lineRule="auto"/>
         <w:ind w:left="709"/>
@@ -2790,7 +2790,7 @@
         <w:t xml:space="preserve"> 59172301232.</w:t>
       </w:r>
     </w:p>
-    <w:p>
+    <w:p ns2:paraId="383239B1" ns2:textId="77777777">
       <w:pPr>
         <w:pStyle w:val="Prrafodelista"/>
         <w:spacing w:after="0" w:line="240" w:lineRule="auto"/>
@@ -2802,7 +2802,7 @@
         </w:rPr>
       </w:pPr>
     </w:p>
-    <w:p>
+    <w:p ns2:paraId="03467BD8" ns2:textId="007AC624">
       <w:pPr>
         <w:pStyle w:val="Prrafodelista"/>
         <w:numPr>
@@ -2827,7 +2827,7 @@
         <w:t>RESOLUCIÓN DE LA SECRETARÍA TÉCNICA</w:t>
       </w:r>
     </w:p>
-    <w:p>
+    <w:p ns2:paraId="4209CAFC" ns2:textId="77777777">
       <w:pPr>
         <w:spacing w:after="0" w:line="240" w:lineRule="auto"/>
         <w:ind w:left="-11"/>
@@ -2839,7 +2839,7 @@
         </w:rPr>
       </w:pPr>
     </w:p>
-    <w:p>
+    <w:p ns2:paraId="1E93F867" ns2:textId="51B595D7">
       <w:pPr>
         <w:spacing w:line="240" w:lineRule="auto"/>
         <w:jc w:val="both"/>
@@ -3138,7 +3138,7 @@
       <w:bookmarkEnd w:id="9"/>
     </w:p>
     <w:bookmarkEnd w:id="10"/>
-    <w:p>
+    <w:p ns2:paraId="7AC268FB" ns2:textId="044B1317">
       <w:pPr>
         <w:pStyle w:val="Prrafodelista"/>
         <w:numPr>
@@ -3299,7 +3299,7 @@
         <w:t>.</w:t>
       </w:r>
     </w:p>
-    <w:p>
+    <w:p ns2:paraId="5047449E" ns2:textId="77777777">
       <w:pPr>
         <w:pStyle w:val="Prrafodelista"/>
         <w:spacing w:line="240" w:lineRule="auto"/>
@@ -3313,7 +3313,7 @@
         </w:rPr>
       </w:pPr>
     </w:p>
-    <w:p>
+    <w:p ns2:paraId="5A964EAF" ns2:textId="4F2818AB">
       <w:pPr>
         <w:pStyle w:val="Prrafodelista"/>
         <w:numPr>
@@ -3394,7 +3394,7 @@
         <w:t>.</w:t>
       </w:r>
     </w:p>
-    <w:p>
+    <w:p ns2:paraId="1045A34C" ns2:textId="77777777">
       <w:pPr>
         <w:pStyle w:val="Prrafodelista"/>
         <w:spacing w:line="240" w:lineRule="auto"/>
@@ -3408,7 +3408,7 @@
         </w:rPr>
       </w:pPr>
     </w:p>
-    <w:p>
+    <w:p ns2:paraId="24790182" ns2:textId="4DA3DF77">
       <w:pPr>
         <w:pStyle w:val="Prrafodelista"/>
         <w:numPr>
@@ -3507,7 +3507,7 @@
         <w:t xml:space="preserve">. </w:t>
       </w:r>
     </w:p>
-    <w:p>
+    <w:p ns2:paraId="5D568CC8" ns2:textId="77777777">
       <w:pPr>
         <w:pStyle w:val="Prrafodelista"/>
         <w:spacing w:line="240" w:lineRule="auto"/>
@@ -3521,7 +3521,7 @@
         </w:rPr>
       </w:pPr>
     </w:p>
-    <w:p>
+    <w:p ns2:paraId="5C63BBAE" ns2:textId="7B8DC0BD">
       <w:pPr>
         <w:pStyle w:val="Prrafodelista"/>
         <w:numPr>
@@ -3602,7 +3602,7 @@
         <w:t>.</w:t>
       </w:r>
     </w:p>
-    <w:p>
+    <w:p ns2:paraId="1E8487B2" ns2:textId="77777777">
       <w:pPr>
         <w:pStyle w:val="Prrafodelista"/>
         <w:spacing w:line="240" w:lineRule="auto"/>
@@ -3616,7 +3616,7 @@
         </w:rPr>
       </w:pPr>
     </w:p>
-    <w:p>
+    <w:p ns2:paraId="00A8653B" ns2:textId="44780551">
       <w:pPr>
         <w:pStyle w:val="Prrafodelista"/>
         <w:numPr>
@@ -3716,7 +3716,7 @@
         <w:t xml:space="preserve"> </w:t>
       </w:r>
     </w:p>
-    <w:p>
+    <w:p ns2:paraId="719567E4" ns2:textId="77777777">
       <w:pPr>
         <w:pStyle w:val="Prrafodelista"/>
         <w:rPr>
@@ -3727,7 +3727,7 @@
         </w:rPr>
       </w:pPr>
     </w:p>
-    <w:p>
+    <w:p ns2:paraId="44A463CC" ns2:textId="2AA7C7EC">
       <w:pPr>
         <w:pStyle w:val="Prrafodelista"/>
         <w:numPr>
@@ -3807,7 +3807,7 @@
         <w:t>Banco Falabella S.A. no habría brindado una respuesta dentro del plazo legal al reclamo presentado por el denunciante el julio de 2025.</w:t>
       </w:r>
     </w:p>
-    <w:p>
+    <w:p ns2:paraId="0B46DE7F" ns2:textId="77777777">
       <w:pPr>
         <w:pStyle w:val="Prrafodelista"/>
         <w:spacing w:line="240" w:lineRule="auto"/>
@@ -3822,7 +3822,7 @@
         </w:rPr>
       </w:pPr>
     </w:p>
-    <w:p>
+    <w:p ns2:paraId="27BA9569" ns2:textId="0CBE2F40">
       <w:pPr>
         <w:pStyle w:val="Prrafodelista"/>
         <w:numPr>
@@ -3955,7 +3955,7 @@
         <w:t xml:space="preserve">. </w:t>
       </w:r>
     </w:p>
-    <w:p>
+    <w:p ns2:paraId="2DDD6A13" ns2:textId="77777777">
       <w:pPr>
         <w:spacing w:after="0" w:line="240" w:lineRule="auto"/>
         <w:jc w:val="both"/>
@@ -3967,7 +3967,7 @@
         </w:rPr>
       </w:pPr>
     </w:p>
-    <w:p>
+    <w:p ns2:paraId="30D2A63E" ns2:textId="7B4D81AE">
       <w:pPr>
         <w:spacing w:after="0" w:line="240" w:lineRule="auto"/>
         <w:jc w:val="both"/>
@@ -4075,7 +4075,7 @@
         <w:t>.</w:t>
       </w:r>
     </w:p>
-    <w:p>
+    <w:p ns2:paraId="1145B9AE" ns2:textId="77777777">
       <w:pPr>
         <w:spacing w:after="0" w:line="240" w:lineRule="auto"/>
         <w:jc w:val="both"/>
@@ -4085,7 +4085,7 @@
         </w:rPr>
       </w:pPr>
     </w:p>
-    <w:p>
+    <w:p ns2:paraId="73BDD2CC" ns2:textId="37360EEB">
       <w:pPr>
         <w:spacing w:line="240" w:lineRule="auto"/>
         <w:jc w:val="both"/>
@@ -4258,7 +4258,7 @@
       </w:r>
       <w:bookmarkEnd w:id="12"/>
     </w:p>
-    <w:p>
+    <w:p ns2:paraId="0BE54236" ns2:textId="77777777">
       <w:pPr>
         <w:widowControl w:val="0"/>
         <w:numPr>
@@ -4279,7 +4279,7 @@
         <w:t xml:space="preserve">Presentar documentos que acrediten su inscripción en los Registros Públicos o una declaración jurada que indique que cuenta con dicha inscripción; </w:t>
       </w:r>
     </w:p>
-    <w:p>
+    <w:p ns2:paraId="5C5BB3D5" ns2:textId="77777777">
       <w:pPr>
         <w:widowControl w:val="0"/>
         <w:numPr>
@@ -4300,7 +4300,7 @@
         <w:t>presentar copia simple de las facultades de representación de su representante legal en el presente procedimiento o la declaración jurada que indique que cuenta con dichas facultades y que estas se encuentran vigentes;</w:t>
       </w:r>
     </w:p>
-    <w:p>
+    <w:p ns2:paraId="656C7E9D" ns2:textId="77777777">
       <w:pPr>
         <w:widowControl w:val="0"/>
         <w:numPr>
@@ -4321,7 +4321,7 @@
         <w:t>consignar el Número de Registro Único de Contribuyente (RUC); y,</w:t>
       </w:r>
     </w:p>
-    <w:p>
+    <w:p ns2:paraId="476F9B27" ns2:textId="41B4A7AE">
       <w:pPr>
         <w:widowControl w:val="0"/>
         <w:numPr>
@@ -4342,7 +4342,7 @@
         <w:t>fijar domicilio procesal para el procedimiento, de conformidad con el numeral 442.1 del artículo 442 del Código Procesal Civil.</w:t>
       </w:r>
     </w:p>
-    <w:p>
+    <w:p ns2:paraId="31FFD7CE" ns2:textId="32783622">
       <w:pPr>
         <w:widowControl w:val="0"/>
         <w:numPr>
@@ -4441,342 +4441,43 @@
         <w:t>.</w:t>
       </w:r>
     </w:p>
+    <w:p ns2:paraId="6D2C4707" ns2:textId="77777777">
+      <w:pPr>
+        <w:spacing w:after="0" w:line="240" w:lineRule="auto"/>
+        <w:jc w:val="both"/>
+        <w:rPr>
+          <w:rFonts w:ascii="Arial Narrow" w:hAnsi="Arial Narrow" w:cs="Arial"/>
+          <w:b/>
+          <w:bCs/>
+          <w:lang w:eastAsia="es-ES"/>
+        </w:rPr>
+      </w:pPr>
+    </w:p>
     <w:p>
       <w:pPr>
-        <w:spacing w:after="0" w:line="240" w:lineRule="auto"/>
-        <w:jc w:val="both"/>
-        <w:rPr>
-          <w:rFonts w:ascii="Arial Narrow" w:hAnsi="Arial Narrow" w:cs="Arial"/>
-          <w:b/>
-          <w:bCs/>
-          <w:lang w:eastAsia="es-ES"/>
-        </w:rPr>
-      </w:pPr>
-    </w:p>
-    <w:p>
-      <w:pPr>
         <w:spacing w:line="240" w:lineRule="auto"/>
         <w:jc w:val="both"/>
       </w:pPr>
       <w:r>
         <w:rPr>
-          <w:rFonts w:ascii="Arial Narrow" w:hAnsi="Arial Narrow" w:cs="Arial"/>
-          <w:b/>
-          <w:bCs/>
-          <w:lang w:eastAsia="es-ES"/>
-        </w:rPr>
-        <w:t xml:space="preserve">CUARTO: correr traslado de la denuncia del 21 de octubre de 2025 interpuesta por el señor [DENUNCIANTE] contra Banco Falabella S.A. y BNP Paribas Cardif S.A. Compañía de Seguros y Reaseguros para que, de conformidad con lo dispuesto por el artículo 26 del Decreto Legislativo 807, presente sus descargos en un plazo no mayor de cinco (5) días hábiles contado desde el día siguiente de la notificación de la presente resolución, vencido el cual, el Secretario Técnico declarará en rebeldía al denunciado que no lo hubiera presentado. Debe precisarse que de conformidad con lo establecido por el numeral 233.1 del artículo 233 del Texto Único Ordenado de la Ley 27444, Ley del Procedimiento Administrativo General, las alegaciones y los hechos relevantes de la reclamación, salvo que hayan sido específicamente negadas en la contestación, se tendrán por aceptadas o meritadas como ciertas.</w:t>
-      </w:r>
-      <w:r>
-        <w:rPr>
-          <w:rFonts w:ascii="Arial Narrow" w:hAnsi="Arial Narrow"/>
-        </w:rPr>
-        <w:t xml:space="preserve"/>
-      </w:r>
-      <w:r>
-        <w:rPr>
-          <w:rFonts w:ascii="Arial Narrow" w:hAnsi="Arial Narrow" w:cs="Arial"/>
-          <w:lang w:val="es-ES" w:eastAsia="es-ES"/>
-        </w:rPr>
-        <w:t/>
-      </w:r>
-      <w:r>
-        <w:rPr>
-          <w:rFonts w:ascii="Arial Narrow" w:hAnsi="Arial Narrow" w:cs="Arial"/>
-          <w:lang w:val="es-ES" w:eastAsia="es-ES"/>
-        </w:rPr>
-        <w:t/>
-      </w:r>
-      <w:r>
-        <w:rPr>
-          <w:rFonts w:ascii="Arial Narrow" w:hAnsi="Arial Narrow" w:cs="Arial"/>
-          <w:lang w:val="es-ES" w:eastAsia="es-ES"/>
-        </w:rPr>
-        <w:t xml:space="preserve"/>
-      </w:r>
-      <w:r>
-        <w:rPr>
-          <w:rStyle w:val="normaltextrun"/>
-          <w:rFonts w:ascii="Arial Narrow" w:hAnsi="Arial Narrow"/>
-          <w:shd w:val="clear" w:color="auto" w:fill="FFFFFF"/>
-        </w:rPr>
-        <w:t xml:space="preserve"/>
-      </w:r>
-      <w:r>
-        <w:rPr>
-          <w:rFonts w:ascii="Arial Narrow" w:hAnsi="Arial Narrow"/>
-        </w:rPr>
-        <w:t/>
-      </w:r>
-      <w:r>
-        <w:rPr>
-          <w:rFonts w:ascii="Arial Narrow" w:hAnsi="Arial Narrow"/>
-        </w:rPr>
-        <w:t xml:space="preserve"/>
-      </w:r>
-      <w:r>
-        <w:rPr>
-          <w:rFonts w:ascii="Arial Narrow" w:hAnsi="Arial Narrow"/>
-        </w:rPr>
-        <w:t xml:space="preserve"/>
-      </w:r>
-      <w:r>
-        <w:rPr>
-          <w:rFonts w:ascii="Arial Narrow" w:hAnsi="Arial Narrow"/>
-        </w:rPr>
-        <w:t/>
-      </w:r>
-      <w:r>
-        <w:rPr>
-          <w:rFonts w:ascii="Arial Narrow" w:hAnsi="Arial Narrow"/>
-        </w:rPr>
-        <w:t/>
-      </w:r>
-      <w:r>
-        <w:rPr>
-          <w:rFonts w:ascii="Arial Narrow" w:hAnsi="Arial Narrow"/>
-        </w:rPr>
-        <w:t xml:space="preserve"/>
-      </w:r>
-      <w:r>
-        <w:rPr>
-          <w:rFonts w:ascii="Arial Narrow" w:hAnsi="Arial Narrow"/>
-        </w:rPr>
-        <w:t xml:space="preserve"/>
-      </w:r>
-      <w:proofErr w:type="spellStart"/>
-      <w:r>
-        <w:rPr>
-          <w:rFonts w:ascii="Arial Narrow" w:eastAsia="Arial Narrow" w:hAnsi="Arial Narrow" w:cs="Arial"/>
-          <w:lang w:eastAsia="es-PE"/>
-        </w:rPr>
-        <w:t/>
-      </w:r>
-      <w:proofErr w:type="spellEnd"/>
-      <w:r>
-        <w:rPr>
-          <w:rFonts w:ascii="Arial Narrow" w:eastAsia="Arial Narrow" w:hAnsi="Arial Narrow" w:cs="Arial"/>
-          <w:lang w:eastAsia="es-PE"/>
-        </w:rPr>
-        <w:t xml:space="preserve"/>
-      </w:r>
-      <w:r>
-        <w:rPr>
-          <w:rFonts w:ascii="Arial Narrow" w:eastAsia="Arial Narrow" w:hAnsi="Arial Narrow" w:cs="Arial"/>
-          <w:lang w:eastAsia="es-PE"/>
-        </w:rPr>
-        <w:t xml:space="preserve"/>
-      </w:r>
-      <w:r>
-        <w:rPr>
-          <w:rFonts w:ascii="Arial Narrow" w:hAnsi="Arial Narrow"/>
-        </w:rPr>
-        <w:t xml:space="preserve"/>
-      </w:r>
-      <w:r>
-        <w:rPr>
-          <w:rFonts w:ascii="Arial Narrow" w:eastAsia="Arial Narrow" w:hAnsi="Arial Narrow" w:cs="Arial"/>
-          <w:lang w:eastAsia="es-PE"/>
-        </w:rPr>
-        <w:t xml:space="preserve"/>
-      </w:r>
-      <w:r>
-        <w:rPr>
-          <w:rFonts w:ascii="Arial Narrow" w:eastAsia="Arial Narrow" w:hAnsi="Arial Narrow" w:cs="Arial"/>
-          <w:lang w:eastAsia="es-PE"/>
-        </w:rPr>
-        <w:t xml:space="preserve"/>
-      </w:r>
-      <w:proofErr w:type="spellStart"/>
-      <w:r>
-        <w:rPr>
-          <w:rFonts w:ascii="Arial Narrow" w:eastAsia="Arial Narrow" w:hAnsi="Arial Narrow" w:cs="Arial"/>
-          <w:lang w:eastAsia="es-PE"/>
-        </w:rPr>
-        <w:t/>
-      </w:r>
-      <w:proofErr w:type="spellEnd"/>
-      <w:r>
-        <w:rPr>
-          <w:rFonts w:ascii="Arial Narrow" w:eastAsia="Arial Narrow" w:hAnsi="Arial Narrow" w:cs="Arial"/>
-          <w:lang w:eastAsia="es-PE"/>
-        </w:rPr>
-        <w:t xml:space="preserve"/>
-      </w:r>
-      <w:proofErr w:type="spellStart"/>
-      <w:r>
-        <w:rPr>
-          <w:rFonts w:ascii="Arial Narrow" w:eastAsia="Arial Narrow" w:hAnsi="Arial Narrow" w:cs="Arial"/>
-          <w:lang w:eastAsia="es-PE"/>
-        </w:rPr>
-        <w:t/>
-      </w:r>
-      <w:proofErr w:type="spellEnd"/>
-      <w:r>
-        <w:rPr>
-          <w:rFonts w:ascii="Arial Narrow" w:eastAsia="Arial Narrow" w:hAnsi="Arial Narrow" w:cs="Arial"/>
-          <w:lang w:eastAsia="es-PE"/>
-        </w:rPr>
-        <w:t xml:space="preserve"/>
-      </w:r>
-      <w:r>
-        <w:rPr>
-          <w:rFonts w:ascii="Arial Narrow" w:eastAsia="Arial Narrow" w:hAnsi="Arial Narrow" w:cs="Arial"/>
-          <w:lang w:eastAsia="es-PE"/>
-        </w:rPr>
-        <w:t/>
-      </w:r>
-      <w:r>
-        <w:rPr>
-          <w:rFonts w:ascii="Arial Narrow" w:eastAsia="Arial Narrow" w:hAnsi="Arial Narrow" w:cs="Arial"/>
-          <w:lang w:eastAsia="es-PE"/>
-        </w:rPr>
-        <w:t xml:space="preserve"/>
-      </w:r>
-      <w:r>
-        <w:rPr>
-          <w:rFonts w:ascii="Arial Narrow" w:eastAsia="Arial Narrow" w:hAnsi="Arial Narrow" w:cs="Arial"/>
-          <w:lang w:eastAsia="es-PE"/>
-        </w:rPr>
-        <w:t/>
-      </w:r>
-      <w:r>
-        <w:rPr>
-          <w:rFonts w:ascii="Arial Narrow" w:eastAsia="Arial Narrow" w:hAnsi="Arial Narrow" w:cs="Arial"/>
-          <w:lang w:eastAsia="es-PE"/>
-        </w:rPr>
-        <w:t xml:space="preserve"/>
-      </w:r>
-      <w:r>
-        <w:rPr>
-          <w:rFonts w:ascii="Arial Narrow" w:eastAsia="Arial Narrow" w:hAnsi="Arial Narrow" w:cs="Arial"/>
-          <w:lang w:eastAsia="es-PE"/>
-        </w:rPr>
-        <w:t xml:space="preserve"/>
-      </w:r>
-      <w:r>
-        <w:rPr>
-          <w:rFonts w:ascii="Arial Narrow" w:eastAsia="Arial Narrow" w:hAnsi="Arial Narrow" w:cs="Arial"/>
-          <w:lang w:eastAsia="es-PE"/>
-        </w:rPr>
-        <w:t xml:space="preserve"/>
-      </w:r>
-      <w:r>
-        <w:rPr>
-          <w:rFonts w:ascii="Arial Narrow" w:hAnsi="Arial Narrow" w:cs="Arial"/>
-          <w:lang w:val="es-ES" w:eastAsia="es-ES"/>
-        </w:rPr>
-        <w:t xml:space="preserve"/>
-      </w:r>
-      <w:proofErr w:type="spellStart"/>
-      <w:r>
-        <w:rPr>
-          <w:rFonts w:ascii="Arial Narrow" w:hAnsi="Arial Narrow" w:cs="Arial"/>
-          <w:lang w:val="es-ES" w:eastAsia="es-ES"/>
-        </w:rPr>
-        <w:t/>
-      </w:r>
-      <w:proofErr w:type="spellEnd"/>
-      <w:r>
-        <w:rPr>
-          <w:rFonts w:ascii="Arial Narrow" w:hAnsi="Arial Narrow" w:cs="Arial"/>
-          <w:lang w:val="es-ES" w:eastAsia="es-ES"/>
-        </w:rPr>
-        <w:t xml:space="preserve"/>
-      </w:r>
-      <w:r>
-        <w:rPr>
-          <w:rFonts w:ascii="Arial Narrow" w:hAnsi="Arial Narrow" w:cs="Arial"/>
-          <w:lang w:val="es-ES" w:eastAsia="es-ES"/>
-        </w:rPr>
-        <w:t/>
-      </w:r>
-      <w:r>
-        <w:rPr>
-          <w:rFonts w:ascii="Arial Narrow" w:hAnsi="Arial Narrow" w:cs="Arial"/>
-          <w:lang w:val="es-ES" w:eastAsia="es-ES"/>
-        </w:rPr>
-        <w:t xml:space="preserve"/>
-      </w:r>
-      <w:r>
-        <w:rPr>
-          <w:rFonts w:ascii="Arial Narrow" w:hAnsi="Arial Narrow" w:cs="Arial"/>
-          <w:lang w:val="es-ES" w:eastAsia="es-ES"/>
-        </w:rPr>
-        <w:t/>
-      </w:r>
-      <w:r>
-        <w:rPr>
-          <w:rFonts w:ascii="Arial Narrow" w:hAnsi="Arial Narrow" w:cs="Arial"/>
-          <w:lang w:val="es-ES" w:eastAsia="es-ES"/>
-        </w:rPr>
-        <w:t xml:space="preserve"/>
-      </w:r>
-      <w:r>
-        <w:rPr>
-          <w:rFonts w:ascii="Arial Narrow" w:hAnsi="Arial Narrow" w:cs="Arial"/>
-          <w:lang w:val="es-ES" w:eastAsia="es-ES"/>
-        </w:rPr>
-        <w:t xml:space="preserve"/>
-      </w:r>
-      <w:r>
-        <w:rPr>
-          <w:rFonts w:ascii="Arial Narrow" w:hAnsi="Arial Narrow" w:cs="Arial"/>
-          <w:lang w:val="es-ES" w:eastAsia="es-ES"/>
-        </w:rPr>
-        <w:t xml:space="preserve"/>
-      </w:r>
-      <w:r>
-        <w:rPr>
-          <w:rFonts w:ascii="Arial Narrow" w:hAnsi="Arial Narrow" w:cs="Arial"/>
-          <w:spacing w:val="-3"/>
-          <w:lang w:eastAsia="es-ES"/>
-        </w:rPr>
-        <w:t xml:space="preserve"/>
-      </w:r>
-      <w:proofErr w:type="spellStart"/>
-      <w:r>
-        <w:rPr>
-          <w:rFonts w:ascii="Arial Narrow" w:hAnsi="Arial Narrow" w:cs="Arial"/>
-          <w:spacing w:val="-3"/>
-          <w:lang w:eastAsia="es-ES"/>
-        </w:rPr>
-        <w:t/>
-      </w:r>
-      <w:proofErr w:type="spellEnd"/>
-      <w:r>
-        <w:rPr>
-          <w:rFonts w:ascii="Arial Narrow" w:hAnsi="Arial Narrow" w:cs="Arial"/>
-          <w:spacing w:val="-3"/>
-          <w:lang w:eastAsia="es-ES"/>
-        </w:rPr>
-        <w:t xml:space="preserve"/>
-      </w:r>
-      <w:r>
-        <w:rPr>
-          <w:rFonts w:ascii="Arial Narrow" w:hAnsi="Arial Narrow" w:cs="Arial"/>
-          <w:lang w:val="es-ES" w:eastAsia="es-ES"/>
-        </w:rPr>
-        <w:t/>
-      </w:r>
-      <w:r>
-        <w:rPr>
-          <w:rStyle w:val="Refdenotaalpie"/>
-          <w:rFonts w:ascii="Arial Narrow" w:hAnsi="Arial Narrow" w:cs="Arial"/>
-          <w:lang w:val="es-ES" w:eastAsia="es-ES"/>
-          <w:vertAlign w:val="superscript"/>
-        </w:rPr>
-        <w:footnoteReference w:id="11"/>
-      </w:r>
-      <w:r>
-        <w:rPr>
-          <w:rFonts w:ascii="Arial Narrow" w:hAnsi="Arial Narrow" w:cs="Arial"/>
-          <w:lang w:val="es-ES" w:eastAsia="es-ES"/>
-        </w:rPr>
-        <w:t/>
-      </w:r>
-    </w:p>
-    <w:p>
+          <w:rFonts w:ascii="Arial Narrow" w:hAnsi="Arial Narrow" w:cs="Arial Narrow"/>
+          <w:b w:val="1"/>
+          <w:bCs w:val="1"/>
+          <w:sz w:val="20"/>
+          <w:szCs w:val="20"/>
+        </w:rPr>
+        <w:t xml:space="preserve">CUARTO: </w:t>
+      </w:r>
+      <w:r>
+        <w:rPr>
+          <w:rFonts w:ascii="Arial Narrow" w:hAnsi="Arial Narrow" w:cs="Arial Narrow"/>
+          <w:sz w:val="20"/>
+          <w:szCs w:val="20"/>
+        </w:rPr>
+        <w:t xml:space="preserve">correr traslado de la presente resolución a Banco Falabella S.A. y BNP Paribas Cardif S.A. Compañía de Seguros y Reaseguros para que, de conformidad con lo dispuesto por el artículo 26° de la Ley sobre Facultades, Normas y Organización del Indecopi, aprobado por Decreto Legislativo N° 8079, presenten sus descargos sobre la imputación de cargos realizada en un plazo no mayor a cinco (5) días hábiles contado a partir del día siguiente de la notificación de la presente resolución, vencido el cual, el Secretario Técnico declarará en rebeldía a los denunciados que no lo hubieran presentado. Debe precisarse que de conformidad con lo establecido por el artículo 223° del Texto Único Ordenado de la Ley N° 27444, Ley del Procedimiento Administrativo General, las alegaciones y los hechos relevantes de la reclamación, salvo que hayan sido específicamente negadas en la contestación, se tendrán por aceptadas o meritadas como ciertas.</w:t>
+      </w:r>
+    </w:p>
+    <w:p ns2:paraId="31C3EE44" ns2:textId="3BC1B38A">
       <w:pPr>
         <w:spacing w:after="0" w:line="240" w:lineRule="auto"/>
         <w:jc w:val="both"/>
@@ -4872,7 +4573,7 @@
       </w:r>
       <w:bookmarkStart w:id="13" w:name="_Hlk84970964"/>
     </w:p>
-    <w:p>
+    <w:p ns2:paraId="19CE88EA" ns2:textId="77777777">
       <w:pPr>
         <w:spacing w:after="0" w:line="240" w:lineRule="auto"/>
         <w:jc w:val="both"/>
@@ -4882,7 +4583,7 @@
         </w:rPr>
       </w:pPr>
     </w:p>
-    <w:p>
+    <w:p ns2:paraId="139E6D0A" ns2:textId="235D0B46">
       <w:pPr>
         <w:spacing w:after="0" w:line="240" w:lineRule="auto"/>
         <w:jc w:val="both"/>
@@ -4985,7 +4686,7 @@
         <w:t xml:space="preserve"> materia de denuncia.</w:t>
       </w:r>
     </w:p>
-    <w:p>
+    <w:p ns2:paraId="6BC6E4AE" ns2:textId="77777777">
       <w:pPr>
         <w:spacing w:after="0" w:line="240" w:lineRule="auto"/>
         <w:jc w:val="both"/>
@@ -4998,7 +4699,7 @@
         </w:rPr>
       </w:pPr>
     </w:p>
-    <w:p>
+    <w:p ns2:paraId="3FC9E6EF" ns2:textId="26ED57F9">
       <w:pPr>
         <w:spacing w:after="0" w:line="240" w:lineRule="auto"/>
         <w:jc w:val="both"/>
@@ -5138,7 +4839,7 @@
         <w:t xml:space="preserve"> 59172301232.</w:t>
       </w:r>
     </w:p>
-    <w:p>
+    <w:p ns2:paraId="395408D7" ns2:textId="77777777">
       <w:pPr>
         <w:pStyle w:val="Prrafodelista"/>
         <w:spacing w:after="0" w:line="240" w:lineRule="auto"/>
@@ -5153,7 +4854,7 @@
         </w:rPr>
       </w:pPr>
     </w:p>
-    <w:p>
+    <w:p ns2:paraId="065D59D6" ns2:textId="6A903130">
       <w:pPr>
         <w:spacing w:after="0" w:line="240" w:lineRule="auto"/>
         <w:jc w:val="both"/>
@@ -5254,7 +4955,7 @@
         <w:t>.</w:t>
       </w:r>
     </w:p>
-    <w:p>
+    <w:p ns2:paraId="464C20F6" ns2:textId="2D4B4B47">
       <w:pPr>
         <w:spacing w:after="0" w:line="240" w:lineRule="auto"/>
         <w:jc w:val="both"/>
@@ -5298,7 +4999,7 @@
         <w:t>.</w:t>
       </w:r>
     </w:p>
-    <w:p>
+    <w:p ns2:paraId="670056A6" ns2:textId="77777777">
       <w:pPr>
         <w:spacing w:after="0" w:line="240" w:lineRule="auto"/>
         <w:jc w:val="both"/>
@@ -5309,7 +5010,7 @@
       </w:pPr>
     </w:p>
     <w:bookmarkEnd w:id="15"/>
-    <w:p>
+    <w:p ns2:paraId="2379B501" ns2:textId="534CF48E">
       <w:pPr>
         <w:shd w:val="clear" w:color="auto" w:fill="FFFFFF" w:themeFill="background1"/>
         <w:spacing w:after="0" w:line="240" w:lineRule="auto"/>
@@ -5390,7 +5091,7 @@
         <w:t>, los gastos por los peritajes realizados, actuación de pruebas, inspecciones y otros derivados de la tramitación del proceso serán de cargo de la parte que solicita la prueba, salvo pacto en contrario. En todos los casos, la resolución final determinará si los gastos deben ser asumidos por alguna de las partes, o reembolsados a la otra parte o al Indecopi, según sea el caso, de manera adicional a la sanción que haya podido imponerse.</w:t>
       </w:r>
     </w:p>
-    <w:p>
+    <w:p ns2:paraId="0F21B105" ns2:textId="77777777">
       <w:pPr>
         <w:shd w:val="clear" w:color="auto" w:fill="FFFFFF"/>
         <w:spacing w:after="0" w:line="240" w:lineRule="auto"/>
@@ -5400,7 +5101,7 @@
         </w:rPr>
       </w:pPr>
     </w:p>
-    <w:p>
+    <w:p ns2:paraId="1A90D580" ns2:textId="25A43ED6">
       <w:pPr>
         <w:suppressAutoHyphens/>
         <w:spacing w:after="0" w:line="240" w:lineRule="auto"/>
@@ -5535,7 +5236,7 @@
         <w:t>.</w:t>
       </w:r>
     </w:p>
-    <w:p>
+    <w:p ns2:paraId="415B4A52" ns2:textId="77777777">
       <w:pPr>
         <w:shd w:val="clear" w:color="auto" w:fill="FFFFFF" w:themeFill="background1"/>
         <w:spacing w:after="0" w:line="240" w:lineRule="auto"/>
@@ -5547,7 +5248,7 @@
         </w:rPr>
       </w:pPr>
     </w:p>
-    <w:p>
+    <w:p ns2:paraId="663EF5D1" ns2:textId="6CE22F9D">
       <w:pPr>
         <w:shd w:val="clear" w:color="auto" w:fill="FFFFFF" w:themeFill="background1"/>
         <w:spacing w:after="0" w:line="240" w:lineRule="auto"/>
@@ -5586,7 +5287,7 @@
       </w:r>
       <w:bookmarkEnd w:id="16"/>
     </w:p>
-    <w:p>
+    <w:p ns2:paraId="6E36C597" ns2:textId="33E4B3FD">
       <w:pPr>
         <w:shd w:val="clear" w:color="auto" w:fill="FFFFFF" w:themeFill="background1"/>
         <w:spacing w:after="0" w:line="240" w:lineRule="auto"/>
@@ -5596,7 +5297,7 @@
         </w:rPr>
       </w:pPr>
     </w:p>
-    <w:p>
+    <w:p ns2:paraId="14B559AC" ns2:textId="4080F42E">
       <w:pPr>
         <w:suppressAutoHyphens/>
         <w:spacing w:after="0" w:line="240" w:lineRule="auto"/>
@@ -5734,7 +5435,7 @@
         <w:t/>
       </w:r>
     </w:p>
-    <w:p>
+    <w:p ns2:paraId="1E5C704B" ns2:textId="77777777">
       <w:pPr>
         <w:suppressAutoHyphens/>
         <w:spacing w:after="0" w:line="240" w:lineRule="auto"/>
@@ -5744,7 +5445,7 @@
         </w:rPr>
       </w:pPr>
     </w:p>
-    <w:p>
+    <w:p ns2:paraId="3CBA8833" ns2:textId="16B3573C">
       <w:pPr>
         <w:suppressAutoHyphens/>
         <w:spacing w:line="240" w:lineRule="auto"/>
@@ -5921,7 +5622,7 @@
         <w:t>.</w:t>
       </w:r>
     </w:p>
-    <w:p>
+    <w:p ns2:paraId="1D2581E7" ns2:textId="77777777">
       <w:pPr>
         <w:spacing w:after="0" w:line="240" w:lineRule="auto"/>
         <w:rPr>
@@ -5932,7 +5633,7 @@
         </w:rPr>
       </w:pPr>
     </w:p>
-    <w:p>
+    <w:p ns2:paraId="33BE83EF" ns2:textId="77777777">
       <w:pPr>
         <w:spacing w:after="0" w:line="240" w:lineRule="auto"/>
         <w:rPr>
@@ -5942,7 +5643,7 @@
         </w:rPr>
       </w:pPr>
     </w:p>
-    <w:p>
+    <w:p ns2:paraId="4EA2AA43" ns2:textId="77777777">
       <w:pPr>
         <w:spacing w:after="0" w:line="240" w:lineRule="auto"/>
         <w:rPr>
@@ -5952,7 +5653,7 @@
         </w:rPr>
       </w:pPr>
     </w:p>
-    <w:p>
+    <w:p ns2:paraId="3CA60154" ns2:textId="77777777">
       <w:pPr>
         <w:spacing w:after="0" w:line="240" w:lineRule="auto"/>
         <w:rPr>
@@ -5962,7 +5663,7 @@
         </w:rPr>
       </w:pPr>
     </w:p>
-    <w:p>
+    <w:p ns2:paraId="451C118A" ns2:textId="77777777">
       <w:pPr>
         <w:pStyle w:val="paragraph"/>
         <w:spacing w:before="0" w:beforeAutospacing="0" w:after="0" w:afterAutospacing="0"/>
@@ -5984,7 +5685,7 @@
         <w:t> </w:t>
       </w:r>
     </w:p>
-    <w:p>
+    <w:p ns2:paraId="7FECF88C" ns2:textId="77777777">
       <w:pPr>
         <w:shd w:val="clear" w:color="auto" w:fill="FFFFFF"/>
         <w:spacing w:after="0" w:line="240" w:lineRule="auto"/>
@@ -6006,7 +5707,7 @@
         <w:t>EVELING ROA QUISPE</w:t>
       </w:r>
     </w:p>
-    <w:p>
+    <w:p ns2:paraId="41080D5E" ns2:textId="77777777">
       <w:pPr>
         <w:shd w:val="clear" w:color="auto" w:fill="FFFFFF"/>
         <w:spacing w:after="0" w:line="240" w:lineRule="auto"/>
@@ -6028,7 +5729,7 @@
         <w:t>Secretaria Técnica</w:t>
       </w:r>
     </w:p>
-    <w:p>
+    <w:p ns2:paraId="6CF5A863" ns2:textId="77777777">
       <w:pPr>
         <w:shd w:val="clear" w:color="auto" w:fill="FFFFFF"/>
         <w:spacing w:after="0" w:line="240" w:lineRule="auto"/>
@@ -6087,7 +5788,7 @@
         <w:t xml:space="preserve"> 1</w:t>
       </w:r>
     </w:p>
-    <w:p>
+    <w:p ns2:paraId="6B6CCBD6" ns2:textId="1334C929">
       <w:pPr>
         <w:spacing w:after="0" w:line="240" w:lineRule="auto"/>
         <w:jc w:val="center"/>
@@ -6098,7 +5799,7 @@
         </w:rPr>
       </w:pPr>
     </w:p>
-    <w:p>
+    <w:p ns2:paraId="55AEF07E" ns2:textId="77777777">
       <w:pPr>
         <w:suppressAutoHyphens/>
         <w:spacing w:after="0" w:line="240" w:lineRule="auto"/>
@@ -6124,7 +5825,7 @@
         <w:t>LSM/LCG</w:t>
       </w:r>
     </w:p>
-    <w:p>
+    <w:p ns2:paraId="593AC728" ns2:textId="1F3BD6DF">
       <w:pPr>
         <w:suppressAutoHyphens/>
         <w:spacing w:after="0" w:line="240" w:lineRule="auto"/>
@@ -6140,8 +5841,8 @@
       </w:pPr>
     </w:p>
     <w:sectPr>
-      <w:headerReference w:type="default" r:id="rId12"/>
-      <w:footerReference w:type="default" r:id="rId13"/>
+      <w:headerReference w:type="default" ns3:id="rId12"/>
+      <w:footerReference w:type="default" ns3:id="rId13"/>
       <w:pgSz w:w="11906" w:h="16838"/>
       <w:pgMar w:top="1417" w:right="1701" w:bottom="1417" w:left="1701" w:header="708" w:footer="708" w:gutter="0"/>
       <w:cols w:space="708"/>

--- a/plantillas_maestras/14_seguro_desempleo/materia_general_asegurativa/2_ddos_banco_y_aseguradora/varon/TPL_2689_2025_SEGURO_DESEMPLEO_MATERIA_GENERAL_ASEGURATIVA_BANCO_VARON_R1.docx
+++ b/plantillas_maestras/14_seguro_desempleo/materia_general_asegurativa/2_ddos_banco_y_aseguradora/varon/TPL_2689_2025_SEGURO_DESEMPLEO_MATERIA_GENERAL_ASEGURATIVA_BANCO_VARON_R1.docx
@@ -4474,7 +4474,7 @@
           <w:sz w:val="20"/>
           <w:szCs w:val="20"/>
         </w:rPr>
-        <w:t xml:space="preserve">correr traslado de la presente resolución a Banco Falabella S.A. y BNP Paribas Cardif S.A. Compañía de Seguros y Reaseguros para que, de conformidad con lo dispuesto por el artículo 26° de la Ley sobre Facultades, Normas y Organización del Indecopi, aprobado por Decreto Legislativo N° 8079, presenten sus descargos sobre la imputación de cargos realizada en un plazo no mayor a cinco (5) días hábiles contado a partir del día siguiente de la notificación de la presente resolución, vencido el cual, el Secretario Técnico declarará en rebeldía a los denunciados que no lo hubieran presentado. Debe precisarse que de conformidad con lo establecido por el artículo 223° del Texto Único Ordenado de la Ley N° 27444, Ley del Procedimiento Administrativo General, las alegaciones y los hechos relevantes de la reclamación, salvo que hayan sido específicamente negadas en la contestación, se tendrán por aceptadas o meritadas como ciertas.</w:t>
+        <w:t xml:space="preserve">correr traslado de la presente resolución a Banco Falabella S.A. y BNP Paribas Cardif S.A. Compañía de Seguros y Reaseguros para que, de conformidad con lo dispuesto por el artículo 26 de la Ley sobre Facultades, Normas y Organización del Indecopi, aprobada por Decreto Legislativo 807, presenten sus descargos sobre la imputación de cargos realizada en un plazo no mayor a cinco (5) días hábiles contado a partir del día siguiente de la notificación de la presente resolución, vencido el cual, el Secretario Técnico declarará en rebeldía a los denunciados que no lo hubieran presentado. Debe precisarse que de conformidad con lo establecido por el artículo 223 del Texto Único Ordenado de la Ley 27444, Ley del Procedimiento Administrativo General, las alegaciones y los hechos relevantes de la reclamación, salvo que hayan sido específicamente negadas en la contestación, se tendrán por aceptadas o merituadas como ciertas.</w:t>
       </w:r>
     </w:p>
     <w:p ns2:paraId="31C3EE44" ns2:textId="3BC1B38A">

--- a/plantillas_maestras/14_seguro_desempleo/materia_general_asegurativa/2_ddos_banco_y_aseguradora/varon/TPL_2689_2025_SEGURO_DESEMPLEO_MATERIA_GENERAL_ASEGURATIVA_BANCO_VARON_R1.docx
+++ b/plantillas_maestras/14_seguro_desempleo/materia_general_asegurativa/2_ddos_banco_y_aseguradora/varon/TPL_2689_2025_SEGURO_DESEMPLEO_MATERIA_GENERAL_ASEGURATIVA_BANCO_VARON_R1.docx
@@ -569,13 +569,13 @@
         <w:rPr>
           <w:rFonts w:ascii="Arial Narrow" w:hAnsi="Arial Narrow" w:cs="Arial"/>
         </w:rPr>
-        <w:t xml:space="preserve">28 de noviembre </w:t>
-      </w:r>
-      <w:r>
-        <w:rPr>
-          <w:rFonts w:ascii="Arial Narrow" w:hAnsi="Arial Narrow" w:cs="Arial"/>
-        </w:rPr>
-        <w:t>de 2025</w:t>
+        <w:t xml:space="preserve">28 de noviembre de 2025</w:t>
+      </w:r>
+      <w:r>
+        <w:rPr>
+          <w:rFonts w:ascii="Arial Narrow" w:hAnsi="Arial Narrow" w:cs="Arial"/>
+        </w:rPr>
+        <w:t xml:space="preserve"/>
       </w:r>
       <w:r>
         <w:rPr>
@@ -804,13 +804,13 @@
         <w:rPr>
           <w:rFonts w:ascii="Arial Narrow" w:hAnsi="Arial Narrow" w:cs="Arial"/>
         </w:rPr>
-        <w:t>El 02 de noviembre de</w:t>
-      </w:r>
-      <w:r>
-        <w:rPr>
-          <w:rFonts w:ascii="Arial Narrow" w:hAnsi="Arial Narrow" w:cs="Arial"/>
-        </w:rPr>
-        <w:t xml:space="preserve"> 2024, </w:t>
+        <w:t xml:space="preserve">El 02 de noviembre de 2024</w:t>
+      </w:r>
+      <w:r>
+        <w:rPr>
+          <w:rFonts w:ascii="Arial Narrow" w:hAnsi="Arial Narrow" w:cs="Arial"/>
+        </w:rPr>
+        <w:t xml:space="preserve">, </w:t>
       </w:r>
       <w:r>
         <w:rPr>
@@ -4036,13 +4036,13 @@
         <w:rPr>
           <w:rFonts w:ascii="Arial Narrow" w:hAnsi="Arial Narrow"/>
         </w:rPr>
-        <w:t>21 de octubre</w:t>
-      </w:r>
-      <w:r>
-        <w:rPr>
-          <w:rFonts w:ascii="Arial Narrow" w:hAnsi="Arial Narrow"/>
-        </w:rPr>
-        <w:t xml:space="preserve"> de 2025</w:t>
+        <w:t xml:space="preserve">21 de octubre de 2025</w:t>
+      </w:r>
+      <w:r>
+        <w:rPr>
+          <w:rFonts w:ascii="Arial Narrow" w:hAnsi="Arial Narrow"/>
+        </w:rPr>
+        <w:t xml:space="preserve"/>
       </w:r>
       <w:r>
         <w:rPr>

--- a/plantillas_maestras/14_seguro_desempleo/materia_general_asegurativa/2_ddos_banco_y_aseguradora/varon/TPL_2689_2025_SEGURO_DESEMPLEO_MATERIA_GENERAL_ASEGURATIVA_BANCO_VARON_R1.docx
+++ b/plantillas_maestras/14_seguro_desempleo/materia_general_asegurativa/2_ddos_banco_y_aseguradora/varon/TPL_2689_2025_SEGURO_DESEMPLEO_MATERIA_GENERAL_ASEGURATIVA_BANCO_VARON_R1.docx
@@ -1,8 +1,8 @@
 
 <file path=word/document.xml><?xml version="1.0" encoding="utf-8"?>
-<w:document xmlns:ns1="http://schemas.openxmlformats.org/markup-compatibility/2006" xmlns:ns2="http://schemas.microsoft.com/office/word/2010/wordml" xmlns:ns3="http://schemas.openxmlformats.org/officeDocument/2006/relationships" xmlns:w="http://schemas.openxmlformats.org/wordprocessingml/2006/main" ns1:Ignorable="w14 w15 w16se w16cid w16 w16cex w16sdtdh w16sdtfl w16du wp14">
+<w:document xmlns:mc="http://schemas.openxmlformats.org/markup-compatibility/2006" xmlns:r="http://schemas.openxmlformats.org/officeDocument/2006/relationships" xmlns:w="http://schemas.openxmlformats.org/wordprocessingml/2006/main" xmlns:w14="http://schemas.microsoft.com/office/word/2010/wordml" xmlns:w15="http://schemas.microsoft.com/office/word/2012/wordml" xmlns:w16="http://schemas.microsoft.com/office/word/2018/wordml" xmlns:w16cex="http://schemas.microsoft.com/office/word/2018/wordml/cex" xmlns:w16cid="http://schemas.microsoft.com/office/word/2016/wordml/cid" xmlns:w16du="http://schemas.microsoft.com/office/word/2023/wordml/word16du" xmlns:w16sdtdh="http://schemas.microsoft.com/office/word/2020/wordml/sdtdatahash" xmlns:w16se="http://schemas.microsoft.com/office/word/2015/wordml/symex" xmlns:wp14="http://schemas.microsoft.com/office/word/2010/wordprocessingDrawing" mc:Ignorable="w14 w15 w16se w16cid w16 w16cex w16sdtdh w16du wp14">
   <w:body>
-    <w:p ns2:paraId="7D3D3AEE" ns2:textId="35FF472B">
+    <w:p>
       <w:pPr>
         <w:tabs>
           <w:tab w:val="left" w:pos="1701"/>
@@ -104,7 +104,7 @@
         <w:t xml:space="preserve"> </w:t>
       </w:r>
     </w:p>
-    <w:p ns2:paraId="7492C1C9" ns2:textId="503F9F8C">
+    <w:p>
       <w:pPr>
         <w:tabs>
           <w:tab w:val="left" w:pos="1701"/>
@@ -127,74 +127,14 @@
           <w:bCs/>
           <w:lang w:eastAsia="es-PE"/>
         </w:rPr>
-        <w:t xml:space="preserve">DENUNCIANTE:[DENUNCIANTE] (SEÑOR [APELLIDO])</w:t>
-      </w:r>
-      <w:r>
-        <w:rPr>
-          <w:rFonts w:ascii="Arial Narrow" w:eastAsia="Arial Narrow" w:hAnsi="Arial Narrow" w:cs="Arial"/>
-          <w:b/>
-          <w:bCs/>
-          <w:lang w:eastAsia="es-PE"/>
-        </w:rPr>
+        <w:t>DENUNCIANTE</w:t>
         <w:tab/>
-        <w:t/>
-      </w:r>
-      <w:r>
-        <w:rPr>
-          <w:rFonts w:ascii="Arial Narrow" w:eastAsia="Arial Narrow" w:hAnsi="Arial Narrow" w:cs="Arial"/>
-          <w:b/>
-          <w:bCs/>
-          <w:lang w:eastAsia="es-PE"/>
-        </w:rPr>
+        <w:t>:</w:t>
         <w:tab/>
-      </w:r>
-      <w:r>
-        <w:rPr>
-          <w:rFonts w:ascii="Arial Narrow" w:eastAsia="Arial Narrow" w:hAnsi="Arial Narrow" w:cs="Arial"/>
-          <w:b/>
-          <w:bCs/>
-          <w:lang w:eastAsia="es-PE"/>
-        </w:rPr>
-        <w:t/>
-      </w:r>
-      <w:r>
-        <w:rPr>
-          <w:rFonts w:ascii="Arial Narrow" w:eastAsia="Arial Narrow" w:hAnsi="Arial Narrow" w:cs="Arial"/>
-          <w:b/>
-          <w:bCs/>
-          <w:lang w:eastAsia="es-PE"/>
-        </w:rPr>
-        <w:t xml:space="preserve"/>
-      </w:r>
-      <w:r>
-        <w:rPr>
-          <w:rFonts w:ascii="Arial Narrow" w:eastAsia="Arial Narrow" w:hAnsi="Arial Narrow" w:cs="Arial"/>
-          <w:b/>
-          <w:bCs/>
-          <w:lang w:eastAsia="es-PE"/>
-        </w:rPr>
-        <w:t xml:space="preserve"/>
-      </w:r>
-      <w:r>
-        <w:rPr>
-          <w:rFonts w:ascii="Arial Narrow" w:eastAsia="Arial Narrow" w:hAnsi="Arial Narrow" w:cs="Arial"/>
-          <w:b/>
-          <w:bCs/>
-          <w:lang w:eastAsia="es-PE"/>
-        </w:rPr>
-        <w:t/>
-      </w:r>
-      <w:r>
-        <w:rPr>
-          <w:rFonts w:ascii="Arial Narrow" w:eastAsia="Arial Narrow" w:hAnsi="Arial Narrow" w:cs="Arial"/>
-          <w:b/>
-          <w:bCs/>
-          <w:lang w:eastAsia="es-PE"/>
-        </w:rPr>
-        <w:t/>
-      </w:r>
-    </w:p>
-    <w:p ns2:paraId="5ED58CA0" ns2:textId="61637CFF">
+        <w:t xml:space="preserve">[DENUNCIANTE] (SEÑOR [APELLIDO])</w:t>
+      </w:r>
+    </w:p>
+    <w:p>
       <w:pPr>
         <w:tabs>
           <w:tab w:val="left" w:pos="1701"/>
@@ -311,7 +251,7 @@
         <w:t>)</w:t>
       </w:r>
     </w:p>
-    <w:p ns2:paraId="2712FF8F" ns2:textId="1984A393">
+    <w:p>
       <w:pPr>
         <w:tabs>
           <w:tab w:val="left" w:pos="1701"/>
@@ -373,7 +313,7 @@
         <w:t>PARIBAS)</w:t>
       </w:r>
     </w:p>
-    <w:p ns2:paraId="41D7B0D0" ns2:textId="486AE12E">
+    <w:p>
       <w:pPr>
         <w:tabs>
           <w:tab w:val="left" w:pos="1701"/>
@@ -451,7 +391,7 @@
         <w:t>TRÁMITE</w:t>
       </w:r>
     </w:p>
-    <w:p ns2:paraId="79C7BA01" ns2:textId="7E37AF7F">
+    <w:p>
       <w:pPr>
         <w:tabs>
           <w:tab w:val="left" w:pos="1701"/>
@@ -476,7 +416,7 @@
         <w:t>REQUERIMIENTO DE INFORMACIÓN</w:t>
       </w:r>
     </w:p>
-    <w:p ns2:paraId="2D115A51" ns2:textId="79D38246">
+    <w:p>
       <w:pPr>
         <w:tabs>
           <w:tab w:val="left" w:pos="1701"/>
@@ -536,7 +476,7 @@
       </w:r>
     </w:p>
     <w:bookmarkEnd w:id="0"/>
-    <w:p ns2:paraId="56902C09" ns2:textId="31762B78">
+    <w:p>
       <w:pPr>
         <w:tabs>
           <w:tab w:val="left" w:pos="1701"/>
@@ -551,7 +491,7 @@
         </w:rPr>
       </w:pPr>
     </w:p>
-    <w:p ns2:paraId="3FABBA62" ns2:textId="48D6E467">
+    <w:p>
       <w:pPr>
         <w:shd w:val="clear" w:color="auto" w:fill="FFFFFF" w:themeFill="background1"/>
         <w:spacing w:after="0" w:line="240" w:lineRule="auto"/>
@@ -584,7 +524,7 @@
         <w:t>.</w:t>
       </w:r>
     </w:p>
-    <w:p ns2:paraId="51D0FD2C" ns2:textId="77777777">
+    <w:p>
       <w:pPr>
         <w:shd w:val="clear" w:color="auto" w:fill="FFFFFF"/>
         <w:spacing w:after="0" w:line="240" w:lineRule="auto"/>
@@ -593,7 +533,7 @@
         </w:rPr>
       </w:pPr>
     </w:p>
-    <w:p ns2:paraId="3A1A1A2B" ns2:textId="77777777">
+    <w:p>
       <w:pPr>
         <w:pStyle w:val="Prrafodelista"/>
         <w:numPr>
@@ -618,7 +558,7 @@
         <w:t>HECHOS</w:t>
       </w:r>
     </w:p>
-    <w:p ns2:paraId="166AB1ED" ns2:textId="77777777">
+    <w:p>
       <w:pPr>
         <w:pStyle w:val="Prrafodelista"/>
         <w:spacing w:after="0" w:line="240" w:lineRule="auto"/>
@@ -629,7 +569,7 @@
         </w:rPr>
       </w:pPr>
     </w:p>
-    <w:p ns2:paraId="16387D75" ns2:textId="013B08F4">
+    <w:p>
       <w:pPr>
         <w:pStyle w:val="Prrafodelista"/>
         <w:numPr>
@@ -773,7 +713,7 @@
         <w:t/>
       </w:r>
     </w:p>
-    <w:p ns2:paraId="07A3D6AD" ns2:textId="77777777">
+    <w:p>
       <w:pPr>
         <w:spacing w:after="0" w:line="240" w:lineRule="auto"/>
         <w:jc w:val="both"/>
@@ -785,7 +725,7 @@
       <w:bookmarkStart w:id="4" w:name="_Hlk198041264"/>
     </w:p>
     <w:bookmarkEnd w:id="3"/>
-    <w:p ns2:paraId="2E024929" ns2:textId="10813003">
+    <w:p>
       <w:pPr>
         <w:pStyle w:val="Prrafodelista"/>
         <w:numPr>
@@ -901,7 +841,7 @@
         <w:t>, lo cual tenía cobertura para los casos de desempleo involuntario, incapacidad temporal y enfermedades graves.</w:t>
       </w:r>
     </w:p>
-    <w:p ns2:paraId="56B3ADB6" ns2:textId="77777777">
+    <w:p>
       <w:pPr>
         <w:pStyle w:val="Prrafodelista"/>
         <w:spacing w:after="0" w:line="240" w:lineRule="auto"/>
@@ -912,7 +852,7 @@
         </w:rPr>
       </w:pPr>
     </w:p>
-    <w:p ns2:paraId="751F762C" ns2:textId="6A0B8329">
+    <w:p>
       <w:pPr>
         <w:pStyle w:val="Prrafodelista"/>
         <w:numPr>
@@ -982,7 +922,7 @@
       </w:r>
     </w:p>
     <w:bookmarkEnd w:id="4"/>
-    <w:p ns2:paraId="62FEECC6" ns2:textId="77777777">
+    <w:p>
       <w:pPr>
         <w:pStyle w:val="Prrafodelista"/>
         <w:rPr>
@@ -991,7 +931,7 @@
         </w:rPr>
       </w:pPr>
     </w:p>
-    <w:p ns2:paraId="0C6B0AC8" ns2:textId="3CE99C4E">
+    <w:p>
       <w:pPr>
         <w:pStyle w:val="Prrafodelista"/>
         <w:numPr>
@@ -1114,7 +1054,7 @@
         <w:t>.</w:t>
       </w:r>
     </w:p>
-    <w:p ns2:paraId="3F79518A" ns2:textId="77777777">
+    <w:p>
       <w:pPr>
         <w:pStyle w:val="Prrafodelista"/>
         <w:rPr>
@@ -1123,7 +1063,7 @@
         </w:rPr>
       </w:pPr>
     </w:p>
-    <w:p ns2:paraId="1D757E41" ns2:textId="4796B75B">
+    <w:p>
       <w:pPr>
         <w:pStyle w:val="Prrafodelista"/>
         <w:numPr>
@@ -1188,7 +1128,7 @@
         <w:t>, generando una afectación reputacional, financiera y emocional.</w:t>
       </w:r>
     </w:p>
-    <w:p ns2:paraId="5F5EE873" ns2:textId="77777777">
+    <w:p>
       <w:pPr>
         <w:pStyle w:val="Prrafodelista"/>
         <w:rPr>
@@ -1197,7 +1137,7 @@
         </w:rPr>
       </w:pPr>
     </w:p>
-    <w:p ns2:paraId="646DB252" ns2:textId="046F873E">
+    <w:p>
       <w:pPr>
         <w:pStyle w:val="Prrafodelista"/>
         <w:numPr>
@@ -1220,7 +1160,7 @@
         <w:t>Sin perjuicio de ello, Falabella junto con sus empresas de cobranza vienen realizando llamadas y mensajes reiterativos para requerir el pago de la deuda, lo que constituirían actos de hostigamientos y acoso vía telefónica.</w:t>
       </w:r>
     </w:p>
-    <w:p ns2:paraId="42E34D00" ns2:textId="77777777">
+    <w:p>
       <w:pPr>
         <w:pStyle w:val="Prrafodelista"/>
         <w:spacing w:after="0" w:line="240" w:lineRule="auto"/>
@@ -1234,7 +1174,7 @@
         </w:rPr>
       </w:pPr>
     </w:p>
-    <w:p ns2:paraId="09CABA93" ns2:textId="43508416">
+    <w:p>
       <w:pPr>
         <w:pStyle w:val="Prrafodelista"/>
         <w:numPr>
@@ -1350,7 +1290,7 @@
         <w:t xml:space="preserve"/>
       </w:r>
     </w:p>
-    <w:p ns2:paraId="3C47358C" ns2:textId="77777777">
+    <w:p>
       <w:pPr>
         <w:pStyle w:val="Prrafodelista"/>
         <w:spacing w:after="0" w:line="240" w:lineRule="auto"/>
@@ -1364,7 +1304,7 @@
         </w:rPr>
       </w:pPr>
     </w:p>
-    <w:p ns2:paraId="3F39AD2C" ns2:textId="22B53519">
+    <w:p>
       <w:pPr>
         <w:pStyle w:val="Prrafodelista"/>
         <w:numPr>
@@ -1386,7 +1326,7 @@
         <w:t xml:space="preserve">la anulación y/o liquidación de la totalidad de la deuda por el crédito personal solicitado; </w:t>
       </w:r>
     </w:p>
-    <w:p ns2:paraId="11948C64" ns2:textId="77777777">
+    <w:p>
       <w:pPr>
         <w:pStyle w:val="Prrafodelista"/>
         <w:numPr>
@@ -1425,7 +1365,7 @@
         <w:t xml:space="preserve"> historial crediticio en la Central de Riesgo (Infocorp), retirando cualquier registro negativo derivado de la falta de pago desde abril 2025; </w:t>
       </w:r>
     </w:p>
-    <w:p ns2:paraId="0B880BDC" ns2:textId="77777777">
+    <w:p>
       <w:pPr>
         <w:pStyle w:val="Prrafodelista"/>
         <w:numPr>
@@ -1456,7 +1396,7 @@
         <w:t>por daños y perjuicios equivalente a la suma de S/ 80.000.00;</w:t>
       </w:r>
     </w:p>
-    <w:p ns2:paraId="5C563221" ns2:textId="77777777">
+    <w:p>
       <w:pPr>
         <w:pStyle w:val="Prrafodelista"/>
         <w:numPr>
@@ -1480,7 +1420,7 @@
         <w:t xml:space="preserve">la restitución del acceso al aplicativo móvil y la tarjeta de crédito; y, </w:t>
       </w:r>
     </w:p>
-    <w:p ns2:paraId="62413C6E" ns2:textId="254739E7">
+    <w:p>
       <w:pPr>
         <w:pStyle w:val="Prrafodelista"/>
         <w:numPr>
@@ -1511,7 +1451,7 @@
         <w:t>l cese inmediato de las llamadas, mensajes y cualquier medio de hostigamiento de parte del banco o sus terceros encargados.</w:t>
       </w:r>
     </w:p>
-    <w:p ns2:paraId="66C88BA1" ns2:textId="77777777">
+    <w:p>
       <w:pPr>
         <w:pStyle w:val="Prrafodelista"/>
         <w:spacing w:after="0" w:line="240" w:lineRule="auto"/>
@@ -1525,7 +1465,7 @@
         </w:rPr>
       </w:pPr>
     </w:p>
-    <w:p ns2:paraId="56A0B0BF" ns2:textId="3F6CBC07">
+    <w:p>
       <w:pPr>
         <w:pStyle w:val="Prrafodelista"/>
         <w:numPr>
@@ -1561,7 +1501,7 @@
         <w:tab/>
       </w:r>
     </w:p>
-    <w:p ns2:paraId="4D60EEBF" ns2:textId="77777777">
+    <w:p>
       <w:pPr>
         <w:pStyle w:val="Prrafodelista"/>
         <w:spacing w:after="0" w:line="240" w:lineRule="auto"/>
@@ -1577,7 +1517,7 @@
         </w:rPr>
       </w:pPr>
     </w:p>
-    <w:p ns2:paraId="54029C6B" ns2:textId="2F83B6A3">
+    <w:p>
       <w:pPr>
         <w:pStyle w:val="Prrafodelista"/>
         <w:numPr>
@@ -1698,7 +1638,7 @@
         <w:t>.</w:t>
       </w:r>
     </w:p>
-    <w:p ns2:paraId="047EF866" ns2:textId="77777777">
+    <w:p>
       <w:pPr>
         <w:pStyle w:val="Prrafodelista"/>
         <w:spacing w:line="240" w:lineRule="auto"/>
@@ -1712,7 +1652,7 @@
         </w:rPr>
       </w:pPr>
     </w:p>
-    <w:p ns2:paraId="32C1890D" ns2:textId="6CE57FCC">
+    <w:p>
       <w:pPr>
         <w:pStyle w:val="Prrafodelista"/>
         <w:numPr>
@@ -1809,7 +1749,7 @@
       <w:bookmarkStart w:id="6" w:name="_Hlk214962902"/>
       <w:bookmarkStart w:id="7" w:name="_Hlk214559009"/>
     </w:p>
-    <w:p ns2:paraId="364F9224" ns2:textId="77777777">
+    <w:p>
       <w:pPr>
         <w:pStyle w:val="Prrafodelista"/>
         <w:rPr>
@@ -1819,7 +1759,7 @@
         </w:rPr>
       </w:pPr>
     </w:p>
-    <w:p ns2:paraId="31E84298" ns2:textId="77C5B53D">
+    <w:p>
       <w:pPr>
         <w:pStyle w:val="Prrafodelista"/>
         <w:numPr>
@@ -1898,7 +1838,7 @@
         <w:t>.</w:t>
       </w:r>
     </w:p>
-    <w:p ns2:paraId="20A3CB1F" ns2:textId="77777777">
+    <w:p>
       <w:pPr>
         <w:pStyle w:val="Prrafodelista"/>
         <w:rPr>
@@ -1908,7 +1848,7 @@
         </w:rPr>
       </w:pPr>
     </w:p>
-    <w:p ns2:paraId="268A3F1C" ns2:textId="4359A04E">
+    <w:p>
       <w:pPr>
         <w:pStyle w:val="Prrafodelista"/>
         <w:numPr>
@@ -1987,7 +1927,7 @@
         <w:t>.</w:t>
       </w:r>
     </w:p>
-    <w:p ns2:paraId="144A8D4F" ns2:textId="77777777">
+    <w:p>
       <w:pPr>
         <w:pStyle w:val="Prrafodelista"/>
         <w:rPr>
@@ -1997,7 +1937,7 @@
         </w:rPr>
       </w:pPr>
     </w:p>
-    <w:p ns2:paraId="073B9833" ns2:textId="111996F8">
+    <w:p>
       <w:pPr>
         <w:pStyle w:val="Prrafodelista"/>
         <w:numPr>
@@ -2085,7 +2025,7 @@
         <w:t>.</w:t>
       </w:r>
     </w:p>
-    <w:p ns2:paraId="45B39755" ns2:textId="77777777">
+    <w:p>
       <w:pPr>
         <w:pStyle w:val="Prrafodelista"/>
         <w:rPr>
@@ -2093,7 +2033,7 @@
         </w:rPr>
       </w:pPr>
     </w:p>
-    <w:p ns2:paraId="11B8851F" ns2:textId="04C7E300">
+    <w:p>
       <w:pPr>
         <w:pStyle w:val="Prrafodelista"/>
         <w:numPr>
@@ -2144,7 +2084,7 @@
         <w:t>.</w:t>
       </w:r>
     </w:p>
-    <w:p ns2:paraId="03184D83" ns2:textId="77777777">
+    <w:p>
       <w:pPr>
         <w:pStyle w:val="Prrafodelista"/>
         <w:spacing w:line="240" w:lineRule="auto"/>
@@ -2158,7 +2098,7 @@
         </w:rPr>
       </w:pPr>
     </w:p>
-    <w:p ns2:paraId="626C9830" ns2:textId="035C32DF">
+    <w:p>
       <w:pPr>
         <w:pStyle w:val="Prrafodelista"/>
         <w:numPr>
@@ -2300,7 +2240,7 @@
       </w:r>
     </w:p>
     <w:bookmarkEnd w:id="5"/>
-    <w:p ns2:paraId="2FE712BC" ns2:textId="77777777">
+    <w:p>
       <w:pPr>
         <w:pStyle w:val="Prrafodelista"/>
         <w:spacing w:after="0" w:line="240" w:lineRule="auto"/>
@@ -2313,7 +2253,7 @@
         </w:rPr>
       </w:pPr>
     </w:p>
-    <w:p ns2:paraId="4FB3495B" ns2:textId="1B087E6E">
+    <w:p>
       <w:pPr>
         <w:pStyle w:val="Prrafodelista"/>
         <w:numPr>
@@ -2374,7 +2314,7 @@
         <w:t xml:space="preserve"> </w:t>
       </w:r>
     </w:p>
-    <w:p ns2:paraId="0BAD05C6" ns2:textId="77777777">
+    <w:p>
       <w:pPr>
         <w:pStyle w:val="Prrafodelista"/>
         <w:rPr>
@@ -2382,7 +2322,7 @@
         </w:rPr>
       </w:pPr>
     </w:p>
-    <w:p ns2:paraId="5BE03469" ns2:textId="77777777">
+    <w:p>
       <w:pPr>
         <w:pStyle w:val="Prrafodelista"/>
         <w:numPr>
@@ -2405,7 +2345,7 @@
         <w:t>REQUERIMIENTO DE INFORMACIÓN</w:t>
       </w:r>
     </w:p>
-    <w:p ns2:paraId="4D497EE9" ns2:textId="77777777">
+    <w:p>
       <w:pPr>
         <w:pStyle w:val="Prrafodelista"/>
         <w:spacing w:after="0" w:line="240" w:lineRule="auto"/>
@@ -2418,7 +2358,7 @@
         </w:rPr>
       </w:pPr>
     </w:p>
-    <w:p ns2:paraId="67F592A6" ns2:textId="724AB6D2">
+    <w:p>
       <w:pPr>
         <w:pStyle w:val="Prrafodelista"/>
         <w:numPr>
@@ -2566,7 +2506,7 @@
         <w:t xml:space="preserve">cumpla con lo siguiente: </w:t>
       </w:r>
     </w:p>
-    <w:p ns2:paraId="5307C7BD" ns2:textId="77777777">
+    <w:p>
       <w:pPr>
         <w:pStyle w:val="Prrafodelista"/>
         <w:spacing w:after="0" w:line="240" w:lineRule="auto"/>
@@ -2578,7 +2518,7 @@
         </w:rPr>
       </w:pPr>
     </w:p>
-    <w:p ns2:paraId="6C868AE7" ns2:textId="77777777">
+    <w:p>
       <w:pPr>
         <w:spacing w:after="0" w:line="240" w:lineRule="auto"/>
         <w:ind w:left="709"/>
@@ -2634,7 +2574,7 @@
         <w:t>presentar todas las comunicaciones cursadas en virtud de los hechos materia de denuncia.</w:t>
       </w:r>
     </w:p>
-    <w:p ns2:paraId="008BB9AE" ns2:textId="77777777">
+    <w:p>
       <w:pPr>
         <w:pStyle w:val="Prrafodelista"/>
         <w:spacing w:after="0" w:line="240" w:lineRule="auto"/>
@@ -2649,7 +2589,7 @@
         </w:rPr>
       </w:pPr>
     </w:p>
-    <w:p ns2:paraId="103446A8" ns2:textId="59D7409D">
+    <w:p>
       <w:pPr>
         <w:spacing w:after="0" w:line="240" w:lineRule="auto"/>
         <w:ind w:left="709"/>
@@ -2790,7 +2730,7 @@
         <w:t xml:space="preserve"> 59172301232.</w:t>
       </w:r>
     </w:p>
-    <w:p ns2:paraId="383239B1" ns2:textId="77777777">
+    <w:p>
       <w:pPr>
         <w:pStyle w:val="Prrafodelista"/>
         <w:spacing w:after="0" w:line="240" w:lineRule="auto"/>
@@ -2802,7 +2742,7 @@
         </w:rPr>
       </w:pPr>
     </w:p>
-    <w:p ns2:paraId="03467BD8" ns2:textId="007AC624">
+    <w:p>
       <w:pPr>
         <w:pStyle w:val="Prrafodelista"/>
         <w:numPr>
@@ -2827,7 +2767,7 @@
         <w:t>RESOLUCIÓN DE LA SECRETARÍA TÉCNICA</w:t>
       </w:r>
     </w:p>
-    <w:p ns2:paraId="4209CAFC" ns2:textId="77777777">
+    <w:p>
       <w:pPr>
         <w:spacing w:after="0" w:line="240" w:lineRule="auto"/>
         <w:ind w:left="-11"/>
@@ -2839,7 +2779,7 @@
         </w:rPr>
       </w:pPr>
     </w:p>
-    <w:p ns2:paraId="1E93F867" ns2:textId="51B595D7">
+    <w:p>
       <w:pPr>
         <w:spacing w:line="240" w:lineRule="auto"/>
         <w:jc w:val="both"/>
@@ -3138,7 +3078,7 @@
       <w:bookmarkEnd w:id="9"/>
     </w:p>
     <w:bookmarkEnd w:id="10"/>
-    <w:p ns2:paraId="7AC268FB" ns2:textId="044B1317">
+    <w:p>
       <w:pPr>
         <w:pStyle w:val="Prrafodelista"/>
         <w:numPr>
@@ -3299,7 +3239,7 @@
         <w:t>.</w:t>
       </w:r>
     </w:p>
-    <w:p ns2:paraId="5047449E" ns2:textId="77777777">
+    <w:p>
       <w:pPr>
         <w:pStyle w:val="Prrafodelista"/>
         <w:spacing w:line="240" w:lineRule="auto"/>
@@ -3313,7 +3253,7 @@
         </w:rPr>
       </w:pPr>
     </w:p>
-    <w:p ns2:paraId="5A964EAF" ns2:textId="4F2818AB">
+    <w:p>
       <w:pPr>
         <w:pStyle w:val="Prrafodelista"/>
         <w:numPr>
@@ -3394,7 +3334,7 @@
         <w:t>.</w:t>
       </w:r>
     </w:p>
-    <w:p ns2:paraId="1045A34C" ns2:textId="77777777">
+    <w:p>
       <w:pPr>
         <w:pStyle w:val="Prrafodelista"/>
         <w:spacing w:line="240" w:lineRule="auto"/>
@@ -3408,7 +3348,7 @@
         </w:rPr>
       </w:pPr>
     </w:p>
-    <w:p ns2:paraId="24790182" ns2:textId="4DA3DF77">
+    <w:p>
       <w:pPr>
         <w:pStyle w:val="Prrafodelista"/>
         <w:numPr>
@@ -3507,7 +3447,7 @@
         <w:t xml:space="preserve">. </w:t>
       </w:r>
     </w:p>
-    <w:p ns2:paraId="5D568CC8" ns2:textId="77777777">
+    <w:p>
       <w:pPr>
         <w:pStyle w:val="Prrafodelista"/>
         <w:spacing w:line="240" w:lineRule="auto"/>
@@ -3521,7 +3461,7 @@
         </w:rPr>
       </w:pPr>
     </w:p>
-    <w:p ns2:paraId="5C63BBAE" ns2:textId="7B8DC0BD">
+    <w:p>
       <w:pPr>
         <w:pStyle w:val="Prrafodelista"/>
         <w:numPr>
@@ -3602,7 +3542,7 @@
         <w:t>.</w:t>
       </w:r>
     </w:p>
-    <w:p ns2:paraId="1E8487B2" ns2:textId="77777777">
+    <w:p>
       <w:pPr>
         <w:pStyle w:val="Prrafodelista"/>
         <w:spacing w:line="240" w:lineRule="auto"/>
@@ -3616,7 +3556,7 @@
         </w:rPr>
       </w:pPr>
     </w:p>
-    <w:p ns2:paraId="00A8653B" ns2:textId="44780551">
+    <w:p>
       <w:pPr>
         <w:pStyle w:val="Prrafodelista"/>
         <w:numPr>
@@ -3716,7 +3656,7 @@
         <w:t xml:space="preserve"> </w:t>
       </w:r>
     </w:p>
-    <w:p ns2:paraId="719567E4" ns2:textId="77777777">
+    <w:p>
       <w:pPr>
         <w:pStyle w:val="Prrafodelista"/>
         <w:rPr>
@@ -3727,7 +3667,7 @@
         </w:rPr>
       </w:pPr>
     </w:p>
-    <w:p ns2:paraId="44A463CC" ns2:textId="2AA7C7EC">
+    <w:p>
       <w:pPr>
         <w:pStyle w:val="Prrafodelista"/>
         <w:numPr>
@@ -3807,7 +3747,7 @@
         <w:t>Banco Falabella S.A. no habría brindado una respuesta dentro del plazo legal al reclamo presentado por el denunciante el julio de 2025.</w:t>
       </w:r>
     </w:p>
-    <w:p ns2:paraId="0B46DE7F" ns2:textId="77777777">
+    <w:p>
       <w:pPr>
         <w:pStyle w:val="Prrafodelista"/>
         <w:spacing w:line="240" w:lineRule="auto"/>
@@ -3822,7 +3762,7 @@
         </w:rPr>
       </w:pPr>
     </w:p>
-    <w:p ns2:paraId="27BA9569" ns2:textId="0CBE2F40">
+    <w:p>
       <w:pPr>
         <w:pStyle w:val="Prrafodelista"/>
         <w:numPr>
@@ -3955,7 +3895,7 @@
         <w:t xml:space="preserve">. </w:t>
       </w:r>
     </w:p>
-    <w:p ns2:paraId="2DDD6A13" ns2:textId="77777777">
+    <w:p>
       <w:pPr>
         <w:spacing w:after="0" w:line="240" w:lineRule="auto"/>
         <w:jc w:val="both"/>
@@ -3967,7 +3907,7 @@
         </w:rPr>
       </w:pPr>
     </w:p>
-    <w:p ns2:paraId="30D2A63E" ns2:textId="7B4D81AE">
+    <w:p>
       <w:pPr>
         <w:spacing w:after="0" w:line="240" w:lineRule="auto"/>
         <w:jc w:val="both"/>
@@ -4075,7 +4015,7 @@
         <w:t>.</w:t>
       </w:r>
     </w:p>
-    <w:p ns2:paraId="1145B9AE" ns2:textId="77777777">
+    <w:p>
       <w:pPr>
         <w:spacing w:after="0" w:line="240" w:lineRule="auto"/>
         <w:jc w:val="both"/>
@@ -4085,7 +4025,7 @@
         </w:rPr>
       </w:pPr>
     </w:p>
-    <w:p ns2:paraId="73BDD2CC" ns2:textId="37360EEB">
+    <w:p>
       <w:pPr>
         <w:spacing w:line="240" w:lineRule="auto"/>
         <w:jc w:val="both"/>
@@ -4258,7 +4198,7 @@
       </w:r>
       <w:bookmarkEnd w:id="12"/>
     </w:p>
-    <w:p ns2:paraId="0BE54236" ns2:textId="77777777">
+    <w:p>
       <w:pPr>
         <w:widowControl w:val="0"/>
         <w:numPr>
@@ -4279,7 +4219,7 @@
         <w:t xml:space="preserve">Presentar documentos que acrediten su inscripción en los Registros Públicos o una declaración jurada que indique que cuenta con dicha inscripción; </w:t>
       </w:r>
     </w:p>
-    <w:p ns2:paraId="5C5BB3D5" ns2:textId="77777777">
+    <w:p>
       <w:pPr>
         <w:widowControl w:val="0"/>
         <w:numPr>
@@ -4300,7 +4240,7 @@
         <w:t>presentar copia simple de las facultades de representación de su representante legal en el presente procedimiento o la declaración jurada que indique que cuenta con dichas facultades y que estas se encuentran vigentes;</w:t>
       </w:r>
     </w:p>
-    <w:p ns2:paraId="656C7E9D" ns2:textId="77777777">
+    <w:p>
       <w:pPr>
         <w:widowControl w:val="0"/>
         <w:numPr>
@@ -4321,7 +4261,7 @@
         <w:t>consignar el Número de Registro Único de Contribuyente (RUC); y,</w:t>
       </w:r>
     </w:p>
-    <w:p ns2:paraId="476F9B27" ns2:textId="41B4A7AE">
+    <w:p>
       <w:pPr>
         <w:widowControl w:val="0"/>
         <w:numPr>
@@ -4342,7 +4282,7 @@
         <w:t>fijar domicilio procesal para el procedimiento, de conformidad con el numeral 442.1 del artículo 442 del Código Procesal Civil.</w:t>
       </w:r>
     </w:p>
-    <w:p ns2:paraId="31FFD7CE" ns2:textId="32783622">
+    <w:p>
       <w:pPr>
         <w:widowControl w:val="0"/>
         <w:numPr>
@@ -4441,7 +4381,7 @@
         <w:t>.</w:t>
       </w:r>
     </w:p>
-    <w:p ns2:paraId="6D2C4707" ns2:textId="77777777">
+    <w:p>
       <w:pPr>
         <w:spacing w:after="0" w:line="240" w:lineRule="auto"/>
         <w:jc w:val="both"/>
@@ -4474,10 +4414,42 @@
           <w:sz w:val="20"/>
           <w:szCs w:val="20"/>
         </w:rPr>
-        <w:t xml:space="preserve">correr traslado de la presente resolución a Banco Falabella S.A. y BNP Paribas Cardif S.A. Compañía de Seguros y Reaseguros para que, de conformidad con lo dispuesto por el artículo 26 de la Ley sobre Facultades, Normas y Organización del Indecopi, aprobada por Decreto Legislativo 807, presenten sus descargos sobre la imputación de cargos realizada en un plazo no mayor a cinco (5) días hábiles contado a partir del día siguiente de la notificación de la presente resolución, vencido el cual, el Secretario Técnico declarará en rebeldía a los denunciados que no lo hubieran presentado. Debe precisarse que de conformidad con lo establecido por el artículo 223 del Texto Único Ordenado de la Ley 27444, Ley del Procedimiento Administrativo General, las alegaciones y los hechos relevantes de la reclamación, salvo que hayan sido específicamente negadas en la contestación, se tendrán por aceptadas o merituadas como ciertas.</w:t>
-      </w:r>
-    </w:p>
-    <w:p ns2:paraId="31C3EE44" ns2:textId="3BC1B38A">
+        <w:t xml:space="preserve">correr traslado de la presente resolución a Banco Falabella S.A. y BNP Paribas Cardif S.A. Compañía de Seguros y Reaseguros para que, de conformidad con lo dispuesto por el artículo 26 de la Ley sobre Facultades, Normas y Organización del Indecopi, aprobada por Decreto Legislativo 807</w:t>
+      </w:r>
+      <w:r>
+        <w:rPr>
+          <w:rStyle w:val="Refdenotaalpie"/>
+          <w:rFonts w:ascii="Arial Narrow" w:hAnsi="Arial Narrow"/>
+          <w:vertAlign w:val="superscript"/>
+        </w:rPr>
+        <w:footnoteReference w:id="17"/>
+      </w:r>
+      <w:r>
+        <w:rPr>
+          <w:rFonts w:ascii="Arial Narrow" w:hAnsi="Arial Narrow" w:cs="Arial Narrow"/>
+          <w:sz w:val="20"/>
+          <w:szCs w:val="20"/>
+        </w:rPr>
+        <w:t xml:space="preserve">, presenten sus descargos sobre la imputación de cargos realizada en un plazo no mayor a cinco (5) días hábiles contado a partir del día siguiente de la notificación de la presente resolución, vencido el cual, el Secretario Técnico declarará en rebeldía a los denunciados que no lo hubieran presentado. Debe precisarse que de conformidad con lo establecido por el artículo 223 del Texto Único Ordenado de la Ley 27444, Ley del Procedimiento Administrativo General</w:t>
+      </w:r>
+      <w:r>
+        <w:rPr>
+          <w:rStyle w:val="Refdenotaalpie"/>
+          <w:rFonts w:ascii="Arial Narrow" w:hAnsi="Arial Narrow"/>
+          <w:vertAlign w:val="superscript"/>
+        </w:rPr>
+        <w:footnoteReference w:id="18"/>
+      </w:r>
+      <w:r>
+        <w:rPr>
+          <w:rFonts w:ascii="Arial Narrow" w:hAnsi="Arial Narrow" w:cs="Arial Narrow"/>
+          <w:sz w:val="20"/>
+          <w:szCs w:val="20"/>
+        </w:rPr>
+        <w:t xml:space="preserve">, las alegaciones y los hechos relevantes de la reclamación, salvo que hayan sido específicamente negadas en la contestación, se tendrán por aceptadas o merituadas como ciertas.</w:t>
+      </w:r>
+    </w:p>
+    <w:p>
       <w:pPr>
         <w:spacing w:after="0" w:line="240" w:lineRule="auto"/>
         <w:jc w:val="both"/>
@@ -4573,7 +4545,7 @@
       </w:r>
       <w:bookmarkStart w:id="13" w:name="_Hlk84970964"/>
     </w:p>
-    <w:p ns2:paraId="19CE88EA" ns2:textId="77777777">
+    <w:p>
       <w:pPr>
         <w:spacing w:after="0" w:line="240" w:lineRule="auto"/>
         <w:jc w:val="both"/>
@@ -4583,7 +4555,7 @@
         </w:rPr>
       </w:pPr>
     </w:p>
-    <w:p ns2:paraId="139E6D0A" ns2:textId="235D0B46">
+    <w:p>
       <w:pPr>
         <w:spacing w:after="0" w:line="240" w:lineRule="auto"/>
         <w:jc w:val="both"/>
@@ -4686,7 +4658,7 @@
         <w:t xml:space="preserve"> materia de denuncia.</w:t>
       </w:r>
     </w:p>
-    <w:p ns2:paraId="6BC6E4AE" ns2:textId="77777777">
+    <w:p>
       <w:pPr>
         <w:spacing w:after="0" w:line="240" w:lineRule="auto"/>
         <w:jc w:val="both"/>
@@ -4699,7 +4671,7 @@
         </w:rPr>
       </w:pPr>
     </w:p>
-    <w:p ns2:paraId="3FC9E6EF" ns2:textId="26ED57F9">
+    <w:p>
       <w:pPr>
         <w:spacing w:after="0" w:line="240" w:lineRule="auto"/>
         <w:jc w:val="both"/>
@@ -4839,7 +4811,7 @@
         <w:t xml:space="preserve"> 59172301232.</w:t>
       </w:r>
     </w:p>
-    <w:p ns2:paraId="395408D7" ns2:textId="77777777">
+    <w:p>
       <w:pPr>
         <w:pStyle w:val="Prrafodelista"/>
         <w:spacing w:after="0" w:line="240" w:lineRule="auto"/>
@@ -4854,7 +4826,7 @@
         </w:rPr>
       </w:pPr>
     </w:p>
-    <w:p ns2:paraId="065D59D6" ns2:textId="6A903130">
+    <w:p>
       <w:pPr>
         <w:spacing w:after="0" w:line="240" w:lineRule="auto"/>
         <w:jc w:val="both"/>
@@ -4955,7 +4927,7 @@
         <w:t>.</w:t>
       </w:r>
     </w:p>
-    <w:p ns2:paraId="464C20F6" ns2:textId="2D4B4B47">
+    <w:p>
       <w:pPr>
         <w:spacing w:after="0" w:line="240" w:lineRule="auto"/>
         <w:jc w:val="both"/>
@@ -4999,7 +4971,7 @@
         <w:t>.</w:t>
       </w:r>
     </w:p>
-    <w:p ns2:paraId="670056A6" ns2:textId="77777777">
+    <w:p>
       <w:pPr>
         <w:spacing w:after="0" w:line="240" w:lineRule="auto"/>
         <w:jc w:val="both"/>
@@ -5010,7 +4982,7 @@
       </w:pPr>
     </w:p>
     <w:bookmarkEnd w:id="15"/>
-    <w:p ns2:paraId="2379B501" ns2:textId="534CF48E">
+    <w:p>
       <w:pPr>
         <w:shd w:val="clear" w:color="auto" w:fill="FFFFFF" w:themeFill="background1"/>
         <w:spacing w:after="0" w:line="240" w:lineRule="auto"/>
@@ -5091,7 +5063,7 @@
         <w:t>, los gastos por los peritajes realizados, actuación de pruebas, inspecciones y otros derivados de la tramitación del proceso serán de cargo de la parte que solicita la prueba, salvo pacto en contrario. En todos los casos, la resolución final determinará si los gastos deben ser asumidos por alguna de las partes, o reembolsados a la otra parte o al Indecopi, según sea el caso, de manera adicional a la sanción que haya podido imponerse.</w:t>
       </w:r>
     </w:p>
-    <w:p ns2:paraId="0F21B105" ns2:textId="77777777">
+    <w:p>
       <w:pPr>
         <w:shd w:val="clear" w:color="auto" w:fill="FFFFFF"/>
         <w:spacing w:after="0" w:line="240" w:lineRule="auto"/>
@@ -5101,7 +5073,7 @@
         </w:rPr>
       </w:pPr>
     </w:p>
-    <w:p ns2:paraId="1A90D580" ns2:textId="25A43ED6">
+    <w:p>
       <w:pPr>
         <w:suppressAutoHyphens/>
         <w:spacing w:after="0" w:line="240" w:lineRule="auto"/>
@@ -5236,7 +5208,7 @@
         <w:t>.</w:t>
       </w:r>
     </w:p>
-    <w:p ns2:paraId="415B4A52" ns2:textId="77777777">
+    <w:p>
       <w:pPr>
         <w:shd w:val="clear" w:color="auto" w:fill="FFFFFF" w:themeFill="background1"/>
         <w:spacing w:after="0" w:line="240" w:lineRule="auto"/>
@@ -5248,7 +5220,7 @@
         </w:rPr>
       </w:pPr>
     </w:p>
-    <w:p ns2:paraId="663EF5D1" ns2:textId="6CE22F9D">
+    <w:p>
       <w:pPr>
         <w:shd w:val="clear" w:color="auto" w:fill="FFFFFF" w:themeFill="background1"/>
         <w:spacing w:after="0" w:line="240" w:lineRule="auto"/>
@@ -5287,7 +5259,7 @@
       </w:r>
       <w:bookmarkEnd w:id="16"/>
     </w:p>
-    <w:p ns2:paraId="6E36C597" ns2:textId="33E4B3FD">
+    <w:p>
       <w:pPr>
         <w:shd w:val="clear" w:color="auto" w:fill="FFFFFF" w:themeFill="background1"/>
         <w:spacing w:after="0" w:line="240" w:lineRule="auto"/>
@@ -5297,7 +5269,7 @@
         </w:rPr>
       </w:pPr>
     </w:p>
-    <w:p ns2:paraId="14B559AC" ns2:textId="4080F42E">
+    <w:p>
       <w:pPr>
         <w:suppressAutoHyphens/>
         <w:spacing w:after="0" w:line="240" w:lineRule="auto"/>
@@ -5435,7 +5407,7 @@
         <w:t/>
       </w:r>
     </w:p>
-    <w:p ns2:paraId="1E5C704B" ns2:textId="77777777">
+    <w:p>
       <w:pPr>
         <w:suppressAutoHyphens/>
         <w:spacing w:after="0" w:line="240" w:lineRule="auto"/>
@@ -5445,7 +5417,7 @@
         </w:rPr>
       </w:pPr>
     </w:p>
-    <w:p ns2:paraId="3CBA8833" ns2:textId="16B3573C">
+    <w:p>
       <w:pPr>
         <w:suppressAutoHyphens/>
         <w:spacing w:line="240" w:lineRule="auto"/>
@@ -5622,7 +5594,7 @@
         <w:t>.</w:t>
       </w:r>
     </w:p>
-    <w:p ns2:paraId="1D2581E7" ns2:textId="77777777">
+    <w:p>
       <w:pPr>
         <w:spacing w:after="0" w:line="240" w:lineRule="auto"/>
         <w:rPr>
@@ -5633,7 +5605,7 @@
         </w:rPr>
       </w:pPr>
     </w:p>
-    <w:p ns2:paraId="33BE83EF" ns2:textId="77777777">
+    <w:p>
       <w:pPr>
         <w:spacing w:after="0" w:line="240" w:lineRule="auto"/>
         <w:rPr>
@@ -5643,7 +5615,7 @@
         </w:rPr>
       </w:pPr>
     </w:p>
-    <w:p ns2:paraId="4EA2AA43" ns2:textId="77777777">
+    <w:p>
       <w:pPr>
         <w:spacing w:after="0" w:line="240" w:lineRule="auto"/>
         <w:rPr>
@@ -5653,7 +5625,7 @@
         </w:rPr>
       </w:pPr>
     </w:p>
-    <w:p ns2:paraId="3CA60154" ns2:textId="77777777">
+    <w:p>
       <w:pPr>
         <w:spacing w:after="0" w:line="240" w:lineRule="auto"/>
         <w:rPr>
@@ -5663,7 +5635,7 @@
         </w:rPr>
       </w:pPr>
     </w:p>
-    <w:p ns2:paraId="451C118A" ns2:textId="77777777">
+    <w:p>
       <w:pPr>
         <w:pStyle w:val="paragraph"/>
         <w:spacing w:before="0" w:beforeAutospacing="0" w:after="0" w:afterAutospacing="0"/>
@@ -5685,7 +5657,7 @@
         <w:t> </w:t>
       </w:r>
     </w:p>
-    <w:p ns2:paraId="7FECF88C" ns2:textId="77777777">
+    <w:p>
       <w:pPr>
         <w:shd w:val="clear" w:color="auto" w:fill="FFFFFF"/>
         <w:spacing w:after="0" w:line="240" w:lineRule="auto"/>
@@ -5707,7 +5679,7 @@
         <w:t>EVELING ROA QUISPE</w:t>
       </w:r>
     </w:p>
-    <w:p ns2:paraId="41080D5E" ns2:textId="77777777">
+    <w:p>
       <w:pPr>
         <w:shd w:val="clear" w:color="auto" w:fill="FFFFFF"/>
         <w:spacing w:after="0" w:line="240" w:lineRule="auto"/>
@@ -5729,7 +5701,7 @@
         <w:t>Secretaria Técnica</w:t>
       </w:r>
     </w:p>
-    <w:p ns2:paraId="6CF5A863" ns2:textId="77777777">
+    <w:p>
       <w:pPr>
         <w:shd w:val="clear" w:color="auto" w:fill="FFFFFF"/>
         <w:spacing w:after="0" w:line="240" w:lineRule="auto"/>
@@ -5788,7 +5760,7 @@
         <w:t xml:space="preserve"> 1</w:t>
       </w:r>
     </w:p>
-    <w:p ns2:paraId="6B6CCBD6" ns2:textId="1334C929">
+    <w:p>
       <w:pPr>
         <w:spacing w:after="0" w:line="240" w:lineRule="auto"/>
         <w:jc w:val="center"/>
@@ -5799,7 +5771,7 @@
         </w:rPr>
       </w:pPr>
     </w:p>
-    <w:p ns2:paraId="55AEF07E" ns2:textId="77777777">
+    <w:p>
       <w:pPr>
         <w:suppressAutoHyphens/>
         <w:spacing w:after="0" w:line="240" w:lineRule="auto"/>
@@ -5825,7 +5797,7 @@
         <w:t>LSM/LCG</w:t>
       </w:r>
     </w:p>
-    <w:p ns2:paraId="593AC728" ns2:textId="1F3BD6DF">
+    <w:p>
       <w:pPr>
         <w:suppressAutoHyphens/>
         <w:spacing w:after="0" w:line="240" w:lineRule="auto"/>
@@ -5841,8 +5813,8 @@
       </w:pPr>
     </w:p>
     <w:sectPr>
-      <w:headerReference w:type="default" ns3:id="rId12"/>
-      <w:footerReference w:type="default" ns3:id="rId13"/>
+      <w:headerReference w:type="default" r:id="rId12"/>
+      <w:footerReference w:type="default" r:id="rId13"/>
       <w:pgSz w:w="11906" w:h="16838"/>
       <w:pgMar w:top="1417" w:right="1701" w:bottom="1417" w:left="1701" w:header="708" w:footer="708" w:gutter="0"/>
       <w:cols w:space="708"/>
@@ -5853,7 +5825,7 @@
 </file>
 
 <file path=word/endnotes.xml><?xml version="1.0" encoding="utf-8"?>
-<w:endnotes xmlns:wpc="http://schemas.microsoft.com/office/word/2010/wordprocessingCanvas" xmlns:cx="http://schemas.microsoft.com/office/drawing/2014/chartex" xmlns:cx1="http://schemas.microsoft.com/office/drawing/2015/9/8/chartex" xmlns:cx2="http://schemas.microsoft.com/office/drawing/2015/10/21/chartex" xmlns:cx3="http://schemas.microsoft.com/office/drawing/2016/5/9/chartex" xmlns:cx4="http://schemas.microsoft.com/office/drawing/2016/5/10/chartex" xmlns:cx5="http://schemas.microsoft.com/office/drawing/2016/5/11/chartex" xmlns:cx6="http://schemas.microsoft.com/office/drawing/2016/5/12/chartex" xmlns:cx7="http://schemas.microsoft.com/office/drawing/2016/5/13/chartex" xmlns:cx8="http://schemas.microsoft.com/office/drawing/2016/5/14/chartex" xmlns:mc="http://schemas.openxmlformats.org/markup-compatibility/2006" xmlns:aink="http://schemas.microsoft.com/office/drawing/2016/ink" xmlns:am3d="http://schemas.microsoft.com/office/drawing/2017/model3d" xmlns:o="urn:schemas-microsoft-com:office:office" xmlns:oel="http://schemas.microsoft.com/office/2019/extlst" xmlns:r="http://schemas.openxmlformats.org/officeDocument/2006/relationships" xmlns:m="http://schemas.openxmlformats.org/officeDocument/2006/math" xmlns:v="urn:schemas-microsoft-com:vml" xmlns:wp14="http://schemas.microsoft.com/office/word/2010/wordprocessingDrawing" xmlns:wp="http://schemas.openxmlformats.org/drawingml/2006/wordprocessingDrawing" xmlns:w10="urn:schemas-microsoft-com:office:word" xmlns:w="http://schemas.openxmlformats.org/wordprocessingml/2006/main" xmlns:w14="http://schemas.microsoft.com/office/word/2010/wordml" xmlns:w15="http://schemas.microsoft.com/office/word/2012/wordml" xmlns:w16cex="http://schemas.microsoft.com/office/word/2018/wordml/cex" xmlns:w16cid="http://schemas.microsoft.com/office/word/2016/wordml/cid" xmlns:w16="http://schemas.microsoft.com/office/word/2018/wordml" xmlns:w16du="http://schemas.microsoft.com/office/word/2023/wordml/word16du" xmlns:w16sdtdh="http://schemas.microsoft.com/office/word/2020/wordml/sdtdatahash" xmlns:w16sdtfl="http://schemas.microsoft.com/office/word/2024/wordml/sdtformatlock" xmlns:w16se="http://schemas.microsoft.com/office/word/2015/wordml/symex" xmlns:wpg="http://schemas.microsoft.com/office/word/2010/wordprocessingGroup" xmlns:wpi="http://schemas.microsoft.com/office/word/2010/wordprocessingInk" xmlns:wne="http://schemas.microsoft.com/office/word/2006/wordml" xmlns:wps="http://schemas.microsoft.com/office/word/2010/wordprocessingShape" mc:Ignorable="w14 w15 w16se w16cid w16 w16cex w16sdtdh w16sdtfl w16du wp14">
+<w:endnotes xmlns:mc="http://schemas.openxmlformats.org/markup-compatibility/2006" xmlns:r="http://schemas.openxmlformats.org/officeDocument/2006/relationships" xmlns:w="http://schemas.openxmlformats.org/wordprocessingml/2006/main" xmlns:w14="http://schemas.microsoft.com/office/word/2010/wordml" xmlns:w15="http://schemas.microsoft.com/office/word/2012/wordml" xmlns:w16="http://schemas.microsoft.com/office/word/2018/wordml" xmlns:w16cex="http://schemas.microsoft.com/office/word/2018/wordml/cex" xmlns:w16cid="http://schemas.microsoft.com/office/word/2016/wordml/cid" xmlns:w16du="http://schemas.microsoft.com/office/word/2023/wordml/word16du" xmlns:w16sdtdh="http://schemas.microsoft.com/office/word/2020/wordml/sdtdatahash" xmlns:w16se="http://schemas.microsoft.com/office/word/2015/wordml/symex" xmlns:wp14="http://schemas.microsoft.com/office/word/2010/wordprocessingDrawing" mc:Ignorable="w14 w15 w16se w16cid w16 w16cex w16sdtdh w16du wp14">
   <w:endnote w:type="separator" w:id="-1">
     <w:p>
       <w:pPr>
@@ -5885,7 +5857,7 @@
 </file>
 
 <file path=word/footer1.xml><?xml version="1.0" encoding="utf-8"?>
-<w:ftr xmlns:wpc="http://schemas.microsoft.com/office/word/2010/wordprocessingCanvas" xmlns:cx="http://schemas.microsoft.com/office/drawing/2014/chartex" xmlns:cx1="http://schemas.microsoft.com/office/drawing/2015/9/8/chartex" xmlns:cx2="http://schemas.microsoft.com/office/drawing/2015/10/21/chartex" xmlns:cx3="http://schemas.microsoft.com/office/drawing/2016/5/9/chartex" xmlns:cx4="http://schemas.microsoft.com/office/drawing/2016/5/10/chartex" xmlns:cx5="http://schemas.microsoft.com/office/drawing/2016/5/11/chartex" xmlns:cx6="http://schemas.microsoft.com/office/drawing/2016/5/12/chartex" xmlns:cx7="http://schemas.microsoft.com/office/drawing/2016/5/13/chartex" xmlns:cx8="http://schemas.microsoft.com/office/drawing/2016/5/14/chartex" xmlns:mc="http://schemas.openxmlformats.org/markup-compatibility/2006" xmlns:aink="http://schemas.microsoft.com/office/drawing/2016/ink" xmlns:am3d="http://schemas.microsoft.com/office/drawing/2017/model3d" xmlns:o="urn:schemas-microsoft-com:office:office" xmlns:oel="http://schemas.microsoft.com/office/2019/extlst" xmlns:r="http://schemas.openxmlformats.org/officeDocument/2006/relationships" xmlns:m="http://schemas.openxmlformats.org/officeDocument/2006/math" xmlns:v="urn:schemas-microsoft-com:vml" xmlns:wp14="http://schemas.microsoft.com/office/word/2010/wordprocessingDrawing" xmlns:wp="http://schemas.openxmlformats.org/drawingml/2006/wordprocessingDrawing" xmlns:w10="urn:schemas-microsoft-com:office:word" xmlns:w="http://schemas.openxmlformats.org/wordprocessingml/2006/main" xmlns:w14="http://schemas.microsoft.com/office/word/2010/wordml" xmlns:w15="http://schemas.microsoft.com/office/word/2012/wordml" xmlns:w16cex="http://schemas.microsoft.com/office/word/2018/wordml/cex" xmlns:w16cid="http://schemas.microsoft.com/office/word/2016/wordml/cid" xmlns:w16="http://schemas.microsoft.com/office/word/2018/wordml" xmlns:w16du="http://schemas.microsoft.com/office/word/2023/wordml/word16du" xmlns:w16sdtdh="http://schemas.microsoft.com/office/word/2020/wordml/sdtdatahash" xmlns:w16sdtfl="http://schemas.microsoft.com/office/word/2024/wordml/sdtformatlock" xmlns:w16se="http://schemas.microsoft.com/office/word/2015/wordml/symex" xmlns:wpg="http://schemas.microsoft.com/office/word/2010/wordprocessingGroup" xmlns:wpi="http://schemas.microsoft.com/office/word/2010/wordprocessingInk" xmlns:wne="http://schemas.microsoft.com/office/word/2006/wordml" xmlns:wps="http://schemas.microsoft.com/office/word/2010/wordprocessingShape" mc:Ignorable="w14 w15 w16se w16cid w16 w16cex w16sdtdh w16sdtfl w16du wp14">
+<w:ftr xmlns:mc="http://schemas.openxmlformats.org/markup-compatibility/2006" xmlns:r="http://schemas.openxmlformats.org/officeDocument/2006/relationships" xmlns:w="http://schemas.openxmlformats.org/wordprocessingml/2006/main" xmlns:w14="http://schemas.microsoft.com/office/word/2010/wordml" xmlns:w15="http://schemas.microsoft.com/office/word/2012/wordml" xmlns:w16="http://schemas.microsoft.com/office/word/2018/wordml" xmlns:w16cex="http://schemas.microsoft.com/office/word/2018/wordml/cex" xmlns:w16cid="http://schemas.microsoft.com/office/word/2016/wordml/cid" xmlns:w16du="http://schemas.microsoft.com/office/word/2023/wordml/word16du" xmlns:w16sdtdh="http://schemas.microsoft.com/office/word/2020/wordml/sdtdatahash" xmlns:w16se="http://schemas.microsoft.com/office/word/2015/wordml/symex" xmlns:wp14="http://schemas.microsoft.com/office/word/2010/wordprocessingDrawing" mc:Ignorable="w14 w15 w16se w16cid w16 w16cex w16sdtdh w16du wp14">
   <w:sdt>
     <w:sdtPr>
       <w:id w:val="-54316266"/>
@@ -5986,7 +5958,7 @@
 </file>
 
 <file path=word/footnotes.xml><?xml version="1.0" encoding="utf-8"?>
-<w:footnotes xmlns:wpc="http://schemas.microsoft.com/office/word/2010/wordprocessingCanvas" xmlns:cx="http://schemas.microsoft.com/office/drawing/2014/chartex" xmlns:cx1="http://schemas.microsoft.com/office/drawing/2015/9/8/chartex" xmlns:cx2="http://schemas.microsoft.com/office/drawing/2015/10/21/chartex" xmlns:cx3="http://schemas.microsoft.com/office/drawing/2016/5/9/chartex" xmlns:cx4="http://schemas.microsoft.com/office/drawing/2016/5/10/chartex" xmlns:cx5="http://schemas.microsoft.com/office/drawing/2016/5/11/chartex" xmlns:cx6="http://schemas.microsoft.com/office/drawing/2016/5/12/chartex" xmlns:cx7="http://schemas.microsoft.com/office/drawing/2016/5/13/chartex" xmlns:cx8="http://schemas.microsoft.com/office/drawing/2016/5/14/chartex" xmlns:mc="http://schemas.openxmlformats.org/markup-compatibility/2006" xmlns:aink="http://schemas.microsoft.com/office/drawing/2016/ink" xmlns:am3d="http://schemas.microsoft.com/office/drawing/2017/model3d" xmlns:o="urn:schemas-microsoft-com:office:office" xmlns:oel="http://schemas.microsoft.com/office/2019/extlst" xmlns:r="http://schemas.openxmlformats.org/officeDocument/2006/relationships" xmlns:m="http://schemas.openxmlformats.org/officeDocument/2006/math" xmlns:v="urn:schemas-microsoft-com:vml" xmlns:wp14="http://schemas.microsoft.com/office/word/2010/wordprocessingDrawing" xmlns:wp="http://schemas.openxmlformats.org/drawingml/2006/wordprocessingDrawing" xmlns:w10="urn:schemas-microsoft-com:office:word" xmlns:w="http://schemas.openxmlformats.org/wordprocessingml/2006/main" xmlns:w14="http://schemas.microsoft.com/office/word/2010/wordml" xmlns:w15="http://schemas.microsoft.com/office/word/2012/wordml" xmlns:w16cex="http://schemas.microsoft.com/office/word/2018/wordml/cex" xmlns:w16cid="http://schemas.microsoft.com/office/word/2016/wordml/cid" xmlns:w16="http://schemas.microsoft.com/office/word/2018/wordml" xmlns:w16du="http://schemas.microsoft.com/office/word/2023/wordml/word16du" xmlns:w16sdtdh="http://schemas.microsoft.com/office/word/2020/wordml/sdtdatahash" xmlns:w16sdtfl="http://schemas.microsoft.com/office/word/2024/wordml/sdtformatlock" xmlns:w16se="http://schemas.microsoft.com/office/word/2015/wordml/symex" xmlns:wpg="http://schemas.microsoft.com/office/word/2010/wordprocessingGroup" xmlns:wpi="http://schemas.microsoft.com/office/word/2010/wordprocessingInk" xmlns:wne="http://schemas.microsoft.com/office/word/2006/wordml" xmlns:wps="http://schemas.microsoft.com/office/word/2010/wordprocessingShape" mc:Ignorable="w14 w15 w16se w16cid w16 w16cex w16sdtdh w16sdtfl w16du wp14">
+<w:footnotes xmlns:mc="http://schemas.openxmlformats.org/markup-compatibility/2006" xmlns:r="http://schemas.openxmlformats.org/officeDocument/2006/relationships" xmlns:w="http://schemas.openxmlformats.org/wordprocessingml/2006/main" xmlns:w14="http://schemas.microsoft.com/office/word/2010/wordml" xmlns:w15="http://schemas.microsoft.com/office/word/2012/wordml" xmlns:w16="http://schemas.microsoft.com/office/word/2018/wordml" xmlns:w16cex="http://schemas.microsoft.com/office/word/2018/wordml/cex" xmlns:w16cid="http://schemas.microsoft.com/office/word/2016/wordml/cid" xmlns:w16du="http://schemas.microsoft.com/office/word/2023/wordml/word16du" xmlns:w16sdtdh="http://schemas.microsoft.com/office/word/2020/wordml/sdtdatahash" xmlns:w16se="http://schemas.microsoft.com/office/word/2015/wordml/symex" xmlns:wp14="http://schemas.microsoft.com/office/word/2010/wordprocessingDrawing" mc:Ignorable="w14 w15 w16se w16cid w16 w16cex w16sdtdh w16du wp14">
   <w:footnote w:type="separator" w:id="-1">
     <w:p>
       <w:pPr>
@@ -6005,13 +5977,6 @@
       <w:r>
         <w:continuationSeparator/>
       </w:r>
-    </w:p>
-  </w:footnote>
-  <w:footnote w:type="continuationNotice" w:id="1">
-    <w:p>
-      <w:pPr>
-        <w:spacing w:after="0" w:line="240" w:lineRule="auto"/>
-      </w:pPr>
     </w:p>
   </w:footnote>
   <w:footnote w:id="2">
@@ -8043,25 +8008,19 @@
       </w:pPr>
     </w:p>
   </w:footnote>
-  <w:footnote w:id="11">
+  <w:footnote w:id="17">
     <w:p>
       <w:pPr>
         <w:pStyle w:val="Textonotapie"/>
-        <w:jc w:val="both"/>
-        <w:rPr>
-          <w:rFonts w:ascii="Arial Narrow" w:eastAsia="Arial Narrow" w:hAnsi="Arial Narrow" w:cs="Arial"/>
-          <w:b/>
-          <w:bCs/>
-          <w:sz w:val="16"/>
-          <w:szCs w:val="16"/>
-        </w:rPr>
+        <w:ind w:left="567" w:hanging="567"/>
+        <w:jc w:val="both"/>
       </w:pPr>
       <w:r>
         <w:rPr>
           <w:rStyle w:val="Refdenotaalpie"/>
-          <w:rFonts w:ascii="Arial Narrow" w:eastAsia="Arial Narrow" w:hAnsi="Arial Narrow" w:cs="Arial"/>
-          <w:sz w:val="16"/>
-          <w:szCs w:val="18"/>
+          <w:rFonts w:ascii="Arial Narrow" w:hAnsi="Arial Narrow" w:cs="Arial"/>
+          <w:sz w:val="16"/>
+          <w:szCs w:val="16"/>
           <w:vertAlign w:val="superscript"/>
         </w:rPr>
         <w:footnoteRef/>
@@ -8069,182 +8028,139 @@
       <w:r>
         <w:rPr>
           <w:rFonts w:ascii="Arial Narrow" w:eastAsia="Arial Narrow" w:hAnsi="Arial Narrow" w:cs="Arial"/>
-          <w:b/>
-          <w:bCs/>
-          <w:sz w:val="18"/>
-          <w:szCs w:val="18"/>
-        </w:rPr>
-        <w:t xml:space="preserve"> </w:t>
-      </w:r>
-      <w:r>
-        <w:rPr>
-          <w:rFonts w:ascii="Arial Narrow" w:hAnsi="Arial Narrow" w:cs="Arial"/>
-          <w:sz w:val="18"/>
-          <w:szCs w:val="18"/>
-        </w:rPr>
-        <w:t xml:space="preserve"> </w:t>
-      </w:r>
-      <w:r>
-        <w:rPr>
-          <w:rFonts w:ascii="Arial Narrow" w:hAnsi="Arial Narrow" w:cs="Arial"/>
-          <w:sz w:val="16"/>
-          <w:szCs w:val="16"/>
-        </w:rPr>
-        <w:t xml:space="preserve"> </w:t>
-      </w:r>
-      <w:r>
-        <w:rPr>
-          <w:rFonts w:ascii="Arial Narrow" w:eastAsia="Arial Narrow" w:hAnsi="Arial Narrow" w:cs="Arial"/>
-          <w:b/>
-          <w:bCs/>
-          <w:sz w:val="16"/>
-          <w:szCs w:val="16"/>
-        </w:rPr>
-        <w:t xml:space="preserve">TEXTO ÚNICO ORDENADO DE LA LEY </w:t>
-      </w:r>
-      <w:proofErr w:type="spellStart"/>
-      <w:r>
-        <w:rPr>
-          <w:rFonts w:ascii="Arial Narrow" w:eastAsia="Arial Narrow" w:hAnsi="Arial Narrow" w:cs="Arial"/>
-          <w:b/>
-          <w:bCs/>
-          <w:sz w:val="16"/>
-          <w:szCs w:val="16"/>
-        </w:rPr>
-        <w:t/>
-      </w:r>
-      <w:proofErr w:type="spellEnd"/>
-      <w:r>
-        <w:rPr>
-          <w:rFonts w:ascii="Arial Narrow" w:eastAsia="Arial Narrow" w:hAnsi="Arial Narrow" w:cs="Arial"/>
-          <w:b/>
-          <w:bCs/>
-          <w:sz w:val="16"/>
-          <w:szCs w:val="16"/>
-        </w:rPr>
-        <w:t xml:space="preserve"> 27444, LEY DE PROCEDIMIENTO ADMINISTRATIVO GENERAL, aprobado por el</w:t>
+          <w:sz w:val="16"/>
+          <w:szCs w:val="16"/>
+        </w:rPr>
+        <w:tab/>
+      </w:r>
+      <w:r>
+        <w:rPr>
+          <w:rFonts w:ascii="Arial Narrow" w:eastAsia="Arial Narrow" w:hAnsi="Arial Narrow" w:cs="Arial"/>
+          <w:b/>
+          <w:bCs/>
+          <w:sz w:val="16"/>
+          <w:szCs w:val="16"/>
+        </w:rPr>
+        <w:t xml:space="preserve">DECRETO LEGISLATIVO 807, LEY SOBRE FACULTADES, NORMAS Y ORGANIZACIÓN DEL INDECOPI, publicado el 18 de abril de 1996</w:t>
       </w:r>
     </w:p>
     <w:p>
       <w:pPr>
         <w:pStyle w:val="Textonotapie"/>
-        <w:jc w:val="both"/>
-        <w:rPr>
-          <w:rFonts w:ascii="Arial Narrow" w:hAnsi="Arial Narrow" w:cs="Arial"/>
-          <w:b/>
-          <w:bCs/>
-          <w:sz w:val="16"/>
-          <w:szCs w:val="16"/>
-        </w:rPr>
-      </w:pPr>
-      <w:r>
-        <w:rPr>
-          <w:rFonts w:ascii="Arial Narrow" w:eastAsia="Arial Narrow" w:hAnsi="Arial Narrow" w:cs="Arial"/>
-          <w:b/>
-          <w:bCs/>
-          <w:sz w:val="16"/>
-          <w:szCs w:val="16"/>
-        </w:rPr>
-        <w:t xml:space="preserve"> Decreto Supremo </w:t>
-      </w:r>
-      <w:proofErr w:type="spellStart"/>
-      <w:r>
-        <w:rPr>
-          <w:rFonts w:ascii="Arial Narrow" w:eastAsia="Arial Narrow" w:hAnsi="Arial Narrow" w:cs="Arial"/>
-          <w:b/>
-          <w:bCs/>
-          <w:sz w:val="16"/>
-          <w:szCs w:val="16"/>
-        </w:rPr>
-        <w:t/>
-      </w:r>
-      <w:proofErr w:type="spellEnd"/>
-      <w:r>
-        <w:rPr>
-          <w:rFonts w:ascii="Arial Narrow" w:eastAsia="Arial Narrow" w:hAnsi="Arial Narrow" w:cs="Arial"/>
-          <w:b/>
-          <w:bCs/>
-          <w:sz w:val="16"/>
-          <w:szCs w:val="16"/>
-        </w:rPr>
-        <w:t xml:space="preserve"> 006-2026-JUS</w:t>
-      </w:r>
-    </w:p>
+        <w:ind w:left="567" w:hanging="567"/>
+        <w:jc w:val="both"/>
+      </w:pPr>
+      <w:r>
+        <w:rPr>
+          <w:rFonts w:ascii="Arial Narrow" w:eastAsia="Arial Narrow" w:hAnsi="Arial Narrow" w:cs="Arial"/>
+          <w:sz w:val="16"/>
+          <w:szCs w:val="16"/>
+        </w:rPr>
+        <w:tab/>
+      </w:r>
+      <w:r>
+        <w:rPr>
+          <w:rFonts w:ascii="Arial Narrow" w:eastAsia="Arial Narrow" w:hAnsi="Arial Narrow" w:cs="Arial"/>
+          <w:b/>
+          <w:bCs/>
+          <w:sz w:val="16"/>
+          <w:szCs w:val="16"/>
+        </w:rPr>
+        <w:t xml:space="preserve">Artículo 26.-</w:t>
+      </w:r>
+      <w:r>
+        <w:rPr>
+          <w:rFonts w:ascii="Arial Narrow" w:eastAsia="Arial Narrow" w:hAnsi="Arial Narrow" w:cs="Arial"/>
+          <w:sz w:val="16"/>
+          <w:szCs w:val="16"/>
+        </w:rPr>
+        <w:t xml:space="preserve"> Una vez admitida a trámite la denuncia, se correrá traslado de la misma al denunciado, a fin de que éste presente su descargo. El plazo para la presentación del descargo será de cinco (5) días contados desde la notificación, vencido el cual, el Secretario Técnico declarará en rebeldía al denunciado que no lo hubiera presentado.</w:t>
+      </w:r>
+    </w:p>
+  </w:footnote>
+  <w:footnote w:id="18">
     <w:p>
       <w:pPr>
         <w:pStyle w:val="Textonotapie"/>
-        <w:ind w:firstLine="567"/>
-        <w:jc w:val="both"/>
-        <w:rPr>
-          <w:rFonts w:ascii="Arial Narrow" w:hAnsi="Arial Narrow" w:cs="Arial"/>
-          <w:b/>
-          <w:bCs/>
-          <w:sz w:val="16"/>
-          <w:szCs w:val="16"/>
-        </w:rPr>
-      </w:pPr>
-      <w:r>
-        <w:rPr>
-          <w:rFonts w:ascii="Arial Narrow" w:eastAsia="Arial Narrow" w:hAnsi="Arial Narrow" w:cs="Arial"/>
-          <w:b/>
-          <w:bCs/>
-          <w:sz w:val="16"/>
-          <w:szCs w:val="16"/>
-        </w:rPr>
-        <w:t>233.- Contestación de la reclamación</w:t>
+        <w:ind w:left="567" w:hanging="567"/>
+        <w:jc w:val="both"/>
+      </w:pPr>
+      <w:r>
+        <w:rPr>
+          <w:rStyle w:val="Refdenotaalpie"/>
+          <w:rFonts w:ascii="Arial Narrow" w:hAnsi="Arial Narrow" w:cs="Arial"/>
+          <w:sz w:val="16"/>
+          <w:szCs w:val="16"/>
+          <w:vertAlign w:val="superscript"/>
+        </w:rPr>
+        <w:footnoteRef/>
+      </w:r>
+      <w:r>
+        <w:rPr>
+          <w:rFonts w:ascii="Arial Narrow" w:eastAsia="Arial Narrow" w:hAnsi="Arial Narrow" w:cs="Arial"/>
+          <w:sz w:val="16"/>
+          <w:szCs w:val="16"/>
+        </w:rPr>
+        <w:tab/>
+      </w:r>
+      <w:r>
+        <w:rPr>
+          <w:rFonts w:ascii="Arial Narrow" w:eastAsia="Arial Narrow" w:hAnsi="Arial Narrow" w:cs="Arial"/>
+          <w:b/>
+          <w:bCs/>
+          <w:sz w:val="16"/>
+          <w:szCs w:val="16"/>
+        </w:rPr>
+        <w:t xml:space="preserve">DECRETO SUPREMO 006-2026-JUS, TEXTO ÚNICO ORDENADO DE LA LEY 27444, LEY DEL PROCEDIMIENTO ADMINISTRATIVO GENERAL, publicado el 30 de abril de 2026</w:t>
       </w:r>
     </w:p>
     <w:p>
       <w:pPr>
         <w:pStyle w:val="Textonotapie"/>
-        <w:ind w:firstLine="567"/>
-        <w:jc w:val="both"/>
-        <w:rPr>
-          <w:rFonts w:ascii="Arial Narrow" w:eastAsia="Arial Narrow" w:hAnsi="Arial Narrow" w:cs="Arial"/>
-          <w:sz w:val="16"/>
-          <w:szCs w:val="16"/>
-        </w:rPr>
-      </w:pPr>
-      <w:r>
-        <w:rPr>
-          <w:rFonts w:ascii="Arial Narrow" w:eastAsia="Arial Narrow" w:hAnsi="Arial Narrow" w:cs="Arial"/>
-          <w:sz w:val="16"/>
-          <w:szCs w:val="16"/>
-        </w:rPr>
-        <w:t>233.1 “(…) Las alegaciones y los hechos relevantes de la reclamación, salvo que hayan sido específicamente negadas en la contestación,</w:t>
+        <w:ind w:left="567" w:hanging="567"/>
+        <w:jc w:val="both"/>
+      </w:pPr>
+      <w:r>
+        <w:rPr>
+          <w:rFonts w:ascii="Arial Narrow" w:eastAsia="Arial Narrow" w:hAnsi="Arial Narrow" w:cs="Arial"/>
+          <w:sz w:val="16"/>
+          <w:szCs w:val="16"/>
+        </w:rPr>
+        <w:tab/>
+      </w:r>
+      <w:r>
+        <w:rPr>
+          <w:rFonts w:ascii="Arial Narrow" w:eastAsia="Arial Narrow" w:hAnsi="Arial Narrow" w:cs="Arial"/>
+          <w:b/>
+          <w:bCs/>
+          <w:sz w:val="16"/>
+          <w:szCs w:val="16"/>
+        </w:rPr>
+        <w:t xml:space="preserve">Artículo 223.- Contestación de la reclamación</w:t>
       </w:r>
     </w:p>
     <w:p>
       <w:pPr>
         <w:pStyle w:val="Textonotapie"/>
-        <w:ind w:firstLine="567"/>
-        <w:jc w:val="both"/>
-        <w:rPr>
-          <w:rFonts w:ascii="Arial Narrow" w:hAnsi="Arial Narrow" w:cs="Arial"/>
-          <w:sz w:val="16"/>
-          <w:szCs w:val="16"/>
-        </w:rPr>
-      </w:pPr>
-      <w:r>
-        <w:rPr>
-          <w:rFonts w:ascii="Arial Narrow" w:eastAsia="Arial Narrow" w:hAnsi="Arial Narrow" w:cs="Arial"/>
-          <w:sz w:val="16"/>
-          <w:szCs w:val="16"/>
-        </w:rPr>
-        <w:t>se tendrán por aceptadas o merituadas como ciertas”.</w:t>
-      </w:r>
-    </w:p>
-    <w:p>
-      <w:pPr>
-        <w:pStyle w:val="Textonotapie"/>
-        <w:ind w:left="567"/>
-        <w:jc w:val="both"/>
-        <w:rPr>
-          <w:rFonts w:ascii="Arial Narrow" w:hAnsi="Arial Narrow" w:cs="Arial"/>
-          <w:sz w:val="16"/>
-          <w:szCs w:val="16"/>
-        </w:rPr>
-      </w:pPr>
+        <w:ind w:left="567" w:hanging="567"/>
+        <w:jc w:val="both"/>
+      </w:pPr>
+      <w:r>
+        <w:rPr>
+          <w:rFonts w:ascii="Arial Narrow" w:eastAsia="Arial Narrow" w:hAnsi="Arial Narrow" w:cs="Arial"/>
+          <w:sz w:val="16"/>
+          <w:szCs w:val="16"/>
+        </w:rPr>
+        <w:tab/>
+      </w:r>
+      <w:r>
+        <w:rPr>
+          <w:rFonts w:ascii="Arial Narrow" w:eastAsia="Arial Narrow" w:hAnsi="Arial Narrow" w:cs="Arial"/>
+          <w:sz w:val="16"/>
+          <w:szCs w:val="16"/>
+        </w:rPr>
+        <w:t xml:space="preserve">223.1 El reclamado deberá presentar la contestación de la reclamación dentro de los quince (15) días posteriores a la notificación de ésta; vencido este plazo, la Administración declarará en rebeldía al reclamado que no la hubiera presentado. La contestación deberá contener los requisitos de los escritos previstos en el artículo 113 de la presente Ley, así como la absolución de todos los asuntos controvertidos de hecho y de derecho, Las alegaciones y los hechos relevantes de la reclamación, salvo que hayan sido específicamente negadas en la contestación, se tendrán por aceptadas o merituadas como ciertas.</w:t>
+      </w:r>
     </w:p>
   </w:footnote>
   <w:footnote w:id="12">
@@ -10205,11 +10121,222 @@
       </w:pPr>
     </w:p>
   </w:footnote>
+  <w:footnote w:type="continuationNotice" w:id="1">
+    <w:p>
+      <w:pPr>
+        <w:spacing w:after="0" w:line="240" w:lineRule="auto"/>
+      </w:pPr>
+    </w:p>
+  </w:footnote>
+  <w:footnote w:id="11">
+    <w:p>
+      <w:pPr>
+        <w:pStyle w:val="Textonotapie"/>
+        <w:jc w:val="both"/>
+        <w:rPr>
+          <w:rFonts w:ascii="Arial Narrow" w:eastAsia="Arial Narrow" w:hAnsi="Arial Narrow" w:cs="Arial"/>
+          <w:b/>
+          <w:bCs/>
+          <w:sz w:val="16"/>
+          <w:szCs w:val="16"/>
+        </w:rPr>
+      </w:pPr>
+      <w:r>
+        <w:rPr>
+          <w:rStyle w:val="Refdenotaalpie"/>
+          <w:rFonts w:ascii="Arial Narrow" w:eastAsia="Arial Narrow" w:hAnsi="Arial Narrow" w:cs="Arial"/>
+          <w:sz w:val="16"/>
+          <w:szCs w:val="18"/>
+          <w:vertAlign w:val="superscript"/>
+        </w:rPr>
+        <w:footnoteRef/>
+      </w:r>
+      <w:r>
+        <w:rPr>
+          <w:rFonts w:ascii="Arial Narrow" w:eastAsia="Arial Narrow" w:hAnsi="Arial Narrow" w:cs="Arial"/>
+          <w:b/>
+          <w:bCs/>
+          <w:sz w:val="18"/>
+          <w:szCs w:val="18"/>
+        </w:rPr>
+        <w:t xml:space="preserve"> </w:t>
+      </w:r>
+      <w:r>
+        <w:rPr>
+          <w:rFonts w:ascii="Arial Narrow" w:hAnsi="Arial Narrow" w:cs="Arial"/>
+          <w:sz w:val="18"/>
+          <w:szCs w:val="18"/>
+        </w:rPr>
+        <w:t xml:space="preserve"> </w:t>
+      </w:r>
+      <w:r>
+        <w:rPr>
+          <w:rFonts w:ascii="Arial Narrow" w:hAnsi="Arial Narrow" w:cs="Arial"/>
+          <w:sz w:val="16"/>
+          <w:szCs w:val="16"/>
+        </w:rPr>
+        <w:t xml:space="preserve"> </w:t>
+      </w:r>
+      <w:r>
+        <w:rPr>
+          <w:rFonts w:ascii="Arial Narrow" w:eastAsia="Arial Narrow" w:hAnsi="Arial Narrow" w:cs="Arial"/>
+          <w:b/>
+          <w:bCs/>
+          <w:sz w:val="16"/>
+          <w:szCs w:val="16"/>
+        </w:rPr>
+        <w:t xml:space="preserve">TEXTO ÚNICO ORDENADO DE LA LEY </w:t>
+      </w:r>
+      <w:proofErr w:type="spellStart"/>
+      <w:r>
+        <w:rPr>
+          <w:rFonts w:ascii="Arial Narrow" w:eastAsia="Arial Narrow" w:hAnsi="Arial Narrow" w:cs="Arial"/>
+          <w:b/>
+          <w:bCs/>
+          <w:sz w:val="16"/>
+          <w:szCs w:val="16"/>
+        </w:rPr>
+        <w:t/>
+      </w:r>
+      <w:proofErr w:type="spellEnd"/>
+      <w:r>
+        <w:rPr>
+          <w:rFonts w:ascii="Arial Narrow" w:eastAsia="Arial Narrow" w:hAnsi="Arial Narrow" w:cs="Arial"/>
+          <w:b/>
+          <w:bCs/>
+          <w:sz w:val="16"/>
+          <w:szCs w:val="16"/>
+        </w:rPr>
+        <w:t xml:space="preserve"> 27444, LEY DE PROCEDIMIENTO ADMINISTRATIVO GENERAL, aprobado por el</w:t>
+      </w:r>
+    </w:p>
+    <w:p>
+      <w:pPr>
+        <w:pStyle w:val="Textonotapie"/>
+        <w:jc w:val="both"/>
+        <w:rPr>
+          <w:rFonts w:ascii="Arial Narrow" w:hAnsi="Arial Narrow" w:cs="Arial"/>
+          <w:b/>
+          <w:bCs/>
+          <w:sz w:val="16"/>
+          <w:szCs w:val="16"/>
+        </w:rPr>
+      </w:pPr>
+      <w:r>
+        <w:rPr>
+          <w:rFonts w:ascii="Arial Narrow" w:eastAsia="Arial Narrow" w:hAnsi="Arial Narrow" w:cs="Arial"/>
+          <w:b/>
+          <w:bCs/>
+          <w:sz w:val="16"/>
+          <w:szCs w:val="16"/>
+        </w:rPr>
+        <w:t xml:space="preserve"> Decreto Supremo </w:t>
+      </w:r>
+      <w:proofErr w:type="spellStart"/>
+      <w:r>
+        <w:rPr>
+          <w:rFonts w:ascii="Arial Narrow" w:eastAsia="Arial Narrow" w:hAnsi="Arial Narrow" w:cs="Arial"/>
+          <w:b/>
+          <w:bCs/>
+          <w:sz w:val="16"/>
+          <w:szCs w:val="16"/>
+        </w:rPr>
+        <w:t/>
+      </w:r>
+      <w:proofErr w:type="spellEnd"/>
+      <w:r>
+        <w:rPr>
+          <w:rFonts w:ascii="Arial Narrow" w:eastAsia="Arial Narrow" w:hAnsi="Arial Narrow" w:cs="Arial"/>
+          <w:b/>
+          <w:bCs/>
+          <w:sz w:val="16"/>
+          <w:szCs w:val="16"/>
+        </w:rPr>
+        <w:t xml:space="preserve"> 006-2026-JUS</w:t>
+      </w:r>
+    </w:p>
+    <w:p>
+      <w:pPr>
+        <w:pStyle w:val="Textonotapie"/>
+        <w:ind w:firstLine="567"/>
+        <w:jc w:val="both"/>
+        <w:rPr>
+          <w:rFonts w:ascii="Arial Narrow" w:hAnsi="Arial Narrow" w:cs="Arial"/>
+          <w:b/>
+          <w:bCs/>
+          <w:sz w:val="16"/>
+          <w:szCs w:val="16"/>
+        </w:rPr>
+      </w:pPr>
+      <w:r>
+        <w:rPr>
+          <w:rFonts w:ascii="Arial Narrow" w:eastAsia="Arial Narrow" w:hAnsi="Arial Narrow" w:cs="Arial"/>
+          <w:b/>
+          <w:bCs/>
+          <w:sz w:val="16"/>
+          <w:szCs w:val="16"/>
+        </w:rPr>
+        <w:t>233.- Contestación de la reclamación</w:t>
+      </w:r>
+    </w:p>
+    <w:p>
+      <w:pPr>
+        <w:pStyle w:val="Textonotapie"/>
+        <w:ind w:firstLine="567"/>
+        <w:jc w:val="both"/>
+        <w:rPr>
+          <w:rFonts w:ascii="Arial Narrow" w:eastAsia="Arial Narrow" w:hAnsi="Arial Narrow" w:cs="Arial"/>
+          <w:sz w:val="16"/>
+          <w:szCs w:val="16"/>
+        </w:rPr>
+      </w:pPr>
+      <w:r>
+        <w:rPr>
+          <w:rFonts w:ascii="Arial Narrow" w:eastAsia="Arial Narrow" w:hAnsi="Arial Narrow" w:cs="Arial"/>
+          <w:sz w:val="16"/>
+          <w:szCs w:val="16"/>
+        </w:rPr>
+        <w:t>233.1 “(…) Las alegaciones y los hechos relevantes de la reclamación, salvo que hayan sido específicamente negadas en la contestación,</w:t>
+      </w:r>
+    </w:p>
+    <w:p>
+      <w:pPr>
+        <w:pStyle w:val="Textonotapie"/>
+        <w:ind w:firstLine="567"/>
+        <w:jc w:val="both"/>
+        <w:rPr>
+          <w:rFonts w:ascii="Arial Narrow" w:hAnsi="Arial Narrow" w:cs="Arial"/>
+          <w:sz w:val="16"/>
+          <w:szCs w:val="16"/>
+        </w:rPr>
+      </w:pPr>
+      <w:r>
+        <w:rPr>
+          <w:rFonts w:ascii="Arial Narrow" w:eastAsia="Arial Narrow" w:hAnsi="Arial Narrow" w:cs="Arial"/>
+          <w:sz w:val="16"/>
+          <w:szCs w:val="16"/>
+        </w:rPr>
+        <w:t>se tendrán por aceptadas o merituadas como ciertas”.</w:t>
+      </w:r>
+    </w:p>
+    <w:p>
+      <w:pPr>
+        <w:pStyle w:val="Textonotapie"/>
+        <w:ind w:left="567"/>
+        <w:jc w:val="both"/>
+        <w:rPr>
+          <w:rFonts w:ascii="Arial Narrow" w:hAnsi="Arial Narrow" w:cs="Arial"/>
+          <w:sz w:val="16"/>
+          <w:szCs w:val="16"/>
+        </w:rPr>
+      </w:pPr>
+    </w:p>
+  </w:footnote>
 </w:footnotes>
 </file>
 
 <file path=word/header1.xml><?xml version="1.0" encoding="utf-8"?>
-<w:hdr xmlns:wpc="http://schemas.microsoft.com/office/word/2010/wordprocessingCanvas" xmlns:cx="http://schemas.microsoft.com/office/drawing/2014/chartex" xmlns:cx1="http://schemas.microsoft.com/office/drawing/2015/9/8/chartex" xmlns:cx2="http://schemas.microsoft.com/office/drawing/2015/10/21/chartex" xmlns:cx3="http://schemas.microsoft.com/office/drawing/2016/5/9/chartex" xmlns:cx4="http://schemas.microsoft.com/office/drawing/2016/5/10/chartex" xmlns:cx5="http://schemas.microsoft.com/office/drawing/2016/5/11/chartex" xmlns:cx6="http://schemas.microsoft.com/office/drawing/2016/5/12/chartex" xmlns:cx7="http://schemas.microsoft.com/office/drawing/2016/5/13/chartex" xmlns:cx8="http://schemas.microsoft.com/office/drawing/2016/5/14/chartex" xmlns:mc="http://schemas.openxmlformats.org/markup-compatibility/2006" xmlns:aink="http://schemas.microsoft.com/office/drawing/2016/ink" xmlns:am3d="http://schemas.microsoft.com/office/drawing/2017/model3d" xmlns:o="urn:schemas-microsoft-com:office:office" xmlns:oel="http://schemas.microsoft.com/office/2019/extlst" xmlns:r="http://schemas.openxmlformats.org/officeDocument/2006/relationships" xmlns:m="http://schemas.openxmlformats.org/officeDocument/2006/math" xmlns:v="urn:schemas-microsoft-com:vml" xmlns:wp14="http://schemas.microsoft.com/office/word/2010/wordprocessingDrawing" xmlns:wp="http://schemas.openxmlformats.org/drawingml/2006/wordprocessingDrawing" xmlns:w10="urn:schemas-microsoft-com:office:word" xmlns:w="http://schemas.openxmlformats.org/wordprocessingml/2006/main" xmlns:w14="http://schemas.microsoft.com/office/word/2010/wordml" xmlns:w15="http://schemas.microsoft.com/office/word/2012/wordml" xmlns:w16cex="http://schemas.microsoft.com/office/word/2018/wordml/cex" xmlns:w16cid="http://schemas.microsoft.com/office/word/2016/wordml/cid" xmlns:w16="http://schemas.microsoft.com/office/word/2018/wordml" xmlns:w16du="http://schemas.microsoft.com/office/word/2023/wordml/word16du" xmlns:w16sdtdh="http://schemas.microsoft.com/office/word/2020/wordml/sdtdatahash" xmlns:w16sdtfl="http://schemas.microsoft.com/office/word/2024/wordml/sdtformatlock" xmlns:w16se="http://schemas.microsoft.com/office/word/2015/wordml/symex" xmlns:wpg="http://schemas.microsoft.com/office/word/2010/wordprocessingGroup" xmlns:wpi="http://schemas.microsoft.com/office/word/2010/wordprocessingInk" xmlns:wne="http://schemas.microsoft.com/office/word/2006/wordml" xmlns:wps="http://schemas.microsoft.com/office/word/2010/wordprocessingShape" mc:Ignorable="w14 w15 w16se w16cid w16 w16cex w16sdtdh w16sdtfl w16du wp14">
+<w:hdr xmlns:a="http://schemas.openxmlformats.org/drawingml/2006/main" xmlns:a14="http://schemas.microsoft.com/office/drawing/2010/main" xmlns:mc="http://schemas.openxmlformats.org/markup-compatibility/2006" xmlns:o="urn:schemas-microsoft-com:office:office" xmlns:pic="http://schemas.openxmlformats.org/drawingml/2006/picture" xmlns:r="http://schemas.openxmlformats.org/officeDocument/2006/relationships" xmlns:v="urn:schemas-microsoft-com:vml" xmlns:w="http://schemas.openxmlformats.org/wordprocessingml/2006/main" xmlns:w10="urn:schemas-microsoft-com:office:word" xmlns:w14="http://schemas.microsoft.com/office/word/2010/wordml" xmlns:w15="http://schemas.microsoft.com/office/word/2012/wordml" xmlns:w16="http://schemas.microsoft.com/office/word/2018/wordml" xmlns:w16cex="http://schemas.microsoft.com/office/word/2018/wordml/cex" xmlns:w16cid="http://schemas.microsoft.com/office/word/2016/wordml/cid" xmlns:w16du="http://schemas.microsoft.com/office/word/2023/wordml/word16du" xmlns:w16sdtdh="http://schemas.microsoft.com/office/word/2020/wordml/sdtdatahash" xmlns:w16se="http://schemas.microsoft.com/office/word/2015/wordml/symex" xmlns:wp="http://schemas.openxmlformats.org/drawingml/2006/wordprocessingDrawing" xmlns:wp14="http://schemas.microsoft.com/office/word/2010/wordprocessingDrawing" xmlns:wps="http://schemas.microsoft.com/office/word/2010/wordprocessingShape" mc:Ignorable="w14 w15 w16se w16cid w16 w16cex w16sdtdh w16du wp14">
   <w:p>
     <w:pPr>
       <w:pStyle w:val="Encabezado"/>

--- a/plantillas_maestras/14_seguro_desempleo/materia_general_asegurativa/2_ddos_banco_y_aseguradora/varon/TPL_2689_2025_SEGURO_DESEMPLEO_MATERIA_GENERAL_ASEGURATIVA_BANCO_VARON_R1.docx
+++ b/plantillas_maestras/14_seguro_desempleo/materia_general_asegurativa/2_ddos_banco_y_aseguradora/varon/TPL_2689_2025_SEGURO_DESEMPLEO_MATERIA_GENERAL_ASEGURATIVA_BANCO_VARON_R1.docx
@@ -707,7 +707,25 @@
           <w:sz w:val="22"/>
           <w:szCs w:val="22"/>
         </w:rPr>
-        <w:t xml:space="preserve">Mediante escrito del 21 de octubre de 2025, el señor [APELLIDO] interpuso una denuncia contra Falabella y BNP Paribas por presuntas infracciones a la Ley 29571, Código de Protección y Defensa del Consumidor (en adelante, Código), señalando lo siguiente: </w:t>
+        <w:t xml:space="preserve">Mediante escrito del 21 de octubre de 2025, el señor [APELLIDO] interpuso una denuncia contra Falabella y BNP Paribas por presuntas infracciones a la Ley 29571, Código de Protección y Defensa del Consumidor</w:t>
+      </w:r>
+      <w:r>
+        <w:rPr>
+          <w:rStyle w:val="Refdenotaalpie"/>
+          <w:rFonts w:ascii="Arial Narrow" w:eastAsia="Arial Narrow" w:hAnsi="Arial Narrow" w:cs="Arial Narrow"/>
+          <w:sz w:val="22"/>
+          <w:szCs w:val="22"/>
+          <w:vertAlign w:val="superscript"/>
+        </w:rPr>
+        <w:footnoteReference w:id="1"/>
+      </w:r>
+      <w:r>
+        <w:rPr>
+          <w:rFonts w:ascii="Arial Narrow" w:eastAsia="Arial Narrow" w:hAnsi="Arial Narrow" w:cs="Arial Narrow"/>
+          <w:sz w:val="22"/>
+          <w:szCs w:val="22"/>
+        </w:rPr>
+        <w:t xml:space="preserve"> (en adelante, Código), señalando lo siguiente: </w:t>
       </w:r>
       <w:r>
         <w:rPr>
@@ -849,16 +867,6 @@
           <w:szCs w:val="22"/>
         </w:rPr>
         <w:t/>
-      </w:r>
-      <w:r>
-        <w:rPr>
-          <w:rStyle w:val="Refdenotaalpie"/>
-          <w:rFonts w:ascii="Arial Narrow" w:eastAsia="Arial Narrow" w:hAnsi="Arial Narrow" w:cs="Arial Narrow"/>
-          <w:sz w:val="22"/>
-          <w:szCs w:val="22"/>
-          <w:vertAlign w:val="superscript"/>
-        </w:rPr>
-        <w:footnoteReference w:id="2"/>
       </w:r>
       <w:r>
         <w:rPr>
@@ -1983,7 +1991,7 @@
           <w:szCs w:val="22"/>
           <w:vertAlign w:val="superscript"/>
         </w:rPr>
-        <w:footnoteReference w:id="3"/>
+        <w:footnoteReference w:id="2"/>
       </w:r>
       <w:r>
         <w:rPr>
@@ -2502,7 +2510,26 @@
           <w:sz w:val="22"/>
           <w:szCs w:val="22"/>
         </w:rPr>
-        <w:t xml:space="preserve">Asimismo, la Secretaría Técnica, en ejercicio de sus facultades, considera que el hecho denunciado, consistente en que </w:t>
+        <w:t xml:space="preserve">Asimismo, la Secretaría Técnica, en ejercicio de sus facultades</w:t>
+      </w:r>
+      <w:r>
+        <w:rPr>
+          <w:rStyle w:val="Refdenotaalpie"/>
+          <w:rFonts w:ascii="Arial Narrow" w:eastAsia="Arial Narrow" w:hAnsi="Arial Narrow" w:cs="Arial Narrow"/>
+          <w:sz w:val="22"/>
+          <w:szCs w:val="22"/>
+          <w:shd w:val="clear" w:color="auto" w:fill="FFFFFF"/>
+          <w:vertAlign w:val="superscript"/>
+        </w:rPr>
+        <w:footnoteReference w:id="3"/>
+      </w:r>
+      <w:r>
+        <w:rPr>
+          <w:rFonts w:ascii="Arial Narrow" w:eastAsia="Arial Narrow" w:hAnsi="Arial Narrow" w:cs="Arial Narrow"/>
+          <w:sz w:val="22"/>
+          <w:szCs w:val="22"/>
+        </w:rPr>
+        <w:t xml:space="preserve">, considera que el hecho denunciado, consistente en que </w:t>
       </w:r>
       <w:r>
         <w:rPr>
@@ -2924,17 +2951,6 @@
       </w:r>
       <w:r>
         <w:rPr>
-          <w:rStyle w:val="Refdenotaalpie"/>
-          <w:rFonts w:ascii="Arial Narrow" w:eastAsia="Arial Narrow" w:hAnsi="Arial Narrow" w:cs="Arial Narrow"/>
-          <w:sz w:val="22"/>
-          <w:szCs w:val="22"/>
-          <w:shd w:val="clear" w:color="auto" w:fill="FFFFFF"/>
-          <w:vertAlign w:val="superscript"/>
-        </w:rPr>
-        <w:footnoteReference w:id="8"/>
-      </w:r>
-      <w:r>
-        <w:rPr>
           <w:rStyle w:val="normaltextrun"/>
           <w:rFonts w:ascii="Arial Narrow" w:eastAsia="Arial Narrow" w:hAnsi="Arial Narrow" w:cs="Arial Narrow"/>
           <w:sz w:val="22"/>
@@ -3409,12 +3425,19 @@
           <w:szCs w:val="22"/>
         </w:rPr>
         <w:lastRenderedPageBreak/>
-        <w:t xml:space="preserve">PRIMERO: admitir a trámite la denuncia del 21 de octubre de 2025 interpuesta por el señor [DENUNCIANTE] contra el Banco Falabella S.A. y BNP Paribas Cardif S.A. Compañía de Seguros y Reaseguros, por lo siguiente:</w:t>
-      </w:r>
-      <w:r>
-        <w:rPr>
-          <w:rFonts w:ascii="Arial Narrow" w:eastAsia="Arial Narrow" w:hAnsi="Arial Narrow" w:cs="Arial Narrow"/>
-          <w:bCs/>
+        <w:t xml:space="preserve">PRIMERO:</w:t>
+      </w:r>
+      <w:r>
+        <w:rPr>
+          <w:rFonts w:ascii="Arial Narrow" w:eastAsia="Arial Narrow" w:hAnsi="Arial Narrow" w:cs="Arial Narrow"/>
+          <w:sz w:val="22"/>
+          <w:szCs w:val="22"/>
+        </w:rPr>
+        <w:t xml:space="preserve"> admitir a trámite la denuncia del 21 de octubre de 2025 interpuesta por el señor [DENUNCIANTE] contra el Banco Falabella S.A. y BNP Paribas Cardif S.A. Compañía de Seguros y Reaseguros, por lo siguiente:</w:t>
+      </w:r>
+      <w:r>
+        <w:rPr>
+          <w:rFonts w:ascii="Arial Narrow" w:eastAsia="Arial Narrow" w:hAnsi="Arial Narrow" w:cs="Arial Narrow"/>
           <w:sz w:val="22"/>
           <w:szCs w:val="22"/>
         </w:rPr>
@@ -4788,7 +4811,15 @@
           <w:sz w:val="22"/>
           <w:szCs w:val="22"/>
         </w:rPr>
-        <w:t xml:space="preserve">: </w:t>
+        <w:t xml:space="preserve">:</w:t>
+      </w:r>
+      <w:r>
+        <w:rPr>
+          <w:rFonts w:ascii="Arial Narrow" w:eastAsia="Arial Narrow" w:hAnsi="Arial Narrow" w:cs="Arial Narrow"/>
+          <w:sz w:val="22"/>
+          <w:szCs w:val="22"/>
+        </w:rPr>
+        <w:t xml:space="preserve"> </w:t>
       </w:r>
       <w:r>
         <w:rPr>
@@ -4937,7 +4968,15 @@
           <w:sz w:val="22"/>
           <w:szCs w:val="22"/>
         </w:rPr>
-        <w:t xml:space="preserve">: </w:t>
+        <w:t xml:space="preserve">:</w:t>
+      </w:r>
+      <w:r>
+        <w:rPr>
+          <w:rFonts w:ascii="Arial Narrow" w:eastAsia="Arial Narrow" w:hAnsi="Arial Narrow" w:cs="Arial Narrow"/>
+          <w:sz w:val="22"/>
+          <w:szCs w:val="22"/>
+        </w:rPr>
+        <w:t xml:space="preserve"> </w:t>
       </w:r>
       <w:r>
         <w:rPr>
@@ -5301,53 +5340,53 @@
           <w:szCs w:val="22"/>
           <w:vertAlign w:val="superscript"/>
         </w:rPr>
+        <w:footnoteReference w:id="8"/>
+      </w:r>
+      <w:r>
+        <w:rPr>
+          <w:rFonts w:ascii="Arial Narrow" w:eastAsia="Arial Narrow" w:hAnsi="Arial Narrow" w:cs="Arial Narrow"/>
+          <w:sz w:val="22"/>
+          <w:szCs w:val="22"/>
+        </w:rPr>
+        <w:t xml:space="preserve">. Ello, a fin de que la Comisión pueda </w:t>
+      </w:r>
+      <w:proofErr w:type="spellStart"/>
+      <w:r>
+        <w:rPr>
+          <w:rFonts w:ascii="Arial Narrow" w:eastAsia="Arial Narrow" w:hAnsi="Arial Narrow" w:cs="Arial Narrow"/>
+          <w:sz w:val="22"/>
+          <w:szCs w:val="22"/>
+        </w:rPr>
+        <w:t>merituar</w:t>
+      </w:r>
+      <w:proofErr w:type="spellEnd"/>
+      <w:r>
+        <w:rPr>
+          <w:rFonts w:ascii="Arial Narrow" w:eastAsia="Arial Narrow" w:hAnsi="Arial Narrow" w:cs="Arial Narrow"/>
+          <w:sz w:val="22"/>
+          <w:szCs w:val="22"/>
+        </w:rPr>
+        <w:t xml:space="preserve"> dicha documentación, conforme lo establece el artículo 110 del </w:t>
+      </w:r>
+      <w:r>
+        <w:rPr>
+          <w:rFonts w:ascii="Arial Narrow" w:eastAsia="Arial Narrow" w:hAnsi="Arial Narrow" w:cs="Arial Narrow"/>
+          <w:spacing w:val="-2"/>
+          <w:sz w:val="22"/>
+          <w:szCs w:val="22"/>
+        </w:rPr>
+        <w:t>Código</w:t>
+      </w:r>
+      <w:r>
+        <w:rPr>
+          <w:rStyle w:val="Refdenotaalpie"/>
+          <w:rFonts w:ascii="Arial Narrow" w:eastAsia="Arial Narrow" w:hAnsi="Arial Narrow" w:cs="Arial Narrow"/>
+          <w:spacing w:val="-2"/>
+          <w:sz w:val="22"/>
+          <w:szCs w:val="22"/>
+          <w:vertAlign w:val="superscript"/>
+        </w:rPr>
         <w:footnoteReference w:id="9"/>
-      </w:r>
-      <w:r>
-        <w:rPr>
-          <w:rFonts w:ascii="Arial Narrow" w:eastAsia="Arial Narrow" w:hAnsi="Arial Narrow" w:cs="Arial Narrow"/>
-          <w:sz w:val="22"/>
-          <w:szCs w:val="22"/>
-        </w:rPr>
-        <w:t xml:space="preserve">. Ello, a fin de que la Comisión pueda </w:t>
-      </w:r>
-      <w:proofErr w:type="spellStart"/>
-      <w:r>
-        <w:rPr>
-          <w:rFonts w:ascii="Arial Narrow" w:eastAsia="Arial Narrow" w:hAnsi="Arial Narrow" w:cs="Arial Narrow"/>
-          <w:sz w:val="22"/>
-          <w:szCs w:val="22"/>
-        </w:rPr>
-        <w:t>merituar</w:t>
-      </w:r>
-      <w:proofErr w:type="spellEnd"/>
-      <w:r>
-        <w:rPr>
-          <w:rFonts w:ascii="Arial Narrow" w:eastAsia="Arial Narrow" w:hAnsi="Arial Narrow" w:cs="Arial Narrow"/>
-          <w:sz w:val="22"/>
-          <w:szCs w:val="22"/>
-        </w:rPr>
-        <w:t xml:space="preserve"> dicha documentación, conforme lo establece el artículo 110 del </w:t>
-      </w:r>
-      <w:r>
-        <w:rPr>
-          <w:rFonts w:ascii="Arial Narrow" w:eastAsia="Arial Narrow" w:hAnsi="Arial Narrow" w:cs="Arial Narrow"/>
-          <w:spacing w:val="-2"/>
-          <w:sz w:val="22"/>
-          <w:szCs w:val="22"/>
-        </w:rPr>
-        <w:t>Código</w:t>
-      </w:r>
-      <w:r>
-        <w:rPr>
-          <w:rStyle w:val="Refdenotaalpie"/>
-          <w:rFonts w:ascii="Arial Narrow" w:eastAsia="Arial Narrow" w:hAnsi="Arial Narrow" w:cs="Arial Narrow"/>
-          <w:spacing w:val="-2"/>
-          <w:sz w:val="22"/>
-          <w:szCs w:val="22"/>
-          <w:vertAlign w:val="superscript"/>
-        </w:rPr>
-        <w:footnoteReference w:id="10"/>
       </w:r>
       <w:r>
         <w:rPr>
@@ -5391,7 +5430,15 @@
           <w:sz w:val="22"/>
           <w:szCs w:val="22"/>
         </w:rPr>
-        <w:t xml:space="preserve">CUARTO: </w:t>
+        <w:t xml:space="preserve">CUARTO:</w:t>
+      </w:r>
+      <w:r>
+        <w:rPr>
+          <w:rFonts w:ascii="Arial Narrow" w:eastAsia="Arial Narrow" w:hAnsi="Arial Narrow" w:cs="Arial Narrow"/>
+          <w:sz w:val="22"/>
+          <w:szCs w:val="22"/>
+        </w:rPr>
+        <w:t xml:space="preserve"> </w:t>
       </w:r>
       <w:r>
         <w:rPr>
@@ -5409,7 +5456,7 @@
           <w:szCs w:val="22"/>
           <w:vertAlign w:val="superscript"/>
         </w:rPr>
-        <w:footnoteReference w:id="17"/>
+        <w:footnoteReference w:id="10"/>
       </w:r>
       <w:r>
         <w:rPr>
@@ -5427,7 +5474,7 @@
           <w:szCs w:val="22"/>
           <w:vertAlign w:val="superscript"/>
         </w:rPr>
-        <w:footnoteReference w:id="18"/>
+        <w:footnoteReference w:id="11"/>
       </w:r>
       <w:r>
         <w:rPr>
@@ -5474,8 +5521,6 @@
       <w:r>
         <w:rPr>
           <w:rFonts w:ascii="Arial Narrow" w:eastAsia="Arial Narrow" w:hAnsi="Arial Narrow" w:cs="Arial Narrow"/>
-          <w:b/>
-          <w:bCs/>
           <w:sz w:val="22"/>
           <w:szCs w:val="22"/>
           <w:lang w:val="es-ES" w:eastAsia="es-ES"/>
@@ -5941,8 +5986,6 @@
       <w:r>
         <w:rPr>
           <w:rFonts w:ascii="Arial Narrow" w:eastAsia="Arial Narrow" w:hAnsi="Arial Narrow" w:cs="Arial Narrow"/>
-          <w:b/>
-          <w:bCs/>
           <w:sz w:val="22"/>
           <w:szCs w:val="22"/>
         </w:rPr>
@@ -6250,7 +6293,15 @@
           <w:sz w:val="22"/>
           <w:szCs w:val="22"/>
         </w:rPr>
-        <w:t xml:space="preserve">: </w:t>
+        <w:t xml:space="preserve">:</w:t>
+      </w:r>
+      <w:r>
+        <w:rPr>
+          <w:rFonts w:ascii="Arial Narrow" w:eastAsia="Arial Narrow" w:hAnsi="Arial Narrow" w:cs="Arial Narrow"/>
+          <w:sz w:val="22"/>
+          <w:szCs w:val="22"/>
+        </w:rPr>
+        <w:t xml:space="preserve"> </w:t>
       </w:r>
       <w:r>
         <w:rPr>
@@ -6352,7 +6403,6 @@
           <w:rFonts w:ascii="Arial Narrow" w:eastAsia="Arial Narrow" w:hAnsi="Arial Narrow" w:cs="Arial Narrow"/>
           <w:sz w:val="22"/>
           <w:szCs w:val="22"/>
-          <w:u w:val="single"/>
         </w:rPr>
         <w:t>expresamente su facultad para asistir y conciliar en su representación</w:t>
       </w:r>
@@ -6367,8 +6417,6 @@
       <w:r>
         <w:rPr>
           <w:rFonts w:ascii="Arial Narrow" w:eastAsia="Arial Narrow" w:hAnsi="Arial Narrow" w:cs="Arial Narrow"/>
-          <w:b/>
-          <w:bCs/>
           <w:sz w:val="22"/>
           <w:szCs w:val="22"/>
         </w:rPr>
@@ -6379,7 +6427,6 @@
           <w:rFonts w:ascii="Arial Narrow" w:eastAsia="Arial Narrow" w:hAnsi="Arial Narrow" w:cs="Arial Narrow"/>
           <w:sz w:val="22"/>
           <w:szCs w:val="22"/>
-          <w:u w:val="single"/>
         </w:rPr>
         <w:t>Ello bajo apercibimiento de no realizar la audiencia de conciliación y levantar el acta de inasistencia correspondiente</w:t>
       </w:r>
@@ -6388,7 +6435,6 @@
           <w:rFonts w:ascii="Arial Narrow" w:eastAsia="Arial Narrow" w:hAnsi="Arial Narrow" w:cs="Arial Narrow"/>
           <w:sz w:val="22"/>
           <w:szCs w:val="22"/>
-          <w:u w:val="single"/>
         </w:rPr>
         <w:t>.</w:t>
       </w:r>
@@ -6436,7 +6482,15 @@
           <w:sz w:val="22"/>
           <w:szCs w:val="22"/>
         </w:rPr>
-        <w:t xml:space="preserve">: </w:t>
+        <w:t xml:space="preserve">:</w:t>
+      </w:r>
+      <w:r>
+        <w:rPr>
+          <w:rFonts w:ascii="Arial Narrow" w:eastAsia="Arial Narrow" w:hAnsi="Arial Narrow" w:cs="Arial Narrow"/>
+          <w:sz w:val="22"/>
+          <w:szCs w:val="22"/>
+        </w:rPr>
+        <w:t xml:space="preserve"> </w:t>
       </w:r>
       <w:r>
         <w:rPr>
@@ -6487,7 +6541,15 @@
           <w:sz w:val="22"/>
           <w:szCs w:val="22"/>
         </w:rPr>
-        <w:t xml:space="preserve">DÉCIMO: </w:t>
+        <w:t xml:space="preserve">DÉCIMO:</w:t>
+      </w:r>
+      <w:r>
+        <w:rPr>
+          <w:rFonts w:ascii="Arial Narrow" w:eastAsia="Arial Narrow" w:hAnsi="Arial Narrow" w:cs="Arial Narrow"/>
+          <w:sz w:val="22"/>
+          <w:szCs w:val="22"/>
+        </w:rPr>
+        <w:t xml:space="preserve"> </w:t>
       </w:r>
       <w:r>
         <w:rPr>
@@ -6955,6 +7017,32 @@
           <w:szCs w:val="22"/>
         </w:rPr>
         <w:t> </w:t>
+      </w:r>
+    </w:p>
+    <w:p>
+      <w:pPr>
+        <w:shd w:val="clear" w:color="auto" w:fill="FFFFFF"/>
+        <w:spacing w:after="0" w:line="240" w:lineRule="auto"/>
+        <w:jc w:val="center"/>
+        <w:rPr>
+          <w:rFonts w:ascii="Arial Narrow" w:eastAsia="Arial Narrow" w:hAnsi="Arial Narrow" w:cs="Arial Narrow"/>
+          <w:b/>
+          <w:bCs/>
+          <w:color w:val="000000"/>
+          <w:sz w:val="22"/>
+          <w:szCs w:val="22"/>
+        </w:rPr>
+      </w:pPr>
+      <w:r>
+        <w:rPr>
+          <w:rFonts w:ascii="Arial Narrow" w:eastAsia="Arial Narrow" w:hAnsi="Arial Narrow" w:cs="Arial Narrow"/>
+          <w:b/>
+          <w:bCs/>
+          <w:color w:val="000000"/>
+          <w:sz w:val="22"/>
+          <w:szCs w:val="22"/>
+        </w:rPr>
+        <w:t xml:space="preserve">Firmado digitalmente por</w:t>
       </w:r>
     </w:p>
     <w:p>
@@ -7301,7 +7389,75 @@
       </w:r>
     </w:p>
   </w:footnote>
-  <w:footnote w:id="2">
+  <w:footnote w:id="1">
+    <w:p>
+      <w:pPr>
+        <w:pStyle w:val="Textonotapie"/>
+        <w:tabs>
+          <w:tab w:val="left" w:pos="567"/>
+        </w:tabs>
+        <w:ind w:left="567" w:hanging="567"/>
+        <w:jc w:val="both"/>
+        <w:rPr>
+          <w:rFonts w:ascii="Arial Narrow" w:eastAsia="Arial Narrow" w:hAnsi="Arial Narrow" w:cs="Arial Narrow"/>
+          <w:sz w:val="16"/>
+          <w:szCs w:val="16"/>
+        </w:rPr>
+      </w:pPr>
+      <w:r>
+        <w:rPr>
+          <w:rStyle w:val="Refdenotaalpie"/>
+          <w:rFonts w:ascii="Arial Narrow" w:eastAsia="Arial Narrow" w:hAnsi="Arial Narrow" w:cs="Arial Narrow"/>
+          <w:sz w:val="16"/>
+          <w:szCs w:val="16"/>
+          <w:vertAlign w:val="superscript"/>
+        </w:rPr>
+        <w:footnoteRef/>
+      </w:r>
+      <w:r>
+        <w:rPr>
+          <w:rFonts w:ascii="Arial Narrow" w:eastAsia="Arial Narrow" w:hAnsi="Arial Narrow" w:cs="Arial Narrow"/>
+          <w:sz w:val="16"/>
+          <w:szCs w:val="16"/>
+        </w:rPr>
+        <w:tab/>
+        <w:t xml:space="preserve"/>
+      </w:r>
+      <w:r>
+        <w:rPr>
+          <w:rFonts w:ascii="Arial Narrow" w:eastAsia="Arial Narrow" w:hAnsi="Arial Narrow" w:cs="Arial Narrow"/>
+          <w:sz w:val="16"/>
+          <w:szCs w:val="16"/>
+        </w:rPr>
+        <w:tab/>
+      </w:r>
+      <w:r>
+        <w:rPr>
+          <w:rFonts w:ascii="Arial Narrow" w:eastAsia="Arial Narrow" w:hAnsi="Arial Narrow" w:cs="Arial Narrow"/>
+          <w:sz w:val="16"/>
+          <w:szCs w:val="16"/>
+        </w:rPr>
+        <w:t xml:space="preserve">Publicado el 2 de setiembre de 2010 en el Diario Oficial El Peruano, vigente desde el 2 de octubre de 2010 y modificado por Decreto Legislativo </w:t>
+      </w:r>
+      <w:proofErr w:type="spellStart"/>
+      <w:r>
+        <w:rPr>
+          <w:rFonts w:ascii="Arial Narrow" w:eastAsia="Arial Narrow" w:hAnsi="Arial Narrow" w:cs="Arial Narrow"/>
+          <w:sz w:val="16"/>
+          <w:szCs w:val="16"/>
+        </w:rPr>
+        <w:t/>
+      </w:r>
+      <w:proofErr w:type="spellEnd"/>
+      <w:r>
+        <w:rPr>
+          <w:rFonts w:ascii="Arial Narrow" w:eastAsia="Arial Narrow" w:hAnsi="Arial Narrow" w:cs="Arial Narrow"/>
+          <w:sz w:val="16"/>
+          <w:szCs w:val="16"/>
+        </w:rPr>
+        <w:t xml:space="preserve">1308.</w:t>
+      </w:r>
+    </w:p>
     <w:p>
       <w:pPr>
         <w:pStyle w:val="Textonotapie"/>
@@ -7313,303 +7469,9 @@
           <w:szCs w:val="16"/>
         </w:rPr>
       </w:pPr>
-      <w:r>
-        <w:rPr>
-          <w:rStyle w:val="Refdenotaalpie"/>
-          <w:rFonts w:ascii="Arial Narrow" w:eastAsia="Arial Narrow" w:hAnsi="Arial Narrow" w:cs="Arial Narrow"/>
-          <w:sz w:val="16"/>
-          <w:szCs w:val="16"/>
-          <w:vertAlign w:val="superscript"/>
-        </w:rPr>
-        <w:footnoteRef/>
-      </w:r>
-      <w:r>
-        <w:rPr>
-          <w:rFonts w:ascii="Arial Narrow" w:eastAsia="Arial Narrow" w:hAnsi="Arial Narrow" w:cs="Arial Narrow"/>
-          <w:sz w:val="16"/>
-          <w:szCs w:val="16"/>
-        </w:rPr>
-        <w:t xml:space="preserve"> </w:t>
-      </w:r>
-      <w:r>
-        <w:rPr>
-          <w:rFonts w:ascii="Arial Narrow" w:eastAsia="Arial Narrow" w:hAnsi="Arial Narrow" w:cs="Arial Narrow"/>
-          <w:sz w:val="16"/>
-          <w:szCs w:val="16"/>
-        </w:rPr>
-        <w:tab/>
-      </w:r>
-      <w:r>
-        <w:rPr>
-          <w:rFonts w:ascii="Arial Narrow" w:eastAsia="Arial Narrow" w:hAnsi="Arial Narrow" w:cs="Arial Narrow"/>
-          <w:sz w:val="16"/>
-          <w:szCs w:val="16"/>
-        </w:rPr>
-        <w:t xml:space="preserve">Publicado el 2 de setiembre de 2010 en el Diario Oficial El Peruano, vigente desde el 2 de octubre de 2010 y modificado por Decreto Legislativo </w:t>
-      </w:r>
-      <w:proofErr w:type="spellStart"/>
-      <w:r>
-        <w:rPr>
-          <w:rFonts w:ascii="Arial Narrow" w:eastAsia="Arial Narrow" w:hAnsi="Arial Narrow" w:cs="Arial Narrow"/>
-          <w:sz w:val="16"/>
-          <w:szCs w:val="16"/>
-        </w:rPr>
-        <w:t/>
-      </w:r>
-      <w:proofErr w:type="spellEnd"/>
-      <w:r>
-        <w:rPr>
-          <w:rFonts w:ascii="Arial Narrow" w:eastAsia="Arial Narrow" w:hAnsi="Arial Narrow" w:cs="Arial Narrow"/>
-          <w:sz w:val="16"/>
-          <w:szCs w:val="16"/>
-        </w:rPr>
-        <w:t xml:space="preserve"> 1308.</w:t>
-      </w:r>
-    </w:p>
-    <w:p>
-      <w:pPr>
-        <w:pStyle w:val="Textonotapie"/>
-        <w:ind w:left="567" w:hanging="567"/>
-        <w:jc w:val="both"/>
-        <w:rPr>
-          <w:rFonts w:ascii="Arial Narrow" w:eastAsia="Arial Narrow" w:hAnsi="Arial Narrow" w:cs="Arial Narrow"/>
-          <w:sz w:val="16"/>
-          <w:szCs w:val="16"/>
-        </w:rPr>
-      </w:pPr>
     </w:p>
   </w:footnote>
-  <w:footnote w:id="3">
-    <w:p>
-      <w:pPr>
-        <w:pStyle w:val="Textonotapie"/>
-        <w:ind w:left="567" w:right="-1" w:hanging="567"/>
-        <w:jc w:val="both"/>
-        <w:rPr>
-          <w:rFonts w:ascii="Arial Narrow" w:eastAsia="Arial Narrow" w:hAnsi="Arial Narrow" w:cs="Arial Narrow"/>
-          <w:b/>
-          <w:bCs/>
-          <w:sz w:val="16"/>
-          <w:szCs w:val="16"/>
-        </w:rPr>
-      </w:pPr>
-      <w:r>
-        <w:rPr>
-          <w:rStyle w:val="Refdenotaalpie"/>
-          <w:rFonts w:ascii="Arial Narrow" w:eastAsia="Arial Narrow" w:hAnsi="Arial Narrow" w:cs="Arial Narrow"/>
-          <w:sz w:val="16"/>
-          <w:szCs w:val="16"/>
-          <w:vertAlign w:val="superscript"/>
-        </w:rPr>
-        <w:footnoteRef/>
-      </w:r>
-      <w:r>
-        <w:rPr>
-          <w:rFonts w:ascii="Arial Narrow" w:eastAsia="Arial Narrow" w:hAnsi="Arial Narrow" w:cs="Arial Narrow"/>
-          <w:sz w:val="16"/>
-          <w:szCs w:val="16"/>
-        </w:rPr>
-        <w:t xml:space="preserve"> </w:t>
-      </w:r>
-      <w:r>
-        <w:rPr>
-          <w:rFonts w:ascii="Arial Narrow" w:eastAsia="Arial Narrow" w:hAnsi="Arial Narrow" w:cs="Arial Narrow"/>
-          <w:sz w:val="16"/>
-          <w:szCs w:val="16"/>
-        </w:rPr>
-        <w:tab/>
-      </w:r>
-      <w:r>
-        <w:rPr>
-          <w:rFonts w:ascii="Arial Narrow" w:eastAsia="Arial Narrow" w:hAnsi="Arial Narrow" w:cs="Arial Narrow"/>
-          <w:b/>
-          <w:bCs/>
-          <w:sz w:val="16"/>
-          <w:szCs w:val="16"/>
-        </w:rPr>
-        <w:t xml:space="preserve">LEY </w:t>
-      </w:r>
-      <w:proofErr w:type="spellStart"/>
-      <w:r>
-        <w:rPr>
-          <w:rFonts w:ascii="Arial Narrow" w:eastAsia="Arial Narrow" w:hAnsi="Arial Narrow" w:cs="Arial Narrow"/>
-          <w:b/>
-          <w:bCs/>
-          <w:sz w:val="16"/>
-          <w:szCs w:val="16"/>
-        </w:rPr>
-        <w:t/>
-      </w:r>
-      <w:proofErr w:type="spellEnd"/>
-      <w:r>
-        <w:rPr>
-          <w:rFonts w:ascii="Arial Narrow" w:eastAsia="Arial Narrow" w:hAnsi="Arial Narrow" w:cs="Arial Narrow"/>
-          <w:b/>
-          <w:bCs/>
-          <w:sz w:val="16"/>
-          <w:szCs w:val="16"/>
-        </w:rPr>
-        <w:t xml:space="preserve"> 29571, CÓDIGO DE PROTECCIÓN Y DEFENSA DEL CONSUMIDOR, publicado el 2 de setiembre de 2010 y modificado por Decreto Legislativo </w:t>
-      </w:r>
-      <w:proofErr w:type="spellStart"/>
-      <w:r>
-        <w:rPr>
-          <w:rFonts w:ascii="Arial Narrow" w:eastAsia="Arial Narrow" w:hAnsi="Arial Narrow" w:cs="Arial Narrow"/>
-          <w:b/>
-          <w:bCs/>
-          <w:sz w:val="16"/>
-          <w:szCs w:val="16"/>
-        </w:rPr>
-        <w:t/>
-      </w:r>
-      <w:proofErr w:type="spellEnd"/>
-      <w:r>
-        <w:rPr>
-          <w:rFonts w:ascii="Arial Narrow" w:eastAsia="Arial Narrow" w:hAnsi="Arial Narrow" w:cs="Arial Narrow"/>
-          <w:b/>
-          <w:bCs/>
-          <w:sz w:val="16"/>
-          <w:szCs w:val="16"/>
-        </w:rPr>
-        <w:t xml:space="preserve"> 1308 </w:t>
-      </w:r>
-    </w:p>
-    <w:p>
-      <w:pPr>
-        <w:pStyle w:val="Textonotapie"/>
-        <w:ind w:left="567" w:right="-1"/>
-        <w:jc w:val="both"/>
-        <w:rPr>
-          <w:rFonts w:ascii="Arial Narrow" w:eastAsia="Arial Narrow" w:hAnsi="Arial Narrow" w:cs="Arial Narrow"/>
-          <w:b/>
-          <w:bCs/>
-          <w:sz w:val="16"/>
-          <w:szCs w:val="16"/>
-        </w:rPr>
-      </w:pPr>
-      <w:r>
-        <w:rPr>
-          <w:rFonts w:ascii="Arial Narrow" w:eastAsia="Arial Narrow" w:hAnsi="Arial Narrow" w:cs="Arial Narrow"/>
-          <w:b/>
-          <w:bCs/>
-          <w:sz w:val="16"/>
-          <w:szCs w:val="16"/>
-        </w:rPr>
-        <w:t xml:space="preserve">Artículo 18.- Idoneidad </w:t>
-      </w:r>
-    </w:p>
-    <w:p>
-      <w:pPr>
-        <w:pStyle w:val="Textonotapie"/>
-        <w:ind w:left="567" w:right="-1"/>
-        <w:jc w:val="both"/>
-        <w:rPr>
-          <w:rFonts w:ascii="Arial Narrow" w:eastAsia="Arial Narrow" w:hAnsi="Arial Narrow" w:cs="Arial Narrow"/>
-          <w:sz w:val="16"/>
-          <w:szCs w:val="16"/>
-        </w:rPr>
-      </w:pPr>
-      <w:r>
-        <w:rPr>
-          <w:rFonts w:ascii="Arial Narrow" w:eastAsia="Arial Narrow" w:hAnsi="Arial Narrow" w:cs="Arial Narrow"/>
-          <w:sz w:val="16"/>
-          <w:szCs w:val="16"/>
-        </w:rPr>
-        <w:t xml:space="preserve">Se entiende por idoneidad la correspondencia entre lo que un consumidor espera y lo que efectivamente recibe, en función a lo que se le hubiera ofrecido, la publicidad e información transmitida, las condiciones y circunstancias de la transacción, las características y naturaleza del producto o servicio, el precio, entre otros factores, atendiendo a las circunstancias del caso. </w:t>
-      </w:r>
-    </w:p>
-    <w:p>
-      <w:pPr>
-        <w:pStyle w:val="Textonotapie"/>
-        <w:ind w:left="567" w:right="-1"/>
-        <w:jc w:val="both"/>
-        <w:rPr>
-          <w:rFonts w:ascii="Arial Narrow" w:eastAsia="Arial Narrow" w:hAnsi="Arial Narrow" w:cs="Arial Narrow"/>
-          <w:sz w:val="16"/>
-          <w:szCs w:val="16"/>
-        </w:rPr>
-      </w:pPr>
-      <w:r>
-        <w:rPr>
-          <w:rFonts w:ascii="Arial Narrow" w:eastAsia="Arial Narrow" w:hAnsi="Arial Narrow" w:cs="Arial Narrow"/>
-          <w:sz w:val="16"/>
-          <w:szCs w:val="16"/>
-        </w:rPr>
-        <w:t xml:space="preserve">La idoneidad es evaluada en función a la propia naturaleza del producto o servicio y a su aptitud para satisfacer la finalidad para la cual ha sido puesto en el mercado. Las autorizaciones por parte de los organismos del Estado para la fabricación de un producto o la prestación de un servicio, en los casos que sea necesario, no eximen de responsabilidad al proveedor frente al consumidor. </w:t>
-      </w:r>
-    </w:p>
-    <w:p>
-      <w:pPr>
-        <w:pStyle w:val="Textonotapie"/>
-        <w:ind w:left="567" w:right="-1"/>
-        <w:jc w:val="both"/>
-        <w:rPr>
-          <w:rFonts w:ascii="Arial Narrow" w:eastAsia="Arial Narrow" w:hAnsi="Arial Narrow" w:cs="Arial Narrow"/>
-          <w:b/>
-          <w:bCs/>
-          <w:sz w:val="16"/>
-          <w:szCs w:val="16"/>
-        </w:rPr>
-      </w:pPr>
-    </w:p>
-    <w:p>
-      <w:pPr>
-        <w:pStyle w:val="Textonotapie"/>
-        <w:ind w:left="567" w:right="-1"/>
-        <w:jc w:val="both"/>
-        <w:rPr>
-          <w:rFonts w:ascii="Arial Narrow" w:eastAsia="Arial Narrow" w:hAnsi="Arial Narrow" w:cs="Arial Narrow"/>
-          <w:sz w:val="16"/>
-          <w:szCs w:val="16"/>
-        </w:rPr>
-      </w:pPr>
-      <w:r>
-        <w:rPr>
-          <w:rFonts w:ascii="Arial Narrow" w:eastAsia="Arial Narrow" w:hAnsi="Arial Narrow" w:cs="Arial Narrow"/>
-          <w:b/>
-          <w:bCs/>
-          <w:sz w:val="16"/>
-          <w:szCs w:val="16"/>
-        </w:rPr>
-        <w:t xml:space="preserve">Artículo 19.- Obligación de los proveedores </w:t>
-      </w:r>
-    </w:p>
-    <w:p>
-      <w:pPr>
-        <w:pStyle w:val="Textonotapie"/>
-        <w:ind w:left="567" w:right="-1"/>
-        <w:jc w:val="both"/>
-        <w:rPr>
-          <w:rFonts w:ascii="Arial Narrow" w:eastAsia="Arial Narrow" w:hAnsi="Arial Narrow" w:cs="Arial Narrow"/>
-          <w:sz w:val="16"/>
-          <w:szCs w:val="16"/>
-        </w:rPr>
-      </w:pPr>
-      <w:r>
-        <w:rPr>
-          <w:rFonts w:ascii="Arial Narrow" w:eastAsia="Arial Narrow" w:hAnsi="Arial Narrow" w:cs="Arial Narrow"/>
-          <w:sz w:val="16"/>
-          <w:szCs w:val="16"/>
-        </w:rPr>
-        <w:t>El proveedor responde por la idoneidad y calidad de los productos y servicios ofrecidos; por la autenticidad de las marcas y leyendas que exhiben sus productos o del signo que respalda al prestador del servicio, por la falta de conformidad entre la publicidad comercial de los productos y servicios y estos, así como por el contenido y la vida útil del producto indicado en el envase, en lo que corresponda.</w:t>
-      </w:r>
-    </w:p>
-    <w:p>
-      <w:pPr>
-        <w:pStyle w:val="Textonotapie"/>
-        <w:ind w:left="567" w:right="-1" w:hanging="567"/>
-        <w:jc w:val="both"/>
-        <w:rPr>
-          <w:rFonts w:ascii="Arial Narrow" w:eastAsia="Arial Narrow" w:hAnsi="Arial Narrow" w:cs="Arial Narrow"/>
-          <w:b/>
-          <w:bCs/>
-          <w:sz w:val="16"/>
-          <w:szCs w:val="16"/>
-        </w:rPr>
-      </w:pPr>
-    </w:p>
-  </w:footnote>
-  <w:footnote w:id="4">
+  <w:footnote w:id="2">
     <w:p>
       <w:pPr>
         <w:pStyle w:val="Textonotapie"/>
@@ -7642,15 +7504,16 @@
           <w:sz w:val="16"/>
           <w:szCs w:val="16"/>
         </w:rPr>
-        <w:t xml:space="preserve"> </w:t>
-      </w:r>
-      <w:r>
-        <w:rPr>
-          <w:rFonts w:ascii="Arial Narrow" w:eastAsia="Arial Narrow" w:hAnsi="Arial Narrow" w:cs="Arial Narrow"/>
-          <w:sz w:val="16"/>
-          <w:szCs w:val="16"/>
-        </w:rPr>
         <w:tab/>
+        <w:t xml:space="preserve"/>
+      </w:r>
+      <w:r>
+        <w:rPr>
+          <w:rFonts w:ascii="Arial Narrow" w:eastAsia="Arial Narrow" w:hAnsi="Arial Narrow" w:cs="Arial Narrow"/>
+          <w:sz w:val="16"/>
+          <w:szCs w:val="16"/>
+        </w:rPr>
+        <w:tab/>
       </w:r>
       <w:r>
         <w:rPr>
@@ -7682,7 +7545,7 @@
           <w:sz w:val="16"/>
           <w:szCs w:val="16"/>
         </w:rPr>
-        <w:t xml:space="preserve"> 29571, CÓDIGO DE PROTECCIÓN Y DEFENSA DEL CONSUMIDOR, publicado el 2 de setiembre de 2010 y modificado por Decreto Legislativo </w:t>
+        <w:t xml:space="preserve">29571, CÓDIGO DE PROTECCIÓN Y DEFENSA DEL CONSUMIDOR, publicado el 2 de setiembre de 2010 y modificado por Decreto Legislativo </w:t>
       </w:r>
       <w:proofErr w:type="spellStart"/>
       <w:r>
@@ -7704,7 +7567,7 @@
           <w:sz w:val="16"/>
           <w:szCs w:val="16"/>
         </w:rPr>
-        <w:t xml:space="preserve"> 1308 </w:t>
+        <w:t xml:space="preserve">1308 </w:t>
       </w:r>
     </w:p>
     <w:p>
@@ -7728,7 +7591,7 @@
           <w:sz w:val="16"/>
           <w:szCs w:val="16"/>
         </w:rPr>
-        <w:t>Artículo 88.- Reclamo de productos o servicios financieros y de seguros</w:t>
+        <w:t xml:space="preserve">Artículo 18.- Idoneidad </w:t>
       </w:r>
     </w:p>
     <w:p>
@@ -7748,17 +7611,87 @@
           <w:sz w:val="16"/>
           <w:szCs w:val="16"/>
         </w:rPr>
-        <w:t>88.1 Las entidades del sistema financiero y de seguros, en todas sus oficinas en la República, deben resolver los reclamos en un plazo no mayor de quince días hábiles. Excepcionalmente, la Superintendencia de Banca, Seguros y Administradoras Privadas de Fondos de Pensiones podrá establecer un plazo ampliatorio cuando la naturaleza y complejidad de la operación, producto o servicio materia del reclamo o requerimiento lo justifique, situación que debe ponerse en conocimiento del consumidor antes de la culminación del plazo inicial, sin perjuicio del derecho del consumidor de recurrir directamente ante la Autoridad de Consumo</w:t>
-      </w:r>
-      <w:r>
-        <w:rPr>
-          <w:rFonts w:ascii="Arial Narrow" w:eastAsia="Arial Narrow" w:hAnsi="Arial Narrow" w:cs="Arial Narrow"/>
-          <w:sz w:val="16"/>
-          <w:szCs w:val="16"/>
-        </w:rPr>
-        <w:t xml:space="preserve">. </w:t>
-      </w:r>
-    </w:p>
+        <w:t xml:space="preserve">Se entiende por idoneidad la correspondencia entre lo que un consumidor espera y lo que efectivamente recibe, en función a lo que se le hubiera ofrecido, la publicidad e información transmitida, las condiciones y circunstancias de la transacción, las características y naturaleza del producto o servicio, el precio, entre otros factores, atendiendo a las circunstancias del caso. </w:t>
+      </w:r>
+    </w:p>
+    <w:p>
+      <w:pPr>
+        <w:pStyle w:val="Textonotapie"/>
+        <w:ind w:left="567" w:right="-1"/>
+        <w:jc w:val="both"/>
+        <w:rPr>
+          <w:rFonts w:ascii="Arial Narrow" w:eastAsia="Arial Narrow" w:hAnsi="Arial Narrow" w:cs="Arial Narrow"/>
+          <w:sz w:val="16"/>
+          <w:szCs w:val="16"/>
+        </w:rPr>
+      </w:pPr>
+      <w:r>
+        <w:rPr>
+          <w:rFonts w:ascii="Arial Narrow" w:eastAsia="Arial Narrow" w:hAnsi="Arial Narrow" w:cs="Arial Narrow"/>
+          <w:sz w:val="16"/>
+          <w:szCs w:val="16"/>
+        </w:rPr>
+        <w:t xml:space="preserve">La idoneidad es evaluada en función a la propia naturaleza del producto o servicio y a su aptitud para satisfacer la finalidad para la cual ha sido puesto en el mercado. Las autorizaciones por parte de los organismos del Estado para la fabricación de un producto o la prestación de un servicio, en los casos que sea necesario, no eximen de responsabilidad al proveedor frente al consumidor. </w:t>
+      </w:r>
+    </w:p>
+    <w:p>
+      <w:pPr>
+        <w:pStyle w:val="Textonotapie"/>
+        <w:ind w:left="567" w:right="-1"/>
+        <w:jc w:val="both"/>
+        <w:rPr>
+          <w:rFonts w:ascii="Arial Narrow" w:eastAsia="Arial Narrow" w:hAnsi="Arial Narrow" w:cs="Arial Narrow"/>
+          <w:sz w:val="16"/>
+          <w:szCs w:val="16"/>
+        </w:rPr>
+      </w:pPr>
+      <w:r>
+        <w:rPr>
+          <w:rFonts w:ascii="Arial Narrow" w:eastAsia="Arial Narrow" w:hAnsi="Arial Narrow" w:cs="Arial Narrow"/>
+          <w:b/>
+          <w:bCs/>
+          <w:sz w:val="16"/>
+          <w:szCs w:val="16"/>
+        </w:rPr>
+        <w:t xml:space="preserve">Artículo 19.- Obligación de los proveedores </w:t>
+      </w:r>
+    </w:p>
+    <w:p>
+      <w:pPr>
+        <w:pStyle w:val="Textonotapie"/>
+        <w:ind w:left="567" w:right="-1"/>
+        <w:jc w:val="both"/>
+        <w:rPr>
+          <w:rFonts w:ascii="Arial Narrow" w:eastAsia="Arial Narrow" w:hAnsi="Arial Narrow" w:cs="Arial Narrow"/>
+          <w:sz w:val="16"/>
+          <w:szCs w:val="16"/>
+        </w:rPr>
+      </w:pPr>
+      <w:r>
+        <w:rPr>
+          <w:rFonts w:ascii="Arial Narrow" w:eastAsia="Arial Narrow" w:hAnsi="Arial Narrow" w:cs="Arial Narrow"/>
+          <w:sz w:val="16"/>
+          <w:szCs w:val="16"/>
+        </w:rPr>
+        <w:t>El proveedor responde por la idoneidad y calidad de los productos y servicios ofrecidos; por la autenticidad de las marcas y leyendas que exhiben sus productos o del signo que respalda al prestador del servicio, por la falta de conformidad entre la publicidad comercial de los productos y servicios y estos, así como por el contenido y la vida útil del producto indicado en el envase, en lo que corresponda.</w:t>
+      </w:r>
+    </w:p>
+    <w:p>
+      <w:pPr>
+        <w:pStyle w:val="Textonotapie"/>
+        <w:ind w:left="567" w:right="-1" w:hanging="567"/>
+        <w:jc w:val="both"/>
+        <w:rPr>
+          <w:rFonts w:ascii="Arial Narrow" w:eastAsia="Arial Narrow" w:hAnsi="Arial Narrow" w:cs="Arial Narrow"/>
+          <w:b/>
+          <w:bCs/>
+          <w:sz w:val="16"/>
+          <w:szCs w:val="16"/>
+        </w:rPr>
+      </w:pPr>
+    </w:p>
+  </w:footnote>
+  <w:footnote w:id="3">
     <w:p>
       <w:pPr>
         <w:pStyle w:val="Textonotapie"/>
@@ -7775,9 +7708,444 @@
           <w:szCs w:val="16"/>
         </w:rPr>
       </w:pPr>
-    </w:p>
-  </w:footnote>
-  <w:footnote w:id="5">
+      <w:r>
+        <w:rPr>
+          <w:rStyle w:val="Refdenotaalpie"/>
+          <w:rFonts w:ascii="Arial Narrow" w:eastAsia="Arial Narrow" w:hAnsi="Arial Narrow" w:cs="Arial Narrow"/>
+          <w:sz w:val="16"/>
+          <w:szCs w:val="16"/>
+          <w:vertAlign w:val="superscript"/>
+        </w:rPr>
+        <w:footnoteRef/>
+      </w:r>
+      <w:r>
+        <w:rPr>
+          <w:rFonts w:ascii="Arial Narrow" w:eastAsia="Arial Narrow" w:hAnsi="Arial Narrow" w:cs="Arial Narrow"/>
+          <w:sz w:val="16"/>
+          <w:szCs w:val="16"/>
+        </w:rPr>
+        <w:tab/>
+        <w:t xml:space="preserve"/>
+      </w:r>
+      <w:r>
+        <w:rPr>
+          <w:rFonts w:ascii="Arial Narrow" w:eastAsia="Arial Narrow" w:hAnsi="Arial Narrow" w:cs="Arial Narrow"/>
+          <w:sz w:val="16"/>
+          <w:szCs w:val="16"/>
+        </w:rPr>
+        <w:tab/>
+      </w:r>
+      <w:r>
+        <w:rPr>
+          <w:rFonts w:ascii="Arial Narrow" w:eastAsia="Arial Narrow" w:hAnsi="Arial Narrow" w:cs="Arial Narrow"/>
+          <w:b/>
+          <w:bCs/>
+          <w:sz w:val="16"/>
+          <w:szCs w:val="16"/>
+        </w:rPr>
+        <w:t xml:space="preserve">LEY </w:t>
+      </w:r>
+      <w:proofErr w:type="spellStart"/>
+      <w:r>
+        <w:rPr>
+          <w:rFonts w:ascii="Arial Narrow" w:eastAsia="Arial Narrow" w:hAnsi="Arial Narrow" w:cs="Arial Narrow"/>
+          <w:b/>
+          <w:bCs/>
+          <w:sz w:val="16"/>
+          <w:szCs w:val="16"/>
+        </w:rPr>
+        <w:t/>
+      </w:r>
+      <w:proofErr w:type="spellEnd"/>
+      <w:r>
+        <w:rPr>
+          <w:rFonts w:ascii="Arial Narrow" w:eastAsia="Arial Narrow" w:hAnsi="Arial Narrow" w:cs="Arial Narrow"/>
+          <w:b/>
+          <w:bCs/>
+          <w:sz w:val="16"/>
+          <w:szCs w:val="16"/>
+        </w:rPr>
+        <w:t xml:space="preserve">29571, CÓDIGO DE PROTECCIÓN Y DEFENSA DEL CONSUMIDOR, publicado el 2 de setiembre de 2010 y modificado por Decreto Legislativo </w:t>
+      </w:r>
+      <w:proofErr w:type="spellStart"/>
+      <w:r>
+        <w:rPr>
+          <w:rFonts w:ascii="Arial Narrow" w:eastAsia="Arial Narrow" w:hAnsi="Arial Narrow" w:cs="Arial Narrow"/>
+          <w:b/>
+          <w:bCs/>
+          <w:sz w:val="16"/>
+          <w:szCs w:val="16"/>
+        </w:rPr>
+        <w:t/>
+      </w:r>
+      <w:proofErr w:type="spellEnd"/>
+      <w:r>
+        <w:rPr>
+          <w:rFonts w:ascii="Arial Narrow" w:eastAsia="Arial Narrow" w:hAnsi="Arial Narrow" w:cs="Arial Narrow"/>
+          <w:b/>
+          <w:bCs/>
+          <w:sz w:val="16"/>
+          <w:szCs w:val="16"/>
+        </w:rPr>
+        <w:t xml:space="preserve">1308 </w:t>
+      </w:r>
+    </w:p>
+    <w:p>
+      <w:pPr>
+        <w:pStyle w:val="Textonotapie"/>
+        <w:ind w:left="567" w:right="-1"/>
+        <w:jc w:val="both"/>
+        <w:rPr>
+          <w:rFonts w:ascii="Arial Narrow" w:eastAsia="Arial Narrow" w:hAnsi="Arial Narrow" w:cs="Arial Narrow"/>
+          <w:sz w:val="16"/>
+          <w:szCs w:val="16"/>
+        </w:rPr>
+      </w:pPr>
+      <w:r>
+        <w:rPr>
+          <w:rFonts w:ascii="Arial Narrow" w:eastAsia="Arial Narrow" w:hAnsi="Arial Narrow" w:cs="Arial Narrow"/>
+          <w:b/>
+          <w:bCs/>
+          <w:sz w:val="16"/>
+          <w:szCs w:val="16"/>
+        </w:rPr>
+        <w:t>Artículo 105.- Autoridad competente.</w:t>
+      </w:r>
+      <w:r>
+        <w:rPr>
+          <w:rFonts w:ascii="Arial Narrow" w:eastAsia="Arial Narrow" w:hAnsi="Arial Narrow" w:cs="Arial Narrow"/>
+          <w:sz w:val="16"/>
+          <w:szCs w:val="16"/>
+        </w:rPr>
+        <w:t xml:space="preserve"> </w:t>
+      </w:r>
+    </w:p>
+    <w:p>
+      <w:pPr>
+        <w:pStyle w:val="Textonotapie"/>
+        <w:ind w:left="567" w:right="-1"/>
+        <w:jc w:val="both"/>
+        <w:rPr>
+          <w:rFonts w:ascii="Arial Narrow" w:eastAsia="Arial Narrow" w:hAnsi="Arial Narrow" w:cs="Arial Narrow"/>
+          <w:sz w:val="16"/>
+          <w:szCs w:val="16"/>
+        </w:rPr>
+      </w:pPr>
+      <w:r>
+        <w:rPr>
+          <w:rFonts w:ascii="Arial Narrow" w:eastAsia="Arial Narrow" w:hAnsi="Arial Narrow" w:cs="Arial Narrow"/>
+          <w:sz w:val="16"/>
+          <w:szCs w:val="16"/>
+        </w:rPr>
+        <w:t xml:space="preserve">El Instituto Nacional de Defensa de la Competencia y de la Protección de la Propiedad Intelectual (Indecopi) es la autoridad con competencia primaria y de alcance nacional para conocer las presuntas infracciones a las disposiciones contenidas en el presente Código, así como para imponer las sanciones y medidas correctivas establecidas en el presente capítulo, conforme al Decreto Legislativo </w:t>
+      </w:r>
+      <w:proofErr w:type="spellStart"/>
+      <w:r>
+        <w:rPr>
+          <w:rFonts w:ascii="Arial Narrow" w:eastAsia="Arial Narrow" w:hAnsi="Arial Narrow" w:cs="Arial Narrow"/>
+          <w:sz w:val="16"/>
+          <w:szCs w:val="16"/>
+        </w:rPr>
+        <w:t/>
+      </w:r>
+      <w:proofErr w:type="spellEnd"/>
+      <w:r>
+        <w:rPr>
+          <w:rFonts w:ascii="Arial Narrow" w:eastAsia="Arial Narrow" w:hAnsi="Arial Narrow" w:cs="Arial Narrow"/>
+          <w:sz w:val="16"/>
+          <w:szCs w:val="16"/>
+        </w:rPr>
+        <w:t xml:space="preserve">1033, Ley de Organización y Funciones del Indecopi. Dicha competencia solo puede ser negada cuando ella haya sido asignada o se asigne a favor de otro organismo por norma expresa con rango de ley. </w:t>
+      </w:r>
+    </w:p>
+    <w:p>
+      <w:pPr>
+        <w:pStyle w:val="Textonotapie"/>
+        <w:ind w:left="567" w:right="-1"/>
+        <w:jc w:val="both"/>
+        <w:rPr>
+          <w:rFonts w:ascii="Arial Narrow" w:eastAsia="Arial Narrow" w:hAnsi="Arial Narrow" w:cs="Arial Narrow"/>
+          <w:sz w:val="16"/>
+          <w:szCs w:val="16"/>
+        </w:rPr>
+      </w:pPr>
+      <w:r>
+        <w:rPr>
+          <w:rFonts w:ascii="Arial Narrow" w:eastAsia="Arial Narrow" w:hAnsi="Arial Narrow" w:cs="Arial Narrow"/>
+          <w:sz w:val="16"/>
+          <w:szCs w:val="16"/>
+        </w:rPr>
+        <w:t xml:space="preserve">(…). </w:t>
+      </w:r>
+    </w:p>
+    <w:p>
+      <w:pPr>
+        <w:pStyle w:val="Textonotapie"/>
+        <w:ind w:left="567" w:right="-1"/>
+        <w:jc w:val="both"/>
+        <w:rPr>
+          <w:rFonts w:ascii="Arial Narrow" w:eastAsia="Arial Narrow" w:hAnsi="Arial Narrow" w:cs="Arial Narrow"/>
+          <w:b/>
+          <w:bCs/>
+          <w:sz w:val="16"/>
+          <w:szCs w:val="16"/>
+        </w:rPr>
+      </w:pPr>
+      <w:r>
+        <w:rPr>
+          <w:rFonts w:ascii="Arial Narrow" w:eastAsia="Arial Narrow" w:hAnsi="Arial Narrow" w:cs="Arial Narrow"/>
+          <w:b/>
+          <w:bCs/>
+          <w:sz w:val="16"/>
+          <w:szCs w:val="16"/>
+        </w:rPr>
+        <w:t xml:space="preserve">LEY DE ORGANIZACIÓN Y FUNCIONES DEL INDECOPI, APROBADA POR DECRETO LEGISLATIVO </w:t>
+      </w:r>
+      <w:proofErr w:type="spellStart"/>
+      <w:r>
+        <w:rPr>
+          <w:rFonts w:ascii="Arial Narrow" w:eastAsia="Arial Narrow" w:hAnsi="Arial Narrow" w:cs="Arial Narrow"/>
+          <w:b/>
+          <w:bCs/>
+          <w:sz w:val="16"/>
+          <w:szCs w:val="16"/>
+        </w:rPr>
+        <w:t/>
+      </w:r>
+      <w:proofErr w:type="spellEnd"/>
+      <w:r>
+        <w:rPr>
+          <w:rFonts w:ascii="Arial Narrow" w:eastAsia="Arial Narrow" w:hAnsi="Arial Narrow" w:cs="Arial Narrow"/>
+          <w:b/>
+          <w:bCs/>
+          <w:sz w:val="16"/>
+          <w:szCs w:val="16"/>
+        </w:rPr>
+        <w:t xml:space="preserve">1033 </w:t>
+      </w:r>
+    </w:p>
+    <w:p>
+      <w:pPr>
+        <w:pStyle w:val="Textonotapie"/>
+        <w:ind w:left="567" w:right="-1"/>
+        <w:jc w:val="both"/>
+        <w:rPr>
+          <w:rFonts w:ascii="Arial Narrow" w:eastAsia="Arial Narrow" w:hAnsi="Arial Narrow" w:cs="Arial Narrow"/>
+          <w:sz w:val="16"/>
+          <w:szCs w:val="16"/>
+        </w:rPr>
+      </w:pPr>
+      <w:r>
+        <w:rPr>
+          <w:rFonts w:ascii="Arial Narrow" w:eastAsia="Arial Narrow" w:hAnsi="Arial Narrow" w:cs="Arial Narrow"/>
+          <w:b/>
+          <w:bCs/>
+          <w:sz w:val="16"/>
+          <w:szCs w:val="16"/>
+        </w:rPr>
+        <w:t>Artículo 27.-</w:t>
+      </w:r>
+      <w:r>
+        <w:rPr>
+          <w:rFonts w:ascii="Arial Narrow" w:eastAsia="Arial Narrow" w:hAnsi="Arial Narrow" w:cs="Arial Narrow"/>
+          <w:sz w:val="16"/>
+          <w:szCs w:val="16"/>
+        </w:rPr>
+        <w:t xml:space="preserve"> De la Comisión de Protección al </w:t>
+      </w:r>
+      <w:proofErr w:type="gramStart"/>
+      <w:r>
+        <w:rPr>
+          <w:rFonts w:ascii="Arial Narrow" w:eastAsia="Arial Narrow" w:hAnsi="Arial Narrow" w:cs="Arial Narrow"/>
+          <w:sz w:val="16"/>
+          <w:szCs w:val="16"/>
+        </w:rPr>
+        <w:t>Consumidor.-</w:t>
+      </w:r>
+      <w:proofErr w:type="gramEnd"/>
+      <w:r>
+        <w:rPr>
+          <w:rFonts w:ascii="Arial Narrow" w:eastAsia="Arial Narrow" w:hAnsi="Arial Narrow" w:cs="Arial Narrow"/>
+          <w:sz w:val="16"/>
+          <w:szCs w:val="16"/>
+        </w:rPr>
+        <w:t xml:space="preserve"> </w:t>
+      </w:r>
+    </w:p>
+    <w:p>
+      <w:pPr>
+        <w:pStyle w:val="Textonotapie"/>
+        <w:ind w:left="567" w:right="-1"/>
+        <w:jc w:val="both"/>
+        <w:rPr>
+          <w:rFonts w:ascii="Arial Narrow" w:eastAsia="Arial Narrow" w:hAnsi="Arial Narrow" w:cs="Arial Narrow"/>
+          <w:sz w:val="16"/>
+          <w:szCs w:val="16"/>
+        </w:rPr>
+      </w:pPr>
+      <w:r>
+        <w:rPr>
+          <w:rFonts w:ascii="Arial Narrow" w:eastAsia="Arial Narrow" w:hAnsi="Arial Narrow" w:cs="Arial Narrow"/>
+          <w:sz w:val="16"/>
+          <w:szCs w:val="16"/>
+        </w:rPr>
+        <w:t xml:space="preserve">Corresponde a la Comisión de Protección al Consumidor velar por el cumplimiento de la Ley de Protección al Consumidor y de las leyes que, en general, protegen a los consumidores de la falta de idoneidad de los bienes y servicios en función de la información brindada, de las omisiones de información y de la discriminación en el consumo, así como de aquellas que complementen o sustituyan a las anteriores. </w:t>
+      </w:r>
+    </w:p>
+    <w:p>
+      <w:pPr>
+        <w:pStyle w:val="Textonotapie"/>
+        <w:ind w:left="567" w:right="-1"/>
+        <w:jc w:val="both"/>
+        <w:rPr>
+          <w:rFonts w:ascii="Arial Narrow" w:eastAsia="Arial Narrow" w:hAnsi="Arial Narrow" w:cs="Arial Narrow"/>
+          <w:b/>
+          <w:bCs/>
+          <w:sz w:val="16"/>
+          <w:szCs w:val="16"/>
+        </w:rPr>
+      </w:pPr>
+      <w:r>
+        <w:rPr>
+          <w:rFonts w:ascii="Arial Narrow" w:eastAsia="Arial Narrow" w:hAnsi="Arial Narrow" w:cs="Arial Narrow"/>
+          <w:b/>
+          <w:bCs/>
+          <w:sz w:val="16"/>
+          <w:szCs w:val="16"/>
+        </w:rPr>
+        <w:t xml:space="preserve">LEY SOBRE FACULTADES, NORMAS Y ORGANIZACIÓN DEL INDECOPI, APROBADA POR DECRETO LEGISLATIVO </w:t>
+      </w:r>
+      <w:proofErr w:type="spellStart"/>
+      <w:r>
+        <w:rPr>
+          <w:rFonts w:ascii="Arial Narrow" w:eastAsia="Arial Narrow" w:hAnsi="Arial Narrow" w:cs="Arial Narrow"/>
+          <w:b/>
+          <w:bCs/>
+          <w:sz w:val="16"/>
+          <w:szCs w:val="16"/>
+        </w:rPr>
+        <w:t/>
+      </w:r>
+      <w:proofErr w:type="spellEnd"/>
+      <w:r>
+        <w:rPr>
+          <w:rFonts w:ascii="Arial Narrow" w:eastAsia="Arial Narrow" w:hAnsi="Arial Narrow" w:cs="Arial Narrow"/>
+          <w:b/>
+          <w:bCs/>
+          <w:sz w:val="16"/>
+          <w:szCs w:val="16"/>
+        </w:rPr>
+        <w:t xml:space="preserve">807 </w:t>
+      </w:r>
+    </w:p>
+    <w:p>
+      <w:pPr>
+        <w:pStyle w:val="Textonotapie"/>
+        <w:ind w:left="567" w:right="-1"/>
+        <w:jc w:val="both"/>
+        <w:rPr>
+          <w:rFonts w:ascii="Arial Narrow" w:eastAsia="Arial Narrow" w:hAnsi="Arial Narrow" w:cs="Arial Narrow"/>
+          <w:sz w:val="16"/>
+          <w:szCs w:val="16"/>
+        </w:rPr>
+      </w:pPr>
+      <w:r>
+        <w:rPr>
+          <w:rFonts w:ascii="Arial Narrow" w:eastAsia="Arial Narrow" w:hAnsi="Arial Narrow" w:cs="Arial Narrow"/>
+          <w:b/>
+          <w:bCs/>
+          <w:sz w:val="16"/>
+          <w:szCs w:val="16"/>
+        </w:rPr>
+        <w:t>Artículo 24.</w:t>
+      </w:r>
+      <w:r>
+        <w:rPr>
+          <w:rFonts w:ascii="Arial Narrow" w:eastAsia="Arial Narrow" w:hAnsi="Arial Narrow" w:cs="Arial Narrow"/>
+          <w:sz w:val="16"/>
+          <w:szCs w:val="16"/>
+        </w:rPr>
+        <w:t xml:space="preserve">- El </w:t>
+      </w:r>
+      <w:proofErr w:type="gramStart"/>
+      <w:r>
+        <w:rPr>
+          <w:rFonts w:ascii="Arial Narrow" w:eastAsia="Arial Narrow" w:hAnsi="Arial Narrow" w:cs="Arial Narrow"/>
+          <w:sz w:val="16"/>
+          <w:szCs w:val="16"/>
+        </w:rPr>
+        <w:t>Secretario Técnico</w:t>
+      </w:r>
+      <w:proofErr w:type="gramEnd"/>
+      <w:r>
+        <w:rPr>
+          <w:rFonts w:ascii="Arial Narrow" w:eastAsia="Arial Narrow" w:hAnsi="Arial Narrow" w:cs="Arial Narrow"/>
+          <w:sz w:val="16"/>
+          <w:szCs w:val="16"/>
+        </w:rPr>
+        <w:t xml:space="preserve"> se encargará de la tramitación del procedimiento. Para ello, cuenta con las siguientes facultades: </w:t>
+      </w:r>
+    </w:p>
+    <w:p>
+      <w:pPr>
+        <w:pStyle w:val="Textonotapie"/>
+        <w:ind w:left="567" w:right="-1"/>
+        <w:jc w:val="both"/>
+        <w:rPr>
+          <w:rFonts w:ascii="Arial Narrow" w:eastAsia="Arial Narrow" w:hAnsi="Arial Narrow" w:cs="Arial Narrow"/>
+          <w:sz w:val="16"/>
+          <w:szCs w:val="16"/>
+        </w:rPr>
+      </w:pPr>
+      <w:r>
+        <w:rPr>
+          <w:rFonts w:ascii="Arial Narrow" w:eastAsia="Arial Narrow" w:hAnsi="Arial Narrow" w:cs="Arial Narrow"/>
+          <w:sz w:val="16"/>
+          <w:szCs w:val="16"/>
+        </w:rPr>
+        <w:t xml:space="preserve">(...) </w:t>
+      </w:r>
+    </w:p>
+    <w:p>
+      <w:pPr>
+        <w:pStyle w:val="Textonotapie"/>
+        <w:ind w:left="567" w:right="-1"/>
+        <w:jc w:val="both"/>
+        <w:rPr>
+          <w:rFonts w:ascii="Arial Narrow" w:eastAsia="Arial Narrow" w:hAnsi="Arial Narrow" w:cs="Arial Narrow"/>
+          <w:sz w:val="16"/>
+          <w:szCs w:val="16"/>
+        </w:rPr>
+      </w:pPr>
+      <w:r>
+        <w:rPr>
+          <w:rFonts w:ascii="Arial Narrow" w:eastAsia="Arial Narrow" w:hAnsi="Arial Narrow" w:cs="Arial Narrow"/>
+          <w:sz w:val="16"/>
+          <w:szCs w:val="16"/>
+        </w:rPr>
+        <w:t xml:space="preserve">c) Admitir denuncias a trámite, en aquellos casos en que la Comisión le haya delegado esta facultad. </w:t>
+      </w:r>
+    </w:p>
+    <w:p>
+      <w:pPr>
+        <w:pStyle w:val="Textonotapie"/>
+        <w:ind w:left="567" w:right="-1"/>
+        <w:jc w:val="both"/>
+        <w:rPr>
+          <w:rFonts w:ascii="Arial Narrow" w:eastAsia="Arial Narrow" w:hAnsi="Arial Narrow" w:cs="Arial Narrow"/>
+          <w:sz w:val="16"/>
+          <w:szCs w:val="16"/>
+        </w:rPr>
+      </w:pPr>
+      <w:r>
+        <w:rPr>
+          <w:rFonts w:ascii="Arial Narrow" w:eastAsia="Arial Narrow" w:hAnsi="Arial Narrow" w:cs="Arial Narrow"/>
+          <w:sz w:val="16"/>
+          <w:szCs w:val="16"/>
+        </w:rPr>
+        <w:t xml:space="preserve">(...). </w:t>
+      </w:r>
+    </w:p>
     <w:p>
       <w:pPr>
         <w:pStyle w:val="Textonotapie"/>
@@ -7791,289 +8159,9 @@
           <w:szCs w:val="16"/>
         </w:rPr>
       </w:pPr>
-      <w:r>
-        <w:rPr>
-          <w:rStyle w:val="Refdenotaalpie"/>
-          <w:rFonts w:ascii="Arial Narrow" w:eastAsia="Arial Narrow" w:hAnsi="Arial Narrow" w:cs="Arial Narrow"/>
-          <w:sz w:val="16"/>
-          <w:szCs w:val="16"/>
-          <w:vertAlign w:val="superscript"/>
-        </w:rPr>
-        <w:footnoteRef/>
-      </w:r>
-      <w:r>
-        <w:rPr>
-          <w:rFonts w:ascii="Arial Narrow" w:eastAsia="Arial Narrow" w:hAnsi="Arial Narrow" w:cs="Arial Narrow"/>
-          <w:sz w:val="16"/>
-          <w:szCs w:val="16"/>
-        </w:rPr>
-        <w:t xml:space="preserve"> </w:t>
-      </w:r>
-      <w:r>
-        <w:rPr>
-          <w:rFonts w:ascii="Arial Narrow" w:eastAsia="Arial Narrow" w:hAnsi="Arial Narrow" w:cs="Arial Narrow"/>
-          <w:sz w:val="16"/>
-          <w:szCs w:val="16"/>
-        </w:rPr>
-        <w:tab/>
-      </w:r>
-      <w:r>
-        <w:rPr>
-          <w:rFonts w:ascii="Arial Narrow" w:eastAsia="Arial Narrow" w:hAnsi="Arial Narrow" w:cs="Arial Narrow"/>
-          <w:b/>
-          <w:bCs/>
-          <w:sz w:val="16"/>
-          <w:szCs w:val="16"/>
-        </w:rPr>
-        <w:t xml:space="preserve">LEY </w:t>
-      </w:r>
-      <w:proofErr w:type="spellStart"/>
-      <w:r>
-        <w:rPr>
-          <w:rFonts w:ascii="Arial Narrow" w:eastAsia="Arial Narrow" w:hAnsi="Arial Narrow" w:cs="Arial Narrow"/>
-          <w:b/>
-          <w:bCs/>
-          <w:sz w:val="16"/>
-          <w:szCs w:val="16"/>
-        </w:rPr>
-        <w:t/>
-      </w:r>
-      <w:proofErr w:type="spellEnd"/>
-      <w:r>
-        <w:rPr>
-          <w:rFonts w:ascii="Arial Narrow" w:eastAsia="Arial Narrow" w:hAnsi="Arial Narrow" w:cs="Arial Narrow"/>
-          <w:b/>
-          <w:bCs/>
-          <w:sz w:val="16"/>
-          <w:szCs w:val="16"/>
-        </w:rPr>
-        <w:t xml:space="preserve"> 29571, CÓDIGO DE PROTECCIÓN Y DEFENSA DEL CONSUMIDOR, publicado el 2 de setiembre de 2010 y modificado por Decreto Legislativo </w:t>
-      </w:r>
-      <w:proofErr w:type="spellStart"/>
-      <w:r>
-        <w:rPr>
-          <w:rFonts w:ascii="Arial Narrow" w:eastAsia="Arial Narrow" w:hAnsi="Arial Narrow" w:cs="Arial Narrow"/>
-          <w:b/>
-          <w:bCs/>
-          <w:sz w:val="16"/>
-          <w:szCs w:val="16"/>
-        </w:rPr>
-        <w:t/>
-      </w:r>
-      <w:proofErr w:type="spellEnd"/>
-      <w:r>
-        <w:rPr>
-          <w:rFonts w:ascii="Arial Narrow" w:eastAsia="Arial Narrow" w:hAnsi="Arial Narrow" w:cs="Arial Narrow"/>
-          <w:b/>
-          <w:bCs/>
-          <w:sz w:val="16"/>
-          <w:szCs w:val="16"/>
-        </w:rPr>
-        <w:t xml:space="preserve"> 1308 </w:t>
-      </w:r>
-    </w:p>
-    <w:p>
-      <w:pPr>
-        <w:pStyle w:val="Textonotapie"/>
-        <w:ind w:left="567" w:right="-1"/>
-        <w:jc w:val="both"/>
-        <w:rPr>
-          <w:rFonts w:ascii="Arial Narrow" w:eastAsia="Arial Narrow" w:hAnsi="Arial Narrow" w:cs="Arial Narrow"/>
-          <w:b/>
-          <w:bCs/>
-          <w:sz w:val="16"/>
-          <w:szCs w:val="16"/>
-        </w:rPr>
-      </w:pPr>
-      <w:r>
-        <w:rPr>
-          <w:rFonts w:ascii="Arial Narrow" w:eastAsia="Arial Narrow" w:hAnsi="Arial Narrow" w:cs="Arial Narrow"/>
-          <w:b/>
-          <w:bCs/>
-          <w:sz w:val="16"/>
-          <w:szCs w:val="16"/>
-        </w:rPr>
-        <w:t xml:space="preserve">Artículo </w:t>
-      </w:r>
-      <w:r>
-        <w:rPr>
-          <w:rFonts w:ascii="Arial Narrow" w:eastAsia="Arial Narrow" w:hAnsi="Arial Narrow" w:cs="Arial Narrow"/>
-          <w:b/>
-          <w:bCs/>
-          <w:sz w:val="16"/>
-          <w:szCs w:val="16"/>
-        </w:rPr>
-        <w:t>61</w:t>
-      </w:r>
-      <w:r>
-        <w:rPr>
-          <w:rFonts w:ascii="Arial Narrow" w:eastAsia="Arial Narrow" w:hAnsi="Arial Narrow" w:cs="Arial Narrow"/>
-          <w:b/>
-          <w:bCs/>
-          <w:sz w:val="16"/>
-          <w:szCs w:val="16"/>
-        </w:rPr>
-        <w:t xml:space="preserve">.- </w:t>
-      </w:r>
-      <w:r>
-        <w:rPr>
-          <w:rFonts w:ascii="Arial Narrow" w:eastAsia="Arial Narrow" w:hAnsi="Arial Narrow" w:cs="Arial Narrow"/>
-          <w:b/>
-          <w:bCs/>
-          <w:sz w:val="16"/>
-          <w:szCs w:val="16"/>
-        </w:rPr>
-        <w:t>Procedimientos de cobranza</w:t>
-      </w:r>
-    </w:p>
-    <w:p>
-      <w:pPr>
-        <w:pStyle w:val="Textonotapie"/>
-        <w:ind w:left="567" w:right="-1"/>
-        <w:jc w:val="both"/>
-        <w:rPr>
-          <w:rFonts w:ascii="Arial Narrow" w:eastAsia="Arial Narrow" w:hAnsi="Arial Narrow" w:cs="Arial Narrow"/>
-          <w:sz w:val="16"/>
-          <w:szCs w:val="16"/>
-        </w:rPr>
-      </w:pPr>
-      <w:r>
-        <w:rPr>
-          <w:rFonts w:ascii="Arial Narrow" w:eastAsia="Arial Narrow" w:hAnsi="Arial Narrow" w:cs="Arial Narrow"/>
-          <w:sz w:val="16"/>
-          <w:szCs w:val="16"/>
-        </w:rPr>
-        <w:t xml:space="preserve">El proveedor debe utilizar los procedimientos de cobranza previstos en las leyes. Se prohíbe el uso de métodos de cobranza que afecten la reputación del consumidor, que atenten contra la privacidad de su hogar, que afecten sus actividades laborales o su imagen ante terceros </w:t>
-      </w:r>
-      <w:r>
-        <w:rPr>
-          <w:rFonts w:ascii="Arial Narrow" w:eastAsia="Arial Narrow" w:hAnsi="Arial Narrow" w:cs="Arial Narrow"/>
-          <w:sz w:val="16"/>
-          <w:szCs w:val="16"/>
-        </w:rPr>
-        <w:t xml:space="preserve">La idoneidad es evaluada en función a la propia naturaleza del producto o servicio y a su aptitud para satisfacer la finalidad para la cual ha sido puesto en el mercado. Las autorizaciones por parte de los organismos del Estado para la fabricación de un producto o la prestación de un servicio, en los casos que sea necesario, no eximen de responsabilidad al proveedor frente al consumidor. </w:t>
-      </w:r>
-    </w:p>
-    <w:p>
-      <w:pPr>
-        <w:pStyle w:val="Textonotapie"/>
-        <w:ind w:left="567" w:right="-1"/>
-        <w:jc w:val="both"/>
-        <w:rPr>
-          <w:rFonts w:ascii="Arial Narrow" w:eastAsia="Arial Narrow" w:hAnsi="Arial Narrow" w:cs="Arial Narrow"/>
-          <w:sz w:val="16"/>
-          <w:szCs w:val="16"/>
-        </w:rPr>
-      </w:pPr>
-    </w:p>
-    <w:p>
-      <w:pPr>
-        <w:pStyle w:val="Textonotapie"/>
-        <w:ind w:left="567" w:right="-1"/>
-        <w:jc w:val="both"/>
-        <w:rPr>
-          <w:rFonts w:ascii="Arial Narrow" w:eastAsia="Arial Narrow" w:hAnsi="Arial Narrow" w:cs="Arial Narrow"/>
-          <w:sz w:val="16"/>
-          <w:szCs w:val="16"/>
-        </w:rPr>
-      </w:pPr>
-      <w:r>
-        <w:rPr>
-          <w:rFonts w:ascii="Arial Narrow" w:eastAsia="Arial Narrow" w:hAnsi="Arial Narrow" w:cs="Arial Narrow"/>
-          <w:b/>
-          <w:bCs/>
-          <w:sz w:val="16"/>
-          <w:szCs w:val="16"/>
-        </w:rPr>
-        <w:t xml:space="preserve">Artículo </w:t>
-      </w:r>
-      <w:r>
-        <w:rPr>
-          <w:rFonts w:ascii="Arial Narrow" w:eastAsia="Arial Narrow" w:hAnsi="Arial Narrow" w:cs="Arial Narrow"/>
-          <w:b/>
-          <w:bCs/>
-          <w:sz w:val="16"/>
-          <w:szCs w:val="16"/>
-        </w:rPr>
-        <w:t>62</w:t>
-      </w:r>
-      <w:r>
-        <w:rPr>
-          <w:rFonts w:ascii="Arial Narrow" w:eastAsia="Arial Narrow" w:hAnsi="Arial Narrow" w:cs="Arial Narrow"/>
-          <w:b/>
-          <w:bCs/>
-          <w:sz w:val="16"/>
-          <w:szCs w:val="16"/>
-        </w:rPr>
-        <w:t xml:space="preserve">.- </w:t>
-      </w:r>
-      <w:r>
-        <w:rPr>
-          <w:rFonts w:ascii="Arial Narrow" w:eastAsia="Arial Narrow" w:hAnsi="Arial Narrow" w:cs="Arial Narrow"/>
-          <w:b/>
-          <w:bCs/>
-          <w:sz w:val="16"/>
-          <w:szCs w:val="16"/>
-        </w:rPr>
-        <w:t>Métodos abusivos de cobranza</w:t>
-      </w:r>
-    </w:p>
-    <w:p>
-      <w:pPr>
-        <w:pStyle w:val="Textonotapie"/>
-        <w:ind w:left="567" w:right="-1"/>
-        <w:jc w:val="both"/>
-        <w:rPr>
-          <w:rFonts w:ascii="Arial Narrow" w:eastAsia="Arial Narrow" w:hAnsi="Arial Narrow" w:cs="Arial Narrow"/>
-          <w:sz w:val="16"/>
-          <w:szCs w:val="16"/>
-        </w:rPr>
-      </w:pPr>
-      <w:r>
-        <w:rPr>
-          <w:rFonts w:ascii="Arial Narrow" w:eastAsia="Arial Narrow" w:hAnsi="Arial Narrow" w:cs="Arial Narrow"/>
-          <w:sz w:val="16"/>
-          <w:szCs w:val="16"/>
-        </w:rPr>
-        <w:t>(…)</w:t>
-      </w:r>
-    </w:p>
-    <w:p>
-      <w:pPr>
-        <w:pStyle w:val="Textonotapie"/>
-        <w:ind w:left="567" w:right="-1"/>
-        <w:jc w:val="both"/>
-        <w:rPr>
-          <w:rFonts w:ascii="Arial Narrow" w:eastAsia="Arial Narrow" w:hAnsi="Arial Narrow" w:cs="Arial Narrow"/>
-          <w:sz w:val="16"/>
-          <w:szCs w:val="16"/>
-        </w:rPr>
-      </w:pPr>
-      <w:r>
-        <w:rPr>
-          <w:rFonts w:ascii="Arial Narrow" w:eastAsia="Arial Narrow" w:hAnsi="Arial Narrow" w:cs="Arial Narrow"/>
-          <w:sz w:val="16"/>
-          <w:szCs w:val="16"/>
-        </w:rPr>
-        <w:t>f. Enviar comunicaciones o realizar llamadas a terceros ajenos a la obligación informando sobre la morosidad del consumidor.</w:t>
-      </w:r>
-    </w:p>
-    <w:p>
-      <w:pPr>
-        <w:pStyle w:val="Textonotapie"/>
-        <w:ind w:left="567" w:right="-1" w:hanging="567"/>
-        <w:jc w:val="both"/>
-        <w:rPr>
-          <w:rFonts w:ascii="Arial Narrow" w:eastAsia="Arial Narrow" w:hAnsi="Arial Narrow" w:cs="Arial Narrow"/>
-          <w:b/>
-          <w:bCs/>
-          <w:sz w:val="16"/>
-          <w:szCs w:val="16"/>
-        </w:rPr>
-      </w:pPr>
     </w:p>
   </w:footnote>
-  <w:footnote w:id="6">
+  <w:footnote w:id="4">
     <w:p>
       <w:pPr>
         <w:pStyle w:val="Textonotapie"/>
@@ -8084,6 +8172,8 @@
         <w:jc w:val="both"/>
         <w:rPr>
           <w:rFonts w:ascii="Arial Narrow" w:eastAsia="Arial Narrow" w:hAnsi="Arial Narrow" w:cs="Arial Narrow"/>
+          <w:b/>
+          <w:bCs/>
           <w:sz w:val="16"/>
           <w:szCs w:val="16"/>
         </w:rPr>
@@ -8104,25 +8194,26 @@
           <w:sz w:val="16"/>
           <w:szCs w:val="16"/>
         </w:rPr>
-        <w:t xml:space="preserve"> </w:t>
-      </w:r>
-      <w:r>
-        <w:rPr>
-          <w:rFonts w:ascii="Arial Narrow" w:eastAsia="Arial Narrow" w:hAnsi="Arial Narrow" w:cs="Arial Narrow"/>
-          <w:sz w:val="16"/>
-          <w:szCs w:val="16"/>
-        </w:rPr>
         <w:tab/>
-      </w:r>
-      <w:r>
-        <w:rPr>
-          <w:rFonts w:ascii="Arial Narrow" w:eastAsia="Arial Narrow" w:hAnsi="Arial Narrow" w:cs="Arial Narrow"/>
-          <w:b/>
-          <w:bCs/>
-          <w:sz w:val="16"/>
-          <w:szCs w:val="16"/>
-        </w:rPr>
-        <w:t xml:space="preserve">LEY SOBRE FACULTADES, NORMAS Y ORGANIZACIÓN DEL INDECOPI, APROBADA POR DECRETO LEGISLATIVO </w:t>
+        <w:t xml:space="preserve"/>
+      </w:r>
+      <w:r>
+        <w:rPr>
+          <w:rFonts w:ascii="Arial Narrow" w:eastAsia="Arial Narrow" w:hAnsi="Arial Narrow" w:cs="Arial Narrow"/>
+          <w:sz w:val="16"/>
+          <w:szCs w:val="16"/>
+        </w:rPr>
+        <w:tab/>
+      </w:r>
+      <w:r>
+        <w:rPr>
+          <w:rFonts w:ascii="Arial Narrow" w:eastAsia="Arial Narrow" w:hAnsi="Arial Narrow" w:cs="Arial Narrow"/>
+          <w:b/>
+          <w:bCs/>
+          <w:sz w:val="16"/>
+          <w:szCs w:val="16"/>
+        </w:rPr>
+        <w:t xml:space="preserve">LEY </w:t>
       </w:r>
       <w:proofErr w:type="spellStart"/>
       <w:r>
@@ -8144,33 +8235,81 @@
           <w:sz w:val="16"/>
           <w:szCs w:val="16"/>
         </w:rPr>
-        <w:t xml:space="preserve"> 807 Artículo 24.-</w:t>
-      </w:r>
-      <w:r>
-        <w:rPr>
-          <w:rFonts w:ascii="Arial Narrow" w:eastAsia="Arial Narrow" w:hAnsi="Arial Narrow" w:cs="Arial Narrow"/>
-          <w:sz w:val="16"/>
-          <w:szCs w:val="16"/>
-        </w:rPr>
-        <w:t xml:space="preserve"> El </w:t>
-      </w:r>
-      <w:proofErr w:type="gramStart"/>
-      <w:r>
-        <w:rPr>
-          <w:rFonts w:ascii="Arial Narrow" w:eastAsia="Arial Narrow" w:hAnsi="Arial Narrow" w:cs="Arial Narrow"/>
-          <w:sz w:val="16"/>
-          <w:szCs w:val="16"/>
-        </w:rPr>
-        <w:t>Secretario Técnico</w:t>
-      </w:r>
-      <w:proofErr w:type="gramEnd"/>
-      <w:r>
-        <w:rPr>
-          <w:rFonts w:ascii="Arial Narrow" w:eastAsia="Arial Narrow" w:hAnsi="Arial Narrow" w:cs="Arial Narrow"/>
-          <w:sz w:val="16"/>
-          <w:szCs w:val="16"/>
-        </w:rPr>
-        <w:t xml:space="preserve"> se encargará de la tramitación del procedimiento. Para ello, cuenta con las siguientes facultades:</w:t>
+        <w:t xml:space="preserve">29571, CÓDIGO DE PROTECCIÓN Y DEFENSA DEL CONSUMIDOR, publicado el 2 de setiembre de 2010 y modificado por Decreto Legislativo </w:t>
+      </w:r>
+      <w:proofErr w:type="spellStart"/>
+      <w:r>
+        <w:rPr>
+          <w:rFonts w:ascii="Arial Narrow" w:eastAsia="Arial Narrow" w:hAnsi="Arial Narrow" w:cs="Arial Narrow"/>
+          <w:b/>
+          <w:bCs/>
+          <w:sz w:val="16"/>
+          <w:szCs w:val="16"/>
+        </w:rPr>
+        <w:t/>
+      </w:r>
+      <w:proofErr w:type="spellEnd"/>
+      <w:r>
+        <w:rPr>
+          <w:rFonts w:ascii="Arial Narrow" w:eastAsia="Arial Narrow" w:hAnsi="Arial Narrow" w:cs="Arial Narrow"/>
+          <w:b/>
+          <w:bCs/>
+          <w:sz w:val="16"/>
+          <w:szCs w:val="16"/>
+        </w:rPr>
+        <w:t xml:space="preserve">1308 </w:t>
+      </w:r>
+    </w:p>
+    <w:p>
+      <w:pPr>
+        <w:pStyle w:val="Textonotapie"/>
+        <w:ind w:left="567" w:right="-1"/>
+        <w:jc w:val="both"/>
+        <w:rPr>
+          <w:rFonts w:ascii="Arial Narrow" w:eastAsia="Arial Narrow" w:hAnsi="Arial Narrow" w:cs="Arial Narrow"/>
+          <w:b/>
+          <w:bCs/>
+          <w:sz w:val="16"/>
+          <w:szCs w:val="16"/>
+        </w:rPr>
+      </w:pPr>
+      <w:r>
+        <w:rPr>
+          <w:rFonts w:ascii="Arial Narrow" w:eastAsia="Arial Narrow" w:hAnsi="Arial Narrow" w:cs="Arial Narrow"/>
+          <w:b/>
+          <w:bCs/>
+          <w:sz w:val="16"/>
+          <w:szCs w:val="16"/>
+        </w:rPr>
+        <w:t>Artículo 88.- Reclamo de productos o servicios financieros y de seguros</w:t>
+      </w:r>
+    </w:p>
+    <w:p>
+      <w:pPr>
+        <w:pStyle w:val="Textonotapie"/>
+        <w:ind w:left="567" w:right="-1"/>
+        <w:jc w:val="both"/>
+        <w:rPr>
+          <w:rFonts w:ascii="Arial Narrow" w:eastAsia="Arial Narrow" w:hAnsi="Arial Narrow" w:cs="Arial Narrow"/>
+          <w:sz w:val="16"/>
+          <w:szCs w:val="16"/>
+        </w:rPr>
+      </w:pPr>
+      <w:r>
+        <w:rPr>
+          <w:rFonts w:ascii="Arial Narrow" w:eastAsia="Arial Narrow" w:hAnsi="Arial Narrow" w:cs="Arial Narrow"/>
+          <w:sz w:val="16"/>
+          <w:szCs w:val="16"/>
+        </w:rPr>
+        <w:t>88.1 Las entidades del sistema financiero y de seguros, en todas sus oficinas en la República, deben resolver los reclamos en un plazo no mayor de quince días hábiles. Excepcionalmente, la Superintendencia de Banca, Seguros y Administradoras Privadas de Fondos de Pensiones podrá establecer un plazo ampliatorio cuando la naturaleza y complejidad de la operación, producto o servicio materia del reclamo o requerimiento lo justifique, situación que debe ponerse en conocimiento del consumidor antes de la culminación del plazo inicial, sin perjuicio del derecho del consumidor de recurrir directamente ante la Autoridad de Consumo</w:t>
+      </w:r>
+      <w:r>
+        <w:rPr>
+          <w:rFonts w:ascii="Arial Narrow" w:eastAsia="Arial Narrow" w:hAnsi="Arial Narrow" w:cs="Arial Narrow"/>
+          <w:sz w:val="16"/>
+          <w:szCs w:val="16"/>
+        </w:rPr>
+        <w:t xml:space="preserve">. </w:t>
       </w:r>
     </w:p>
     <w:p>
@@ -8183,20 +8322,15 @@
         <w:jc w:val="both"/>
         <w:rPr>
           <w:rFonts w:ascii="Arial Narrow" w:eastAsia="Arial Narrow" w:hAnsi="Arial Narrow" w:cs="Arial Narrow"/>
-          <w:sz w:val="16"/>
-          <w:szCs w:val="16"/>
-        </w:rPr>
-      </w:pPr>
-      <w:r>
-        <w:rPr>
-          <w:rFonts w:ascii="Arial Narrow" w:eastAsia="Arial Narrow" w:hAnsi="Arial Narrow" w:cs="Arial Narrow"/>
-          <w:sz w:val="16"/>
-          <w:szCs w:val="16"/>
-        </w:rPr>
-        <w:tab/>
-        <w:t xml:space="preserve">(...) </w:t>
-      </w:r>
-    </w:p>
+          <w:b/>
+          <w:bCs/>
+          <w:sz w:val="16"/>
+          <w:szCs w:val="16"/>
+        </w:rPr>
+      </w:pPr>
+    </w:p>
+  </w:footnote>
+  <w:footnote w:id="5">
     <w:p>
       <w:pPr>
         <w:pStyle w:val="Textonotapie"/>
@@ -8207,10 +8341,22 @@
         <w:jc w:val="both"/>
         <w:rPr>
           <w:rFonts w:ascii="Arial Narrow" w:eastAsia="Arial Narrow" w:hAnsi="Arial Narrow" w:cs="Arial Narrow"/>
-          <w:sz w:val="16"/>
-          <w:szCs w:val="16"/>
-        </w:rPr>
-      </w:pPr>
+          <w:b/>
+          <w:bCs/>
+          <w:sz w:val="16"/>
+          <w:szCs w:val="16"/>
+        </w:rPr>
+      </w:pPr>
+      <w:r>
+        <w:rPr>
+          <w:rStyle w:val="Refdenotaalpie"/>
+          <w:rFonts w:ascii="Arial Narrow" w:eastAsia="Arial Narrow" w:hAnsi="Arial Narrow" w:cs="Arial Narrow"/>
+          <w:sz w:val="16"/>
+          <w:szCs w:val="16"/>
+          <w:vertAlign w:val="superscript"/>
+        </w:rPr>
+        <w:footnoteRef/>
+      </w:r>
       <w:r>
         <w:rPr>
           <w:rFonts w:ascii="Arial Narrow" w:eastAsia="Arial Narrow" w:hAnsi="Arial Narrow" w:cs="Arial Narrow"/>
@@ -8218,9 +8364,261 @@
           <w:szCs w:val="16"/>
         </w:rPr>
         <w:tab/>
-        <w:t xml:space="preserve">c) Admitir denuncias a trámite, en aquellos casos en que la Comisión le haya delegado esta facultad. </w:t>
-      </w:r>
-    </w:p>
+        <w:t xml:space="preserve"/>
+      </w:r>
+      <w:r>
+        <w:rPr>
+          <w:rFonts w:ascii="Arial Narrow" w:eastAsia="Arial Narrow" w:hAnsi="Arial Narrow" w:cs="Arial Narrow"/>
+          <w:sz w:val="16"/>
+          <w:szCs w:val="16"/>
+        </w:rPr>
+        <w:tab/>
+      </w:r>
+      <w:r>
+        <w:rPr>
+          <w:rFonts w:ascii="Arial Narrow" w:eastAsia="Arial Narrow" w:hAnsi="Arial Narrow" w:cs="Arial Narrow"/>
+          <w:b/>
+          <w:bCs/>
+          <w:sz w:val="16"/>
+          <w:szCs w:val="16"/>
+        </w:rPr>
+        <w:t xml:space="preserve">LEY </w:t>
+      </w:r>
+      <w:proofErr w:type="spellStart"/>
+      <w:r>
+        <w:rPr>
+          <w:rFonts w:ascii="Arial Narrow" w:eastAsia="Arial Narrow" w:hAnsi="Arial Narrow" w:cs="Arial Narrow"/>
+          <w:b/>
+          <w:bCs/>
+          <w:sz w:val="16"/>
+          <w:szCs w:val="16"/>
+        </w:rPr>
+        <w:t/>
+      </w:r>
+      <w:proofErr w:type="spellEnd"/>
+      <w:r>
+        <w:rPr>
+          <w:rFonts w:ascii="Arial Narrow" w:eastAsia="Arial Narrow" w:hAnsi="Arial Narrow" w:cs="Arial Narrow"/>
+          <w:b/>
+          <w:bCs/>
+          <w:sz w:val="16"/>
+          <w:szCs w:val="16"/>
+        </w:rPr>
+        <w:t xml:space="preserve">29571, CÓDIGO DE PROTECCIÓN Y DEFENSA DEL CONSUMIDOR, publicado el 2 de setiembre de 2010 y modificado por Decreto Legislativo </w:t>
+      </w:r>
+      <w:proofErr w:type="spellStart"/>
+      <w:r>
+        <w:rPr>
+          <w:rFonts w:ascii="Arial Narrow" w:eastAsia="Arial Narrow" w:hAnsi="Arial Narrow" w:cs="Arial Narrow"/>
+          <w:b/>
+          <w:bCs/>
+          <w:sz w:val="16"/>
+          <w:szCs w:val="16"/>
+        </w:rPr>
+        <w:t/>
+      </w:r>
+      <w:proofErr w:type="spellEnd"/>
+      <w:r>
+        <w:rPr>
+          <w:rFonts w:ascii="Arial Narrow" w:eastAsia="Arial Narrow" w:hAnsi="Arial Narrow" w:cs="Arial Narrow"/>
+          <w:b/>
+          <w:bCs/>
+          <w:sz w:val="16"/>
+          <w:szCs w:val="16"/>
+        </w:rPr>
+        <w:t xml:space="preserve">1308 </w:t>
+      </w:r>
+    </w:p>
+    <w:p>
+      <w:pPr>
+        <w:pStyle w:val="Textonotapie"/>
+        <w:ind w:left="567" w:right="-1"/>
+        <w:jc w:val="both"/>
+        <w:rPr>
+          <w:rFonts w:ascii="Arial Narrow" w:eastAsia="Arial Narrow" w:hAnsi="Arial Narrow" w:cs="Arial Narrow"/>
+          <w:b/>
+          <w:bCs/>
+          <w:sz w:val="16"/>
+          <w:szCs w:val="16"/>
+        </w:rPr>
+      </w:pPr>
+      <w:r>
+        <w:rPr>
+          <w:rFonts w:ascii="Arial Narrow" w:eastAsia="Arial Narrow" w:hAnsi="Arial Narrow" w:cs="Arial Narrow"/>
+          <w:b/>
+          <w:bCs/>
+          <w:sz w:val="16"/>
+          <w:szCs w:val="16"/>
+        </w:rPr>
+        <w:t xml:space="preserve">Artículo </w:t>
+      </w:r>
+      <w:r>
+        <w:rPr>
+          <w:rFonts w:ascii="Arial Narrow" w:eastAsia="Arial Narrow" w:hAnsi="Arial Narrow" w:cs="Arial Narrow"/>
+          <w:b/>
+          <w:bCs/>
+          <w:sz w:val="16"/>
+          <w:szCs w:val="16"/>
+        </w:rPr>
+        <w:t>61</w:t>
+      </w:r>
+      <w:r>
+        <w:rPr>
+          <w:rFonts w:ascii="Arial Narrow" w:eastAsia="Arial Narrow" w:hAnsi="Arial Narrow" w:cs="Arial Narrow"/>
+          <w:b/>
+          <w:bCs/>
+          <w:sz w:val="16"/>
+          <w:szCs w:val="16"/>
+        </w:rPr>
+        <w:t xml:space="preserve">.- </w:t>
+      </w:r>
+      <w:r>
+        <w:rPr>
+          <w:rFonts w:ascii="Arial Narrow" w:eastAsia="Arial Narrow" w:hAnsi="Arial Narrow" w:cs="Arial Narrow"/>
+          <w:b/>
+          <w:bCs/>
+          <w:sz w:val="16"/>
+          <w:szCs w:val="16"/>
+        </w:rPr>
+        <w:t>Procedimientos de cobranza</w:t>
+      </w:r>
+    </w:p>
+    <w:p>
+      <w:pPr>
+        <w:pStyle w:val="Textonotapie"/>
+        <w:ind w:left="567" w:right="-1"/>
+        <w:jc w:val="both"/>
+        <w:rPr>
+          <w:rFonts w:ascii="Arial Narrow" w:eastAsia="Arial Narrow" w:hAnsi="Arial Narrow" w:cs="Arial Narrow"/>
+          <w:sz w:val="16"/>
+          <w:szCs w:val="16"/>
+        </w:rPr>
+      </w:pPr>
+      <w:r>
+        <w:rPr>
+          <w:rFonts w:ascii="Arial Narrow" w:eastAsia="Arial Narrow" w:hAnsi="Arial Narrow" w:cs="Arial Narrow"/>
+          <w:sz w:val="16"/>
+          <w:szCs w:val="16"/>
+        </w:rPr>
+        <w:t xml:space="preserve">El proveedor debe utilizar los procedimientos de cobranza previstos en las leyes. Se prohíbe el uso de métodos de cobranza que afecten la reputación del consumidor, que atenten contra la privacidad de su hogar, que afecten sus actividades laborales o su imagen ante terceros </w:t>
+      </w:r>
+      <w:r>
+        <w:rPr>
+          <w:rFonts w:ascii="Arial Narrow" w:eastAsia="Arial Narrow" w:hAnsi="Arial Narrow" w:cs="Arial Narrow"/>
+          <w:sz w:val="16"/>
+          <w:szCs w:val="16"/>
+        </w:rPr>
+        <w:t xml:space="preserve">La idoneidad es evaluada en función a la propia naturaleza del producto o servicio y a su aptitud para satisfacer la finalidad para la cual ha sido puesto en el mercado. Las autorizaciones por parte de los organismos del Estado para la fabricación de un producto o la prestación de un servicio, en los casos que sea necesario, no eximen de responsabilidad al proveedor frente al consumidor. </w:t>
+      </w:r>
+    </w:p>
+    <w:p>
+      <w:pPr>
+        <w:pStyle w:val="Textonotapie"/>
+        <w:ind w:left="567" w:right="-1"/>
+        <w:jc w:val="both"/>
+        <w:rPr>
+          <w:rFonts w:ascii="Arial Narrow" w:eastAsia="Arial Narrow" w:hAnsi="Arial Narrow" w:cs="Arial Narrow"/>
+          <w:sz w:val="16"/>
+          <w:szCs w:val="16"/>
+        </w:rPr>
+      </w:pPr>
+      <w:r>
+        <w:rPr>
+          <w:rFonts w:ascii="Arial Narrow" w:eastAsia="Arial Narrow" w:hAnsi="Arial Narrow" w:cs="Arial Narrow"/>
+          <w:b/>
+          <w:bCs/>
+          <w:sz w:val="16"/>
+          <w:szCs w:val="16"/>
+        </w:rPr>
+        <w:t xml:space="preserve">Artículo </w:t>
+      </w:r>
+      <w:r>
+        <w:rPr>
+          <w:rFonts w:ascii="Arial Narrow" w:eastAsia="Arial Narrow" w:hAnsi="Arial Narrow" w:cs="Arial Narrow"/>
+          <w:b/>
+          <w:bCs/>
+          <w:sz w:val="16"/>
+          <w:szCs w:val="16"/>
+        </w:rPr>
+        <w:t>62</w:t>
+      </w:r>
+      <w:r>
+        <w:rPr>
+          <w:rFonts w:ascii="Arial Narrow" w:eastAsia="Arial Narrow" w:hAnsi="Arial Narrow" w:cs="Arial Narrow"/>
+          <w:b/>
+          <w:bCs/>
+          <w:sz w:val="16"/>
+          <w:szCs w:val="16"/>
+        </w:rPr>
+        <w:t xml:space="preserve">.- </w:t>
+      </w:r>
+      <w:r>
+        <w:rPr>
+          <w:rFonts w:ascii="Arial Narrow" w:eastAsia="Arial Narrow" w:hAnsi="Arial Narrow" w:cs="Arial Narrow"/>
+          <w:b/>
+          <w:bCs/>
+          <w:sz w:val="16"/>
+          <w:szCs w:val="16"/>
+        </w:rPr>
+        <w:t>Métodos abusivos de cobranza</w:t>
+      </w:r>
+    </w:p>
+    <w:p>
+      <w:pPr>
+        <w:pStyle w:val="Textonotapie"/>
+        <w:ind w:left="567" w:right="-1"/>
+        <w:jc w:val="both"/>
+        <w:rPr>
+          <w:rFonts w:ascii="Arial Narrow" w:eastAsia="Arial Narrow" w:hAnsi="Arial Narrow" w:cs="Arial Narrow"/>
+          <w:sz w:val="16"/>
+          <w:szCs w:val="16"/>
+        </w:rPr>
+      </w:pPr>
+      <w:r>
+        <w:rPr>
+          <w:rFonts w:ascii="Arial Narrow" w:eastAsia="Arial Narrow" w:hAnsi="Arial Narrow" w:cs="Arial Narrow"/>
+          <w:sz w:val="16"/>
+          <w:szCs w:val="16"/>
+        </w:rPr>
+        <w:t>(…)</w:t>
+      </w:r>
+    </w:p>
+    <w:p>
+      <w:pPr>
+        <w:pStyle w:val="Textonotapie"/>
+        <w:ind w:left="567" w:right="-1"/>
+        <w:jc w:val="both"/>
+        <w:rPr>
+          <w:rFonts w:ascii="Arial Narrow" w:eastAsia="Arial Narrow" w:hAnsi="Arial Narrow" w:cs="Arial Narrow"/>
+          <w:sz w:val="16"/>
+          <w:szCs w:val="16"/>
+        </w:rPr>
+      </w:pPr>
+      <w:r>
+        <w:rPr>
+          <w:rFonts w:ascii="Arial Narrow" w:eastAsia="Arial Narrow" w:hAnsi="Arial Narrow" w:cs="Arial Narrow"/>
+          <w:sz w:val="16"/>
+          <w:szCs w:val="16"/>
+        </w:rPr>
+        <w:t>f. Enviar comunicaciones o realizar llamadas a terceros ajenos a la obligación informando sobre la morosidad del consumidor.</w:t>
+      </w:r>
+    </w:p>
+    <w:p>
+      <w:pPr>
+        <w:pStyle w:val="Textonotapie"/>
+        <w:ind w:left="567" w:right="-1" w:hanging="567"/>
+        <w:jc w:val="both"/>
+        <w:rPr>
+          <w:rFonts w:ascii="Arial Narrow" w:eastAsia="Arial Narrow" w:hAnsi="Arial Narrow" w:cs="Arial Narrow"/>
+          <w:b/>
+          <w:bCs/>
+          <w:sz w:val="16"/>
+          <w:szCs w:val="16"/>
+        </w:rPr>
+      </w:pPr>
+    </w:p>
+  </w:footnote>
+  <w:footnote w:id="6">
     <w:p>
       <w:pPr>
         <w:pStyle w:val="Textonotapie"/>
@@ -8237,12 +8635,88 @@
       </w:pPr>
       <w:r>
         <w:rPr>
+          <w:rStyle w:val="Refdenotaalpie"/>
+          <w:rFonts w:ascii="Arial Narrow" w:eastAsia="Arial Narrow" w:hAnsi="Arial Narrow" w:cs="Arial Narrow"/>
+          <w:sz w:val="16"/>
+          <w:szCs w:val="16"/>
+          <w:vertAlign w:val="superscript"/>
+        </w:rPr>
+        <w:footnoteRef/>
+      </w:r>
+      <w:r>
+        <w:rPr>
           <w:rFonts w:ascii="Arial Narrow" w:eastAsia="Arial Narrow" w:hAnsi="Arial Narrow" w:cs="Arial Narrow"/>
           <w:sz w:val="16"/>
           <w:szCs w:val="16"/>
         </w:rPr>
         <w:tab/>
-        <w:t>(...).</w:t>
+        <w:t xml:space="preserve"/>
+      </w:r>
+      <w:r>
+        <w:rPr>
+          <w:rFonts w:ascii="Arial Narrow" w:eastAsia="Arial Narrow" w:hAnsi="Arial Narrow" w:cs="Arial Narrow"/>
+          <w:sz w:val="16"/>
+          <w:szCs w:val="16"/>
+        </w:rPr>
+        <w:tab/>
+      </w:r>
+      <w:r>
+        <w:rPr>
+          <w:rFonts w:ascii="Arial Narrow" w:eastAsia="Arial Narrow" w:hAnsi="Arial Narrow" w:cs="Arial Narrow"/>
+          <w:b/>
+          <w:bCs/>
+          <w:sz w:val="16"/>
+          <w:szCs w:val="16"/>
+        </w:rPr>
+        <w:t xml:space="preserve">LEY SOBRE FACULTADES, NORMAS Y ORGANIZACIÓN DEL INDECOPI, APROBADA POR DECRETO LEGISLATIVO </w:t>
+      </w:r>
+      <w:proofErr w:type="spellStart"/>
+      <w:r>
+        <w:rPr>
+          <w:rFonts w:ascii="Arial Narrow" w:eastAsia="Arial Narrow" w:hAnsi="Arial Narrow" w:cs="Arial Narrow"/>
+          <w:b/>
+          <w:bCs/>
+          <w:sz w:val="16"/>
+          <w:szCs w:val="16"/>
+        </w:rPr>
+        <w:t/>
+      </w:r>
+      <w:proofErr w:type="spellEnd"/>
+      <w:r>
+        <w:rPr>
+          <w:rFonts w:ascii="Arial Narrow" w:eastAsia="Arial Narrow" w:hAnsi="Arial Narrow" w:cs="Arial Narrow"/>
+          <w:b/>
+          <w:bCs/>
+          <w:sz w:val="16"/>
+          <w:szCs w:val="16"/>
+        </w:rPr>
+        <w:t xml:space="preserve">807 Artículo 24.-</w:t>
+      </w:r>
+      <w:r>
+        <w:rPr>
+          <w:rFonts w:ascii="Arial Narrow" w:eastAsia="Arial Narrow" w:hAnsi="Arial Narrow" w:cs="Arial Narrow"/>
+          <w:sz w:val="16"/>
+          <w:szCs w:val="16"/>
+        </w:rPr>
+        <w:t xml:space="preserve"> El </w:t>
+      </w:r>
+      <w:proofErr w:type="gramStart"/>
+      <w:r>
+        <w:rPr>
+          <w:rFonts w:ascii="Arial Narrow" w:eastAsia="Arial Narrow" w:hAnsi="Arial Narrow" w:cs="Arial Narrow"/>
+          <w:sz w:val="16"/>
+          <w:szCs w:val="16"/>
+        </w:rPr>
+        <w:t>Secretario Técnico</w:t>
+      </w:r>
+      <w:proofErr w:type="gramEnd"/>
+      <w:r>
+        <w:rPr>
+          <w:rFonts w:ascii="Arial Narrow" w:eastAsia="Arial Narrow" w:hAnsi="Arial Narrow" w:cs="Arial Narrow"/>
+          <w:sz w:val="16"/>
+          <w:szCs w:val="16"/>
+        </w:rPr>
+        <w:t xml:space="preserve"> se encargará de la tramitación del procedimiento. Para ello, cuenta con las siguientes facultades:</w:t>
       </w:r>
     </w:p>
     <w:p>
@@ -8259,12 +8733,87 @@
           <w:szCs w:val="16"/>
         </w:rPr>
       </w:pPr>
+      <w:r>
+        <w:rPr>
+          <w:rFonts w:ascii="Arial Narrow" w:eastAsia="Arial Narrow" w:hAnsi="Arial Narrow" w:cs="Arial Narrow"/>
+          <w:sz w:val="16"/>
+          <w:szCs w:val="16"/>
+        </w:rPr>
+        <w:tab/>
+        <w:t xml:space="preserve">(...) </w:t>
+      </w:r>
+    </w:p>
+    <w:p>
+      <w:pPr>
+        <w:pStyle w:val="Textonotapie"/>
+        <w:tabs>
+          <w:tab w:val="left" w:pos="567"/>
+        </w:tabs>
+        <w:ind w:left="567" w:right="-1" w:hanging="567"/>
+        <w:jc w:val="both"/>
+        <w:rPr>
+          <w:rFonts w:ascii="Arial Narrow" w:eastAsia="Arial Narrow" w:hAnsi="Arial Narrow" w:cs="Arial Narrow"/>
+          <w:sz w:val="16"/>
+          <w:szCs w:val="16"/>
+        </w:rPr>
+      </w:pPr>
+      <w:r>
+        <w:rPr>
+          <w:rFonts w:ascii="Arial Narrow" w:eastAsia="Arial Narrow" w:hAnsi="Arial Narrow" w:cs="Arial Narrow"/>
+          <w:sz w:val="16"/>
+          <w:szCs w:val="16"/>
+        </w:rPr>
+        <w:tab/>
+        <w:t xml:space="preserve">c) Admitir denuncias a trámite, en aquellos casos en que la Comisión le haya delegado esta facultad. </w:t>
+      </w:r>
+    </w:p>
+    <w:p>
+      <w:pPr>
+        <w:pStyle w:val="Textonotapie"/>
+        <w:tabs>
+          <w:tab w:val="left" w:pos="567"/>
+        </w:tabs>
+        <w:ind w:left="567" w:right="-1" w:hanging="567"/>
+        <w:jc w:val="both"/>
+        <w:rPr>
+          <w:rFonts w:ascii="Arial Narrow" w:eastAsia="Arial Narrow" w:hAnsi="Arial Narrow" w:cs="Arial Narrow"/>
+          <w:sz w:val="16"/>
+          <w:szCs w:val="16"/>
+        </w:rPr>
+      </w:pPr>
+      <w:r>
+        <w:rPr>
+          <w:rFonts w:ascii="Arial Narrow" w:eastAsia="Arial Narrow" w:hAnsi="Arial Narrow" w:cs="Arial Narrow"/>
+          <w:sz w:val="16"/>
+          <w:szCs w:val="16"/>
+        </w:rPr>
+        <w:tab/>
+        <w:t>(...).</w:t>
+      </w:r>
+    </w:p>
+    <w:p>
+      <w:pPr>
+        <w:pStyle w:val="Textonotapie"/>
+        <w:tabs>
+          <w:tab w:val="left" w:pos="567"/>
+        </w:tabs>
+        <w:ind w:left="567" w:right="-1" w:hanging="567"/>
+        <w:jc w:val="both"/>
+        <w:rPr>
+          <w:rFonts w:ascii="Arial Narrow" w:eastAsia="Arial Narrow" w:hAnsi="Arial Narrow" w:cs="Arial Narrow"/>
+          <w:sz w:val="16"/>
+          <w:szCs w:val="16"/>
+        </w:rPr>
+      </w:pPr>
     </w:p>
   </w:footnote>
   <w:footnote w:id="7">
     <w:p>
       <w:pPr>
         <w:pStyle w:val="Textonotapie"/>
+        <w:tabs>
+          <w:tab w:val="left" w:pos="567"/>
+        </w:tabs>
         <w:ind w:left="567" w:hanging="567"/>
         <w:jc w:val="both"/>
         <w:rPr>
@@ -8289,15 +8838,16 @@
           <w:sz w:val="16"/>
           <w:szCs w:val="16"/>
         </w:rPr>
-        <w:t xml:space="preserve"> </w:t>
-      </w:r>
-      <w:r>
-        <w:rPr>
-          <w:rFonts w:ascii="Arial Narrow" w:eastAsia="Arial Narrow" w:hAnsi="Arial Narrow" w:cs="Arial Narrow"/>
-          <w:sz w:val="16"/>
-          <w:szCs w:val="16"/>
-        </w:rPr>
         <w:tab/>
+        <w:t xml:space="preserve"/>
+      </w:r>
+      <w:r>
+        <w:rPr>
+          <w:rFonts w:ascii="Arial Narrow" w:eastAsia="Arial Narrow" w:hAnsi="Arial Narrow" w:cs="Arial Narrow"/>
+          <w:sz w:val="16"/>
+          <w:szCs w:val="16"/>
+        </w:rPr>
+        <w:tab/>
       </w:r>
       <w:r>
         <w:rPr>
@@ -8329,7 +8879,7 @@
           <w:sz w:val="16"/>
           <w:szCs w:val="16"/>
         </w:rPr>
-        <w:t xml:space="preserve"> 807</w:t>
+        <w:t xml:space="preserve">807</w:t>
       </w:r>
     </w:p>
     <w:p>
@@ -8555,12 +9105,13 @@
     <w:p>
       <w:pPr>
         <w:pStyle w:val="Textonotapie"/>
-        <w:ind w:left="567" w:right="-1" w:hanging="567"/>
-        <w:jc w:val="both"/>
-        <w:rPr>
-          <w:rFonts w:ascii="Arial Narrow" w:eastAsia="Arial Narrow" w:hAnsi="Arial Narrow" w:cs="Arial Narrow"/>
-          <w:b/>
-          <w:bCs/>
+        <w:tabs>
+          <w:tab w:val="left" w:pos="567"/>
+        </w:tabs>
+        <w:ind w:left="567" w:hanging="567"/>
+        <w:jc w:val="both"/>
+        <w:rPr>
+          <w:rFonts w:ascii="Arial Narrow" w:eastAsia="Arial Narrow" w:hAnsi="Arial Narrow" w:cs="Arial Narrow"/>
           <w:sz w:val="16"/>
           <w:szCs w:val="16"/>
         </w:rPr>
@@ -8581,32 +9132,22 @@
           <w:sz w:val="16"/>
           <w:szCs w:val="16"/>
         </w:rPr>
-        <w:t xml:space="preserve"> </w:t>
-      </w:r>
-      <w:r>
-        <w:rPr>
-          <w:rFonts w:ascii="Arial Narrow" w:eastAsia="Arial Narrow" w:hAnsi="Arial Narrow" w:cs="Arial Narrow"/>
-          <w:sz w:val="16"/>
-          <w:szCs w:val="16"/>
-        </w:rPr>
         <w:tab/>
-      </w:r>
-      <w:r>
-        <w:rPr>
-          <w:rFonts w:ascii="Arial Narrow" w:eastAsia="Arial Narrow" w:hAnsi="Arial Narrow" w:cs="Arial Narrow"/>
-          <w:b/>
-          <w:bCs/>
-          <w:sz w:val="16"/>
-          <w:szCs w:val="16"/>
-        </w:rPr>
-        <w:t xml:space="preserve">LEY </w:t>
+        <w:t xml:space="preserve"/>
+      </w:r>
+      <w:r>
+        <w:rPr>
+          <w:rFonts w:ascii="Arial Narrow" w:eastAsia="Arial Narrow" w:hAnsi="Arial Narrow" w:cs="Arial Narrow"/>
+          <w:sz w:val="16"/>
+          <w:szCs w:val="16"/>
+        </w:rPr>
+        <w:tab/>
+        <w:t xml:space="preserve">El número de trabajadores se atenderá siempre que la empresa haya sido constituida antes de la vigencia de la Ley </w:t>
       </w:r>
       <w:proofErr w:type="spellStart"/>
       <w:r>
         <w:rPr>
           <w:rFonts w:ascii="Arial Narrow" w:eastAsia="Arial Narrow" w:hAnsi="Arial Narrow" w:cs="Arial Narrow"/>
-          <w:b/>
-          <w:bCs/>
           <w:sz w:val="16"/>
           <w:szCs w:val="16"/>
         </w:rPr>
@@ -8616,441 +9157,37 @@
       <w:r>
         <w:rPr>
           <w:rFonts w:ascii="Arial Narrow" w:eastAsia="Arial Narrow" w:hAnsi="Arial Narrow" w:cs="Arial Narrow"/>
-          <w:b/>
-          <w:bCs/>
-          <w:sz w:val="16"/>
-          <w:szCs w:val="16"/>
-        </w:rPr>
-        <w:t xml:space="preserve"> 29571, CÓDIGO DE PROTECCIÓN Y DEFENSA DEL CONSUMIDOR, publicado el 2 de setiembre de 2010 y modificado por Decreto Legislativo </w:t>
-      </w:r>
-      <w:proofErr w:type="spellStart"/>
-      <w:r>
-        <w:rPr>
-          <w:rFonts w:ascii="Arial Narrow" w:eastAsia="Arial Narrow" w:hAnsi="Arial Narrow" w:cs="Arial Narrow"/>
-          <w:b/>
-          <w:bCs/>
-          <w:sz w:val="16"/>
-          <w:szCs w:val="16"/>
-        </w:rPr>
-        <w:t/>
-      </w:r>
-      <w:proofErr w:type="spellEnd"/>
-      <w:r>
-        <w:rPr>
-          <w:rFonts w:ascii="Arial Narrow" w:eastAsia="Arial Narrow" w:hAnsi="Arial Narrow" w:cs="Arial Narrow"/>
-          <w:b/>
-          <w:bCs/>
-          <w:sz w:val="16"/>
-          <w:szCs w:val="16"/>
-        </w:rPr>
-        <w:t xml:space="preserve"> 1308 </w:t>
+          <w:sz w:val="16"/>
+          <w:szCs w:val="16"/>
+        </w:rPr>
+        <w:t xml:space="preserve">30056, publicada el 2 de julio de 2013, que modificó el artículo 5 del Texto Único Ordenado de la Ley de Promoción de la Competitividad, Formalización y Desarrollo de la Micro y Pequeña Empresa y de Acceso al Empleo Decente (LEY MYPE). Ello, en la medida que la Tercera Disposición Complementaria Transitoria de la norma modificatoria precisa que las empresas constituidas antes de la </w:t>
+      </w:r>
+      <w:proofErr w:type="gramStart"/>
+      <w:r>
+        <w:rPr>
+          <w:rFonts w:ascii="Arial Narrow" w:eastAsia="Arial Narrow" w:hAnsi="Arial Narrow" w:cs="Arial Narrow"/>
+          <w:sz w:val="16"/>
+          <w:szCs w:val="16"/>
+        </w:rPr>
+        <w:t>entrada en vigencia</w:t>
+      </w:r>
+      <w:proofErr w:type="gramEnd"/>
+      <w:r>
+        <w:rPr>
+          <w:rFonts w:ascii="Arial Narrow" w:eastAsia="Arial Narrow" w:hAnsi="Arial Narrow" w:cs="Arial Narrow"/>
+          <w:sz w:val="16"/>
+          <w:szCs w:val="16"/>
+        </w:rPr>
+        <w:t xml:space="preserve"> de dicha Ley se rigen por los requisitos de acogimiento al régimen de las micro y pequeñas empresas regulados en el Decreto Legislativo 1086.</w:t>
       </w:r>
     </w:p>
     <w:p>
       <w:pPr>
         <w:pStyle w:val="Textonotapie"/>
-        <w:ind w:left="567" w:right="-1"/>
-        <w:jc w:val="both"/>
-        <w:rPr>
-          <w:rFonts w:ascii="Arial Narrow" w:eastAsia="Arial Narrow" w:hAnsi="Arial Narrow" w:cs="Arial Narrow"/>
-          <w:sz w:val="16"/>
-          <w:szCs w:val="16"/>
-        </w:rPr>
-      </w:pPr>
-      <w:r>
-        <w:rPr>
-          <w:rFonts w:ascii="Arial Narrow" w:eastAsia="Arial Narrow" w:hAnsi="Arial Narrow" w:cs="Arial Narrow"/>
-          <w:b/>
-          <w:bCs/>
-          <w:sz w:val="16"/>
-          <w:szCs w:val="16"/>
-        </w:rPr>
-        <w:t>Artículo 105.- Autoridad competente.</w:t>
-      </w:r>
-      <w:r>
-        <w:rPr>
-          <w:rFonts w:ascii="Arial Narrow" w:eastAsia="Arial Narrow" w:hAnsi="Arial Narrow" w:cs="Arial Narrow"/>
-          <w:sz w:val="16"/>
-          <w:szCs w:val="16"/>
-        </w:rPr>
-        <w:t xml:space="preserve"> </w:t>
-      </w:r>
-    </w:p>
-    <w:p>
-      <w:pPr>
-        <w:pStyle w:val="Textonotapie"/>
-        <w:ind w:left="567" w:right="-1"/>
-        <w:jc w:val="both"/>
-        <w:rPr>
-          <w:rFonts w:ascii="Arial Narrow" w:eastAsia="Arial Narrow" w:hAnsi="Arial Narrow" w:cs="Arial Narrow"/>
-          <w:sz w:val="16"/>
-          <w:szCs w:val="16"/>
-        </w:rPr>
-      </w:pPr>
-      <w:r>
-        <w:rPr>
-          <w:rFonts w:ascii="Arial Narrow" w:eastAsia="Arial Narrow" w:hAnsi="Arial Narrow" w:cs="Arial Narrow"/>
-          <w:sz w:val="16"/>
-          <w:szCs w:val="16"/>
-        </w:rPr>
-        <w:t xml:space="preserve">El Instituto Nacional de Defensa de la Competencia y de la Protección de la Propiedad Intelectual (Indecopi) es la autoridad con competencia primaria y de alcance nacional para conocer las presuntas infracciones a las disposiciones contenidas en el presente Código, así como para imponer las sanciones y medidas correctivas establecidas en el presente capítulo, conforme al Decreto Legislativo </w:t>
-      </w:r>
-      <w:proofErr w:type="spellStart"/>
-      <w:r>
-        <w:rPr>
-          <w:rFonts w:ascii="Arial Narrow" w:eastAsia="Arial Narrow" w:hAnsi="Arial Narrow" w:cs="Arial Narrow"/>
-          <w:sz w:val="16"/>
-          <w:szCs w:val="16"/>
-        </w:rPr>
-        <w:t/>
-      </w:r>
-      <w:proofErr w:type="spellEnd"/>
-      <w:r>
-        <w:rPr>
-          <w:rFonts w:ascii="Arial Narrow" w:eastAsia="Arial Narrow" w:hAnsi="Arial Narrow" w:cs="Arial Narrow"/>
-          <w:sz w:val="16"/>
-          <w:szCs w:val="16"/>
-        </w:rPr>
-        <w:t xml:space="preserve"> 1033, Ley de Organización y Funciones del Indecopi. Dicha competencia solo puede ser negada cuando ella haya sido asignada o se asigne a favor de otro organismo por norma expresa con rango de ley. </w:t>
-      </w:r>
-    </w:p>
-    <w:p>
-      <w:pPr>
-        <w:pStyle w:val="Textonotapie"/>
-        <w:ind w:left="567" w:right="-1"/>
-        <w:jc w:val="both"/>
-        <w:rPr>
-          <w:rFonts w:ascii="Arial Narrow" w:eastAsia="Arial Narrow" w:hAnsi="Arial Narrow" w:cs="Arial Narrow"/>
-          <w:sz w:val="16"/>
-          <w:szCs w:val="16"/>
-        </w:rPr>
-      </w:pPr>
-      <w:r>
-        <w:rPr>
-          <w:rFonts w:ascii="Arial Narrow" w:eastAsia="Arial Narrow" w:hAnsi="Arial Narrow" w:cs="Arial Narrow"/>
-          <w:sz w:val="16"/>
-          <w:szCs w:val="16"/>
-        </w:rPr>
-        <w:t xml:space="preserve">(…). </w:t>
-      </w:r>
-    </w:p>
-    <w:p>
-      <w:pPr>
-        <w:pStyle w:val="Textonotapie"/>
-        <w:ind w:left="567" w:right="-1"/>
-        <w:jc w:val="both"/>
-        <w:rPr>
-          <w:rFonts w:ascii="Arial Narrow" w:eastAsia="Arial Narrow" w:hAnsi="Arial Narrow" w:cs="Arial Narrow"/>
-          <w:sz w:val="16"/>
-          <w:szCs w:val="16"/>
-        </w:rPr>
-      </w:pPr>
-      <w:r>
-        <w:rPr>
-          <w:rFonts w:ascii="Arial Narrow" w:eastAsia="Arial Narrow" w:hAnsi="Arial Narrow" w:cs="Arial Narrow"/>
-          <w:sz w:val="16"/>
-          <w:szCs w:val="16"/>
-        </w:rPr>
-        <w:t xml:space="preserve"> </w:t>
-      </w:r>
-    </w:p>
-    <w:p>
-      <w:pPr>
-        <w:pStyle w:val="Textonotapie"/>
-        <w:ind w:left="567" w:right="-1"/>
-        <w:jc w:val="both"/>
-        <w:rPr>
-          <w:rFonts w:ascii="Arial Narrow" w:eastAsia="Arial Narrow" w:hAnsi="Arial Narrow" w:cs="Arial Narrow"/>
-          <w:b/>
-          <w:bCs/>
-          <w:sz w:val="16"/>
-          <w:szCs w:val="16"/>
-        </w:rPr>
-      </w:pPr>
-      <w:r>
-        <w:rPr>
-          <w:rFonts w:ascii="Arial Narrow" w:eastAsia="Arial Narrow" w:hAnsi="Arial Narrow" w:cs="Arial Narrow"/>
-          <w:b/>
-          <w:bCs/>
-          <w:sz w:val="16"/>
-          <w:szCs w:val="16"/>
-        </w:rPr>
-        <w:t xml:space="preserve">LEY DE ORGANIZACIÓN Y FUNCIONES DEL INDECOPI, APROBADA POR DECRETO LEGISLATIVO </w:t>
-      </w:r>
-      <w:proofErr w:type="spellStart"/>
-      <w:r>
-        <w:rPr>
-          <w:rFonts w:ascii="Arial Narrow" w:eastAsia="Arial Narrow" w:hAnsi="Arial Narrow" w:cs="Arial Narrow"/>
-          <w:b/>
-          <w:bCs/>
-          <w:sz w:val="16"/>
-          <w:szCs w:val="16"/>
-        </w:rPr>
-        <w:t/>
-      </w:r>
-      <w:proofErr w:type="spellEnd"/>
-      <w:r>
-        <w:rPr>
-          <w:rFonts w:ascii="Arial Narrow" w:eastAsia="Arial Narrow" w:hAnsi="Arial Narrow" w:cs="Arial Narrow"/>
-          <w:b/>
-          <w:bCs/>
-          <w:sz w:val="16"/>
-          <w:szCs w:val="16"/>
-        </w:rPr>
-        <w:t xml:space="preserve"> 1033 </w:t>
-      </w:r>
-    </w:p>
-    <w:p>
-      <w:pPr>
-        <w:pStyle w:val="Textonotapie"/>
-        <w:ind w:left="567" w:right="-1"/>
-        <w:jc w:val="both"/>
-        <w:rPr>
-          <w:rFonts w:ascii="Arial Narrow" w:eastAsia="Arial Narrow" w:hAnsi="Arial Narrow" w:cs="Arial Narrow"/>
-          <w:sz w:val="16"/>
-          <w:szCs w:val="16"/>
-        </w:rPr>
-      </w:pPr>
-      <w:r>
-        <w:rPr>
-          <w:rFonts w:ascii="Arial Narrow" w:eastAsia="Arial Narrow" w:hAnsi="Arial Narrow" w:cs="Arial Narrow"/>
-          <w:b/>
-          <w:bCs/>
-          <w:sz w:val="16"/>
-          <w:szCs w:val="16"/>
-        </w:rPr>
-        <w:t>Artículo 27.-</w:t>
-      </w:r>
-      <w:r>
-        <w:rPr>
-          <w:rFonts w:ascii="Arial Narrow" w:eastAsia="Arial Narrow" w:hAnsi="Arial Narrow" w:cs="Arial Narrow"/>
-          <w:sz w:val="16"/>
-          <w:szCs w:val="16"/>
-        </w:rPr>
-        <w:t xml:space="preserve"> De la Comisión de Protección al </w:t>
-      </w:r>
-      <w:proofErr w:type="gramStart"/>
-      <w:r>
-        <w:rPr>
-          <w:rFonts w:ascii="Arial Narrow" w:eastAsia="Arial Narrow" w:hAnsi="Arial Narrow" w:cs="Arial Narrow"/>
-          <w:sz w:val="16"/>
-          <w:szCs w:val="16"/>
-        </w:rPr>
-        <w:t>Consumidor.-</w:t>
-      </w:r>
-      <w:proofErr w:type="gramEnd"/>
-      <w:r>
-        <w:rPr>
-          <w:rFonts w:ascii="Arial Narrow" w:eastAsia="Arial Narrow" w:hAnsi="Arial Narrow" w:cs="Arial Narrow"/>
-          <w:sz w:val="16"/>
-          <w:szCs w:val="16"/>
-        </w:rPr>
-        <w:t xml:space="preserve"> </w:t>
-      </w:r>
-    </w:p>
-    <w:p>
-      <w:pPr>
-        <w:pStyle w:val="Textonotapie"/>
-        <w:ind w:left="567" w:right="-1"/>
-        <w:jc w:val="both"/>
-        <w:rPr>
-          <w:rFonts w:ascii="Arial Narrow" w:eastAsia="Arial Narrow" w:hAnsi="Arial Narrow" w:cs="Arial Narrow"/>
-          <w:sz w:val="16"/>
-          <w:szCs w:val="16"/>
-        </w:rPr>
-      </w:pPr>
-      <w:r>
-        <w:rPr>
-          <w:rFonts w:ascii="Arial Narrow" w:eastAsia="Arial Narrow" w:hAnsi="Arial Narrow" w:cs="Arial Narrow"/>
-          <w:sz w:val="16"/>
-          <w:szCs w:val="16"/>
-        </w:rPr>
-        <w:t xml:space="preserve">Corresponde a la Comisión de Protección al Consumidor velar por el cumplimiento de la Ley de Protección al Consumidor y de las leyes que, en general, protegen a los consumidores de la falta de idoneidad de los bienes y servicios en función de la información brindada, de las omisiones de información y de la discriminación en el consumo, así como de aquellas que complementen o sustituyan a las anteriores. </w:t>
-      </w:r>
-    </w:p>
-    <w:p>
-      <w:pPr>
-        <w:pStyle w:val="Textonotapie"/>
-        <w:ind w:left="567" w:right="-1"/>
-        <w:jc w:val="both"/>
-        <w:rPr>
-          <w:rFonts w:ascii="Arial Narrow" w:eastAsia="Arial Narrow" w:hAnsi="Arial Narrow" w:cs="Arial Narrow"/>
-          <w:sz w:val="16"/>
-          <w:szCs w:val="16"/>
-        </w:rPr>
-      </w:pPr>
-      <w:r>
-        <w:rPr>
-          <w:rFonts w:ascii="Arial Narrow" w:eastAsia="Arial Narrow" w:hAnsi="Arial Narrow" w:cs="Arial Narrow"/>
-          <w:sz w:val="16"/>
-          <w:szCs w:val="16"/>
-        </w:rPr>
-        <w:t xml:space="preserve"> </w:t>
-      </w:r>
-    </w:p>
-    <w:p>
-      <w:pPr>
-        <w:pStyle w:val="Textonotapie"/>
-        <w:ind w:left="567" w:right="-1"/>
-        <w:jc w:val="both"/>
-        <w:rPr>
-          <w:rFonts w:ascii="Arial Narrow" w:eastAsia="Arial Narrow" w:hAnsi="Arial Narrow" w:cs="Arial Narrow"/>
-          <w:b/>
-          <w:bCs/>
-          <w:sz w:val="16"/>
-          <w:szCs w:val="16"/>
-        </w:rPr>
-      </w:pPr>
-      <w:r>
-        <w:rPr>
-          <w:rFonts w:ascii="Arial Narrow" w:eastAsia="Arial Narrow" w:hAnsi="Arial Narrow" w:cs="Arial Narrow"/>
-          <w:b/>
-          <w:bCs/>
-          <w:sz w:val="16"/>
-          <w:szCs w:val="16"/>
-        </w:rPr>
-        <w:t xml:space="preserve">LEY SOBRE FACULTADES, NORMAS Y ORGANIZACIÓN DEL INDECOPI, APROBADA POR DECRETO LEGISLATIVO </w:t>
-      </w:r>
-      <w:proofErr w:type="spellStart"/>
-      <w:r>
-        <w:rPr>
-          <w:rFonts w:ascii="Arial Narrow" w:eastAsia="Arial Narrow" w:hAnsi="Arial Narrow" w:cs="Arial Narrow"/>
-          <w:b/>
-          <w:bCs/>
-          <w:sz w:val="16"/>
-          <w:szCs w:val="16"/>
-        </w:rPr>
-        <w:t/>
-      </w:r>
-      <w:proofErr w:type="spellEnd"/>
-      <w:r>
-        <w:rPr>
-          <w:rFonts w:ascii="Arial Narrow" w:eastAsia="Arial Narrow" w:hAnsi="Arial Narrow" w:cs="Arial Narrow"/>
-          <w:b/>
-          <w:bCs/>
-          <w:sz w:val="16"/>
-          <w:szCs w:val="16"/>
-        </w:rPr>
-        <w:t xml:space="preserve"> 807 </w:t>
-      </w:r>
-    </w:p>
-    <w:p>
-      <w:pPr>
-        <w:pStyle w:val="Textonotapie"/>
-        <w:ind w:left="567" w:right="-1"/>
-        <w:jc w:val="both"/>
-        <w:rPr>
-          <w:rFonts w:ascii="Arial Narrow" w:eastAsia="Arial Narrow" w:hAnsi="Arial Narrow" w:cs="Arial Narrow"/>
-          <w:sz w:val="16"/>
-          <w:szCs w:val="16"/>
-        </w:rPr>
-      </w:pPr>
-      <w:r>
-        <w:rPr>
-          <w:rFonts w:ascii="Arial Narrow" w:eastAsia="Arial Narrow" w:hAnsi="Arial Narrow" w:cs="Arial Narrow"/>
-          <w:b/>
-          <w:bCs/>
-          <w:sz w:val="16"/>
-          <w:szCs w:val="16"/>
-        </w:rPr>
-        <w:t>Artículo 24.</w:t>
-      </w:r>
-      <w:r>
-        <w:rPr>
-          <w:rFonts w:ascii="Arial Narrow" w:eastAsia="Arial Narrow" w:hAnsi="Arial Narrow" w:cs="Arial Narrow"/>
-          <w:sz w:val="16"/>
-          <w:szCs w:val="16"/>
-        </w:rPr>
-        <w:t xml:space="preserve">- El </w:t>
-      </w:r>
-      <w:proofErr w:type="gramStart"/>
-      <w:r>
-        <w:rPr>
-          <w:rFonts w:ascii="Arial Narrow" w:eastAsia="Arial Narrow" w:hAnsi="Arial Narrow" w:cs="Arial Narrow"/>
-          <w:sz w:val="16"/>
-          <w:szCs w:val="16"/>
-        </w:rPr>
-        <w:t>Secretario Técnico</w:t>
-      </w:r>
-      <w:proofErr w:type="gramEnd"/>
-      <w:r>
-        <w:rPr>
-          <w:rFonts w:ascii="Arial Narrow" w:eastAsia="Arial Narrow" w:hAnsi="Arial Narrow" w:cs="Arial Narrow"/>
-          <w:sz w:val="16"/>
-          <w:szCs w:val="16"/>
-        </w:rPr>
-        <w:t xml:space="preserve"> se encargará de la tramitación del procedimiento. Para ello, cuenta con las siguientes facultades: </w:t>
-      </w:r>
-    </w:p>
-    <w:p>
-      <w:pPr>
-        <w:pStyle w:val="Textonotapie"/>
-        <w:ind w:left="567" w:right="-1"/>
-        <w:jc w:val="both"/>
-        <w:rPr>
-          <w:rFonts w:ascii="Arial Narrow" w:eastAsia="Arial Narrow" w:hAnsi="Arial Narrow" w:cs="Arial Narrow"/>
-          <w:sz w:val="16"/>
-          <w:szCs w:val="16"/>
-        </w:rPr>
-      </w:pPr>
-      <w:r>
-        <w:rPr>
-          <w:rFonts w:ascii="Arial Narrow" w:eastAsia="Arial Narrow" w:hAnsi="Arial Narrow" w:cs="Arial Narrow"/>
-          <w:sz w:val="16"/>
-          <w:szCs w:val="16"/>
-        </w:rPr>
-        <w:t xml:space="preserve">(...) </w:t>
-      </w:r>
-    </w:p>
-    <w:p>
-      <w:pPr>
-        <w:pStyle w:val="Textonotapie"/>
-        <w:ind w:left="567" w:right="-1"/>
-        <w:jc w:val="both"/>
-        <w:rPr>
-          <w:rFonts w:ascii="Arial Narrow" w:eastAsia="Arial Narrow" w:hAnsi="Arial Narrow" w:cs="Arial Narrow"/>
-          <w:sz w:val="16"/>
-          <w:szCs w:val="16"/>
-        </w:rPr>
-      </w:pPr>
-      <w:r>
-        <w:rPr>
-          <w:rFonts w:ascii="Arial Narrow" w:eastAsia="Arial Narrow" w:hAnsi="Arial Narrow" w:cs="Arial Narrow"/>
-          <w:sz w:val="16"/>
-          <w:szCs w:val="16"/>
-        </w:rPr>
-        <w:t xml:space="preserve">c) Admitir denuncias a trámite, en aquellos casos en que la Comisión le haya delegado esta facultad. </w:t>
-      </w:r>
-    </w:p>
-    <w:p>
-      <w:pPr>
-        <w:pStyle w:val="Textonotapie"/>
-        <w:ind w:left="567" w:right="-1"/>
-        <w:jc w:val="both"/>
-        <w:rPr>
-          <w:rFonts w:ascii="Arial Narrow" w:eastAsia="Arial Narrow" w:hAnsi="Arial Narrow" w:cs="Arial Narrow"/>
-          <w:sz w:val="16"/>
-          <w:szCs w:val="16"/>
-        </w:rPr>
-      </w:pPr>
-      <w:r>
-        <w:rPr>
-          <w:rFonts w:ascii="Arial Narrow" w:eastAsia="Arial Narrow" w:hAnsi="Arial Narrow" w:cs="Arial Narrow"/>
-          <w:sz w:val="16"/>
-          <w:szCs w:val="16"/>
-        </w:rPr>
-        <w:t xml:space="preserve">(...). </w:t>
-      </w:r>
-    </w:p>
-    <w:p>
-      <w:pPr>
-        <w:pStyle w:val="Textonotapie"/>
-        <w:ind w:left="567" w:right="-1" w:hanging="567"/>
-        <w:jc w:val="both"/>
-        <w:rPr>
-          <w:rFonts w:ascii="Arial Narrow" w:eastAsia="Arial Narrow" w:hAnsi="Arial Narrow" w:cs="Arial Narrow"/>
-          <w:b/>
-          <w:bCs/>
+        <w:ind w:left="567" w:hanging="567"/>
+        <w:jc w:val="both"/>
+        <w:rPr>
+          <w:rFonts w:ascii="Arial Narrow" w:eastAsia="Arial Narrow" w:hAnsi="Arial Narrow" w:cs="Arial Narrow"/>
           <w:sz w:val="16"/>
           <w:szCs w:val="16"/>
         </w:rPr>
@@ -9061,6 +9198,9 @@
     <w:p>
       <w:pPr>
         <w:pStyle w:val="Textonotapie"/>
+        <w:tabs>
+          <w:tab w:val="left" w:pos="567"/>
+        </w:tabs>
         <w:ind w:left="567" w:hanging="567"/>
         <w:jc w:val="both"/>
         <w:rPr>
@@ -9085,21 +9225,33 @@
           <w:sz w:val="16"/>
           <w:szCs w:val="16"/>
         </w:rPr>
-        <w:t xml:space="preserve"> </w:t>
-      </w:r>
-      <w:r>
-        <w:rPr>
-          <w:rFonts w:ascii="Arial Narrow" w:eastAsia="Arial Narrow" w:hAnsi="Arial Narrow" w:cs="Arial Narrow"/>
-          <w:sz w:val="16"/>
-          <w:szCs w:val="16"/>
-        </w:rPr>
         <w:tab/>
-        <w:t xml:space="preserve">El número de trabajadores se atenderá siempre que la empresa haya sido constituida antes de la vigencia de la Ley </w:t>
+        <w:t xml:space="preserve"/>
+      </w:r>
+      <w:r>
+        <w:rPr>
+          <w:rFonts w:ascii="Arial Narrow" w:eastAsia="Arial Narrow" w:hAnsi="Arial Narrow" w:cs="Arial Narrow"/>
+          <w:sz w:val="16"/>
+          <w:szCs w:val="16"/>
+        </w:rPr>
+        <w:tab/>
+      </w:r>
+      <w:r>
+        <w:rPr>
+          <w:rFonts w:ascii="Arial Narrow" w:eastAsia="Arial Narrow" w:hAnsi="Arial Narrow" w:cs="Arial Narrow"/>
+          <w:b/>
+          <w:bCs/>
+          <w:sz w:val="16"/>
+          <w:szCs w:val="16"/>
+        </w:rPr>
+        <w:t xml:space="preserve">LEY </w:t>
       </w:r>
       <w:proofErr w:type="spellStart"/>
       <w:r>
         <w:rPr>
           <w:rFonts w:ascii="Arial Narrow" w:eastAsia="Arial Narrow" w:hAnsi="Arial Narrow" w:cs="Arial Narrow"/>
+          <w:b/>
+          <w:bCs/>
           <w:sz w:val="16"/>
           <w:szCs w:val="16"/>
         </w:rPr>
@@ -9109,90 +9261,12 @@
       <w:r>
         <w:rPr>
           <w:rFonts w:ascii="Arial Narrow" w:eastAsia="Arial Narrow" w:hAnsi="Arial Narrow" w:cs="Arial Narrow"/>
-          <w:sz w:val="16"/>
-          <w:szCs w:val="16"/>
-        </w:rPr>
-        <w:t xml:space="preserve"> 30056, publicada el 2 de julio de 2013, que modificó el artículo 5 del Texto Único Ordenado de la Ley de Promoción de la Competitividad, Formalización y Desarrollo de la Micro y Pequeña Empresa y de Acceso al Empleo Decente (LEY MYPE). Ello, en la medida que la Tercera Disposición Complementaria Transitoria de la norma modificatoria precisa que las empresas constituidas antes de la </w:t>
-      </w:r>
-      <w:proofErr w:type="gramStart"/>
-      <w:r>
-        <w:rPr>
-          <w:rFonts w:ascii="Arial Narrow" w:eastAsia="Arial Narrow" w:hAnsi="Arial Narrow" w:cs="Arial Narrow"/>
-          <w:sz w:val="16"/>
-          <w:szCs w:val="16"/>
-        </w:rPr>
-        <w:t>entrada en vigencia</w:t>
-      </w:r>
-      <w:proofErr w:type="gramEnd"/>
-      <w:r>
-        <w:rPr>
-          <w:rFonts w:ascii="Arial Narrow" w:eastAsia="Arial Narrow" w:hAnsi="Arial Narrow" w:cs="Arial Narrow"/>
-          <w:sz w:val="16"/>
-          <w:szCs w:val="16"/>
-        </w:rPr>
-        <w:t xml:space="preserve"> de dicha Ley se rigen por los requisitos de acogimiento al régimen de las micro y pequeñas empresas regulados en el Decreto Legislativo 1086.</w:t>
-      </w:r>
-    </w:p>
-    <w:p>
-      <w:pPr>
-        <w:pStyle w:val="Textonotapie"/>
-        <w:ind w:left="567" w:hanging="567"/>
-        <w:jc w:val="both"/>
-        <w:rPr>
-          <w:rFonts w:ascii="Arial Narrow" w:eastAsia="Arial Narrow" w:hAnsi="Arial Narrow" w:cs="Arial Narrow"/>
-          <w:sz w:val="16"/>
-          <w:szCs w:val="16"/>
-        </w:rPr>
-      </w:pPr>
-    </w:p>
-  </w:footnote>
-  <w:footnote w:id="10">
-    <w:p>
-      <w:pPr>
-        <w:pStyle w:val="Textonotapie"/>
-        <w:ind w:left="567" w:hanging="567"/>
-        <w:jc w:val="both"/>
-        <w:rPr>
-          <w:rFonts w:ascii="Arial Narrow" w:eastAsia="Arial Narrow" w:hAnsi="Arial Narrow" w:cs="Arial Narrow"/>
-          <w:sz w:val="16"/>
-          <w:szCs w:val="16"/>
-        </w:rPr>
-      </w:pPr>
-      <w:r>
-        <w:rPr>
-          <w:rStyle w:val="Refdenotaalpie"/>
-          <w:rFonts w:ascii="Arial Narrow" w:eastAsia="Arial Narrow" w:hAnsi="Arial Narrow" w:cs="Arial Narrow"/>
-          <w:sz w:val="16"/>
-          <w:szCs w:val="16"/>
-          <w:vertAlign w:val="superscript"/>
-        </w:rPr>
-        <w:footnoteRef/>
-      </w:r>
-      <w:r>
-        <w:rPr>
-          <w:rFonts w:ascii="Arial Narrow" w:eastAsia="Arial Narrow" w:hAnsi="Arial Narrow" w:cs="Arial Narrow"/>
-          <w:sz w:val="16"/>
-          <w:szCs w:val="16"/>
-        </w:rPr>
-        <w:t xml:space="preserve"> </w:t>
-      </w:r>
-      <w:r>
-        <w:rPr>
-          <w:rFonts w:ascii="Arial Narrow" w:eastAsia="Arial Narrow" w:hAnsi="Arial Narrow" w:cs="Arial Narrow"/>
-          <w:sz w:val="16"/>
-          <w:szCs w:val="16"/>
-        </w:rPr>
-        <w:tab/>
-      </w:r>
-      <w:r>
-        <w:rPr>
-          <w:rFonts w:ascii="Arial Narrow" w:eastAsia="Arial Narrow" w:hAnsi="Arial Narrow" w:cs="Arial Narrow"/>
-          <w:b/>
-          <w:bCs/>
-          <w:sz w:val="16"/>
-          <w:szCs w:val="16"/>
-        </w:rPr>
-        <w:t xml:space="preserve">LEY </w:t>
+          <w:b/>
+          <w:bCs/>
+          <w:sz w:val="16"/>
+          <w:szCs w:val="16"/>
+        </w:rPr>
+        <w:t xml:space="preserve">29571, CÓDIGO DE PROTECCIÓN Y DEFENSA DEL CONSUMIDOR, publicado el 2 de setiembre de 2010 y modificado por Decreto Legislativo </w:t>
       </w:r>
       <w:proofErr w:type="spellStart"/>
       <w:r>
@@ -9214,29 +9288,7 @@
           <w:sz w:val="16"/>
           <w:szCs w:val="16"/>
         </w:rPr>
-        <w:t xml:space="preserve"> 29571, CÓDIGO DE PROTECCIÓN Y DEFENSA DEL CONSUMIDOR, publicado el 2 de setiembre de 2010 y modificado por Decreto Legislativo </w:t>
-      </w:r>
-      <w:proofErr w:type="spellStart"/>
-      <w:r>
-        <w:rPr>
-          <w:rFonts w:ascii="Arial Narrow" w:eastAsia="Arial Narrow" w:hAnsi="Arial Narrow" w:cs="Arial Narrow"/>
-          <w:b/>
-          <w:bCs/>
-          <w:sz w:val="16"/>
-          <w:szCs w:val="16"/>
-        </w:rPr>
-        <w:t/>
-      </w:r>
-      <w:proofErr w:type="spellEnd"/>
-      <w:r>
-        <w:rPr>
-          <w:rFonts w:ascii="Arial Narrow" w:eastAsia="Arial Narrow" w:hAnsi="Arial Narrow" w:cs="Arial Narrow"/>
-          <w:b/>
-          <w:bCs/>
-          <w:sz w:val="16"/>
-          <w:szCs w:val="16"/>
-        </w:rPr>
-        <w:t xml:space="preserve"> 1308 </w:t>
+        <w:t xml:space="preserve">1308 </w:t>
       </w:r>
     </w:p>
     <w:p>
@@ -9357,7 +9409,50 @@
       </w:pPr>
     </w:p>
   </w:footnote>
-  <w:footnote w:id="17">
+  <w:footnote w:id="10">
+    <w:p>
+      <w:pPr>
+        <w:pStyle w:val="Textonotapie"/>
+        <w:tabs>
+          <w:tab w:val="left" w:pos="567"/>
+        </w:tabs>
+        <w:ind w:left="567" w:hanging="567"/>
+        <w:jc w:val="both"/>
+        <w:rPr>
+          <w:rFonts w:ascii="Arial Narrow" w:eastAsia="Arial Narrow" w:hAnsi="Arial Narrow" w:cs="Arial Narrow"/>
+          <w:sz w:val="16"/>
+          <w:szCs w:val="16"/>
+        </w:rPr>
+      </w:pPr>
+      <w:r>
+        <w:rPr>
+          <w:rStyle w:val="Refdenotaalpie"/>
+          <w:rFonts w:ascii="Arial Narrow" w:eastAsia="Arial Narrow" w:hAnsi="Arial Narrow" w:cs="Arial Narrow"/>
+          <w:sz w:val="16"/>
+          <w:szCs w:val="16"/>
+          <w:vertAlign w:val="superscript"/>
+        </w:rPr>
+        <w:footnoteRef/>
+      </w:r>
+      <w:r>
+        <w:rPr>
+          <w:rFonts w:ascii="Arial Narrow" w:eastAsia="Arial Narrow" w:hAnsi="Arial Narrow" w:cs="Arial Narrow"/>
+          <w:sz w:val="16"/>
+          <w:szCs w:val="16"/>
+        </w:rPr>
+        <w:tab/>
+      </w:r>
+      <w:r>
+        <w:rPr>
+          <w:rFonts w:ascii="Arial Narrow" w:eastAsia="Arial Narrow" w:hAnsi="Arial Narrow" w:cs="Arial Narrow"/>
+          <w:b/>
+          <w:bCs/>
+          <w:sz w:val="16"/>
+          <w:szCs w:val="16"/>
+        </w:rPr>
+        <w:t xml:space="preserve">DECRETO LEGISLATIVO 807, LEY SOBRE FACULTADES, NORMAS Y ORGANIZACIÓN DEL INDECOPI, publicado el 18 de abril de 1996</w:t>
+      </w:r>
+    </w:p>
     <w:p>
       <w:pPr>
         <w:pStyle w:val="Textonotapie"/>
@@ -9371,16 +9466,6 @@
       </w:pPr>
       <w:r>
         <w:rPr>
-          <w:rStyle w:val="Refdenotaalpie"/>
-          <w:rFonts w:ascii="Arial Narrow" w:eastAsia="Arial Narrow" w:hAnsi="Arial Narrow" w:cs="Arial Narrow"/>
-          <w:sz w:val="16"/>
-          <w:szCs w:val="16"/>
-          <w:vertAlign w:val="superscript"/>
-        </w:rPr>
-        <w:footnoteRef/>
-      </w:r>
-      <w:r>
-        <w:rPr>
           <w:rFonts w:ascii="Arial Narrow" w:eastAsia="Arial Narrow" w:hAnsi="Arial Narrow" w:cs="Arial Narrow"/>
           <w:sz w:val="16"/>
           <w:szCs w:val="16"/>
@@ -9395,7 +9480,15 @@
           <w:sz w:val="16"/>
           <w:szCs w:val="16"/>
         </w:rPr>
-        <w:t xml:space="preserve">DECRETO LEGISLATIVO 807, LEY SOBRE FACULTADES, NORMAS Y ORGANIZACIÓN DEL INDECOPI, publicado el 18 de abril de 1996</w:t>
+        <w:t xml:space="preserve">Artículo 26.-</w:t>
+      </w:r>
+      <w:r>
+        <w:rPr>
+          <w:rFonts w:ascii="Arial Narrow" w:eastAsia="Arial Narrow" w:hAnsi="Arial Narrow" w:cs="Arial Narrow"/>
+          <w:sz w:val="16"/>
+          <w:szCs w:val="16"/>
+        </w:rPr>
+        <w:t xml:space="preserve"> Una vez admitida a trámite la denuncia, se correrá traslado de la misma al denunciado, a fin de que éste presente su descargo. El plazo para la presentación del descargo será de cinco (5) días contados desde la notificación, vencido el cual, el Secretario Técnico declarará en rebeldía al denunciado que no lo hubiera presentado.</w:t>
       </w:r>
     </w:p>
     <w:p>
@@ -9409,6 +9502,33 @@
           <w:szCs w:val="16"/>
         </w:rPr>
       </w:pPr>
+    </w:p>
+  </w:footnote>
+  <w:footnote w:id="11">
+    <w:p>
+      <w:pPr>
+        <w:pStyle w:val="Textonotapie"/>
+        <w:tabs>
+          <w:tab w:val="left" w:pos="567"/>
+        </w:tabs>
+        <w:ind w:left="567" w:hanging="567"/>
+        <w:jc w:val="both"/>
+        <w:rPr>
+          <w:rFonts w:ascii="Arial Narrow" w:eastAsia="Arial Narrow" w:hAnsi="Arial Narrow" w:cs="Arial Narrow"/>
+          <w:sz w:val="16"/>
+          <w:szCs w:val="16"/>
+        </w:rPr>
+      </w:pPr>
+      <w:r>
+        <w:rPr>
+          <w:rStyle w:val="Refdenotaalpie"/>
+          <w:rFonts w:ascii="Arial Narrow" w:eastAsia="Arial Narrow" w:hAnsi="Arial Narrow" w:cs="Arial Narrow"/>
+          <w:sz w:val="16"/>
+          <w:szCs w:val="16"/>
+          <w:vertAlign w:val="superscript"/>
+        </w:rPr>
+        <w:footnoteRef/>
+      </w:r>
       <w:r>
         <w:rPr>
           <w:rFonts w:ascii="Arial Narrow" w:eastAsia="Arial Narrow" w:hAnsi="Arial Narrow" w:cs="Arial Narrow"/>
@@ -9425,15 +9545,7 @@
           <w:sz w:val="16"/>
           <w:szCs w:val="16"/>
         </w:rPr>
-        <w:t xml:space="preserve">Artículo 26.-</w:t>
-      </w:r>
-      <w:r>
-        <w:rPr>
-          <w:rFonts w:ascii="Arial Narrow" w:eastAsia="Arial Narrow" w:hAnsi="Arial Narrow" w:cs="Arial Narrow"/>
-          <w:sz w:val="16"/>
-          <w:szCs w:val="16"/>
-        </w:rPr>
-        <w:t xml:space="preserve"> Una vez admitida a trámite la denuncia, se correrá traslado de la misma al denunciado, a fin de que éste presente su descargo. El plazo para la presentación del descargo será de cinco (5) días contados desde la notificación, vencido el cual, el Secretario Técnico declarará en rebeldía al denunciado que no lo hubiera presentado.</w:t>
+        <w:t xml:space="preserve">DECRETO SUPREMO 006-2026-JUS, TEXTO ÚNICO ORDENADO DE LA LEY 27444, LEY DEL PROCEDIMIENTO ADMINISTRATIVO GENERAL, publicado el 30 de abril de 2026</w:t>
       </w:r>
     </w:p>
     <w:p>
@@ -9447,9 +9559,25 @@
           <w:szCs w:val="16"/>
         </w:rPr>
       </w:pPr>
-    </w:p>
-  </w:footnote>
-  <w:footnote w:id="18">
+      <w:r>
+        <w:rPr>
+          <w:rFonts w:ascii="Arial Narrow" w:eastAsia="Arial Narrow" w:hAnsi="Arial Narrow" w:cs="Arial Narrow"/>
+          <w:sz w:val="16"/>
+          <w:szCs w:val="16"/>
+        </w:rPr>
+        <w:tab/>
+      </w:r>
+      <w:r>
+        <w:rPr>
+          <w:rFonts w:ascii="Arial Narrow" w:eastAsia="Arial Narrow" w:hAnsi="Arial Narrow" w:cs="Arial Narrow"/>
+          <w:b/>
+          <w:bCs/>
+          <w:sz w:val="16"/>
+          <w:szCs w:val="16"/>
+        </w:rPr>
+        <w:t xml:space="preserve">Artículo 223.- Contestación de la reclamación</w:t>
+      </w:r>
+    </w:p>
     <w:p>
       <w:pPr>
         <w:pStyle w:val="Textonotapie"/>
@@ -9463,16 +9591,6 @@
       </w:pPr>
       <w:r>
         <w:rPr>
-          <w:rStyle w:val="Refdenotaalpie"/>
-          <w:rFonts w:ascii="Arial Narrow" w:eastAsia="Arial Narrow" w:hAnsi="Arial Narrow" w:cs="Arial Narrow"/>
-          <w:sz w:val="16"/>
-          <w:szCs w:val="16"/>
-          <w:vertAlign w:val="superscript"/>
-        </w:rPr>
-        <w:footnoteRef/>
-      </w:r>
-      <w:r>
-        <w:rPr>
           <w:rFonts w:ascii="Arial Narrow" w:eastAsia="Arial Narrow" w:hAnsi="Arial Narrow" w:cs="Arial Narrow"/>
           <w:sz w:val="16"/>
           <w:szCs w:val="16"/>
@@ -9482,12 +9600,10 @@
       <w:r>
         <w:rPr>
           <w:rFonts w:ascii="Arial Narrow" w:eastAsia="Arial Narrow" w:hAnsi="Arial Narrow" w:cs="Arial Narrow"/>
-          <w:b/>
-          <w:bCs/>
-          <w:sz w:val="16"/>
-          <w:szCs w:val="16"/>
-        </w:rPr>
-        <w:t xml:space="preserve">DECRETO SUPREMO 006-2026-JUS, TEXTO ÚNICO ORDENADO DE LA LEY 27444, LEY DEL PROCEDIMIENTO ADMINISTRATIVO GENERAL, publicado el 30 de abril de 2026</w:t>
+          <w:sz w:val="16"/>
+          <w:szCs w:val="16"/>
+        </w:rPr>
+        <w:t xml:space="preserve">223.1 El reclamado deberá presentar la contestación de la reclamación dentro de los quince (15) días posteriores a la notificación de ésta; vencido este plazo, la Administración declarará en rebeldía al reclamado que no la hubiera presentado. La contestación deberá contener los requisitos de los escritos previstos en el artículo 113 de la presente Ley, así como la absolución de todos los asuntos controvertidos de hecho y de derecho, Las alegaciones y los hechos relevantes de la reclamación, salvo que hayan sido específicamente negadas en la contestación, se tendrán por aceptadas o merituadas como ciertas.</w:t>
       </w:r>
     </w:p>
     <w:p>
@@ -9501,69 +9617,14 @@
           <w:szCs w:val="16"/>
         </w:rPr>
       </w:pPr>
-      <w:r>
-        <w:rPr>
-          <w:rFonts w:ascii="Arial Narrow" w:eastAsia="Arial Narrow" w:hAnsi="Arial Narrow" w:cs="Arial Narrow"/>
-          <w:sz w:val="16"/>
-          <w:szCs w:val="16"/>
-        </w:rPr>
-        <w:tab/>
-      </w:r>
-      <w:r>
-        <w:rPr>
-          <w:rFonts w:ascii="Arial Narrow" w:eastAsia="Arial Narrow" w:hAnsi="Arial Narrow" w:cs="Arial Narrow"/>
-          <w:b/>
-          <w:bCs/>
-          <w:sz w:val="16"/>
-          <w:szCs w:val="16"/>
-        </w:rPr>
-        <w:t xml:space="preserve">Artículo 223.- Contestación de la reclamación</w:t>
-      </w:r>
-    </w:p>
-    <w:p>
-      <w:pPr>
-        <w:pStyle w:val="Textonotapie"/>
-        <w:ind w:left="567" w:hanging="567"/>
-        <w:jc w:val="both"/>
-        <w:rPr>
-          <w:rFonts w:ascii="Arial Narrow" w:eastAsia="Arial Narrow" w:hAnsi="Arial Narrow" w:cs="Arial Narrow"/>
-          <w:sz w:val="16"/>
-          <w:szCs w:val="16"/>
-        </w:rPr>
-      </w:pPr>
-      <w:r>
-        <w:rPr>
-          <w:rFonts w:ascii="Arial Narrow" w:eastAsia="Arial Narrow" w:hAnsi="Arial Narrow" w:cs="Arial Narrow"/>
-          <w:sz w:val="16"/>
-          <w:szCs w:val="16"/>
-        </w:rPr>
-        <w:tab/>
-      </w:r>
-      <w:r>
-        <w:rPr>
-          <w:rFonts w:ascii="Arial Narrow" w:eastAsia="Arial Narrow" w:hAnsi="Arial Narrow" w:cs="Arial Narrow"/>
-          <w:sz w:val="16"/>
-          <w:szCs w:val="16"/>
-        </w:rPr>
-        <w:t xml:space="preserve">223.1 El reclamado deberá presentar la contestación de la reclamación dentro de los quince (15) días posteriores a la notificación de ésta; vencido este plazo, la Administración declarará en rebeldía al reclamado que no la hubiera presentado. La contestación deberá contener los requisitos de los escritos previstos en el artículo 113 de la presente Ley, así como la absolución de todos los asuntos controvertidos de hecho y de derecho, Las alegaciones y los hechos relevantes de la reclamación, salvo que hayan sido específicamente negadas en la contestación, se tendrán por aceptadas o merituadas como ciertas.</w:t>
-      </w:r>
-    </w:p>
-    <w:p>
-      <w:pPr>
-        <w:pStyle w:val="Textonotapie"/>
-        <w:ind w:left="567" w:hanging="567"/>
-        <w:jc w:val="both"/>
-        <w:rPr>
-          <w:rFonts w:ascii="Arial Narrow" w:eastAsia="Arial Narrow" w:hAnsi="Arial Narrow" w:cs="Arial Narrow"/>
-          <w:sz w:val="16"/>
-          <w:szCs w:val="16"/>
-        </w:rPr>
-      </w:pPr>
     </w:p>
   </w:footnote>
   <w:footnote w:id="12">
     <w:p>
       <w:pPr>
+        <w:tabs>
+          <w:tab w:val="left" w:pos="567"/>
+        </w:tabs>
         <w:spacing w:after="0" w:line="240" w:lineRule="auto"/>
         <w:ind w:left="567" w:hanging="567"/>
         <w:jc w:val="both"/>
@@ -9591,19 +9652,20 @@
           <w:sz w:val="16"/>
           <w:szCs w:val="16"/>
         </w:rPr>
+        <w:tab/>
+        <w:t xml:space="preserve"/>
+      </w:r>
+      <w:r>
+        <w:rPr>
+          <w:rFonts w:ascii="Arial Narrow" w:eastAsia="Arial Narrow" w:hAnsi="Arial Narrow" w:cs="Arial Narrow"/>
+          <w:sz w:val="16"/>
+          <w:szCs w:val="16"/>
+        </w:rPr>
         <w:t xml:space="preserve"> </w:t>
       </w:r>
       <w:r>
         <w:rPr>
           <w:rFonts w:ascii="Arial Narrow" w:eastAsia="Arial Narrow" w:hAnsi="Arial Narrow" w:cs="Arial Narrow"/>
-          <w:sz w:val="16"/>
-          <w:szCs w:val="16"/>
-        </w:rPr>
-        <w:t xml:space="preserve"> </w:t>
-      </w:r>
-      <w:r>
-        <w:rPr>
-          <w:rFonts w:ascii="Arial Narrow" w:eastAsia="Arial Narrow" w:hAnsi="Arial Narrow" w:cs="Arial Narrow"/>
           <w:b/>
           <w:bCs/>
           <w:sz w:val="16"/>
@@ -9631,7 +9693,7 @@
           <w:sz w:val="16"/>
           <w:szCs w:val="16"/>
         </w:rPr>
-        <w:t xml:space="preserve"> 1308</w:t>
+        <w:t xml:space="preserve">1308</w:t>
       </w:r>
     </w:p>
     <w:p>
@@ -9763,18 +9825,6 @@
     <w:p>
       <w:pPr>
         <w:spacing w:after="0" w:line="240" w:lineRule="auto"/>
-        <w:ind w:left="426"/>
-        <w:jc w:val="both"/>
-        <w:rPr>
-          <w:rFonts w:ascii="Arial Narrow" w:eastAsia="Arial Narrow" w:hAnsi="Arial Narrow" w:cs="Arial Narrow"/>
-          <w:sz w:val="16"/>
-          <w:szCs w:val="16"/>
-        </w:rPr>
-      </w:pPr>
-    </w:p>
-    <w:p>
-      <w:pPr>
-        <w:spacing w:after="0" w:line="240" w:lineRule="auto"/>
         <w:ind w:left="567" w:hanging="426"/>
         <w:jc w:val="both"/>
         <w:rPr>
@@ -9799,18 +9849,6 @@
         </w:rPr>
         <w:t>En el caso de las microempresas, la multa no puede superar el diez por ciento (10%) de las ventas o ingresos brutos percibidos por el infractor, relativos a todas sus actividades económicas, correspondientes al ejercicio inmediato anterior al de la expedición de la resolución de primera instancia, siempre que se haya acreditado dichos ingresos, no se encuentre en una situación de reincidencia y el caso no verse sobre la vida, salud o integridad de los consumidores. Para el caso de las pequeñas empresas, la multa no puede superar el veinte por ciento (20%) de las ventas o ingresos brutos percibidos por el infractor, conforme a los requisitos señalados anteriormente.</w:t>
       </w:r>
-    </w:p>
-    <w:p>
-      <w:pPr>
-        <w:spacing w:after="0" w:line="240" w:lineRule="auto"/>
-        <w:ind w:left="567" w:hanging="426"/>
-        <w:jc w:val="both"/>
-        <w:rPr>
-          <w:rFonts w:ascii="Arial Narrow" w:eastAsia="Arial Narrow" w:hAnsi="Arial Narrow" w:cs="Arial Narrow"/>
-          <w:sz w:val="16"/>
-          <w:szCs w:val="16"/>
-        </w:rPr>
-      </w:pPr>
     </w:p>
     <w:p>
       <w:pPr>
@@ -9867,7 +9905,7 @@
           <w:sz w:val="16"/>
           <w:szCs w:val="16"/>
         </w:rPr>
-        <w:t xml:space="preserve"> 27444, Ley del Procedimiento Administrativo General o la norma que la sustituya o complemente.</w:t>
+        <w:t xml:space="preserve">27444, Ley del Procedimiento Administrativo General o la norma que la sustituya o complemente.</w:t>
       </w:r>
     </w:p>
     <w:p>
@@ -9915,6 +9953,9 @@
   <w:footnote w:id="13">
     <w:p>
       <w:pPr>
+        <w:tabs>
+          <w:tab w:val="left" w:pos="567"/>
+        </w:tabs>
         <w:spacing w:after="0" w:line="240" w:lineRule="auto"/>
         <w:ind w:left="567" w:hanging="567"/>
         <w:jc w:val="both"/>
@@ -9972,7 +10013,7 @@
           <w:sz w:val="16"/>
           <w:szCs w:val="16"/>
         </w:rPr>
-        <w:t xml:space="preserve"> 1308</w:t>
+        <w:t xml:space="preserve">1308</w:t>
       </w:r>
     </w:p>
     <w:p>
@@ -10365,18 +10406,6 @@
     </w:p>
     <w:p>
       <w:pPr>
-        <w:spacing w:after="0" w:line="240" w:lineRule="auto"/>
-        <w:ind w:left="567"/>
-        <w:jc w:val="both"/>
-        <w:rPr>
-          <w:rFonts w:ascii="Arial Narrow" w:eastAsia="Arial Narrow" w:hAnsi="Arial Narrow" w:cs="Arial Narrow"/>
-          <w:sz w:val="16"/>
-          <w:szCs w:val="16"/>
-        </w:rPr>
-      </w:pPr>
-    </w:p>
-    <w:p>
-      <w:pPr>
         <w:tabs>
           <w:tab w:val="left" w:pos="568"/>
         </w:tabs>
@@ -10419,14 +10448,22 @@
     <w:p>
       <w:pPr>
         <w:spacing w:after="0" w:line="240" w:lineRule="auto"/>
-        <w:ind w:left="567" w:hanging="567"/>
-        <w:jc w:val="both"/>
-        <w:rPr>
-          <w:rFonts w:ascii="Arial Narrow" w:eastAsia="Arial Narrow" w:hAnsi="Arial Narrow" w:cs="Arial Narrow"/>
-          <w:sz w:val="16"/>
-          <w:szCs w:val="16"/>
-        </w:rPr>
-      </w:pPr>
+        <w:ind w:left="1134" w:hanging="567"/>
+        <w:jc w:val="both"/>
+        <w:rPr>
+          <w:rFonts w:ascii="Arial Narrow" w:eastAsia="Arial Narrow" w:hAnsi="Arial Narrow" w:cs="Arial Narrow"/>
+          <w:sz w:val="16"/>
+          <w:szCs w:val="16"/>
+        </w:rPr>
+      </w:pPr>
+      <w:r>
+        <w:rPr>
+          <w:rFonts w:ascii="Arial Narrow" w:eastAsia="Arial Narrow" w:hAnsi="Arial Narrow" w:cs="Arial Narrow"/>
+          <w:sz w:val="16"/>
+          <w:szCs w:val="16"/>
+        </w:rPr>
+        <w:t>115.3 Las medidas correctivas reparadoras pueden solicitarse en cualquier momento hasta antes de la notificación de cargo al proveedor, sin perjuicio de la facultad de secretaría técnica de la comisión de requerir al consumidor que precise la medida correctiva materia de solicitud. El consumidor puede variar su solicitud de medida correctiva hasta antes de la decisión de primera instancia, en cuyo caso se confiere traslado al proveedor para que formule su descargo.</w:t>
+      </w:r>
     </w:p>
     <w:p>
       <w:pPr>
@@ -10445,7 +10482,7 @@
           <w:sz w:val="16"/>
           <w:szCs w:val="16"/>
         </w:rPr>
-        <w:t>115.3 Las medidas correctivas reparadoras pueden solicitarse en cualquier momento hasta antes de la notificación de cargo al proveedor, sin perjuicio de la facultad de secretaría técnica de la comisión de requerir al consumidor que precise la medida correctiva materia de solicitud. El consumidor puede variar su solicitud de medida correctiva hasta antes de la decisión de primera instancia, en cuyo caso se confiere traslado al proveedor para que formule su descargo.</w:t>
+        <w:t>115.4 Corresponde al consumidor que solicita el dictado de la medida correctiva reparadora probar las consecuencias patrimoniales directas e inmediatas causadas por la comisión de la infracción administrativa.</w:t>
       </w:r>
     </w:p>
     <w:p>
@@ -10459,6 +10496,14 @@
           <w:szCs w:val="16"/>
         </w:rPr>
       </w:pPr>
+      <w:r>
+        <w:rPr>
+          <w:rFonts w:ascii="Arial Narrow" w:eastAsia="Arial Narrow" w:hAnsi="Arial Narrow" w:cs="Arial Narrow"/>
+          <w:sz w:val="16"/>
+          <w:szCs w:val="16"/>
+        </w:rPr>
+        <w:t>115.5 Los bienes o montos objeto de medidas correctivas reparadoras son entregados por el proveedor directamente al consumidor que los reclama, salvo mandato distinto contenido en la resolución. Aquellos bienes o montos materia de una medida correctiva reparadora, que por algún motivo se encuentran en posesión del Indecopi y deban ser entregados a los consumidores beneficiados, son puestos a disposición de estos.</w:t>
+      </w:r>
     </w:p>
     <w:p>
       <w:pPr>
@@ -10477,7 +10522,7 @@
           <w:sz w:val="16"/>
           <w:szCs w:val="16"/>
         </w:rPr>
-        <w:t>115.4 Corresponde al consumidor que solicita el dictado de la medida correctiva reparadora probar las consecuencias patrimoniales directas e inmediatas causadas por la comisión de la infracción administrativa.</w:t>
+        <w:t>115.6 El extremo de la resolución final que ordena el cumplimiento de una medida correctiva reparadora a favor del consumidor constituye título ejecutivo conforme con lo dispuesto en el artículo 688 del Código Procesal Civil, una vez que quedan consentidas o causan estado en la vía administrativa. La legitimidad para obrar en los procesos civiles de ejecución corresponde a los consumidores beneficiados con la medida correctiva reparadora.</w:t>
       </w:r>
     </w:p>
     <w:p>
@@ -10491,82 +10536,6 @@
           <w:szCs w:val="16"/>
         </w:rPr>
       </w:pPr>
-    </w:p>
-    <w:p>
-      <w:pPr>
-        <w:spacing w:after="0" w:line="240" w:lineRule="auto"/>
-        <w:ind w:left="1134" w:hanging="567"/>
-        <w:jc w:val="both"/>
-        <w:rPr>
-          <w:rFonts w:ascii="Arial Narrow" w:eastAsia="Arial Narrow" w:hAnsi="Arial Narrow" w:cs="Arial Narrow"/>
-          <w:sz w:val="16"/>
-          <w:szCs w:val="16"/>
-        </w:rPr>
-      </w:pPr>
-      <w:r>
-        <w:rPr>
-          <w:rFonts w:ascii="Arial Narrow" w:eastAsia="Arial Narrow" w:hAnsi="Arial Narrow" w:cs="Arial Narrow"/>
-          <w:sz w:val="16"/>
-          <w:szCs w:val="16"/>
-        </w:rPr>
-        <w:t>115.5 Los bienes o montos objeto de medidas correctivas reparadoras son entregados por el proveedor directamente al consumidor que los reclama, salvo mandato distinto contenido en la resolución. Aquellos bienes o montos materia de una medida correctiva reparadora, que por algún motivo se encuentran en posesión del Indecopi y deban ser entregados a los consumidores beneficiados, son puestos a disposición de estos.</w:t>
-      </w:r>
-    </w:p>
-    <w:p>
-      <w:pPr>
-        <w:spacing w:after="0" w:line="240" w:lineRule="auto"/>
-        <w:ind w:left="1134" w:hanging="567"/>
-        <w:jc w:val="both"/>
-        <w:rPr>
-          <w:rFonts w:ascii="Arial Narrow" w:eastAsia="Arial Narrow" w:hAnsi="Arial Narrow" w:cs="Arial Narrow"/>
-          <w:sz w:val="16"/>
-          <w:szCs w:val="16"/>
-        </w:rPr>
-      </w:pPr>
-    </w:p>
-    <w:p>
-      <w:pPr>
-        <w:spacing w:after="0" w:line="240" w:lineRule="auto"/>
-        <w:ind w:left="1134" w:hanging="567"/>
-        <w:jc w:val="both"/>
-        <w:rPr>
-          <w:rFonts w:ascii="Arial Narrow" w:eastAsia="Arial Narrow" w:hAnsi="Arial Narrow" w:cs="Arial Narrow"/>
-          <w:sz w:val="16"/>
-          <w:szCs w:val="16"/>
-        </w:rPr>
-      </w:pPr>
-      <w:r>
-        <w:rPr>
-          <w:rFonts w:ascii="Arial Narrow" w:eastAsia="Arial Narrow" w:hAnsi="Arial Narrow" w:cs="Arial Narrow"/>
-          <w:sz w:val="16"/>
-          <w:szCs w:val="16"/>
-        </w:rPr>
-        <w:t>115.6 El extremo de la resolución final que ordena el cumplimiento de una medida correctiva reparadora a favor del consumidor constituye título ejecutivo conforme con lo dispuesto en el artículo 688 del Código Procesal Civil, una vez que quedan consentidas o causan estado en la vía administrativa. La legitimidad para obrar en los procesos civiles de ejecución corresponde a los consumidores beneficiados con la medida correctiva reparadora.</w:t>
-      </w:r>
-    </w:p>
-    <w:p>
-      <w:pPr>
-        <w:spacing w:after="0" w:line="240" w:lineRule="auto"/>
-        <w:ind w:left="1134" w:hanging="567"/>
-        <w:jc w:val="both"/>
-        <w:rPr>
-          <w:rFonts w:ascii="Arial Narrow" w:eastAsia="Arial Narrow" w:hAnsi="Arial Narrow" w:cs="Arial Narrow"/>
-          <w:sz w:val="16"/>
-          <w:szCs w:val="16"/>
-        </w:rPr>
-      </w:pPr>
-    </w:p>
-    <w:p>
-      <w:pPr>
-        <w:spacing w:after="0" w:line="240" w:lineRule="auto"/>
-        <w:ind w:left="1134" w:hanging="567"/>
-        <w:jc w:val="both"/>
-        <w:rPr>
-          <w:rFonts w:ascii="Arial Narrow" w:eastAsia="Arial Narrow" w:hAnsi="Arial Narrow" w:cs="Arial Narrow"/>
-          <w:sz w:val="16"/>
-          <w:szCs w:val="16"/>
-        </w:rPr>
-      </w:pPr>
       <w:r>
         <w:rPr>
           <w:rFonts w:ascii="Arial Narrow" w:eastAsia="Arial Narrow" w:hAnsi="Arial Narrow" w:cs="Arial Narrow"/>
@@ -10584,18 +10553,6 @@
         <w:tab/>
         <w:t>Las medidas correctivas reparadoras como mandatos dirigidos a resarcir las consecuencias patrimoniales directas e inmediatas originadas por la infracción buscan corregir la conducta infractora y no tienen naturaleza indemnizatoria; son dictadas sin perjuicio de la indemnización por los daños y perjuicios que el consumidor puede solicitar en la vía judicial o arbitral correspondiente. No obstante, se descuenta de la indemnización patrimonial aquella satisfacción patrimonial deducible que el consumidor haya recibido a consecuencia del dictado de una medida correctiva reparadora en sede administrativa.</w:t>
       </w:r>
-    </w:p>
-    <w:p>
-      <w:pPr>
-        <w:spacing w:after="0" w:line="240" w:lineRule="auto"/>
-        <w:ind w:left="567"/>
-        <w:jc w:val="both"/>
-        <w:rPr>
-          <w:rFonts w:ascii="Arial Narrow" w:eastAsia="Arial Narrow" w:hAnsi="Arial Narrow" w:cs="Arial Narrow"/>
-          <w:sz w:val="16"/>
-          <w:szCs w:val="16"/>
-        </w:rPr>
-      </w:pPr>
     </w:p>
     <w:p>
       <w:pPr>
@@ -10998,6 +10955,9 @@
     <w:p>
       <w:pPr>
         <w:pStyle w:val="Textonotapie"/>
+        <w:tabs>
+          <w:tab w:val="left" w:pos="567"/>
+        </w:tabs>
         <w:ind w:left="567" w:hanging="567"/>
         <w:jc w:val="both"/>
         <w:rPr>
@@ -11023,7 +10983,8 @@
           <w:sz w:val="16"/>
           <w:szCs w:val="16"/>
         </w:rPr>
-        <w:t xml:space="preserve"> </w:t>
+        <w:tab/>
+        <w:t xml:space="preserve"/>
       </w:r>
       <w:r>
         <w:rPr>
@@ -11186,6 +11147,162 @@
     </w:p>
   </w:footnote>
   <w:footnote w:id="15">
+    <w:p>
+      <w:pPr>
+        <w:autoSpaceDE w:val="0"/>
+        <w:autoSpaceDN w:val="0"/>
+        <w:adjustRightInd w:val="0"/>
+        <w:tabs>
+          <w:tab w:val="left" w:pos="567"/>
+        </w:tabs>
+        <w:spacing w:after="0" w:line="240" w:lineRule="auto"/>
+        <w:ind w:left="567" w:hanging="567"/>
+        <w:jc w:val="both"/>
+        <w:rPr>
+          <w:rFonts w:ascii="Arial Narrow" w:eastAsia="Arial Narrow" w:hAnsi="Arial Narrow" w:cs="Arial Narrow"/>
+          <w:b/>
+          <w:bCs/>
+          <w:sz w:val="16"/>
+          <w:szCs w:val="16"/>
+        </w:rPr>
+      </w:pPr>
+      <w:r>
+        <w:rPr>
+          <w:rStyle w:val="Refdenotaalpie"/>
+          <w:rFonts w:ascii="Arial Narrow" w:eastAsia="Arial Narrow" w:hAnsi="Arial Narrow" w:cs="Arial Narrow"/>
+          <w:b/>
+          <w:bCs/>
+          <w:sz w:val="16"/>
+          <w:szCs w:val="16"/>
+          <w:vertAlign w:val="superscript"/>
+        </w:rPr>
+        <w:footnoteRef/>
+      </w:r>
+      <w:r>
+        <w:rPr>
+          <w:rFonts w:ascii="Arial Narrow" w:eastAsia="Arial Narrow" w:hAnsi="Arial Narrow" w:cs="Arial Narrow"/>
+          <w:b/>
+          <w:bCs/>
+          <w:sz w:val="16"/>
+          <w:szCs w:val="16"/>
+        </w:rPr>
+        <w:tab/>
+        <w:t xml:space="preserve"/>
+      </w:r>
+      <w:r>
+        <w:rPr>
+          <w:rFonts w:ascii="Arial Narrow" w:eastAsia="Arial Narrow" w:hAnsi="Arial Narrow" w:cs="Arial Narrow"/>
+          <w:b/>
+          <w:bCs/>
+          <w:sz w:val="16"/>
+          <w:szCs w:val="16"/>
+        </w:rPr>
+        <w:tab/>
+        <w:t xml:space="preserve">DECRETO LEGISLATIVO </w:t>
+      </w:r>
+      <w:proofErr w:type="spellStart"/>
+      <w:r>
+        <w:rPr>
+          <w:rFonts w:ascii="Arial Narrow" w:eastAsia="Arial Narrow" w:hAnsi="Arial Narrow" w:cs="Arial Narrow"/>
+          <w:b/>
+          <w:bCs/>
+          <w:sz w:val="16"/>
+          <w:szCs w:val="16"/>
+        </w:rPr>
+        <w:t/>
+      </w:r>
+      <w:proofErr w:type="spellEnd"/>
+      <w:r>
+        <w:rPr>
+          <w:rFonts w:ascii="Arial Narrow" w:eastAsia="Arial Narrow" w:hAnsi="Arial Narrow" w:cs="Arial Narrow"/>
+          <w:b/>
+          <w:bCs/>
+          <w:sz w:val="16"/>
+          <w:szCs w:val="16"/>
+        </w:rPr>
+        <w:t xml:space="preserve">807, LEY SOBRE FACULTADES, NORMAS Y ORGANIZACIÓN DEL INDECOPI FACULTADES DE LAS COMISIONES Y OFICINAS DEL INDECOPI.</w:t>
+      </w:r>
+    </w:p>
+    <w:p>
+      <w:pPr>
+        <w:pStyle w:val="NormalWeb"/>
+        <w:spacing w:after="0" w:line="240" w:lineRule="auto"/>
+        <w:ind w:left="567"/>
+        <w:jc w:val="both"/>
+        <w:rPr>
+          <w:rFonts w:ascii="Arial Narrow" w:eastAsia="Arial Narrow" w:hAnsi="Arial Narrow" w:cs="Arial Narrow"/>
+          <w:sz w:val="16"/>
+          <w:szCs w:val="16"/>
+        </w:rPr>
+      </w:pPr>
+      <w:r>
+        <w:rPr>
+          <w:rFonts w:ascii="Arial Narrow" w:eastAsia="Arial Narrow" w:hAnsi="Arial Narrow" w:cs="Arial Narrow"/>
+          <w:b/>
+          <w:sz w:val="16"/>
+          <w:szCs w:val="16"/>
+        </w:rPr>
+        <w:t xml:space="preserve">Artículo 29.- </w:t>
+      </w:r>
+      <w:r>
+        <w:rPr>
+          <w:rFonts w:ascii="Arial Narrow" w:eastAsia="Arial Narrow" w:hAnsi="Arial Narrow" w:cs="Arial Narrow"/>
+          <w:bCs/>
+          <w:sz w:val="16"/>
+          <w:szCs w:val="16"/>
+        </w:rPr>
+        <w:t xml:space="preserve">En cualquier estado del procedimiento, e incluso antes de admitirse a trámite la denuncia, el </w:t>
+      </w:r>
+      <w:proofErr w:type="gramStart"/>
+      <w:r>
+        <w:rPr>
+          <w:rFonts w:ascii="Arial Narrow" w:eastAsia="Arial Narrow" w:hAnsi="Arial Narrow" w:cs="Arial Narrow"/>
+          <w:bCs/>
+          <w:sz w:val="16"/>
+          <w:szCs w:val="16"/>
+        </w:rPr>
+        <w:t>Secretario Técnico</w:t>
+      </w:r>
+      <w:proofErr w:type="gramEnd"/>
+      <w:r>
+        <w:rPr>
+          <w:rFonts w:ascii="Arial Narrow" w:eastAsia="Arial Narrow" w:hAnsi="Arial Narrow" w:cs="Arial Narrow"/>
+          <w:bCs/>
+          <w:sz w:val="16"/>
+          <w:szCs w:val="16"/>
+        </w:rPr>
+        <w:t xml:space="preserve"> podrá citar a las partes a audiencia de conciliación. La audiencia se desarrollará ante el </w:t>
+      </w:r>
+      <w:proofErr w:type="gramStart"/>
+      <w:r>
+        <w:rPr>
+          <w:rFonts w:ascii="Arial Narrow" w:eastAsia="Arial Narrow" w:hAnsi="Arial Narrow" w:cs="Arial Narrow"/>
+          <w:bCs/>
+          <w:sz w:val="16"/>
+          <w:szCs w:val="16"/>
+        </w:rPr>
+        <w:t>Secretario Técnico</w:t>
+      </w:r>
+      <w:proofErr w:type="gramEnd"/>
+      <w:r>
+        <w:rPr>
+          <w:rFonts w:ascii="Arial Narrow" w:eastAsia="Arial Narrow" w:hAnsi="Arial Narrow" w:cs="Arial Narrow"/>
+          <w:bCs/>
+          <w:sz w:val="16"/>
+          <w:szCs w:val="16"/>
+        </w:rPr>
+        <w:t xml:space="preserve"> o ante la persona que este designe. Si ambas partes </w:t>
+      </w:r>
+      <w:r>
+        <w:rPr>
+          <w:rFonts w:ascii="Arial Narrow" w:eastAsia="Arial Narrow" w:hAnsi="Arial Narrow" w:cs="Arial Narrow"/>
+          <w:bCs/>
+          <w:sz w:val="16"/>
+          <w:szCs w:val="16"/>
+        </w:rPr>
+        <w:t>arribaran a un acuerdo respecto de la denuncia, se levantará un acta donde conste el acuerdo respectivo, el mismo que tendrá efectos de transacción extrajudicial. En cualquier caso, la Comisión podrá continuar de oficio el procedimiento, si del análisis de los hechos denunciados considera que podría estarse afectando intereses de terceros.</w:t>
+      </w:r>
+    </w:p>
     <w:p>
       <w:pPr>
         <w:autoSpaceDE w:val="0"/>
@@ -11202,164 +11319,15 @@
           <w:szCs w:val="16"/>
         </w:rPr>
       </w:pPr>
-      <w:r>
-        <w:rPr>
-          <w:rStyle w:val="Refdenotaalpie"/>
-          <w:rFonts w:ascii="Arial Narrow" w:eastAsia="Arial Narrow" w:hAnsi="Arial Narrow" w:cs="Arial Narrow"/>
-          <w:b/>
-          <w:bCs/>
-          <w:sz w:val="16"/>
-          <w:szCs w:val="16"/>
-          <w:vertAlign w:val="superscript"/>
-        </w:rPr>
-        <w:footnoteRef/>
-      </w:r>
-      <w:r>
-        <w:rPr>
-          <w:rFonts w:ascii="Arial Narrow" w:eastAsia="Arial Narrow" w:hAnsi="Arial Narrow" w:cs="Arial Narrow"/>
-          <w:b/>
-          <w:bCs/>
-          <w:sz w:val="16"/>
-          <w:szCs w:val="16"/>
-        </w:rPr>
-        <w:t xml:space="preserve"> </w:t>
-      </w:r>
-      <w:r>
-        <w:rPr>
-          <w:rFonts w:ascii="Arial Narrow" w:eastAsia="Arial Narrow" w:hAnsi="Arial Narrow" w:cs="Arial Narrow"/>
-          <w:b/>
-          <w:bCs/>
-          <w:sz w:val="16"/>
-          <w:szCs w:val="16"/>
-        </w:rPr>
-        <w:tab/>
-        <w:t xml:space="preserve">DECRETO LEGISLATIVO </w:t>
-      </w:r>
-      <w:proofErr w:type="spellStart"/>
-      <w:r>
-        <w:rPr>
-          <w:rFonts w:ascii="Arial Narrow" w:eastAsia="Arial Narrow" w:hAnsi="Arial Narrow" w:cs="Arial Narrow"/>
-          <w:b/>
-          <w:bCs/>
-          <w:sz w:val="16"/>
-          <w:szCs w:val="16"/>
-        </w:rPr>
-        <w:t/>
-      </w:r>
-      <w:proofErr w:type="spellEnd"/>
-      <w:r>
-        <w:rPr>
-          <w:rFonts w:ascii="Arial Narrow" w:eastAsia="Arial Narrow" w:hAnsi="Arial Narrow" w:cs="Arial Narrow"/>
-          <w:b/>
-          <w:bCs/>
-          <w:sz w:val="16"/>
-          <w:szCs w:val="16"/>
-        </w:rPr>
-        <w:t xml:space="preserve"> 807, LEY SOBRE FACULTADES, NORMAS Y ORGANIZACIÓN DEL INDECOPI FACULTADES DE LAS COMISIONES Y OFICINAS DEL INDECOPI.</w:t>
-      </w:r>
-    </w:p>
-    <w:p>
-      <w:pPr>
-        <w:pStyle w:val="NormalWeb"/>
-        <w:spacing w:after="0" w:line="240" w:lineRule="auto"/>
-        <w:ind w:left="567"/>
-        <w:jc w:val="both"/>
-        <w:rPr>
-          <w:rFonts w:ascii="Arial Narrow" w:eastAsia="Arial Narrow" w:hAnsi="Arial Narrow" w:cs="Arial Narrow"/>
-          <w:sz w:val="16"/>
-          <w:szCs w:val="16"/>
-        </w:rPr>
-      </w:pPr>
-      <w:r>
-        <w:rPr>
-          <w:rFonts w:ascii="Arial Narrow" w:eastAsia="Arial Narrow" w:hAnsi="Arial Narrow" w:cs="Arial Narrow"/>
-          <w:b/>
-          <w:sz w:val="16"/>
-          <w:szCs w:val="16"/>
-        </w:rPr>
-        <w:t xml:space="preserve">Artículo 29.- </w:t>
-      </w:r>
-      <w:r>
-        <w:rPr>
-          <w:rFonts w:ascii="Arial Narrow" w:eastAsia="Arial Narrow" w:hAnsi="Arial Narrow" w:cs="Arial Narrow"/>
-          <w:bCs/>
-          <w:sz w:val="16"/>
-          <w:szCs w:val="16"/>
-        </w:rPr>
-        <w:t xml:space="preserve">En cualquier estado del procedimiento, e incluso antes de admitirse a trámite la denuncia, el </w:t>
-      </w:r>
-      <w:proofErr w:type="gramStart"/>
-      <w:r>
-        <w:rPr>
-          <w:rFonts w:ascii="Arial Narrow" w:eastAsia="Arial Narrow" w:hAnsi="Arial Narrow" w:cs="Arial Narrow"/>
-          <w:bCs/>
-          <w:sz w:val="16"/>
-          <w:szCs w:val="16"/>
-        </w:rPr>
-        <w:t>Secretario Técnico</w:t>
-      </w:r>
-      <w:proofErr w:type="gramEnd"/>
-      <w:r>
-        <w:rPr>
-          <w:rFonts w:ascii="Arial Narrow" w:eastAsia="Arial Narrow" w:hAnsi="Arial Narrow" w:cs="Arial Narrow"/>
-          <w:bCs/>
-          <w:sz w:val="16"/>
-          <w:szCs w:val="16"/>
-        </w:rPr>
-        <w:t xml:space="preserve"> podrá citar a las partes a audiencia de conciliación. La audiencia se desarrollará ante el </w:t>
-      </w:r>
-      <w:proofErr w:type="gramStart"/>
-      <w:r>
-        <w:rPr>
-          <w:rFonts w:ascii="Arial Narrow" w:eastAsia="Arial Narrow" w:hAnsi="Arial Narrow" w:cs="Arial Narrow"/>
-          <w:bCs/>
-          <w:sz w:val="16"/>
-          <w:szCs w:val="16"/>
-        </w:rPr>
-        <w:t>Secretario Técnico</w:t>
-      </w:r>
-      <w:proofErr w:type="gramEnd"/>
-      <w:r>
-        <w:rPr>
-          <w:rFonts w:ascii="Arial Narrow" w:eastAsia="Arial Narrow" w:hAnsi="Arial Narrow" w:cs="Arial Narrow"/>
-          <w:bCs/>
-          <w:sz w:val="16"/>
-          <w:szCs w:val="16"/>
-        </w:rPr>
-        <w:t xml:space="preserve"> o ante la persona que este designe. Si ambas partes </w:t>
-      </w:r>
-      <w:r>
-        <w:rPr>
-          <w:rFonts w:ascii="Arial Narrow" w:eastAsia="Arial Narrow" w:hAnsi="Arial Narrow" w:cs="Arial Narrow"/>
-          <w:bCs/>
-          <w:sz w:val="16"/>
-          <w:szCs w:val="16"/>
-        </w:rPr>
-        <w:t>arribaran a un acuerdo respecto de la denuncia, se levantará un acta donde conste el acuerdo respectivo, el mismo que tendrá efectos de transacción extrajudicial. En cualquier caso, la Comisión podrá continuar de oficio el procedimiento, si del análisis de los hechos denunciados considera que podría estarse afectando intereses de terceros.</w:t>
-      </w:r>
-    </w:p>
-    <w:p>
-      <w:pPr>
-        <w:autoSpaceDE w:val="0"/>
-        <w:autoSpaceDN w:val="0"/>
-        <w:adjustRightInd w:val="0"/>
-        <w:spacing w:after="0" w:line="240" w:lineRule="auto"/>
-        <w:ind w:left="567" w:hanging="567"/>
-        <w:jc w:val="both"/>
-        <w:rPr>
-          <w:rFonts w:ascii="Arial Narrow" w:eastAsia="Arial Narrow" w:hAnsi="Arial Narrow" w:cs="Arial Narrow"/>
-          <w:b/>
-          <w:bCs/>
-          <w:sz w:val="16"/>
-          <w:szCs w:val="16"/>
-        </w:rPr>
-      </w:pPr>
     </w:p>
   </w:footnote>
   <w:footnote w:id="16">
     <w:p>
       <w:pPr>
         <w:pStyle w:val="Textonotapie"/>
+        <w:tabs>
+          <w:tab w:val="left" w:pos="567"/>
+        </w:tabs>
         <w:ind w:left="567" w:hanging="567"/>
         <w:jc w:val="both"/>
         <w:rPr>
@@ -11384,15 +11352,16 @@
           <w:sz w:val="16"/>
           <w:szCs w:val="16"/>
         </w:rPr>
-        <w:t xml:space="preserve"> </w:t>
-      </w:r>
-      <w:r>
-        <w:rPr>
-          <w:rFonts w:ascii="Arial Narrow" w:eastAsia="Arial Narrow" w:hAnsi="Arial Narrow" w:cs="Arial Narrow"/>
-          <w:sz w:val="16"/>
-          <w:szCs w:val="16"/>
-        </w:rPr>
         <w:tab/>
+        <w:t xml:space="preserve"/>
+      </w:r>
+      <w:r>
+        <w:rPr>
+          <w:rFonts w:ascii="Arial Narrow" w:eastAsia="Arial Narrow" w:hAnsi="Arial Narrow" w:cs="Arial Narrow"/>
+          <w:sz w:val="16"/>
+          <w:szCs w:val="16"/>
+        </w:rPr>
+        <w:tab/>
       </w:r>
       <w:r>
         <w:rPr>
@@ -11421,7 +11390,7 @@
           <w:sz w:val="16"/>
           <w:szCs w:val="16"/>
         </w:rPr>
-        <w:t xml:space="preserve"> 006-2026-JUS y publicado el 30 de abril de 2026</w:t>
+        <w:t xml:space="preserve">006-2026-JUS y publicado el 30 de abril de 2026</w:t>
       </w:r>
     </w:p>
     <w:p>
@@ -11532,218 +11501,6 @@
         <w:jc w:val="both"/>
         <w:rPr>
           <w:rFonts w:ascii="Arial Narrow" w:eastAsia="Arial Narrow" w:hAnsi="Arial Narrow" w:cs="Arial Narrow"/>
-          <w:sz w:val="16"/>
-          <w:szCs w:val="16"/>
-        </w:rPr>
-      </w:pPr>
-    </w:p>
-  </w:footnote>
-  <w:footnote w:type="continuationNotice" w:id="1">
-    <w:p>
-      <w:pPr>
-        <w:spacing w:after="0" w:line="240" w:lineRule="auto"/>
-      </w:pPr>
-    </w:p>
-  </w:footnote>
-  <w:footnote w:id="11">
-    <w:p>
-      <w:pPr>
-        <w:pStyle w:val="Textonotapie"/>
-        <w:jc w:val="both"/>
-        <w:rPr>
-          <w:rFonts w:ascii="Arial Narrow" w:eastAsia="Arial Narrow" w:hAnsi="Arial Narrow" w:cs="Arial Narrow"/>
-          <w:b/>
-          <w:bCs/>
-          <w:sz w:val="16"/>
-          <w:szCs w:val="16"/>
-        </w:rPr>
-      </w:pPr>
-      <w:r>
-        <w:rPr>
-          <w:rStyle w:val="Refdenotaalpie"/>
-          <w:rFonts w:ascii="Arial Narrow" w:eastAsia="Arial Narrow" w:hAnsi="Arial Narrow" w:cs="Arial Narrow"/>
-          <w:sz w:val="16"/>
-          <w:szCs w:val="16"/>
-          <w:vertAlign w:val="superscript"/>
-        </w:rPr>
-        <w:footnoteRef/>
-      </w:r>
-      <w:r>
-        <w:rPr>
-          <w:rFonts w:ascii="Arial Narrow" w:eastAsia="Arial Narrow" w:hAnsi="Arial Narrow" w:cs="Arial Narrow"/>
-          <w:b/>
-          <w:bCs/>
-          <w:sz w:val="16"/>
-          <w:szCs w:val="16"/>
-        </w:rPr>
-        <w:t xml:space="preserve"> </w:t>
-      </w:r>
-      <w:r>
-        <w:rPr>
-          <w:rFonts w:ascii="Arial Narrow" w:eastAsia="Arial Narrow" w:hAnsi="Arial Narrow" w:cs="Arial Narrow"/>
-          <w:sz w:val="16"/>
-          <w:szCs w:val="16"/>
-        </w:rPr>
-        <w:t xml:space="preserve"> </w:t>
-      </w:r>
-      <w:r>
-        <w:rPr>
-          <w:rFonts w:ascii="Arial Narrow" w:eastAsia="Arial Narrow" w:hAnsi="Arial Narrow" w:cs="Arial Narrow"/>
-          <w:sz w:val="16"/>
-          <w:szCs w:val="16"/>
-        </w:rPr>
-        <w:t xml:space="preserve"> </w:t>
-      </w:r>
-      <w:r>
-        <w:rPr>
-          <w:rFonts w:ascii="Arial Narrow" w:eastAsia="Arial Narrow" w:hAnsi="Arial Narrow" w:cs="Arial Narrow"/>
-          <w:b/>
-          <w:bCs/>
-          <w:sz w:val="16"/>
-          <w:szCs w:val="16"/>
-        </w:rPr>
-        <w:t xml:space="preserve">TEXTO ÚNICO ORDENADO DE LA LEY </w:t>
-      </w:r>
-      <w:proofErr w:type="spellStart"/>
-      <w:r>
-        <w:rPr>
-          <w:rFonts w:ascii="Arial Narrow" w:eastAsia="Arial Narrow" w:hAnsi="Arial Narrow" w:cs="Arial Narrow"/>
-          <w:b/>
-          <w:bCs/>
-          <w:sz w:val="16"/>
-          <w:szCs w:val="16"/>
-        </w:rPr>
-        <w:t/>
-      </w:r>
-      <w:proofErr w:type="spellEnd"/>
-      <w:r>
-        <w:rPr>
-          <w:rFonts w:ascii="Arial Narrow" w:eastAsia="Arial Narrow" w:hAnsi="Arial Narrow" w:cs="Arial Narrow"/>
-          <w:b/>
-          <w:bCs/>
-          <w:sz w:val="16"/>
-          <w:szCs w:val="16"/>
-        </w:rPr>
-        <w:t xml:space="preserve"> 27444, LEY DE PROCEDIMIENTO ADMINISTRATIVO GENERAL, aprobado por el</w:t>
-      </w:r>
-    </w:p>
-    <w:p>
-      <w:pPr>
-        <w:pStyle w:val="Textonotapie"/>
-        <w:jc w:val="both"/>
-        <w:rPr>
-          <w:rFonts w:ascii="Arial Narrow" w:eastAsia="Arial Narrow" w:hAnsi="Arial Narrow" w:cs="Arial Narrow"/>
-          <w:b/>
-          <w:bCs/>
-          <w:sz w:val="16"/>
-          <w:szCs w:val="16"/>
-        </w:rPr>
-      </w:pPr>
-      <w:r>
-        <w:rPr>
-          <w:rFonts w:ascii="Arial Narrow" w:eastAsia="Arial Narrow" w:hAnsi="Arial Narrow" w:cs="Arial Narrow"/>
-          <w:b/>
-          <w:bCs/>
-          <w:sz w:val="16"/>
-          <w:szCs w:val="16"/>
-        </w:rPr>
-        <w:t xml:space="preserve"> Decreto Supremo </w:t>
-      </w:r>
-      <w:proofErr w:type="spellStart"/>
-      <w:r>
-        <w:rPr>
-          <w:rFonts w:ascii="Arial Narrow" w:eastAsia="Arial Narrow" w:hAnsi="Arial Narrow" w:cs="Arial Narrow"/>
-          <w:b/>
-          <w:bCs/>
-          <w:sz w:val="16"/>
-          <w:szCs w:val="16"/>
-        </w:rPr>
-        <w:t/>
-      </w:r>
-      <w:proofErr w:type="spellEnd"/>
-      <w:r>
-        <w:rPr>
-          <w:rFonts w:ascii="Arial Narrow" w:eastAsia="Arial Narrow" w:hAnsi="Arial Narrow" w:cs="Arial Narrow"/>
-          <w:b/>
-          <w:bCs/>
-          <w:sz w:val="16"/>
-          <w:szCs w:val="16"/>
-        </w:rPr>
-        <w:t xml:space="preserve"> 006-2026-JUS</w:t>
-      </w:r>
-    </w:p>
-    <w:p>
-      <w:pPr>
-        <w:pStyle w:val="Textonotapie"/>
-        <w:ind w:firstLine="567"/>
-        <w:jc w:val="both"/>
-        <w:rPr>
-          <w:rFonts w:ascii="Arial Narrow" w:eastAsia="Arial Narrow" w:hAnsi="Arial Narrow" w:cs="Arial Narrow"/>
-          <w:b/>
-          <w:bCs/>
-          <w:sz w:val="16"/>
-          <w:szCs w:val="16"/>
-        </w:rPr>
-      </w:pPr>
-      <w:r>
-        <w:rPr>
-          <w:rFonts w:ascii="Arial Narrow" w:eastAsia="Arial Narrow" w:hAnsi="Arial Narrow" w:cs="Arial Narrow"/>
-          <w:b/>
-          <w:bCs/>
-          <w:sz w:val="16"/>
-          <w:szCs w:val="16"/>
-        </w:rPr>
-        <w:t>233.- Contestación de la reclamación</w:t>
-      </w:r>
-    </w:p>
-    <w:p>
-      <w:pPr>
-        <w:pStyle w:val="Textonotapie"/>
-        <w:ind w:firstLine="567"/>
-        <w:jc w:val="both"/>
-        <w:rPr>
-          <w:rFonts w:ascii="Arial Narrow" w:eastAsia="Arial Narrow" w:hAnsi="Arial Narrow" w:cs="Arial Narrow"/>
-          <w:sz w:val="16"/>
-          <w:szCs w:val="16"/>
-        </w:rPr>
-      </w:pPr>
-      <w:r>
-        <w:rPr>
-          <w:rFonts w:ascii="Arial Narrow" w:eastAsia="Arial Narrow" w:hAnsi="Arial Narrow" w:cs="Arial Narrow"/>
-          <w:sz w:val="16"/>
-          <w:szCs w:val="16"/>
-        </w:rPr>
-        <w:t>233.1 “(…) Las alegaciones y los hechos relevantes de la reclamación, salvo que hayan sido específicamente negadas en la contestación,</w:t>
-      </w:r>
-    </w:p>
-    <w:p>
-      <w:pPr>
-        <w:pStyle w:val="Textonotapie"/>
-        <w:ind w:firstLine="567"/>
-        <w:jc w:val="both"/>
-        <w:rPr>
-          <w:rFonts w:ascii="Arial Narrow" w:eastAsia="Arial Narrow" w:hAnsi="Arial Narrow" w:cs="Arial Narrow"/>
-          <w:sz w:val="16"/>
-          <w:szCs w:val="16"/>
-        </w:rPr>
-      </w:pPr>
-      <w:r>
-        <w:rPr>
-          <w:rFonts w:ascii="Arial Narrow" w:eastAsia="Arial Narrow" w:hAnsi="Arial Narrow" w:cs="Arial Narrow"/>
-          <w:sz w:val="16"/>
-          <w:szCs w:val="16"/>
-        </w:rPr>
-        <w:t>se tendrán por aceptadas o merituadas como ciertas”.</w:t>
-      </w:r>
-    </w:p>
-    <w:p>
-      <w:pPr>
-        <w:pStyle w:val="Textonotapie"/>
-        <w:jc w:val="both"/>
-        <w:rPr>
-          <w:rFonts w:ascii="Arial Narrow" w:eastAsia="Arial Narrow" w:hAnsi="Arial Narrow" w:cs="Arial Narrow"/>
-          <w:b/>
-          <w:bCs/>
           <w:sz w:val="16"/>
           <w:szCs w:val="16"/>
         </w:rPr>

--- a/plantillas_maestras/14_seguro_desempleo/materia_general_asegurativa/2_ddos_banco_y_aseguradora/varon/TPL_2689_2025_SEGURO_DESEMPLEO_MATERIA_GENERAL_ASEGURATIVA_BANCO_VARON_R1.docx
+++ b/plantillas_maestras/14_seguro_desempleo/materia_general_asegurativa/2_ddos_banco_y_aseguradora/varon/TPL_2689_2025_SEGURO_DESEMPLEO_MATERIA_GENERAL_ASEGURATIVA_BANCO_VARON_R1.docx
@@ -675,7 +675,7 @@
     <w:p>
       <w:pPr>
         <w:pStyle w:val="Prrafodelista"/>
-        <w:spacing w:after="0" w:line="240" w:lineRule="auto"/>
+        <w:spacing w:before="0" w:after="0" w:line="240" w:lineRule="auto"/>
         <w:ind w:left="567" w:hanging="567"/>
         <w:jc w:val="both"/>
         <w:rPr>
@@ -879,7 +879,7 @@
     </w:p>
     <w:p>
       <w:pPr>
-        <w:spacing w:after="0" w:line="240" w:lineRule="auto"/>
+        <w:spacing w:before="0" w:after="0" w:line="240" w:lineRule="auto"/>
         <w:jc w:val="both"/>
         <w:rPr>
           <w:rFonts w:ascii="Arial Narrow" w:eastAsia="Arial Narrow" w:hAnsi="Arial Narrow" w:cs="Arial Narrow"/>
@@ -1044,7 +1044,7 @@
     <w:p>
       <w:pPr>
         <w:pStyle w:val="Prrafodelista"/>
-        <w:spacing w:after="0" w:line="240" w:lineRule="auto"/>
+        <w:spacing w:before="0" w:after="0" w:line="240" w:lineRule="auto"/>
         <w:ind w:left="1134"/>
         <w:jc w:val="both"/>
         <w:rPr>
@@ -1147,6 +1147,7 @@
     <w:p>
       <w:pPr>
         <w:pStyle w:val="Prrafodelista"/>
+        <w:spacing w:before="0" w:after="0" w:line="240" w:lineRule="auto"/>
         <w:rPr>
           <w:rFonts w:ascii="Arial Narrow" w:eastAsia="Arial Narrow" w:hAnsi="Arial Narrow" w:cs="Arial Narrow"/>
           <w:color w:val="000000" w:themeColor="text1"/>
@@ -1313,6 +1314,7 @@
     <w:p>
       <w:pPr>
         <w:pStyle w:val="Prrafodelista"/>
+        <w:spacing w:before="0" w:after="0" w:line="240" w:lineRule="auto"/>
         <w:rPr>
           <w:rFonts w:ascii="Arial Narrow" w:eastAsia="Arial Narrow" w:hAnsi="Arial Narrow" w:cs="Arial Narrow"/>
           <w:color w:val="000000" w:themeColor="text1"/>
@@ -1405,6 +1407,7 @@
     <w:p>
       <w:pPr>
         <w:pStyle w:val="Prrafodelista"/>
+        <w:spacing w:before="0" w:after="0" w:line="240" w:lineRule="auto"/>
         <w:rPr>
           <w:rFonts w:ascii="Arial Narrow" w:eastAsia="Arial Narrow" w:hAnsi="Arial Narrow" w:cs="Arial Narrow"/>
           <w:color w:val="000000" w:themeColor="text1"/>
@@ -1443,7 +1446,7 @@
     <w:p>
       <w:pPr>
         <w:pStyle w:val="Prrafodelista"/>
-        <w:spacing w:after="0" w:line="240" w:lineRule="auto"/>
+        <w:spacing w:before="0" w:after="0" w:line="240" w:lineRule="auto"/>
         <w:ind w:left="1134"/>
         <w:jc w:val="both"/>
         <w:rPr>
@@ -1601,7 +1604,7 @@
     <w:p>
       <w:pPr>
         <w:pStyle w:val="Prrafodelista"/>
-        <w:spacing w:after="0" w:line="240" w:lineRule="auto"/>
+        <w:spacing w:before="0" w:after="0" w:line="240" w:lineRule="auto"/>
         <w:ind w:left="567"/>
         <w:jc w:val="both"/>
         <w:rPr>
@@ -1782,7 +1785,7 @@
     <w:p>
       <w:pPr>
         <w:pStyle w:val="Prrafodelista"/>
-        <w:spacing w:after="0" w:line="240" w:lineRule="auto"/>
+        <w:spacing w:before="0" w:after="0" w:line="240" w:lineRule="auto"/>
         <w:ind w:left="567"/>
         <w:jc w:val="both"/>
         <w:rPr>
@@ -1838,7 +1841,7 @@
     <w:p>
       <w:pPr>
         <w:pStyle w:val="Prrafodelista"/>
-        <w:spacing w:after="0" w:line="240" w:lineRule="auto"/>
+        <w:spacing w:before="0" w:after="0" w:line="240" w:lineRule="auto"/>
         <w:ind w:left="567"/>
         <w:jc w:val="both"/>
         <w:rPr>
@@ -2005,7 +2008,7 @@
     <w:p>
       <w:pPr>
         <w:pStyle w:val="Prrafodelista"/>
-        <w:spacing w:line="240" w:lineRule="auto"/>
+        <w:spacing w:before="0" w:after="0" w:line="240" w:lineRule="auto"/>
         <w:ind w:left="567"/>
         <w:jc w:val="both"/>
         <w:textAlignment w:val="baseline"/>
@@ -2140,6 +2143,7 @@
     <w:p>
       <w:pPr>
         <w:pStyle w:val="Prrafodelista"/>
+        <w:spacing w:before="0" w:after="0" w:line="240" w:lineRule="auto"/>
         <w:rPr>
           <w:rFonts w:ascii="Arial Narrow" w:eastAsia="Arial Narrow" w:hAnsi="Arial Narrow" w:cs="Arial Narrow"/>
           <w:color w:val="000000" w:themeColor="text1"/>
@@ -2249,6 +2253,7 @@
     <w:p>
       <w:pPr>
         <w:pStyle w:val="Prrafodelista"/>
+        <w:spacing w:before="0" w:after="0" w:line="240" w:lineRule="auto"/>
         <w:rPr>
           <w:rFonts w:ascii="Arial Narrow" w:eastAsia="Arial Narrow" w:hAnsi="Arial Narrow" w:cs="Arial Narrow"/>
           <w:color w:val="000000" w:themeColor="text1"/>
@@ -2358,6 +2363,7 @@
     <w:p>
       <w:pPr>
         <w:pStyle w:val="Prrafodelista"/>
+        <w:spacing w:before="0" w:after="0" w:line="240" w:lineRule="auto"/>
         <w:rPr>
           <w:rFonts w:ascii="Arial Narrow" w:eastAsia="Arial Narrow" w:hAnsi="Arial Narrow" w:cs="Arial Narrow"/>
           <w:color w:val="000000" w:themeColor="text1"/>
@@ -2478,6 +2484,7 @@
     <w:p>
       <w:pPr>
         <w:pStyle w:val="Prrafodelista"/>
+        <w:spacing w:before="0" w:after="0" w:line="240" w:lineRule="auto"/>
         <w:rPr>
           <w:rFonts w:ascii="Arial Narrow" w:eastAsia="Arial Narrow" w:hAnsi="Arial Narrow" w:cs="Arial Narrow"/>
           <w:sz w:val="22"/>
@@ -2569,7 +2576,7 @@
     <w:p>
       <w:pPr>
         <w:pStyle w:val="Prrafodelista"/>
-        <w:spacing w:line="240" w:lineRule="auto"/>
+        <w:spacing w:before="0" w:after="0" w:line="240" w:lineRule="auto"/>
         <w:ind w:left="567"/>
         <w:jc w:val="both"/>
         <w:textAlignment w:val="baseline"/>
@@ -2763,7 +2770,7 @@
     <w:p>
       <w:pPr>
         <w:pStyle w:val="Prrafodelista"/>
-        <w:spacing w:after="0" w:line="240" w:lineRule="auto"/>
+        <w:spacing w:before="0" w:after="0" w:line="240" w:lineRule="auto"/>
         <w:ind w:left="567"/>
         <w:jc w:val="both"/>
         <w:textAlignment w:val="baseline"/>
@@ -2851,6 +2858,7 @@
     <w:p>
       <w:pPr>
         <w:pStyle w:val="Prrafodelista"/>
+        <w:spacing w:before="0" w:after="0" w:line="240" w:lineRule="auto"/>
         <w:rPr>
           <w:rFonts w:ascii="Arial Narrow" w:eastAsia="Arial Narrow" w:hAnsi="Arial Narrow" w:cs="Arial Narrow"/>
           <w:sz w:val="22"/>
@@ -2888,7 +2896,7 @@
     <w:p>
       <w:pPr>
         <w:pStyle w:val="Prrafodelista"/>
-        <w:spacing w:after="0" w:line="240" w:lineRule="auto"/>
+        <w:spacing w:before="0" w:after="0" w:line="240" w:lineRule="auto"/>
         <w:ind w:left="567"/>
         <w:jc w:val="both"/>
         <w:rPr>
@@ -3072,7 +3080,7 @@
     <w:p>
       <w:pPr>
         <w:pStyle w:val="Prrafodelista"/>
-        <w:spacing w:after="0" w:line="240" w:lineRule="auto"/>
+        <w:spacing w:before="0" w:after="0" w:line="240" w:lineRule="auto"/>
         <w:ind w:left="360"/>
         <w:jc w:val="both"/>
         <w:rPr>
@@ -3154,7 +3162,7 @@
     <w:p>
       <w:pPr>
         <w:pStyle w:val="Prrafodelista"/>
-        <w:spacing w:after="0" w:line="240" w:lineRule="auto"/>
+        <w:spacing w:before="0" w:after="0" w:line="240" w:lineRule="auto"/>
         <w:ind w:left="360"/>
         <w:jc w:val="both"/>
         <w:textAlignment w:val="baseline"/>
@@ -3350,7 +3358,7 @@
     <w:p>
       <w:pPr>
         <w:pStyle w:val="Prrafodelista"/>
-        <w:spacing w:after="0" w:line="240" w:lineRule="auto"/>
+        <w:spacing w:before="0" w:after="0" w:line="240" w:lineRule="auto"/>
         <w:ind w:left="567"/>
         <w:jc w:val="both"/>
         <w:textAlignment w:val="baseline"/>
@@ -3392,7 +3400,7 @@
     </w:p>
     <w:p>
       <w:pPr>
-        <w:spacing w:after="0" w:line="240" w:lineRule="auto"/>
+        <w:spacing w:before="0" w:after="0" w:line="240" w:lineRule="auto"/>
         <w:ind w:left="-11"/>
         <w:jc w:val="both"/>
         <w:rPr>
@@ -3995,7 +4003,7 @@
     <w:p>
       <w:pPr>
         <w:pStyle w:val="Prrafodelista"/>
-        <w:spacing w:line="240" w:lineRule="auto"/>
+        <w:spacing w:before="0" w:after="0" w:line="240" w:lineRule="auto"/>
         <w:ind w:left="567"/>
         <w:jc w:val="both"/>
         <w:rPr>
@@ -4106,7 +4114,7 @@
     <w:p>
       <w:pPr>
         <w:pStyle w:val="Prrafodelista"/>
-        <w:spacing w:line="240" w:lineRule="auto"/>
+        <w:spacing w:before="0" w:after="0" w:line="240" w:lineRule="auto"/>
         <w:ind w:left="567"/>
         <w:jc w:val="both"/>
         <w:rPr>
@@ -4239,7 +4247,7 @@
     <w:p>
       <w:pPr>
         <w:pStyle w:val="Prrafodelista"/>
-        <w:spacing w:line="240" w:lineRule="auto"/>
+        <w:spacing w:before="0" w:after="0" w:line="240" w:lineRule="auto"/>
         <w:ind w:left="567"/>
         <w:jc w:val="both"/>
         <w:rPr>
@@ -4350,7 +4358,7 @@
     <w:p>
       <w:pPr>
         <w:pStyle w:val="Prrafodelista"/>
-        <w:spacing w:line="240" w:lineRule="auto"/>
+        <w:spacing w:before="0" w:after="0" w:line="240" w:lineRule="auto"/>
         <w:ind w:left="567"/>
         <w:jc w:val="both"/>
         <w:rPr>
@@ -4484,6 +4492,7 @@
     <w:p>
       <w:pPr>
         <w:pStyle w:val="Prrafodelista"/>
+        <w:spacing w:before="0" w:after="0" w:line="240" w:lineRule="auto"/>
         <w:rPr>
           <w:rFonts w:ascii="Arial Narrow" w:eastAsia="Arial Narrow" w:hAnsi="Arial Narrow" w:cs="Arial Narrow"/>
           <w:color w:val="000000" w:themeColor="text1"/>
@@ -4591,7 +4600,7 @@
     <w:p>
       <w:pPr>
         <w:pStyle w:val="Prrafodelista"/>
-        <w:spacing w:line="240" w:lineRule="auto"/>
+        <w:spacing w:before="0" w:after="0" w:line="240" w:lineRule="auto"/>
         <w:ind w:left="567"/>
         <w:jc w:val="both"/>
         <w:rPr>
@@ -4772,7 +4781,7 @@
     </w:p>
     <w:p>
       <w:pPr>
-        <w:spacing w:after="0" w:line="240" w:lineRule="auto"/>
+        <w:spacing w:before="0" w:after="0" w:line="240" w:lineRule="auto"/>
         <w:jc w:val="both"/>
         <w:textAlignment w:val="baseline"/>
         <w:rPr>
@@ -4932,7 +4941,7 @@
     </w:p>
     <w:p>
       <w:pPr>
-        <w:spacing w:after="0" w:line="240" w:lineRule="auto"/>
+        <w:spacing w:before="0" w:after="0" w:line="240" w:lineRule="auto"/>
         <w:jc w:val="both"/>
         <w:textAlignment w:val="baseline"/>
         <w:rPr>
@@ -5400,7 +5409,7 @@
     </w:p>
     <w:p>
       <w:pPr>
-        <w:spacing w:after="0" w:line="240" w:lineRule="auto"/>
+        <w:spacing w:before="0" w:after="0" w:line="240" w:lineRule="auto"/>
         <w:jc w:val="both"/>
         <w:rPr>
           <w:rFonts w:ascii="Arial Narrow" w:eastAsia="Arial Narrow" w:hAnsi="Arial Narrow" w:cs="Arial Narrow"/>
@@ -5607,7 +5616,7 @@
     </w:p>
     <w:p>
       <w:pPr>
-        <w:spacing w:after="0" w:line="240" w:lineRule="auto"/>
+        <w:spacing w:before="0" w:after="0" w:line="240" w:lineRule="auto"/>
         <w:jc w:val="both"/>
         <w:rPr>
           <w:rFonts w:ascii="Arial Narrow" w:eastAsia="Arial Narrow" w:hAnsi="Arial Narrow" w:cs="Arial Narrow"/>
@@ -5746,7 +5755,7 @@
     </w:p>
     <w:p>
       <w:pPr>
-        <w:spacing w:after="0" w:line="240" w:lineRule="auto"/>
+        <w:spacing w:before="0" w:after="0" w:line="240" w:lineRule="auto"/>
         <w:jc w:val="both"/>
         <w:textAlignment w:val="baseline"/>
         <w:rPr>
@@ -5940,7 +5949,7 @@
     <w:p>
       <w:pPr>
         <w:pStyle w:val="Prrafodelista"/>
-        <w:spacing w:after="0" w:line="240" w:lineRule="auto"/>
+        <w:spacing w:before="0" w:after="0" w:line="240" w:lineRule="auto"/>
         <w:ind w:left="765"/>
         <w:jc w:val="both"/>
         <w:rPr>
@@ -6137,7 +6146,7 @@
     </w:p>
     <w:p>
       <w:pPr>
-        <w:spacing w:after="0" w:line="240" w:lineRule="auto"/>
+        <w:spacing w:before="0" w:after="0" w:line="240" w:lineRule="auto"/>
         <w:jc w:val="both"/>
         <w:rPr>
           <w:rFonts w:ascii="Arial Narrow" w:eastAsia="Arial Narrow" w:hAnsi="Arial Narrow" w:cs="Arial Narrow"/>
@@ -6253,8 +6262,8 @@
     </w:p>
     <w:p>
       <w:pPr>
+        <w:spacing w:before="0" w:after="0" w:line="240" w:lineRule="auto"/>
         <w:shd w:val="clear" w:color="auto" w:fill="FFFFFF"/>
-        <w:spacing w:after="0" w:line="240" w:lineRule="auto"/>
         <w:jc w:val="both"/>
         <w:rPr>
           <w:rFonts w:ascii="Arial Narrow" w:eastAsia="Arial Narrow" w:hAnsi="Arial Narrow" w:cs="Arial Narrow"/>
@@ -6441,79 +6450,79 @@
     </w:p>
     <w:p>
       <w:pPr>
+        <w:spacing w:before="0" w:after="0" w:line="240" w:lineRule="auto"/>
+        <w:shd w:val="clear" w:color="auto" w:fill="FFFFFF" w:themeFill="background1"/>
+        <w:jc w:val="both"/>
+        <w:rPr>
+          <w:rFonts w:ascii="Arial Narrow" w:eastAsia="Arial Narrow" w:hAnsi="Arial Narrow" w:cs="Arial Narrow"/>
+          <w:b/>
+          <w:bCs/>
+          <w:sz w:val="22"/>
+          <w:szCs w:val="22"/>
+        </w:rPr>
+      </w:pPr>
+    </w:p>
+    <w:p>
+      <w:pPr>
         <w:shd w:val="clear" w:color="auto" w:fill="FFFFFF" w:themeFill="background1"/>
         <w:spacing w:after="0" w:line="240" w:lineRule="auto"/>
         <w:jc w:val="both"/>
         <w:rPr>
           <w:rFonts w:ascii="Arial Narrow" w:eastAsia="Arial Narrow" w:hAnsi="Arial Narrow" w:cs="Arial Narrow"/>
-          <w:b/>
-          <w:bCs/>
-          <w:sz w:val="22"/>
-          <w:szCs w:val="22"/>
-        </w:rPr>
-      </w:pPr>
-    </w:p>
-    <w:p>
-      <w:pPr>
+          <w:sz w:val="22"/>
+          <w:szCs w:val="22"/>
+        </w:rPr>
+      </w:pPr>
+      <w:r>
+        <w:rPr>
+          <w:rFonts w:ascii="Arial Narrow" w:eastAsia="Arial Narrow" w:hAnsi="Arial Narrow" w:cs="Arial Narrow"/>
+          <w:b/>
+          <w:bCs/>
+          <w:sz w:val="22"/>
+          <w:szCs w:val="22"/>
+        </w:rPr>
+        <w:t>NOVENO</w:t>
+      </w:r>
+      <w:r>
+        <w:rPr>
+          <w:rFonts w:ascii="Arial Narrow" w:eastAsia="Arial Narrow" w:hAnsi="Arial Narrow" w:cs="Arial Narrow"/>
+          <w:b/>
+          <w:bCs/>
+          <w:sz w:val="22"/>
+          <w:szCs w:val="22"/>
+        </w:rPr>
+        <w:t xml:space="preserve">:</w:t>
+      </w:r>
+      <w:r>
+        <w:rPr>
+          <w:rFonts w:ascii="Arial Narrow" w:eastAsia="Arial Narrow" w:hAnsi="Arial Narrow" w:cs="Arial Narrow"/>
+          <w:sz w:val="22"/>
+          <w:szCs w:val="22"/>
+        </w:rPr>
+        <w:t xml:space="preserve"> </w:t>
+      </w:r>
+      <w:r>
+        <w:rPr>
+          <w:rFonts w:ascii="Arial Narrow" w:eastAsia="Arial Narrow" w:hAnsi="Arial Narrow" w:cs="Arial Narrow"/>
+          <w:sz w:val="22"/>
+          <w:szCs w:val="22"/>
+        </w:rPr>
+        <w:t>p</w:t>
+      </w:r>
+      <w:r>
+        <w:rPr>
+          <w:rFonts w:ascii="Arial Narrow" w:eastAsia="Arial Narrow" w:hAnsi="Arial Narrow" w:cs="Arial Narrow"/>
+          <w:sz w:val="22"/>
+          <w:szCs w:val="22"/>
+        </w:rPr>
+        <w:t>oner en conocimiento de las partes que, antes de la emisión de la Resolución Final, tienen la posibilidad de formular su desistimiento o presentar el acuerdo arribado mediante la conciliación, mediación, transacción o cualquier otro que, de forma indubitable, deje constancia que se ha solucionado la controversia materia de denuncia.</w:t>
+      </w:r>
+      <w:bookmarkEnd w:id="16"/>
+    </w:p>
+    <w:p>
+      <w:pPr>
+        <w:spacing w:before="0" w:after="0" w:line="240" w:lineRule="auto"/>
         <w:shd w:val="clear" w:color="auto" w:fill="FFFFFF" w:themeFill="background1"/>
-        <w:spacing w:after="0" w:line="240" w:lineRule="auto"/>
-        <w:jc w:val="both"/>
-        <w:rPr>
-          <w:rFonts w:ascii="Arial Narrow" w:eastAsia="Arial Narrow" w:hAnsi="Arial Narrow" w:cs="Arial Narrow"/>
-          <w:sz w:val="22"/>
-          <w:szCs w:val="22"/>
-        </w:rPr>
-      </w:pPr>
-      <w:r>
-        <w:rPr>
-          <w:rFonts w:ascii="Arial Narrow" w:eastAsia="Arial Narrow" w:hAnsi="Arial Narrow" w:cs="Arial Narrow"/>
-          <w:b/>
-          <w:bCs/>
-          <w:sz w:val="22"/>
-          <w:szCs w:val="22"/>
-        </w:rPr>
-        <w:t>NOVENO</w:t>
-      </w:r>
-      <w:r>
-        <w:rPr>
-          <w:rFonts w:ascii="Arial Narrow" w:eastAsia="Arial Narrow" w:hAnsi="Arial Narrow" w:cs="Arial Narrow"/>
-          <w:b/>
-          <w:bCs/>
-          <w:sz w:val="22"/>
-          <w:szCs w:val="22"/>
-        </w:rPr>
-        <w:t xml:space="preserve">:</w:t>
-      </w:r>
-      <w:r>
-        <w:rPr>
-          <w:rFonts w:ascii="Arial Narrow" w:eastAsia="Arial Narrow" w:hAnsi="Arial Narrow" w:cs="Arial Narrow"/>
-          <w:sz w:val="22"/>
-          <w:szCs w:val="22"/>
-        </w:rPr>
-        <w:t xml:space="preserve"> </w:t>
-      </w:r>
-      <w:r>
-        <w:rPr>
-          <w:rFonts w:ascii="Arial Narrow" w:eastAsia="Arial Narrow" w:hAnsi="Arial Narrow" w:cs="Arial Narrow"/>
-          <w:sz w:val="22"/>
-          <w:szCs w:val="22"/>
-        </w:rPr>
-        <w:t>p</w:t>
-      </w:r>
-      <w:r>
-        <w:rPr>
-          <w:rFonts w:ascii="Arial Narrow" w:eastAsia="Arial Narrow" w:hAnsi="Arial Narrow" w:cs="Arial Narrow"/>
-          <w:sz w:val="22"/>
-          <w:szCs w:val="22"/>
-        </w:rPr>
-        <w:t>oner en conocimiento de las partes que, antes de la emisión de la Resolución Final, tienen la posibilidad de formular su desistimiento o presentar el acuerdo arribado mediante la conciliación, mediación, transacción o cualquier otro que, de forma indubitable, deje constancia que se ha solucionado la controversia materia de denuncia.</w:t>
-      </w:r>
-      <w:bookmarkEnd w:id="16"/>
-    </w:p>
-    <w:p>
-      <w:pPr>
-        <w:shd w:val="clear" w:color="auto" w:fill="FFFFFF" w:themeFill="background1"/>
-        <w:spacing w:after="0" w:line="240" w:lineRule="auto"/>
         <w:jc w:val="both"/>
         <w:rPr>
           <w:rFonts w:ascii="Arial Narrow" w:eastAsia="Arial Narrow" w:hAnsi="Arial Narrow" w:cs="Arial Narrow"/>
@@ -6711,8 +6720,8 @@
     </w:p>
     <w:p>
       <w:pPr>
+        <w:spacing w:before="0" w:after="0" w:line="240" w:lineRule="auto"/>
         <w:suppressAutoHyphens/>
-        <w:spacing w:after="0" w:line="240" w:lineRule="auto"/>
         <w:jc w:val="both"/>
         <w:rPr>
           <w:rFonts w:ascii="Arial Narrow" w:eastAsia="Arial Narrow" w:hAnsi="Arial Narrow" w:cs="Arial Narrow"/>
@@ -7420,23 +7429,22 @@
           <w:sz w:val="16"/>
           <w:szCs w:val="16"/>
         </w:rPr>
+        <w:t xml:space="preserve"/>
+      </w:r>
+      <w:r>
+        <w:rPr>
+          <w:rFonts w:ascii="Arial Narrow" w:eastAsia="Arial Narrow" w:hAnsi="Arial Narrow" w:cs="Arial Narrow"/>
+          <w:sz w:val="16"/>
+          <w:szCs w:val="16"/>
+        </w:rPr>
+      </w:r>
+      <w:r>
+        <w:rPr>
+          <w:rFonts w:ascii="Arial Narrow" w:eastAsia="Arial Narrow" w:hAnsi="Arial Narrow" w:cs="Arial Narrow"/>
+          <w:sz w:val="16"/>
+          <w:szCs w:val="16"/>
+        </w:rPr>
         <w:tab/>
-        <w:t xml:space="preserve"/>
-      </w:r>
-      <w:r>
-        <w:rPr>
-          <w:rFonts w:ascii="Arial Narrow" w:eastAsia="Arial Narrow" w:hAnsi="Arial Narrow" w:cs="Arial Narrow"/>
-          <w:sz w:val="16"/>
-          <w:szCs w:val="16"/>
-        </w:rPr>
-        <w:tab/>
-      </w:r>
-      <w:r>
-        <w:rPr>
-          <w:rFonts w:ascii="Arial Narrow" w:eastAsia="Arial Narrow" w:hAnsi="Arial Narrow" w:cs="Arial Narrow"/>
-          <w:sz w:val="16"/>
-          <w:szCs w:val="16"/>
-        </w:rPr>
         <w:t xml:space="preserve">Publicado el 2 de setiembre de 2010 en el Diario Oficial El Peruano, vigente desde el 2 de octubre de 2010 y modificado por Decreto Legislativo </w:t>
       </w:r>
       <w:proofErr w:type="spellStart"/>
@@ -7504,25 +7512,24 @@
           <w:sz w:val="16"/>
           <w:szCs w:val="16"/>
         </w:rPr>
+        <w:t xml:space="preserve"/>
+      </w:r>
+      <w:r>
+        <w:rPr>
+          <w:rFonts w:ascii="Arial Narrow" w:eastAsia="Arial Narrow" w:hAnsi="Arial Narrow" w:cs="Arial Narrow"/>
+          <w:sz w:val="16"/>
+          <w:szCs w:val="16"/>
+        </w:rPr>
+      </w:r>
+      <w:r>
+        <w:rPr>
+          <w:rFonts w:ascii="Arial Narrow" w:eastAsia="Arial Narrow" w:hAnsi="Arial Narrow" w:cs="Arial Narrow"/>
+          <w:b/>
+          <w:bCs/>
+          <w:sz w:val="16"/>
+          <w:szCs w:val="16"/>
+        </w:rPr>
         <w:tab/>
-        <w:t xml:space="preserve"/>
-      </w:r>
-      <w:r>
-        <w:rPr>
-          <w:rFonts w:ascii="Arial Narrow" w:eastAsia="Arial Narrow" w:hAnsi="Arial Narrow" w:cs="Arial Narrow"/>
-          <w:sz w:val="16"/>
-          <w:szCs w:val="16"/>
-        </w:rPr>
-        <w:tab/>
-      </w:r>
-      <w:r>
-        <w:rPr>
-          <w:rFonts w:ascii="Arial Narrow" w:eastAsia="Arial Narrow" w:hAnsi="Arial Narrow" w:cs="Arial Narrow"/>
-          <w:b/>
-          <w:bCs/>
-          <w:sz w:val="16"/>
-          <w:szCs w:val="16"/>
-        </w:rPr>
         <w:t xml:space="preserve">LEY </w:t>
       </w:r>
       <w:proofErr w:type="spellStart"/>
@@ -7724,25 +7731,24 @@
           <w:sz w:val="16"/>
           <w:szCs w:val="16"/>
         </w:rPr>
+        <w:t xml:space="preserve"/>
+      </w:r>
+      <w:r>
+        <w:rPr>
+          <w:rFonts w:ascii="Arial Narrow" w:eastAsia="Arial Narrow" w:hAnsi="Arial Narrow" w:cs="Arial Narrow"/>
+          <w:sz w:val="16"/>
+          <w:szCs w:val="16"/>
+        </w:rPr>
+      </w:r>
+      <w:r>
+        <w:rPr>
+          <w:rFonts w:ascii="Arial Narrow" w:eastAsia="Arial Narrow" w:hAnsi="Arial Narrow" w:cs="Arial Narrow"/>
+          <w:b/>
+          <w:bCs/>
+          <w:sz w:val="16"/>
+          <w:szCs w:val="16"/>
+        </w:rPr>
         <w:tab/>
-        <w:t xml:space="preserve"/>
-      </w:r>
-      <w:r>
-        <w:rPr>
-          <w:rFonts w:ascii="Arial Narrow" w:eastAsia="Arial Narrow" w:hAnsi="Arial Narrow" w:cs="Arial Narrow"/>
-          <w:sz w:val="16"/>
-          <w:szCs w:val="16"/>
-        </w:rPr>
-        <w:tab/>
-      </w:r>
-      <w:r>
-        <w:rPr>
-          <w:rFonts w:ascii="Arial Narrow" w:eastAsia="Arial Narrow" w:hAnsi="Arial Narrow" w:cs="Arial Narrow"/>
-          <w:b/>
-          <w:bCs/>
-          <w:sz w:val="16"/>
-          <w:szCs w:val="16"/>
-        </w:rPr>
         <w:t xml:space="preserve">LEY </w:t>
       </w:r>
       <w:proofErr w:type="spellStart"/>
@@ -8194,25 +8200,24 @@
           <w:sz w:val="16"/>
           <w:szCs w:val="16"/>
         </w:rPr>
+        <w:t xml:space="preserve"/>
+      </w:r>
+      <w:r>
+        <w:rPr>
+          <w:rFonts w:ascii="Arial Narrow" w:eastAsia="Arial Narrow" w:hAnsi="Arial Narrow" w:cs="Arial Narrow"/>
+          <w:sz w:val="16"/>
+          <w:szCs w:val="16"/>
+        </w:rPr>
+      </w:r>
+      <w:r>
+        <w:rPr>
+          <w:rFonts w:ascii="Arial Narrow" w:eastAsia="Arial Narrow" w:hAnsi="Arial Narrow" w:cs="Arial Narrow"/>
+          <w:b/>
+          <w:bCs/>
+          <w:sz w:val="16"/>
+          <w:szCs w:val="16"/>
+        </w:rPr>
         <w:tab/>
-        <w:t xml:space="preserve"/>
-      </w:r>
-      <w:r>
-        <w:rPr>
-          <w:rFonts w:ascii="Arial Narrow" w:eastAsia="Arial Narrow" w:hAnsi="Arial Narrow" w:cs="Arial Narrow"/>
-          <w:sz w:val="16"/>
-          <w:szCs w:val="16"/>
-        </w:rPr>
-        <w:tab/>
-      </w:r>
-      <w:r>
-        <w:rPr>
-          <w:rFonts w:ascii="Arial Narrow" w:eastAsia="Arial Narrow" w:hAnsi="Arial Narrow" w:cs="Arial Narrow"/>
-          <w:b/>
-          <w:bCs/>
-          <w:sz w:val="16"/>
-          <w:szCs w:val="16"/>
-        </w:rPr>
         <w:t xml:space="preserve">LEY </w:t>
       </w:r>
       <w:proofErr w:type="spellStart"/>
@@ -8363,25 +8368,24 @@
           <w:sz w:val="16"/>
           <w:szCs w:val="16"/>
         </w:rPr>
+        <w:t xml:space="preserve"/>
+      </w:r>
+      <w:r>
+        <w:rPr>
+          <w:rFonts w:ascii="Arial Narrow" w:eastAsia="Arial Narrow" w:hAnsi="Arial Narrow" w:cs="Arial Narrow"/>
+          <w:sz w:val="16"/>
+          <w:szCs w:val="16"/>
+        </w:rPr>
+      </w:r>
+      <w:r>
+        <w:rPr>
+          <w:rFonts w:ascii="Arial Narrow" w:eastAsia="Arial Narrow" w:hAnsi="Arial Narrow" w:cs="Arial Narrow"/>
+          <w:b/>
+          <w:bCs/>
+          <w:sz w:val="16"/>
+          <w:szCs w:val="16"/>
+        </w:rPr>
         <w:tab/>
-        <w:t xml:space="preserve"/>
-      </w:r>
-      <w:r>
-        <w:rPr>
-          <w:rFonts w:ascii="Arial Narrow" w:eastAsia="Arial Narrow" w:hAnsi="Arial Narrow" w:cs="Arial Narrow"/>
-          <w:sz w:val="16"/>
-          <w:szCs w:val="16"/>
-        </w:rPr>
-        <w:tab/>
-      </w:r>
-      <w:r>
-        <w:rPr>
-          <w:rFonts w:ascii="Arial Narrow" w:eastAsia="Arial Narrow" w:hAnsi="Arial Narrow" w:cs="Arial Narrow"/>
-          <w:b/>
-          <w:bCs/>
-          <w:sz w:val="16"/>
-          <w:szCs w:val="16"/>
-        </w:rPr>
         <w:t xml:space="preserve">LEY </w:t>
       </w:r>
       <w:proofErr w:type="spellStart"/>
@@ -8649,25 +8653,24 @@
           <w:sz w:val="16"/>
           <w:szCs w:val="16"/>
         </w:rPr>
+        <w:t xml:space="preserve"/>
+      </w:r>
+      <w:r>
+        <w:rPr>
+          <w:rFonts w:ascii="Arial Narrow" w:eastAsia="Arial Narrow" w:hAnsi="Arial Narrow" w:cs="Arial Narrow"/>
+          <w:sz w:val="16"/>
+          <w:szCs w:val="16"/>
+        </w:rPr>
+      </w:r>
+      <w:r>
+        <w:rPr>
+          <w:rFonts w:ascii="Arial Narrow" w:eastAsia="Arial Narrow" w:hAnsi="Arial Narrow" w:cs="Arial Narrow"/>
+          <w:b/>
+          <w:bCs/>
+          <w:sz w:val="16"/>
+          <w:szCs w:val="16"/>
+        </w:rPr>
         <w:tab/>
-        <w:t xml:space="preserve"/>
-      </w:r>
-      <w:r>
-        <w:rPr>
-          <w:rFonts w:ascii="Arial Narrow" w:eastAsia="Arial Narrow" w:hAnsi="Arial Narrow" w:cs="Arial Narrow"/>
-          <w:sz w:val="16"/>
-          <w:szCs w:val="16"/>
-        </w:rPr>
-        <w:tab/>
-      </w:r>
-      <w:r>
-        <w:rPr>
-          <w:rFonts w:ascii="Arial Narrow" w:eastAsia="Arial Narrow" w:hAnsi="Arial Narrow" w:cs="Arial Narrow"/>
-          <w:b/>
-          <w:bCs/>
-          <w:sz w:val="16"/>
-          <w:szCs w:val="16"/>
-        </w:rPr>
         <w:t xml:space="preserve">LEY SOBRE FACULTADES, NORMAS Y ORGANIZACIÓN DEL INDECOPI, APROBADA POR DECRETO LEGISLATIVO </w:t>
       </w:r>
       <w:proofErr w:type="spellStart"/>
@@ -8838,25 +8841,24 @@
           <w:sz w:val="16"/>
           <w:szCs w:val="16"/>
         </w:rPr>
+        <w:t xml:space="preserve"/>
+      </w:r>
+      <w:r>
+        <w:rPr>
+          <w:rFonts w:ascii="Arial Narrow" w:eastAsia="Arial Narrow" w:hAnsi="Arial Narrow" w:cs="Arial Narrow"/>
+          <w:sz w:val="16"/>
+          <w:szCs w:val="16"/>
+        </w:rPr>
+      </w:r>
+      <w:r>
+        <w:rPr>
+          <w:rFonts w:ascii="Arial Narrow" w:eastAsia="Arial Narrow" w:hAnsi="Arial Narrow" w:cs="Arial Narrow"/>
+          <w:b/>
+          <w:bCs/>
+          <w:sz w:val="16"/>
+          <w:szCs w:val="16"/>
+        </w:rPr>
         <w:tab/>
-        <w:t xml:space="preserve"/>
-      </w:r>
-      <w:r>
-        <w:rPr>
-          <w:rFonts w:ascii="Arial Narrow" w:eastAsia="Arial Narrow" w:hAnsi="Arial Narrow" w:cs="Arial Narrow"/>
-          <w:sz w:val="16"/>
-          <w:szCs w:val="16"/>
-        </w:rPr>
-        <w:tab/>
-      </w:r>
-      <w:r>
-        <w:rPr>
-          <w:rFonts w:ascii="Arial Narrow" w:eastAsia="Arial Narrow" w:hAnsi="Arial Narrow" w:cs="Arial Narrow"/>
-          <w:b/>
-          <w:bCs/>
-          <w:sz w:val="16"/>
-          <w:szCs w:val="16"/>
-        </w:rPr>
         <w:t xml:space="preserve">LEY SOBRE FACULTADES, NORMAS Y ORGANIZACIÓN DEL INDECOPI, APROBADA POR DECRETO LEGISLATIVO </w:t>
       </w:r>
       <w:proofErr w:type="spellStart"/>
@@ -9132,7 +9134,6 @@
           <w:sz w:val="16"/>
           <w:szCs w:val="16"/>
         </w:rPr>
-        <w:tab/>
         <w:t xml:space="preserve"/>
       </w:r>
       <w:r>
@@ -9225,25 +9226,24 @@
           <w:sz w:val="16"/>
           <w:szCs w:val="16"/>
         </w:rPr>
+        <w:t xml:space="preserve"/>
+      </w:r>
+      <w:r>
+        <w:rPr>
+          <w:rFonts w:ascii="Arial Narrow" w:eastAsia="Arial Narrow" w:hAnsi="Arial Narrow" w:cs="Arial Narrow"/>
+          <w:sz w:val="16"/>
+          <w:szCs w:val="16"/>
+        </w:rPr>
+      </w:r>
+      <w:r>
+        <w:rPr>
+          <w:rFonts w:ascii="Arial Narrow" w:eastAsia="Arial Narrow" w:hAnsi="Arial Narrow" w:cs="Arial Narrow"/>
+          <w:b/>
+          <w:bCs/>
+          <w:sz w:val="16"/>
+          <w:szCs w:val="16"/>
+        </w:rPr>
         <w:tab/>
-        <w:t xml:space="preserve"/>
-      </w:r>
-      <w:r>
-        <w:rPr>
-          <w:rFonts w:ascii="Arial Narrow" w:eastAsia="Arial Narrow" w:hAnsi="Arial Narrow" w:cs="Arial Narrow"/>
-          <w:sz w:val="16"/>
-          <w:szCs w:val="16"/>
-        </w:rPr>
-        <w:tab/>
-      </w:r>
-      <w:r>
-        <w:rPr>
-          <w:rFonts w:ascii="Arial Narrow" w:eastAsia="Arial Narrow" w:hAnsi="Arial Narrow" w:cs="Arial Narrow"/>
-          <w:b/>
-          <w:bCs/>
-          <w:sz w:val="16"/>
-          <w:szCs w:val="16"/>
-        </w:rPr>
         <w:t xml:space="preserve">LEY </w:t>
       </w:r>
       <w:proofErr w:type="spellStart"/>
@@ -9652,12 +9652,68 @@
           <w:sz w:val="16"/>
           <w:szCs w:val="16"/>
         </w:rPr>
+        <w:t xml:space="preserve"/>
+      </w:r>
+      <w:r>
+        <w:rPr>
+          <w:rFonts w:ascii="Arial Narrow" w:eastAsia="Arial Narrow" w:hAnsi="Arial Narrow" w:cs="Arial Narrow"/>
+          <w:sz w:val="16"/>
+          <w:szCs w:val="16"/>
+        </w:rPr>
+        <w:t xml:space="preserve"/>
+      </w:r>
+      <w:r>
+        <w:rPr>
+          <w:rFonts w:ascii="Arial Narrow" w:eastAsia="Arial Narrow" w:hAnsi="Arial Narrow" w:cs="Arial Narrow"/>
+          <w:b/>
+          <w:bCs/>
+          <w:sz w:val="16"/>
+          <w:szCs w:val="16"/>
+        </w:rPr>
         <w:tab/>
-        <w:t xml:space="preserve"/>
-      </w:r>
-      <w:r>
-        <w:rPr>
-          <w:rFonts w:ascii="Arial Narrow" w:eastAsia="Arial Narrow" w:hAnsi="Arial Narrow" w:cs="Arial Narrow"/>
+        <w:t xml:space="preserve">LEY 29571, CÓDIGO DE PROTECCIÓN Y DEFENSA DEL CONSUMIDOR, publicado el 2 de setiembre de 2010 y modificado por Decreto Legislativo </w:t>
+      </w:r>
+      <w:proofErr w:type="spellStart"/>
+      <w:r>
+        <w:rPr>
+          <w:rFonts w:ascii="Arial Narrow" w:eastAsia="Arial Narrow" w:hAnsi="Arial Narrow" w:cs="Arial Narrow"/>
+          <w:b/>
+          <w:bCs/>
+          <w:sz w:val="16"/>
+          <w:szCs w:val="16"/>
+        </w:rPr>
+        <w:t/>
+      </w:r>
+      <w:proofErr w:type="spellEnd"/>
+      <w:r>
+        <w:rPr>
+          <w:rFonts w:ascii="Arial Narrow" w:eastAsia="Arial Narrow" w:hAnsi="Arial Narrow" w:cs="Arial Narrow"/>
+          <w:b/>
+          <w:bCs/>
+          <w:sz w:val="16"/>
+          <w:szCs w:val="16"/>
+        </w:rPr>
+        <w:t xml:space="preserve">1308</w:t>
+      </w:r>
+    </w:p>
+    <w:p>
+      <w:pPr>
+        <w:spacing w:after="0" w:line="240" w:lineRule="auto"/>
+        <w:ind w:left="567"/>
+        <w:jc w:val="both"/>
+        <w:rPr>
+          <w:rFonts w:ascii="Arial Narrow" w:eastAsia="Arial Narrow" w:hAnsi="Arial Narrow" w:cs="Arial Narrow"/>
+          <w:b/>
+          <w:bCs/>
+          <w:sz w:val="16"/>
+          <w:szCs w:val="16"/>
+        </w:rPr>
+      </w:pPr>
+      <w:r>
+        <w:rPr>
+          <w:rFonts w:ascii="Arial Narrow" w:eastAsia="Arial Narrow" w:hAnsi="Arial Narrow" w:cs="Arial Narrow"/>
+          <w:b/>
+          <w:bCs/>
           <w:sz w:val="16"/>
           <w:szCs w:val="16"/>
         </w:rPr>
@@ -9671,69 +9727,13 @@
           <w:sz w:val="16"/>
           <w:szCs w:val="16"/>
         </w:rPr>
-        <w:t xml:space="preserve">LEY 29571, CÓDIGO DE PROTECCIÓN Y DEFENSA DEL CONSUMIDOR, publicado el 2 de setiembre de 2010 y modificado por Decreto Legislativo </w:t>
-      </w:r>
-      <w:proofErr w:type="spellStart"/>
-      <w:r>
-        <w:rPr>
-          <w:rFonts w:ascii="Arial Narrow" w:eastAsia="Arial Narrow" w:hAnsi="Arial Narrow" w:cs="Arial Narrow"/>
-          <w:b/>
-          <w:bCs/>
-          <w:sz w:val="16"/>
-          <w:szCs w:val="16"/>
-        </w:rPr>
-        <w:t/>
-      </w:r>
-      <w:proofErr w:type="spellEnd"/>
-      <w:r>
-        <w:rPr>
-          <w:rFonts w:ascii="Arial Narrow" w:eastAsia="Arial Narrow" w:hAnsi="Arial Narrow" w:cs="Arial Narrow"/>
-          <w:b/>
-          <w:bCs/>
-          <w:sz w:val="16"/>
-          <w:szCs w:val="16"/>
-        </w:rPr>
-        <w:t xml:space="preserve">1308</w:t>
+        <w:t>Artículo 110.- Sanciones administrativas</w:t>
       </w:r>
     </w:p>
     <w:p>
       <w:pPr>
         <w:spacing w:after="0" w:line="240" w:lineRule="auto"/>
-        <w:ind w:left="567" w:hanging="567"/>
-        <w:jc w:val="both"/>
-        <w:rPr>
-          <w:rFonts w:ascii="Arial Narrow" w:eastAsia="Arial Narrow" w:hAnsi="Arial Narrow" w:cs="Arial Narrow"/>
-          <w:b/>
-          <w:bCs/>
-          <w:sz w:val="16"/>
-          <w:szCs w:val="16"/>
-        </w:rPr>
-      </w:pPr>
-      <w:r>
-        <w:rPr>
-          <w:rFonts w:ascii="Arial Narrow" w:eastAsia="Arial Narrow" w:hAnsi="Arial Narrow" w:cs="Arial Narrow"/>
-          <w:b/>
-          <w:bCs/>
-          <w:sz w:val="16"/>
-          <w:szCs w:val="16"/>
-        </w:rPr>
-        <w:t xml:space="preserve"> </w:t>
-      </w:r>
-      <w:r>
-        <w:rPr>
-          <w:rFonts w:ascii="Arial Narrow" w:eastAsia="Arial Narrow" w:hAnsi="Arial Narrow" w:cs="Arial Narrow"/>
-          <w:b/>
-          <w:bCs/>
-          <w:sz w:val="16"/>
-          <w:szCs w:val="16"/>
-        </w:rPr>
-        <w:t>Artículo 110.- Sanciones administrativas</w:t>
-      </w:r>
-    </w:p>
-    <w:p>
-      <w:pPr>
-        <w:spacing w:after="0" w:line="240" w:lineRule="auto"/>
-        <w:ind w:left="566" w:hanging="566"/>
+        <w:ind w:left="566"/>
         <w:jc w:val="both"/>
         <w:rPr>
           <w:rFonts w:ascii="Arial Narrow" w:eastAsia="Arial Narrow" w:hAnsi="Arial Narrow" w:cs="Arial Narrow"/>
@@ -9825,7 +9825,7 @@
     <w:p>
       <w:pPr>
         <w:spacing w:after="0" w:line="240" w:lineRule="auto"/>
-        <w:ind w:left="567" w:hanging="426"/>
+        <w:ind w:left="567"/>
         <w:jc w:val="both"/>
         <w:rPr>
           <w:rFonts w:ascii="Arial Narrow" w:eastAsia="Arial Narrow" w:hAnsi="Arial Narrow" w:cs="Arial Narrow"/>
@@ -10019,7 +10019,7 @@
     <w:p>
       <w:pPr>
         <w:spacing w:after="0" w:line="240" w:lineRule="auto"/>
-        <w:ind w:left="567" w:hanging="567"/>
+        <w:ind w:left="567"/>
         <w:jc w:val="both"/>
         <w:rPr>
           <w:rFonts w:ascii="Arial Narrow" w:eastAsia="Arial Narrow" w:hAnsi="Arial Narrow" w:cs="Arial Narrow"/>
@@ -10071,7 +10071,7 @@
     <w:p>
       <w:pPr>
         <w:spacing w:after="0" w:line="240" w:lineRule="auto"/>
-        <w:ind w:left="567" w:hanging="567"/>
+        <w:ind w:left="567"/>
         <w:jc w:val="both"/>
         <w:rPr>
           <w:rFonts w:ascii="Arial Narrow" w:eastAsia="Arial Narrow" w:hAnsi="Arial Narrow" w:cs="Arial Narrow"/>
@@ -10099,7 +10099,7 @@
     <w:p>
       <w:pPr>
         <w:spacing w:after="0" w:line="240" w:lineRule="auto"/>
-        <w:ind w:left="567" w:hanging="567"/>
+        <w:ind w:left="567"/>
         <w:jc w:val="both"/>
         <w:rPr>
           <w:rFonts w:ascii="Arial Narrow" w:eastAsia="Arial Narrow" w:hAnsi="Arial Narrow" w:cs="Arial Narrow"/>
@@ -10127,7 +10127,7 @@
     <w:p>
       <w:pPr>
         <w:spacing w:after="0" w:line="240" w:lineRule="auto"/>
-        <w:ind w:left="567" w:hanging="567"/>
+        <w:ind w:left="567"/>
         <w:jc w:val="both"/>
         <w:rPr>
           <w:rFonts w:ascii="Arial Narrow" w:eastAsia="Arial Narrow" w:hAnsi="Arial Narrow" w:cs="Arial Narrow"/>
@@ -10162,7 +10162,7 @@
           <w:tab w:val="left" w:pos="568"/>
         </w:tabs>
         <w:spacing w:after="0" w:line="240" w:lineRule="auto"/>
-        <w:ind w:left="1134" w:hanging="566"/>
+        <w:ind w:left="1134" w:hanging="1134"/>
         <w:jc w:val="both"/>
         <w:rPr>
           <w:rFonts w:ascii="Arial Narrow" w:eastAsia="Arial Narrow" w:hAnsi="Arial Narrow" w:cs="Arial Narrow"/>
@@ -10195,7 +10195,7 @@
           <w:numId w:val="8"/>
         </w:numPr>
         <w:spacing w:after="0" w:line="240" w:lineRule="auto"/>
-        <w:ind w:left="1418" w:hanging="284"/>
+        <w:ind w:left="1418"/>
         <w:jc w:val="both"/>
         <w:rPr>
           <w:rFonts w:ascii="Arial Narrow" w:eastAsia="Arial Narrow" w:hAnsi="Arial Narrow" w:cs="Arial Narrow"/>
@@ -10219,7 +10219,7 @@
           <w:numId w:val="8"/>
         </w:numPr>
         <w:spacing w:after="0" w:line="240" w:lineRule="auto"/>
-        <w:ind w:left="1418" w:hanging="284"/>
+        <w:ind w:left="1418"/>
         <w:jc w:val="both"/>
         <w:rPr>
           <w:rFonts w:ascii="Arial Narrow" w:eastAsia="Arial Narrow" w:hAnsi="Arial Narrow" w:cs="Arial Narrow"/>
@@ -10243,7 +10243,7 @@
           <w:numId w:val="8"/>
         </w:numPr>
         <w:spacing w:after="0" w:line="240" w:lineRule="auto"/>
-        <w:ind w:left="1418" w:hanging="284"/>
+        <w:ind w:left="1418"/>
         <w:jc w:val="both"/>
         <w:rPr>
           <w:rFonts w:ascii="Arial Narrow" w:eastAsia="Arial Narrow" w:hAnsi="Arial Narrow" w:cs="Arial Narrow"/>
@@ -10267,7 +10267,7 @@
           <w:numId w:val="8"/>
         </w:numPr>
         <w:spacing w:after="0" w:line="240" w:lineRule="auto"/>
-        <w:ind w:left="1418" w:hanging="284"/>
+        <w:ind w:left="1418"/>
         <w:jc w:val="both"/>
         <w:rPr>
           <w:rFonts w:ascii="Arial Narrow" w:eastAsia="Arial Narrow" w:hAnsi="Arial Narrow" w:cs="Arial Narrow"/>
@@ -10291,7 +10291,7 @@
           <w:numId w:val="8"/>
         </w:numPr>
         <w:spacing w:after="0" w:line="240" w:lineRule="auto"/>
-        <w:ind w:left="1418" w:hanging="284"/>
+        <w:ind w:left="1418"/>
         <w:jc w:val="both"/>
         <w:rPr>
           <w:rFonts w:ascii="Arial Narrow" w:eastAsia="Arial Narrow" w:hAnsi="Arial Narrow" w:cs="Arial Narrow"/>
@@ -10315,7 +10315,7 @@
           <w:numId w:val="8"/>
         </w:numPr>
         <w:spacing w:after="0" w:line="240" w:lineRule="auto"/>
-        <w:ind w:left="1418" w:hanging="284"/>
+        <w:ind w:left="1418"/>
         <w:jc w:val="both"/>
         <w:rPr>
           <w:rFonts w:ascii="Arial Narrow" w:eastAsia="Arial Narrow" w:hAnsi="Arial Narrow" w:cs="Arial Narrow"/>
@@ -10339,7 +10339,7 @@
           <w:numId w:val="8"/>
         </w:numPr>
         <w:spacing w:after="0" w:line="240" w:lineRule="auto"/>
-        <w:ind w:left="1418" w:hanging="284"/>
+        <w:ind w:left="1418"/>
         <w:jc w:val="both"/>
         <w:rPr>
           <w:rFonts w:ascii="Arial Narrow" w:eastAsia="Arial Narrow" w:hAnsi="Arial Narrow" w:cs="Arial Narrow"/>
@@ -10363,7 +10363,7 @@
           <w:numId w:val="8"/>
         </w:numPr>
         <w:spacing w:after="0" w:line="240" w:lineRule="auto"/>
-        <w:ind w:left="1418" w:hanging="284"/>
+        <w:ind w:left="1418"/>
         <w:jc w:val="both"/>
         <w:rPr>
           <w:rFonts w:ascii="Arial Narrow" w:eastAsia="Arial Narrow" w:hAnsi="Arial Narrow" w:cs="Arial Narrow"/>
@@ -10387,7 +10387,7 @@
           <w:numId w:val="8"/>
         </w:numPr>
         <w:spacing w:after="0" w:line="240" w:lineRule="auto"/>
-        <w:ind w:left="1418" w:hanging="284"/>
+        <w:ind w:left="1418"/>
         <w:jc w:val="both"/>
         <w:rPr>
           <w:rFonts w:ascii="Arial Narrow" w:eastAsia="Arial Narrow" w:hAnsi="Arial Narrow" w:cs="Arial Narrow"/>
@@ -10410,7 +10410,7 @@
           <w:tab w:val="left" w:pos="568"/>
         </w:tabs>
         <w:spacing w:after="0" w:line="240" w:lineRule="auto"/>
-        <w:ind w:left="1134" w:hanging="566"/>
+        <w:ind w:left="1134"/>
         <w:jc w:val="both"/>
         <w:rPr>
           <w:rFonts w:ascii="Arial Narrow" w:eastAsia="Arial Narrow" w:hAnsi="Arial Narrow" w:cs="Arial Narrow"/>
@@ -10448,7 +10448,7 @@
     <w:p>
       <w:pPr>
         <w:spacing w:after="0" w:line="240" w:lineRule="auto"/>
-        <w:ind w:left="1134" w:hanging="567"/>
+        <w:ind w:left="1134"/>
         <w:jc w:val="both"/>
         <w:rPr>
           <w:rFonts w:ascii="Arial Narrow" w:eastAsia="Arial Narrow" w:hAnsi="Arial Narrow" w:cs="Arial Narrow"/>
@@ -10468,7 +10468,7 @@
     <w:p>
       <w:pPr>
         <w:spacing w:after="0" w:line="240" w:lineRule="auto"/>
-        <w:ind w:left="1134" w:hanging="567"/>
+        <w:ind w:left="1134"/>
         <w:jc w:val="both"/>
         <w:rPr>
           <w:rFonts w:ascii="Arial Narrow" w:eastAsia="Arial Narrow" w:hAnsi="Arial Narrow" w:cs="Arial Narrow"/>
@@ -10488,7 +10488,7 @@
     <w:p>
       <w:pPr>
         <w:spacing w:after="0" w:line="240" w:lineRule="auto"/>
-        <w:ind w:left="1134" w:hanging="567"/>
+        <w:ind w:left="1134"/>
         <w:jc w:val="both"/>
         <w:rPr>
           <w:rFonts w:ascii="Arial Narrow" w:eastAsia="Arial Narrow" w:hAnsi="Arial Narrow" w:cs="Arial Narrow"/>
@@ -10508,7 +10508,7 @@
     <w:p>
       <w:pPr>
         <w:spacing w:after="0" w:line="240" w:lineRule="auto"/>
-        <w:ind w:left="1134" w:hanging="567"/>
+        <w:ind w:left="1134"/>
         <w:jc w:val="both"/>
         <w:rPr>
           <w:rFonts w:ascii="Arial Narrow" w:eastAsia="Arial Narrow" w:hAnsi="Arial Narrow" w:cs="Arial Narrow"/>
@@ -10528,7 +10528,7 @@
     <w:p>
       <w:pPr>
         <w:spacing w:after="0" w:line="240" w:lineRule="auto"/>
-        <w:ind w:left="1134" w:hanging="567"/>
+        <w:ind w:left="1134" w:hanging="1134"/>
         <w:jc w:val="both"/>
         <w:rPr>
           <w:rFonts w:ascii="Arial Narrow" w:eastAsia="Arial Narrow" w:hAnsi="Arial Narrow" w:cs="Arial Narrow"/>
@@ -10983,31 +10983,30 @@
           <w:sz w:val="16"/>
           <w:szCs w:val="16"/>
         </w:rPr>
+        <w:t xml:space="preserve"/>
+      </w:r>
+      <w:r>
+        <w:rPr>
+          <w:rFonts w:ascii="Arial Narrow" w:eastAsia="Arial Narrow" w:hAnsi="Arial Narrow" w:cs="Arial Narrow"/>
+          <w:sz w:val="16"/>
+          <w:szCs w:val="16"/>
+        </w:rPr>
+      </w:r>
+      <w:r>
+        <w:rPr>
+          <w:rFonts w:ascii="Arial Narrow" w:eastAsia="Arial Narrow" w:hAnsi="Arial Narrow" w:cs="Arial Narrow"/>
+          <w:b/>
+          <w:sz w:val="16"/>
+          <w:szCs w:val="16"/>
+        </w:rPr>
         <w:tab/>
-        <w:t xml:space="preserve"/>
-      </w:r>
-      <w:r>
-        <w:rPr>
-          <w:rFonts w:ascii="Arial Narrow" w:eastAsia="Arial Narrow" w:hAnsi="Arial Narrow" w:cs="Arial Narrow"/>
-          <w:sz w:val="16"/>
-          <w:szCs w:val="16"/>
-        </w:rPr>
-        <w:tab/>
-      </w:r>
-      <w:r>
-        <w:rPr>
-          <w:rFonts w:ascii="Arial Narrow" w:eastAsia="Arial Narrow" w:hAnsi="Arial Narrow" w:cs="Arial Narrow"/>
-          <w:b/>
-          <w:sz w:val="16"/>
-          <w:szCs w:val="16"/>
-        </w:rPr>
         <w:t>LEY 29571, CÓDIGO DE PROTECCIÓN Y DEFENSA DEL CONSUMIDOR</w:t>
       </w:r>
     </w:p>
     <w:p>
       <w:pPr>
         <w:pStyle w:val="Textonotapie"/>
-        <w:ind w:left="567" w:hanging="567"/>
+        <w:ind w:left="567"/>
         <w:jc w:val="both"/>
         <w:rPr>
           <w:rFonts w:ascii="Arial Narrow" w:eastAsia="Arial Narrow" w:hAnsi="Arial Narrow" w:cs="Arial Narrow"/>
@@ -11041,7 +11040,7 @@
     <w:p>
       <w:pPr>
         <w:pStyle w:val="Textonotapie"/>
-        <w:ind w:left="567" w:hanging="567"/>
+        <w:ind w:left="567"/>
         <w:jc w:val="both"/>
         <w:rPr>
           <w:rFonts w:ascii="Arial Narrow" w:eastAsia="Arial Narrow" w:hAnsi="Arial Narrow" w:cs="Arial Narrow"/>
@@ -11069,7 +11068,7 @@
     <w:p>
       <w:pPr>
         <w:pStyle w:val="Textonotapie"/>
-        <w:ind w:left="567" w:hanging="567"/>
+        <w:ind w:left="567"/>
         <w:jc w:val="both"/>
         <w:rPr>
           <w:rFonts w:ascii="Arial Narrow" w:eastAsia="Arial Narrow" w:hAnsi="Arial Narrow" w:cs="Arial Narrow"/>
@@ -11186,7 +11185,6 @@
           <w:sz w:val="16"/>
           <w:szCs w:val="16"/>
         </w:rPr>
-        <w:tab/>
         <w:t xml:space="preserve"/>
       </w:r>
       <w:r>
@@ -11352,24 +11350,23 @@
           <w:sz w:val="16"/>
           <w:szCs w:val="16"/>
         </w:rPr>
+        <w:t xml:space="preserve"/>
+      </w:r>
+      <w:r>
+        <w:rPr>
+          <w:rFonts w:ascii="Arial Narrow" w:eastAsia="Arial Narrow" w:hAnsi="Arial Narrow" w:cs="Arial Narrow"/>
+          <w:sz w:val="16"/>
+          <w:szCs w:val="16"/>
+        </w:rPr>
+      </w:r>
+      <w:r>
+        <w:rPr>
+          <w:rFonts w:ascii="Arial Narrow" w:eastAsia="Arial Narrow" w:hAnsi="Arial Narrow" w:cs="Arial Narrow"/>
+          <w:b/>
+          <w:sz w:val="16"/>
+          <w:szCs w:val="16"/>
+        </w:rPr>
         <w:tab/>
-        <w:t xml:space="preserve"/>
-      </w:r>
-      <w:r>
-        <w:rPr>
-          <w:rFonts w:ascii="Arial Narrow" w:eastAsia="Arial Narrow" w:hAnsi="Arial Narrow" w:cs="Arial Narrow"/>
-          <w:sz w:val="16"/>
-          <w:szCs w:val="16"/>
-        </w:rPr>
-        <w:tab/>
-      </w:r>
-      <w:r>
-        <w:rPr>
-          <w:rFonts w:ascii="Arial Narrow" w:eastAsia="Arial Narrow" w:hAnsi="Arial Narrow" w:cs="Arial Narrow"/>
-          <w:b/>
-          <w:sz w:val="16"/>
-          <w:szCs w:val="16"/>
-        </w:rPr>
         <w:t xml:space="preserve">TEXTO ÚNICO ORDENADO DE LA LEY DEL PROCEDIMIENTO ADMINISTRATIVO GENERAL, aprobado mediante DECRETO SUPREMO </w:t>
       </w:r>
       <w:proofErr w:type="spellStart"/>
@@ -11396,7 +11393,7 @@
     <w:p>
       <w:pPr>
         <w:pStyle w:val="Textonotapie"/>
-        <w:ind w:left="1134" w:hanging="567"/>
+        <w:ind w:left="1134"/>
         <w:jc w:val="both"/>
         <w:rPr>
           <w:rFonts w:ascii="Arial Narrow" w:eastAsia="Arial Narrow" w:hAnsi="Arial Narrow" w:cs="Arial Narrow"/>
@@ -11420,7 +11417,7 @@
     <w:p>
       <w:pPr>
         <w:pStyle w:val="Textonotapie"/>
-        <w:ind w:left="1134" w:hanging="567"/>
+        <w:ind w:left="1134" w:hanging="1134"/>
         <w:jc w:val="both"/>
         <w:rPr>
           <w:rFonts w:ascii="Arial Narrow" w:eastAsia="Arial Narrow" w:hAnsi="Arial Narrow" w:cs="Arial Narrow"/>

--- a/plantillas_maestras/14_seguro_desempleo/materia_general_asegurativa/2_ddos_banco_y_aseguradora/varon/TPL_2689_2025_SEGURO_DESEMPLEO_MATERIA_GENERAL_ASEGURATIVA_BANCO_VARON_R1.docx
+++ b/plantillas_maestras/14_seguro_desempleo/materia_general_asegurativa/2_ddos_banco_y_aseguradora/varon/TPL_2689_2025_SEGURO_DESEMPLEO_MATERIA_GENERAL_ASEGURATIVA_BANCO_VARON_R1.docx
@@ -2544,7 +2544,7 @@
           <w:sz w:val="22"/>
           <w:szCs w:val="22"/>
         </w:rPr>
-        <w:t>Banco Falabella S.A. no habría brindado una respuesta dentro del plazo legal al reclamo presentado por el denunciante el julio de 2025. Por consiguiente, corresponde calificar el hecho materia de denuncia como una presunta infracción al numeral 88.1 del artículo 88 del Código</w:t>
+        <w:t xml:space="preserve">Banco Falabella S.A. no habría brindado una respuesta dentro del plazo legal al reclamo presentado por el denunciante el julio de 2025; involucraría una presunta afectación a su derecho de recibir respuestas adecuadas a los reclamos formulados. Por consiguiente, corresponde calificar el hecho materia de denuncia como una presunta infracción al numeral 88.1 del artículo 88 del Código</w:t>
       </w:r>
       <w:bookmarkEnd w:id="6"/>
       <w:r>
@@ -2570,7 +2570,7 @@
           <w:szCs w:val="22"/>
           <w:lang w:eastAsia="es-PE"/>
         </w:rPr>
-        <w:t>.</w:t>
+        <w:t xml:space="preserve">.</w:t>
       </w:r>
     </w:p>
     <w:p>
@@ -5455,7 +5455,7 @@
           <w:sz w:val="22"/>
           <w:szCs w:val="22"/>
         </w:rPr>
-        <w:t xml:space="preserve">correr traslado de la presente resolución a Banco Falabella S.A. y BNP Paribas Cardif S.A. Compañía de Seguros y Reaseguros para que, de conformidad con lo dispuesto por el artículo 26 de la Ley sobre Facultades, Normas y Organización del Indecopi, aprobada por Decreto Legislativo 807</w:t>
+        <w:t xml:space="preserve">correr traslado de la denuncia del 21 de octubre de 2025 a Banco Falabella S.A. y BNP Paribas Cardif S.A. Compañía de Seguros y Reaseguros para que, de conformidad con lo dispuesto por el artículo 26 de la Ley sobre Facultades, Normas y Organización del Indecopi, aprobada por Decreto Legislativo 807</w:t>
       </w:r>
       <w:r>
         <w:rPr>
